--- a/5-人员管理/流程制度规范类文件/HFSJ-ITSS-0502-人员储备管理制度.docx
+++ b/5-人员管理/流程制度规范类文件/HFSJ-ITSS-0502-人员储备管理制度.docx
@@ -1,11 +1,10 @@
 
 <file path=word/document.xml><?xml version="1.0" encoding="utf-8"?>
-<w:document xmlns:wpc="http://schemas.microsoft.com/office/word/2010/wordprocessingCanvas" xmlns:mc="http://schemas.openxmlformats.org/markup-compatibility/2006" xmlns:o="urn:schemas-microsoft-com:office:office" xmlns:r="http://schemas.openxmlformats.org/officeDocument/2006/relationships" xmlns:m="http://schemas.openxmlformats.org/officeDocument/2006/math" xmlns:v="urn:schemas-microsoft-com:vml" xmlns:wp14="http://schemas.microsoft.com/office/word/2010/wordprocessingDrawing" xmlns:wp="http://schemas.openxmlformats.org/drawingml/2006/wordprocessingDrawing" xmlns:w10="urn:schemas-microsoft-com:office:word" xmlns:w="http://schemas.openxmlformats.org/wordprocessingml/2006/main" xmlns:w14="http://schemas.microsoft.com/office/word/2010/wordml" xmlns:w15="http://schemas.microsoft.com/office/word/2012/wordml" xmlns:wne="http://schemas.microsoft.com/office/word/2006/wordml" xmlns:wpg="http://schemas.microsoft.com/office/word/2010/wordprocessingGroup" xmlns:wpi="http://schemas.microsoft.com/office/word/2010/wordprocessingInk" xmlns:wps="http://schemas.microsoft.com/office/word/2010/wordprocessingShape" mc:Ignorable="w14 w15 wp14">
-  <!-- Generated by Aspose.Words for .NET 13.3.0.1 -->
+<w:document xmlns:wpc="http://schemas.microsoft.com/office/word/2010/wordprocessingCanvas" xmlns:mc="http://schemas.openxmlformats.org/markup-compatibility/2006" xmlns:o="urn:schemas-microsoft-com:office:office" xmlns:r="http://schemas.openxmlformats.org/officeDocument/2006/relationships" xmlns:m="http://schemas.openxmlformats.org/officeDocument/2006/math" xmlns:v="urn:schemas-microsoft-com:vml" xmlns:wp14="http://schemas.microsoft.com/office/word/2010/wordprocessingDrawing" xmlns:wp="http://schemas.openxmlformats.org/drawingml/2006/wordprocessingDrawing" xmlns:w="http://schemas.openxmlformats.org/wordprocessingml/2006/main" xmlns:w14="http://schemas.microsoft.com/office/word/2010/wordml" xmlns:w10="urn:schemas-microsoft-com:office:word" xmlns:w15="http://schemas.microsoft.com/office/word/2012/wordml" xmlns:wpg="http://schemas.microsoft.com/office/word/2010/wordprocessingGroup" xmlns:wpi="http://schemas.microsoft.com/office/word/2010/wordprocessingInk" xmlns:wne="http://schemas.microsoft.com/office/word/2006/wordml" xmlns:wps="http://schemas.microsoft.com/office/word/2010/wordprocessingShape" xmlns:wpsCustomData="http://www.wps.cn/officeDocument/2013/wpsCustomData" mc:Ignorable="w14 w15 wp14">
   <w:body>
     <w:p>
       <w:pPr>
-        <w:pStyle w:val="a"/>
+        <w:pStyle w:val="26"/>
         <w:keepLines w:val="0"/>
         <w:pageBreakBefore w:val="0"/>
         <w:widowControl w:val="0"/>
@@ -37,7 +36,7 @@
     </w:p>
     <w:p>
       <w:pPr>
-        <w:pStyle w:val="a0"/>
+        <w:pStyle w:val="27"/>
         <w:keepLines w:val="0"/>
         <w:pageBreakBefore w:val="0"/>
         <w:widowControl w:val="0"/>
@@ -67,17 +66,18 @@
     </w:p>
     <w:tbl>
       <w:tblPr>
-        <w:tblStyle w:val="TableGrid"/>
+        <w:tblStyle w:val="23"/>
         <w:tblW w:w="8522" w:type="dxa"/>
         <w:jc w:val="center"/>
         <w:tblBorders>
-          <w:top w:val="nil"/>
-          <w:left w:val="nil"/>
-          <w:bottom w:val="nil"/>
-          <w:right w:val="nil"/>
-          <w:insideH w:val="nil"/>
-          <w:insideV w:val="nil"/>
+          <w:top w:val="none" w:color="auto" w:sz="0" w:space="0"/>
+          <w:left w:val="none" w:color="auto" w:sz="0" w:space="0"/>
+          <w:bottom w:val="none" w:color="auto" w:sz="0" w:space="0"/>
+          <w:right w:val="none" w:color="auto" w:sz="0" w:space="0"/>
+          <w:insideH w:val="none" w:color="auto" w:sz="0" w:space="0"/>
+          <w:insideV w:val="none" w:color="auto" w:sz="0" w:space="0"/>
         </w:tblBorders>
+        <w:tblLayout w:type="autofit"/>
         <w:tblCellMar>
           <w:top w:w="0" w:type="dxa"/>
           <w:left w:w="108" w:type="dxa"/>
@@ -93,15 +93,13 @@
       </w:tblGrid>
       <w:tr>
         <w:tblPrEx>
-          <w:tblW w:w="8522" w:type="dxa"/>
-          <w:jc w:val="center"/>
           <w:tblBorders>
-            <w:top w:val="nil"/>
-            <w:left w:val="nil"/>
-            <w:bottom w:val="nil"/>
-            <w:right w:val="nil"/>
-            <w:insideH w:val="nil"/>
-            <w:insideV w:val="nil"/>
+            <w:top w:val="none" w:color="auto" w:sz="0" w:space="0"/>
+            <w:left w:val="none" w:color="auto" w:sz="0" w:space="0"/>
+            <w:bottom w:val="none" w:color="auto" w:sz="0" w:space="0"/>
+            <w:right w:val="none" w:color="auto" w:sz="0" w:space="0"/>
+            <w:insideH w:val="none" w:color="auto" w:sz="0" w:space="0"/>
+            <w:insideV w:val="none" w:color="auto" w:sz="0" w:space="0"/>
           </w:tblBorders>
           <w:tblCellMar>
             <w:top w:w="0" w:type="dxa"/>
@@ -111,7 +109,7 @@
           </w:tblCellMar>
         </w:tblPrEx>
         <w:trPr>
-          <w:trHeight w:val="0"/>
+          <w:trHeight w:val="0" w:hRule="atLeast"/>
           <w:tblHeader/>
           <w:jc w:val="center"/>
         </w:trPr>
@@ -119,8 +117,8 @@
           <w:tcPr>
             <w:tcW w:w="1824" w:type="dxa"/>
             <w:tcBorders>
-              <w:top w:val="single" w:sz="4" w:space="0" w:color="auto"/>
-              <w:left w:val="single" w:sz="4" w:space="0" w:color="auto"/>
+              <w:top w:val="single" w:color="auto" w:sz="4" w:space="0"/>
+              <w:left w:val="single" w:color="auto" w:sz="4" w:space="0"/>
               <w:bottom w:val="nil"/>
               <w:right w:val="nil"/>
             </w:tcBorders>
@@ -165,8 +163,8 @@
           <w:tcPr>
             <w:tcW w:w="3090" w:type="dxa"/>
             <w:tcBorders>
-              <w:top w:val="single" w:sz="4" w:space="0" w:color="auto"/>
-              <w:left w:val="single" w:sz="4" w:space="0" w:color="auto"/>
+              <w:top w:val="single" w:color="auto" w:sz="4" w:space="0"/>
+              <w:left w:val="single" w:color="auto" w:sz="4" w:space="0"/>
               <w:bottom w:val="nil"/>
               <w:right w:val="nil"/>
             </w:tcBorders>
@@ -210,8 +208,8 @@
           <w:tcPr>
             <w:tcW w:w="1824" w:type="dxa"/>
             <w:tcBorders>
-              <w:top w:val="single" w:sz="4" w:space="0" w:color="auto"/>
-              <w:left w:val="single" w:sz="4" w:space="0" w:color="auto"/>
+              <w:top w:val="single" w:color="auto" w:sz="4" w:space="0"/>
+              <w:left w:val="single" w:color="auto" w:sz="4" w:space="0"/>
               <w:bottom w:val="nil"/>
               <w:right w:val="nil"/>
             </w:tcBorders>
@@ -256,10 +254,10 @@
           <w:tcPr>
             <w:tcW w:w="1784" w:type="dxa"/>
             <w:tcBorders>
-              <w:top w:val="single" w:sz="4" w:space="0" w:color="auto"/>
-              <w:left w:val="single" w:sz="4" w:space="0" w:color="auto"/>
+              <w:top w:val="single" w:color="auto" w:sz="4" w:space="0"/>
+              <w:left w:val="single" w:color="auto" w:sz="4" w:space="0"/>
               <w:bottom w:val="nil"/>
-              <w:right w:val="single" w:sz="4" w:space="0" w:color="auto"/>
+              <w:right w:val="single" w:color="auto" w:sz="4" w:space="0"/>
             </w:tcBorders>
             <w:tcMar>
               <w:top w:w="-1" w:type="dxa"/>
@@ -300,8 +298,14 @@
       </w:tr>
       <w:tr>
         <w:tblPrEx>
-          <w:tblW w:w="8522" w:type="dxa"/>
-          <w:jc w:val="center"/>
+          <w:tblBorders>
+            <w:top w:val="none" w:color="auto" w:sz="0" w:space="0"/>
+            <w:left w:val="none" w:color="auto" w:sz="0" w:space="0"/>
+            <w:bottom w:val="none" w:color="auto" w:sz="0" w:space="0"/>
+            <w:right w:val="none" w:color="auto" w:sz="0" w:space="0"/>
+            <w:insideH w:val="none" w:color="auto" w:sz="0" w:space="0"/>
+            <w:insideV w:val="none" w:color="auto" w:sz="0" w:space="0"/>
+          </w:tblBorders>
           <w:tblCellMar>
             <w:top w:w="0" w:type="dxa"/>
             <w:left w:w="108" w:type="dxa"/>
@@ -310,7 +314,7 @@
           </w:tblCellMar>
         </w:tblPrEx>
         <w:trPr>
-          <w:trHeight w:val="0"/>
+          <w:trHeight w:val="0" w:hRule="atLeast"/>
           <w:tblHeader/>
           <w:jc w:val="center"/>
         </w:trPr>
@@ -318,8 +322,8 @@
           <w:tcPr>
             <w:tcW w:w="1824" w:type="dxa"/>
             <w:tcBorders>
-              <w:top w:val="single" w:sz="4" w:space="0" w:color="auto"/>
-              <w:left w:val="single" w:sz="4" w:space="0" w:color="auto"/>
+              <w:top w:val="single" w:color="auto" w:sz="4" w:space="0"/>
+              <w:left w:val="single" w:color="auto" w:sz="4" w:space="0"/>
               <w:bottom w:val="nil"/>
               <w:right w:val="nil"/>
             </w:tcBorders>
@@ -364,8 +368,8 @@
           <w:tcPr>
             <w:tcW w:w="3090" w:type="dxa"/>
             <w:tcBorders>
-              <w:top w:val="single" w:sz="4" w:space="0" w:color="auto"/>
-              <w:left w:val="single" w:sz="4" w:space="0" w:color="auto"/>
+              <w:top w:val="single" w:color="auto" w:sz="4" w:space="0"/>
+              <w:left w:val="single" w:color="auto" w:sz="4" w:space="0"/>
               <w:bottom w:val="nil"/>
               <w:right w:val="nil"/>
             </w:tcBorders>
@@ -409,8 +413,8 @@
           <w:tcPr>
             <w:tcW w:w="1824" w:type="dxa"/>
             <w:tcBorders>
-              <w:top w:val="single" w:sz="4" w:space="0" w:color="auto"/>
-              <w:left w:val="single" w:sz="4" w:space="0" w:color="auto"/>
+              <w:top w:val="single" w:color="auto" w:sz="4" w:space="0"/>
+              <w:left w:val="single" w:color="auto" w:sz="4" w:space="0"/>
               <w:bottom w:val="nil"/>
               <w:right w:val="nil"/>
             </w:tcBorders>
@@ -455,10 +459,10 @@
           <w:tcPr>
             <w:tcW w:w="1784" w:type="dxa"/>
             <w:tcBorders>
-              <w:top w:val="single" w:sz="4" w:space="0" w:color="auto"/>
-              <w:left w:val="single" w:sz="4" w:space="0" w:color="auto"/>
+              <w:top w:val="single" w:color="auto" w:sz="4" w:space="0"/>
+              <w:left w:val="single" w:color="auto" w:sz="4" w:space="0"/>
               <w:bottom w:val="nil"/>
-              <w:right w:val="single" w:sz="4" w:space="0" w:color="auto"/>
+              <w:right w:val="single" w:color="auto" w:sz="4" w:space="0"/>
             </w:tcBorders>
             <w:tcMar>
               <w:top w:w="-1" w:type="dxa"/>
@@ -499,8 +503,14 @@
       </w:tr>
       <w:tr>
         <w:tblPrEx>
-          <w:tblW w:w="8522" w:type="dxa"/>
-          <w:jc w:val="center"/>
+          <w:tblBorders>
+            <w:top w:val="none" w:color="auto" w:sz="0" w:space="0"/>
+            <w:left w:val="none" w:color="auto" w:sz="0" w:space="0"/>
+            <w:bottom w:val="none" w:color="auto" w:sz="0" w:space="0"/>
+            <w:right w:val="none" w:color="auto" w:sz="0" w:space="0"/>
+            <w:insideH w:val="none" w:color="auto" w:sz="0" w:space="0"/>
+            <w:insideV w:val="none" w:color="auto" w:sz="0" w:space="0"/>
+          </w:tblBorders>
           <w:tblCellMar>
             <w:top w:w="0" w:type="dxa"/>
             <w:left w:w="108" w:type="dxa"/>
@@ -509,7 +519,7 @@
           </w:tblCellMar>
         </w:tblPrEx>
         <w:trPr>
-          <w:trHeight w:val="0"/>
+          <w:trHeight w:val="0" w:hRule="atLeast"/>
           <w:tblHeader/>
           <w:jc w:val="center"/>
         </w:trPr>
@@ -517,8 +527,8 @@
           <w:tcPr>
             <w:tcW w:w="1824" w:type="dxa"/>
             <w:tcBorders>
-              <w:top w:val="single" w:sz="4" w:space="0" w:color="auto"/>
-              <w:left w:val="single" w:sz="4" w:space="0" w:color="auto"/>
+              <w:top w:val="single" w:color="auto" w:sz="4" w:space="0"/>
+              <w:left w:val="single" w:color="auto" w:sz="4" w:space="0"/>
               <w:bottom w:val="nil"/>
               <w:right w:val="nil"/>
             </w:tcBorders>
@@ -563,8 +573,8 @@
           <w:tcPr>
             <w:tcW w:w="3090" w:type="dxa"/>
             <w:tcBorders>
-              <w:top w:val="single" w:sz="4" w:space="0" w:color="auto"/>
-              <w:left w:val="single" w:sz="4" w:space="0" w:color="auto"/>
+              <w:top w:val="single" w:color="auto" w:sz="4" w:space="0"/>
+              <w:left w:val="single" w:color="auto" w:sz="4" w:space="0"/>
               <w:bottom w:val="nil"/>
               <w:right w:val="nil"/>
             </w:tcBorders>
@@ -608,8 +618,8 @@
           <w:tcPr>
             <w:tcW w:w="1824" w:type="dxa"/>
             <w:tcBorders>
-              <w:top w:val="single" w:sz="4" w:space="0" w:color="auto"/>
-              <w:left w:val="single" w:sz="4" w:space="0" w:color="auto"/>
+              <w:top w:val="single" w:color="auto" w:sz="4" w:space="0"/>
+              <w:left w:val="single" w:color="auto" w:sz="4" w:space="0"/>
               <w:bottom w:val="nil"/>
               <w:right w:val="nil"/>
             </w:tcBorders>
@@ -654,10 +664,10 @@
           <w:tcPr>
             <w:tcW w:w="1784" w:type="dxa"/>
             <w:tcBorders>
-              <w:top w:val="single" w:sz="4" w:space="0" w:color="auto"/>
-              <w:left w:val="single" w:sz="4" w:space="0" w:color="auto"/>
+              <w:top w:val="single" w:color="auto" w:sz="4" w:space="0"/>
+              <w:left w:val="single" w:color="auto" w:sz="4" w:space="0"/>
               <w:bottom w:val="nil"/>
-              <w:right w:val="single" w:sz="4" w:space="0" w:color="auto"/>
+              <w:right w:val="single" w:color="auto" w:sz="4" w:space="0"/>
             </w:tcBorders>
             <w:tcMar>
               <w:top w:w="-1" w:type="dxa"/>
@@ -698,8 +708,14 @@
       </w:tr>
       <w:tr>
         <w:tblPrEx>
-          <w:tblW w:w="8522" w:type="dxa"/>
-          <w:jc w:val="center"/>
+          <w:tblBorders>
+            <w:top w:val="none" w:color="auto" w:sz="0" w:space="0"/>
+            <w:left w:val="none" w:color="auto" w:sz="0" w:space="0"/>
+            <w:bottom w:val="none" w:color="auto" w:sz="0" w:space="0"/>
+            <w:right w:val="none" w:color="auto" w:sz="0" w:space="0"/>
+            <w:insideH w:val="none" w:color="auto" w:sz="0" w:space="0"/>
+            <w:insideV w:val="none" w:color="auto" w:sz="0" w:space="0"/>
+          </w:tblBorders>
           <w:tblCellMar>
             <w:top w:w="0" w:type="dxa"/>
             <w:left w:w="108" w:type="dxa"/>
@@ -708,7 +724,7 @@
           </w:tblCellMar>
         </w:tblPrEx>
         <w:trPr>
-          <w:trHeight w:val="0"/>
+          <w:trHeight w:val="0" w:hRule="atLeast"/>
           <w:tblHeader/>
           <w:jc w:val="center"/>
         </w:trPr>
@@ -716,8 +732,8 @@
           <w:tcPr>
             <w:tcW w:w="1824" w:type="dxa"/>
             <w:tcBorders>
-              <w:top w:val="single" w:sz="4" w:space="0" w:color="auto"/>
-              <w:left w:val="single" w:sz="4" w:space="0" w:color="auto"/>
+              <w:top w:val="single" w:color="auto" w:sz="4" w:space="0"/>
+              <w:left w:val="single" w:color="auto" w:sz="4" w:space="0"/>
               <w:bottom w:val="nil"/>
               <w:right w:val="nil"/>
             </w:tcBorders>
@@ -762,8 +778,8 @@
           <w:tcPr>
             <w:tcW w:w="3090" w:type="dxa"/>
             <w:tcBorders>
-              <w:top w:val="single" w:sz="4" w:space="0" w:color="auto"/>
-              <w:left w:val="single" w:sz="4" w:space="0" w:color="auto"/>
+              <w:top w:val="single" w:color="auto" w:sz="4" w:space="0"/>
+              <w:left w:val="single" w:color="auto" w:sz="4" w:space="0"/>
               <w:bottom w:val="nil"/>
               <w:right w:val="nil"/>
             </w:tcBorders>
@@ -807,8 +823,8 @@
           <w:tcPr>
             <w:tcW w:w="1824" w:type="dxa"/>
             <w:tcBorders>
-              <w:top w:val="single" w:sz="4" w:space="0" w:color="auto"/>
-              <w:left w:val="single" w:sz="4" w:space="0" w:color="auto"/>
+              <w:top w:val="single" w:color="auto" w:sz="4" w:space="0"/>
+              <w:left w:val="single" w:color="auto" w:sz="4" w:space="0"/>
               <w:bottom w:val="nil"/>
               <w:right w:val="nil"/>
             </w:tcBorders>
@@ -853,10 +869,10 @@
           <w:tcPr>
             <w:tcW w:w="1784" w:type="dxa"/>
             <w:tcBorders>
-              <w:top w:val="single" w:sz="4" w:space="0" w:color="auto"/>
-              <w:left w:val="single" w:sz="4" w:space="0" w:color="auto"/>
+              <w:top w:val="single" w:color="auto" w:sz="4" w:space="0"/>
+              <w:left w:val="single" w:color="auto" w:sz="4" w:space="0"/>
               <w:bottom w:val="nil"/>
-              <w:right w:val="single" w:sz="4" w:space="0" w:color="auto"/>
+              <w:right w:val="single" w:color="auto" w:sz="4" w:space="0"/>
             </w:tcBorders>
             <w:tcMar>
               <w:top w:w="-1" w:type="dxa"/>
@@ -897,8 +913,14 @@
       </w:tr>
       <w:tr>
         <w:tblPrEx>
-          <w:tblW w:w="8522" w:type="dxa"/>
-          <w:jc w:val="center"/>
+          <w:tblBorders>
+            <w:top w:val="none" w:color="auto" w:sz="0" w:space="0"/>
+            <w:left w:val="none" w:color="auto" w:sz="0" w:space="0"/>
+            <w:bottom w:val="none" w:color="auto" w:sz="0" w:space="0"/>
+            <w:right w:val="none" w:color="auto" w:sz="0" w:space="0"/>
+            <w:insideH w:val="none" w:color="auto" w:sz="0" w:space="0"/>
+            <w:insideV w:val="none" w:color="auto" w:sz="0" w:space="0"/>
+          </w:tblBorders>
           <w:tblCellMar>
             <w:top w:w="0" w:type="dxa"/>
             <w:left w:w="108" w:type="dxa"/>
@@ -907,7 +929,7 @@
           </w:tblCellMar>
         </w:tblPrEx>
         <w:trPr>
-          <w:trHeight w:val="0"/>
+          <w:trHeight w:val="0" w:hRule="atLeast"/>
           <w:tblHeader/>
           <w:jc w:val="center"/>
         </w:trPr>
@@ -915,9 +937,9 @@
           <w:tcPr>
             <w:tcW w:w="1824" w:type="dxa"/>
             <w:tcBorders>
-              <w:top w:val="single" w:sz="4" w:space="0" w:color="auto"/>
-              <w:left w:val="single" w:sz="4" w:space="0" w:color="auto"/>
-              <w:bottom w:val="single" w:sz="4" w:space="0" w:color="auto"/>
+              <w:top w:val="single" w:color="auto" w:sz="4" w:space="0"/>
+              <w:left w:val="single" w:color="auto" w:sz="4" w:space="0"/>
+              <w:bottom w:val="single" w:color="auto" w:sz="4" w:space="0"/>
               <w:right w:val="nil"/>
             </w:tcBorders>
             <w:shd w:val="clear" w:color="auto" w:fill="AEAAAA" w:themeFill="background2" w:themeFillShade="BF"/>
@@ -961,9 +983,9 @@
           <w:tcPr>
             <w:tcW w:w="3090" w:type="dxa"/>
             <w:tcBorders>
-              <w:top w:val="single" w:sz="4" w:space="0" w:color="auto"/>
-              <w:left w:val="single" w:sz="4" w:space="0" w:color="auto"/>
-              <w:bottom w:val="single" w:sz="4" w:space="0" w:color="auto"/>
+              <w:top w:val="single" w:color="auto" w:sz="4" w:space="0"/>
+              <w:left w:val="single" w:color="auto" w:sz="4" w:space="0"/>
+              <w:bottom w:val="single" w:color="auto" w:sz="4" w:space="0"/>
               <w:right w:val="nil"/>
             </w:tcBorders>
             <w:tcMar>
@@ -1006,9 +1028,9 @@
           <w:tcPr>
             <w:tcW w:w="1824" w:type="dxa"/>
             <w:tcBorders>
-              <w:top w:val="single" w:sz="4" w:space="0" w:color="auto"/>
-              <w:left w:val="single" w:sz="4" w:space="0" w:color="auto"/>
-              <w:bottom w:val="single" w:sz="4" w:space="0" w:color="auto"/>
+              <w:top w:val="single" w:color="auto" w:sz="4" w:space="0"/>
+              <w:left w:val="single" w:color="auto" w:sz="4" w:space="0"/>
+              <w:bottom w:val="single" w:color="auto" w:sz="4" w:space="0"/>
               <w:right w:val="nil"/>
             </w:tcBorders>
             <w:shd w:val="clear" w:color="auto" w:fill="AEAAAA" w:themeFill="background2" w:themeFillShade="BF"/>
@@ -1052,10 +1074,10 @@
           <w:tcPr>
             <w:tcW w:w="1784" w:type="dxa"/>
             <w:tcBorders>
-              <w:top w:val="single" w:sz="4" w:space="0" w:color="auto"/>
-              <w:left w:val="single" w:sz="4" w:space="0" w:color="auto"/>
-              <w:bottom w:val="single" w:sz="4" w:space="0" w:color="auto"/>
-              <w:right w:val="single" w:sz="4" w:space="0" w:color="auto"/>
+              <w:top w:val="single" w:color="auto" w:sz="4" w:space="0"/>
+              <w:left w:val="single" w:color="auto" w:sz="4" w:space="0"/>
+              <w:bottom w:val="single" w:color="auto" w:sz="4" w:space="0"/>
+              <w:right w:val="single" w:color="auto" w:sz="4" w:space="0"/>
             </w:tcBorders>
             <w:tcMar>
               <w:top w:w="-1" w:type="dxa"/>
@@ -1125,7 +1147,7 @@
     </w:p>
     <w:p>
       <w:pPr>
-        <w:pStyle w:val="a1"/>
+        <w:pStyle w:val="31"/>
         <w:keepLines w:val="0"/>
         <w:pageBreakBefore w:val="0"/>
         <w:widowControl w:val="0"/>
@@ -1159,17 +1181,18 @@
     </w:p>
     <w:tbl>
       <w:tblPr>
-        <w:tblStyle w:val="TableGrid"/>
+        <w:tblStyle w:val="23"/>
         <w:tblW w:w="8519" w:type="dxa"/>
         <w:jc w:val="center"/>
         <w:tblBorders>
-          <w:top w:val="nil"/>
-          <w:left w:val="nil"/>
-          <w:bottom w:val="nil"/>
-          <w:right w:val="nil"/>
-          <w:insideH w:val="nil"/>
-          <w:insideV w:val="nil"/>
+          <w:top w:val="none" w:color="auto" w:sz="0" w:space="0"/>
+          <w:left w:val="none" w:color="auto" w:sz="0" w:space="0"/>
+          <w:bottom w:val="none" w:color="auto" w:sz="0" w:space="0"/>
+          <w:right w:val="none" w:color="auto" w:sz="0" w:space="0"/>
+          <w:insideH w:val="none" w:color="auto" w:sz="0" w:space="0"/>
+          <w:insideV w:val="none" w:color="auto" w:sz="0" w:space="0"/>
         </w:tblBorders>
+        <w:tblLayout w:type="autofit"/>
         <w:tblCellMar>
           <w:top w:w="0" w:type="dxa"/>
           <w:left w:w="108" w:type="dxa"/>
@@ -1186,15 +1209,13 @@
       </w:tblGrid>
       <w:tr>
         <w:tblPrEx>
-          <w:tblW w:w="8519" w:type="dxa"/>
-          <w:jc w:val="center"/>
           <w:tblBorders>
-            <w:top w:val="nil"/>
-            <w:left w:val="nil"/>
-            <w:bottom w:val="nil"/>
-            <w:right w:val="nil"/>
-            <w:insideH w:val="nil"/>
-            <w:insideV w:val="nil"/>
+            <w:top w:val="none" w:color="auto" w:sz="0" w:space="0"/>
+            <w:left w:val="none" w:color="auto" w:sz="0" w:space="0"/>
+            <w:bottom w:val="none" w:color="auto" w:sz="0" w:space="0"/>
+            <w:right w:val="none" w:color="auto" w:sz="0" w:space="0"/>
+            <w:insideH w:val="none" w:color="auto" w:sz="0" w:space="0"/>
+            <w:insideV w:val="none" w:color="auto" w:sz="0" w:space="0"/>
           </w:tblBorders>
           <w:tblCellMar>
             <w:top w:w="0" w:type="dxa"/>
@@ -1204,7 +1225,7 @@
           </w:tblCellMar>
         </w:tblPrEx>
         <w:trPr>
-          <w:trHeight w:val="0"/>
+          <w:trHeight w:val="0" w:hRule="atLeast"/>
           <w:tblHeader/>
           <w:jc w:val="center"/>
         </w:trPr>
@@ -1212,8 +1233,8 @@
           <w:tcPr>
             <w:tcW w:w="0" w:type="auto"/>
             <w:tcBorders>
-              <w:top w:val="single" w:sz="12" w:space="0" w:color="auto"/>
-              <w:left w:val="single" w:sz="12" w:space="0" w:color="auto"/>
+              <w:top w:val="single" w:color="auto" w:sz="12" w:space="0"/>
+              <w:left w:val="single" w:color="auto" w:sz="12" w:space="0"/>
               <w:bottom w:val="nil"/>
               <w:right w:val="nil"/>
             </w:tcBorders>
@@ -1240,12 +1261,12 @@
               <w:adjustRightInd w:val="0"/>
               <w:snapToGrid w:val="0"/>
               <w:spacing w:line="240" w:lineRule="auto"/>
-              <w:ind w:left="0" w:right="0" w:firstLine="0" w:leftChars="0" w:rightChars="0" w:firstLineChars="0"/>
+              <w:ind w:left="0" w:leftChars="0" w:right="0" w:rightChars="0" w:firstLine="0" w:firstLineChars="0"/>
               <w:jc w:val="center"/>
               <w:textAlignment w:val="baseline"/>
               <w:rPr>
-                <w:rStyle w:val="Strong"/>
-                <w:rFonts w:ascii="微软雅黑" w:eastAsia="微软雅黑" w:hAnsi="微软雅黑" w:cs="微软雅黑" w:hint="default"/>
+                <w:rStyle w:val="25"/>
+                <w:rFonts w:hint="default" w:ascii="微软雅黑" w:hAnsi="微软雅黑" w:eastAsia="微软雅黑" w:cs="微软雅黑"/>
                 <w:b/>
                 <w:bCs/>
                 <w:i w:val="0"/>
@@ -1263,8 +1284,8 @@
             </w:pPr>
             <w:r>
               <w:rPr>
-                <w:rStyle w:val="Strong"/>
-                <w:rFonts w:ascii="微软雅黑" w:eastAsia="微软雅黑" w:hAnsi="微软雅黑" w:cs="微软雅黑" w:hint="eastAsia"/>
+                <w:rStyle w:val="25"/>
+                <w:rFonts w:hint="eastAsia" w:ascii="微软雅黑" w:hAnsi="微软雅黑" w:eastAsia="微软雅黑" w:cs="微软雅黑"/>
                 <w:b/>
                 <w:bCs/>
                 <w:i w:val="0"/>
@@ -1287,8 +1308,8 @@
           <w:tcPr>
             <w:tcW w:w="0" w:type="auto"/>
             <w:tcBorders>
-              <w:top w:val="single" w:sz="12" w:space="0" w:color="auto"/>
-              <w:left w:val="single" w:sz="4" w:space="0" w:color="auto"/>
+              <w:top w:val="single" w:color="auto" w:sz="12" w:space="0"/>
+              <w:left w:val="single" w:color="auto" w:sz="4" w:space="0"/>
               <w:bottom w:val="nil"/>
               <w:right w:val="nil"/>
             </w:tcBorders>
@@ -1315,12 +1336,12 @@
               <w:adjustRightInd w:val="0"/>
               <w:snapToGrid w:val="0"/>
               <w:spacing w:line="240" w:lineRule="auto"/>
-              <w:ind w:left="0" w:right="0" w:firstLine="0" w:leftChars="0" w:rightChars="0" w:firstLineChars="0"/>
+              <w:ind w:left="0" w:leftChars="0" w:right="0" w:rightChars="0" w:firstLine="0" w:firstLineChars="0"/>
               <w:jc w:val="center"/>
               <w:textAlignment w:val="baseline"/>
               <w:rPr>
-                <w:rStyle w:val="Strong"/>
-                <w:rFonts w:ascii="微软雅黑" w:eastAsia="微软雅黑" w:hAnsi="微软雅黑" w:cs="微软雅黑" w:hint="default"/>
+                <w:rStyle w:val="25"/>
+                <w:rFonts w:hint="default" w:ascii="微软雅黑" w:hAnsi="微软雅黑" w:eastAsia="微软雅黑" w:cs="微软雅黑"/>
                 <w:b/>
                 <w:bCs/>
                 <w:i w:val="0"/>
@@ -1338,8 +1359,8 @@
             </w:pPr>
             <w:r>
               <w:rPr>
-                <w:rStyle w:val="Strong"/>
-                <w:rFonts w:ascii="微软雅黑" w:eastAsia="微软雅黑" w:hAnsi="微软雅黑" w:cs="微软雅黑" w:hint="eastAsia"/>
+                <w:rStyle w:val="25"/>
+                <w:rFonts w:hint="eastAsia" w:ascii="微软雅黑" w:hAnsi="微软雅黑" w:eastAsia="微软雅黑" w:cs="微软雅黑"/>
                 <w:b/>
                 <w:bCs/>
                 <w:i w:val="0"/>
@@ -1362,8 +1383,8 @@
           <w:tcPr>
             <w:tcW w:w="0" w:type="auto"/>
             <w:tcBorders>
-              <w:top w:val="single" w:sz="12" w:space="0" w:color="auto"/>
-              <w:left w:val="single" w:sz="4" w:space="0" w:color="auto"/>
+              <w:top w:val="single" w:color="auto" w:sz="12" w:space="0"/>
+              <w:left w:val="single" w:color="auto" w:sz="4" w:space="0"/>
               <w:bottom w:val="nil"/>
               <w:right w:val="nil"/>
             </w:tcBorders>
@@ -1390,12 +1411,12 @@
               <w:adjustRightInd w:val="0"/>
               <w:snapToGrid w:val="0"/>
               <w:spacing w:line="240" w:lineRule="auto"/>
-              <w:ind w:left="0" w:right="0" w:firstLine="0" w:leftChars="0" w:rightChars="0" w:firstLineChars="0"/>
+              <w:ind w:left="0" w:leftChars="0" w:right="0" w:rightChars="0" w:firstLine="0" w:firstLineChars="0"/>
               <w:jc w:val="center"/>
               <w:textAlignment w:val="baseline"/>
               <w:rPr>
-                <w:rStyle w:val="Strong"/>
-                <w:rFonts w:ascii="微软雅黑" w:eastAsia="微软雅黑" w:hAnsi="微软雅黑" w:cs="微软雅黑" w:hint="default"/>
+                <w:rStyle w:val="25"/>
+                <w:rFonts w:hint="default" w:ascii="微软雅黑" w:hAnsi="微软雅黑" w:eastAsia="微软雅黑" w:cs="微软雅黑"/>
                 <w:b/>
                 <w:bCs/>
                 <w:i w:val="0"/>
@@ -1413,8 +1434,8 @@
             </w:pPr>
             <w:r>
               <w:rPr>
-                <w:rStyle w:val="Strong"/>
-                <w:rFonts w:ascii="微软雅黑" w:eastAsia="微软雅黑" w:hAnsi="微软雅黑" w:cs="微软雅黑" w:hint="eastAsia"/>
+                <w:rStyle w:val="25"/>
+                <w:rFonts w:hint="eastAsia" w:ascii="微软雅黑" w:hAnsi="微软雅黑" w:eastAsia="微软雅黑" w:cs="微软雅黑"/>
                 <w:b/>
                 <w:bCs/>
                 <w:i w:val="0"/>
@@ -1437,8 +1458,8 @@
           <w:tcPr>
             <w:tcW w:w="0" w:type="auto"/>
             <w:tcBorders>
-              <w:top w:val="single" w:sz="12" w:space="0" w:color="auto"/>
-              <w:left w:val="single" w:sz="4" w:space="0" w:color="auto"/>
+              <w:top w:val="single" w:color="auto" w:sz="12" w:space="0"/>
+              <w:left w:val="single" w:color="auto" w:sz="4" w:space="0"/>
               <w:bottom w:val="nil"/>
               <w:right w:val="nil"/>
             </w:tcBorders>
@@ -1465,12 +1486,12 @@
               <w:adjustRightInd w:val="0"/>
               <w:snapToGrid w:val="0"/>
               <w:spacing w:line="240" w:lineRule="auto"/>
-              <w:ind w:left="0" w:right="0" w:firstLine="0" w:leftChars="0" w:rightChars="0" w:firstLineChars="0"/>
+              <w:ind w:left="0" w:leftChars="0" w:right="0" w:rightChars="0" w:firstLine="0" w:firstLineChars="0"/>
               <w:jc w:val="center"/>
               <w:textAlignment w:val="baseline"/>
               <w:rPr>
-                <w:rStyle w:val="Strong"/>
-                <w:rFonts w:ascii="微软雅黑" w:eastAsia="微软雅黑" w:hAnsi="微软雅黑" w:cs="微软雅黑" w:hint="default"/>
+                <w:rStyle w:val="25"/>
+                <w:rFonts w:hint="default" w:ascii="微软雅黑" w:hAnsi="微软雅黑" w:eastAsia="微软雅黑" w:cs="微软雅黑"/>
                 <w:b/>
                 <w:bCs/>
                 <w:i w:val="0"/>
@@ -1488,8 +1509,8 @@
             </w:pPr>
             <w:r>
               <w:rPr>
-                <w:rStyle w:val="Strong"/>
-                <w:rFonts w:ascii="微软雅黑" w:eastAsia="微软雅黑" w:hAnsi="微软雅黑" w:cs="微软雅黑" w:hint="eastAsia"/>
+                <w:rStyle w:val="25"/>
+                <w:rFonts w:hint="eastAsia" w:ascii="微软雅黑" w:hAnsi="微软雅黑" w:eastAsia="微软雅黑" w:cs="微软雅黑"/>
                 <w:b/>
                 <w:bCs/>
                 <w:i w:val="0"/>
@@ -1512,10 +1533,10 @@
           <w:tcPr>
             <w:tcW w:w="1205" w:type="dxa"/>
             <w:tcBorders>
-              <w:top w:val="single" w:sz="12" w:space="0" w:color="auto"/>
-              <w:left w:val="single" w:sz="4" w:space="0" w:color="auto"/>
+              <w:top w:val="single" w:color="auto" w:sz="12" w:space="0"/>
+              <w:left w:val="single" w:color="auto" w:sz="4" w:space="0"/>
               <w:bottom w:val="nil"/>
-              <w:right w:val="single" w:sz="12" w:space="0" w:color="auto"/>
+              <w:right w:val="single" w:color="auto" w:sz="12" w:space="0"/>
             </w:tcBorders>
             <w:tcMar>
               <w:top w:w="-1" w:type="dxa"/>
@@ -1540,12 +1561,12 @@
               <w:adjustRightInd w:val="0"/>
               <w:snapToGrid w:val="0"/>
               <w:spacing w:line="240" w:lineRule="auto"/>
-              <w:ind w:left="0" w:right="0" w:firstLine="0" w:leftChars="0" w:rightChars="0" w:firstLineChars="0"/>
+              <w:ind w:left="0" w:leftChars="0" w:right="0" w:rightChars="0" w:firstLine="0" w:firstLineChars="0"/>
               <w:jc w:val="center"/>
               <w:textAlignment w:val="baseline"/>
               <w:rPr>
-                <w:rStyle w:val="Strong"/>
-                <w:rFonts w:ascii="微软雅黑" w:eastAsia="微软雅黑" w:hAnsi="微软雅黑" w:cs="微软雅黑" w:hint="default"/>
+                <w:rStyle w:val="25"/>
+                <w:rFonts w:hint="default" w:ascii="微软雅黑" w:hAnsi="微软雅黑" w:eastAsia="微软雅黑" w:cs="微软雅黑"/>
                 <w:b/>
                 <w:bCs/>
                 <w:i w:val="0"/>
@@ -1563,8 +1584,8 @@
             </w:pPr>
             <w:r>
               <w:rPr>
-                <w:rStyle w:val="Strong"/>
-                <w:rFonts w:ascii="微软雅黑" w:eastAsia="微软雅黑" w:hAnsi="微软雅黑" w:cs="微软雅黑" w:hint="eastAsia"/>
+                <w:rStyle w:val="25"/>
+                <w:rFonts w:hint="eastAsia" w:ascii="微软雅黑" w:hAnsi="微软雅黑" w:eastAsia="微软雅黑" w:cs="微软雅黑"/>
                 <w:b/>
                 <w:bCs/>
                 <w:i w:val="0"/>
@@ -1586,8 +1607,14 @@
       </w:tr>
       <w:tr>
         <w:tblPrEx>
-          <w:tblW w:w="8519" w:type="dxa"/>
-          <w:jc w:val="center"/>
+          <w:tblBorders>
+            <w:top w:val="none" w:color="auto" w:sz="0" w:space="0"/>
+            <w:left w:val="none" w:color="auto" w:sz="0" w:space="0"/>
+            <w:bottom w:val="none" w:color="auto" w:sz="0" w:space="0"/>
+            <w:right w:val="none" w:color="auto" w:sz="0" w:space="0"/>
+            <w:insideH w:val="none" w:color="auto" w:sz="0" w:space="0"/>
+            <w:insideV w:val="none" w:color="auto" w:sz="0" w:space="0"/>
+          </w:tblBorders>
           <w:tblCellMar>
             <w:top w:w="0" w:type="dxa"/>
             <w:left w:w="108" w:type="dxa"/>
@@ -1596,15 +1623,15 @@
           </w:tblCellMar>
         </w:tblPrEx>
         <w:trPr>
-          <w:trHeight w:val="0"/>
+          <w:trHeight w:val="0" w:hRule="atLeast"/>
           <w:jc w:val="center"/>
         </w:trPr>
         <w:tc>
           <w:tcPr>
             <w:tcW w:w="0" w:type="auto"/>
             <w:tcBorders>
-              <w:top w:val="single" w:sz="4" w:space="0" w:color="auto"/>
-              <w:left w:val="single" w:sz="12" w:space="0" w:color="auto"/>
+              <w:top w:val="single" w:color="auto" w:sz="4" w:space="0"/>
+              <w:left w:val="single" w:color="auto" w:sz="12" w:space="0"/>
               <w:bottom w:val="nil"/>
               <w:right w:val="nil"/>
             </w:tcBorders>
@@ -1631,12 +1658,12 @@
               <w:adjustRightInd w:val="0"/>
               <w:snapToGrid w:val="0"/>
               <w:spacing w:line="240" w:lineRule="auto"/>
-              <w:ind w:left="0" w:right="0" w:firstLine="0" w:leftChars="0" w:rightChars="0" w:firstLineChars="0"/>
+              <w:ind w:left="0" w:leftChars="0" w:right="0" w:rightChars="0" w:firstLine="0" w:firstLineChars="0"/>
               <w:jc w:val="center"/>
               <w:textAlignment w:val="baseline"/>
               <w:rPr>
-                <w:rStyle w:val="Strong"/>
-                <w:rFonts w:ascii="微软雅黑" w:eastAsia="微软雅黑" w:hAnsi="微软雅黑" w:cs="微软雅黑" w:hint="default"/>
+                <w:rStyle w:val="25"/>
+                <w:rFonts w:hint="default" w:ascii="微软雅黑" w:hAnsi="微软雅黑" w:eastAsia="微软雅黑" w:cs="微软雅黑"/>
                 <w:b w:val="0"/>
                 <w:bCs/>
                 <w:i w:val="0"/>
@@ -1654,8 +1681,8 @@
             </w:pPr>
             <w:r>
               <w:rPr>
-                <w:rStyle w:val="Strong"/>
-                <w:rFonts w:ascii="微软雅黑" w:eastAsia="微软雅黑" w:hAnsi="微软雅黑" w:cs="微软雅黑" w:hint="eastAsia"/>
+                <w:rStyle w:val="25"/>
+                <w:rFonts w:hint="eastAsia" w:ascii="微软雅黑" w:hAnsi="微软雅黑" w:eastAsia="微软雅黑" w:cs="微软雅黑"/>
                 <w:b w:val="0"/>
                 <w:bCs/>
                 <w:i w:val="0"/>
@@ -1673,8 +1700,8 @@
             </w:r>
             <w:r>
               <w:rPr>
-                <w:rStyle w:val="Strong"/>
-                <w:rFonts w:ascii="微软雅黑" w:eastAsia="微软雅黑" w:hAnsi="微软雅黑" w:cs="微软雅黑" w:hint="eastAsia"/>
+                <w:rStyle w:val="25"/>
+                <w:rFonts w:hint="eastAsia" w:ascii="微软雅黑" w:hAnsi="微软雅黑" w:eastAsia="微软雅黑" w:cs="微软雅黑"/>
                 <w:b w:val="0"/>
                 <w:bCs/>
                 <w:i w:val="0"/>
@@ -1697,8 +1724,8 @@
           <w:tcPr>
             <w:tcW w:w="0" w:type="auto"/>
             <w:tcBorders>
-              <w:top w:val="single" w:sz="4" w:space="0" w:color="auto"/>
-              <w:left w:val="single" w:sz="4" w:space="0" w:color="auto"/>
+              <w:top w:val="single" w:color="auto" w:sz="4" w:space="0"/>
+              <w:left w:val="single" w:color="auto" w:sz="4" w:space="0"/>
               <w:bottom w:val="nil"/>
               <w:right w:val="nil"/>
             </w:tcBorders>
@@ -1725,12 +1752,12 @@
               <w:adjustRightInd w:val="0"/>
               <w:snapToGrid w:val="0"/>
               <w:spacing w:line="240" w:lineRule="auto"/>
-              <w:ind w:left="0" w:right="0" w:firstLine="0" w:leftChars="0" w:rightChars="0" w:firstLineChars="0"/>
+              <w:ind w:left="0" w:leftChars="0" w:right="0" w:rightChars="0" w:firstLine="0" w:firstLineChars="0"/>
               <w:jc w:val="center"/>
               <w:textAlignment w:val="baseline"/>
               <w:rPr>
-                <w:rStyle w:val="Strong"/>
-                <w:rFonts w:ascii="微软雅黑" w:eastAsia="微软雅黑" w:hAnsi="微软雅黑" w:cs="微软雅黑" w:hint="default"/>
+                <w:rStyle w:val="25"/>
+                <w:rFonts w:hint="default" w:ascii="微软雅黑" w:hAnsi="微软雅黑" w:eastAsia="微软雅黑" w:cs="微软雅黑"/>
                 <w:b w:val="0"/>
                 <w:bCs/>
                 <w:i w:val="0"/>
@@ -1748,8 +1775,8 @@
             </w:pPr>
             <w:r>
               <w:rPr>
-                <w:rStyle w:val="Strong"/>
-                <w:rFonts w:ascii="微软雅黑" w:eastAsia="微软雅黑" w:hAnsi="微软雅黑" w:cs="微软雅黑" w:hint="eastAsia"/>
+                <w:rStyle w:val="25"/>
+                <w:rFonts w:hint="eastAsia" w:ascii="微软雅黑" w:hAnsi="微软雅黑" w:eastAsia="微软雅黑" w:cs="微软雅黑"/>
                 <w:b w:val="0"/>
                 <w:bCs/>
                 <w:i w:val="0"/>
@@ -1772,8 +1799,8 @@
           <w:tcPr>
             <w:tcW w:w="0" w:type="auto"/>
             <w:tcBorders>
-              <w:top w:val="single" w:sz="4" w:space="0" w:color="auto"/>
-              <w:left w:val="single" w:sz="4" w:space="0" w:color="auto"/>
+              <w:top w:val="single" w:color="auto" w:sz="4" w:space="0"/>
+              <w:left w:val="single" w:color="auto" w:sz="4" w:space="0"/>
               <w:bottom w:val="nil"/>
               <w:right w:val="nil"/>
             </w:tcBorders>
@@ -1800,12 +1827,12 @@
               <w:adjustRightInd w:val="0"/>
               <w:snapToGrid w:val="0"/>
               <w:spacing w:line="240" w:lineRule="auto"/>
-              <w:ind w:left="0" w:right="0" w:firstLine="0" w:leftChars="0" w:rightChars="0" w:firstLineChars="0"/>
+              <w:ind w:left="0" w:leftChars="0" w:right="0" w:rightChars="0" w:firstLine="0" w:firstLineChars="0"/>
               <w:jc w:val="center"/>
               <w:textAlignment w:val="baseline"/>
               <w:rPr>
-                <w:rStyle w:val="Strong"/>
-                <w:rFonts w:ascii="微软雅黑" w:eastAsia="微软雅黑" w:hAnsi="微软雅黑" w:cs="微软雅黑" w:hint="default"/>
+                <w:rStyle w:val="25"/>
+                <w:rFonts w:hint="default" w:ascii="微软雅黑" w:hAnsi="微软雅黑" w:eastAsia="微软雅黑" w:cs="微软雅黑"/>
                 <w:b w:val="0"/>
                 <w:bCs/>
                 <w:i w:val="0"/>
@@ -1823,8 +1850,8 @@
             </w:pPr>
             <w:r>
               <w:rPr>
-                <w:rStyle w:val="Strong"/>
-                <w:rFonts w:ascii="微软雅黑" w:eastAsia="微软雅黑" w:hAnsi="微软雅黑" w:cs="微软雅黑" w:hint="eastAsia"/>
+                <w:rStyle w:val="25"/>
+                <w:rFonts w:hint="eastAsia" w:ascii="微软雅黑" w:hAnsi="微软雅黑" w:eastAsia="微软雅黑" w:cs="微软雅黑"/>
                 <w:b w:val="0"/>
                 <w:bCs/>
                 <w:i w:val="0"/>
@@ -1847,8 +1874,8 @@
           <w:tcPr>
             <w:tcW w:w="0" w:type="auto"/>
             <w:tcBorders>
-              <w:top w:val="single" w:sz="4" w:space="0" w:color="auto"/>
-              <w:left w:val="single" w:sz="4" w:space="0" w:color="auto"/>
+              <w:top w:val="single" w:color="auto" w:sz="4" w:space="0"/>
+              <w:left w:val="single" w:color="auto" w:sz="4" w:space="0"/>
               <w:bottom w:val="nil"/>
               <w:right w:val="nil"/>
             </w:tcBorders>
@@ -1875,12 +1902,12 @@
               <w:adjustRightInd w:val="0"/>
               <w:snapToGrid w:val="0"/>
               <w:spacing w:line="240" w:lineRule="auto"/>
-              <w:ind w:left="0" w:right="0" w:firstLine="0" w:leftChars="0" w:rightChars="0" w:firstLineChars="0"/>
+              <w:ind w:left="0" w:leftChars="0" w:right="0" w:rightChars="0" w:firstLine="0" w:firstLineChars="0"/>
               <w:jc w:val="center"/>
               <w:textAlignment w:val="baseline"/>
               <w:rPr>
-                <w:rStyle w:val="Strong"/>
-                <w:rFonts w:ascii="微软雅黑" w:eastAsia="微软雅黑" w:hAnsi="微软雅黑" w:cs="微软雅黑" w:hint="default"/>
+                <w:rStyle w:val="25"/>
+                <w:rFonts w:hint="default" w:ascii="微软雅黑" w:hAnsi="微软雅黑" w:eastAsia="微软雅黑" w:cs="微软雅黑"/>
                 <w:b w:val="0"/>
                 <w:bCs/>
                 <w:i w:val="0"/>
@@ -1898,8 +1925,8 @@
             </w:pPr>
             <w:r>
               <w:rPr>
-                <w:rStyle w:val="Strong"/>
-                <w:rFonts w:ascii="微软雅黑" w:eastAsia="微软雅黑" w:hAnsi="微软雅黑" w:cs="微软雅黑" w:hint="eastAsia"/>
+                <w:rStyle w:val="25"/>
+                <w:rFonts w:hint="eastAsia" w:ascii="微软雅黑" w:hAnsi="微软雅黑" w:eastAsia="微软雅黑" w:cs="微软雅黑"/>
                 <w:b w:val="0"/>
                 <w:bCs/>
                 <w:i w:val="0"/>
@@ -1922,10 +1949,10 @@
           <w:tcPr>
             <w:tcW w:w="1205" w:type="dxa"/>
             <w:tcBorders>
-              <w:top w:val="single" w:sz="4" w:space="0" w:color="auto"/>
-              <w:left w:val="single" w:sz="4" w:space="0" w:color="auto"/>
+              <w:top w:val="single" w:color="auto" w:sz="4" w:space="0"/>
+              <w:left w:val="single" w:color="auto" w:sz="4" w:space="0"/>
               <w:bottom w:val="nil"/>
-              <w:right w:val="single" w:sz="12" w:space="0" w:color="auto"/>
+              <w:right w:val="single" w:color="auto" w:sz="12" w:space="0"/>
             </w:tcBorders>
             <w:tcMar>
               <w:top w:w="-1" w:type="dxa"/>
@@ -1950,12 +1977,12 @@
               <w:adjustRightInd w:val="0"/>
               <w:snapToGrid w:val="0"/>
               <w:spacing w:line="240" w:lineRule="auto"/>
-              <w:ind w:left="0" w:right="0" w:firstLine="0" w:leftChars="0" w:rightChars="0" w:firstLineChars="0"/>
+              <w:ind w:left="0" w:leftChars="0" w:right="0" w:rightChars="0" w:firstLine="0" w:firstLineChars="0"/>
               <w:jc w:val="center"/>
               <w:textAlignment w:val="baseline"/>
               <w:rPr>
-                <w:rStyle w:val="Strong"/>
-                <w:rFonts w:ascii="微软雅黑" w:eastAsia="微软雅黑" w:hAnsi="微软雅黑" w:cs="微软雅黑" w:hint="default"/>
+                <w:rStyle w:val="25"/>
+                <w:rFonts w:hint="default" w:ascii="微软雅黑" w:hAnsi="微软雅黑" w:eastAsia="微软雅黑" w:cs="微软雅黑"/>
                 <w:b w:val="0"/>
                 <w:bCs/>
                 <w:i w:val="0"/>
@@ -1976,8 +2003,14 @@
       </w:tr>
       <w:tr>
         <w:tblPrEx>
-          <w:tblW w:w="8519" w:type="dxa"/>
-          <w:jc w:val="center"/>
+          <w:tblBorders>
+            <w:top w:val="none" w:color="auto" w:sz="0" w:space="0"/>
+            <w:left w:val="none" w:color="auto" w:sz="0" w:space="0"/>
+            <w:bottom w:val="none" w:color="auto" w:sz="0" w:space="0"/>
+            <w:right w:val="none" w:color="auto" w:sz="0" w:space="0"/>
+            <w:insideH w:val="none" w:color="auto" w:sz="0" w:space="0"/>
+            <w:insideV w:val="none" w:color="auto" w:sz="0" w:space="0"/>
+          </w:tblBorders>
           <w:tblCellMar>
             <w:top w:w="0" w:type="dxa"/>
             <w:left w:w="108" w:type="dxa"/>
@@ -1986,15 +2019,15 @@
           </w:tblCellMar>
         </w:tblPrEx>
         <w:trPr>
-          <w:trHeight w:val="0"/>
+          <w:trHeight w:val="0" w:hRule="atLeast"/>
           <w:jc w:val="center"/>
         </w:trPr>
         <w:tc>
           <w:tcPr>
             <w:tcW w:w="0" w:type="auto"/>
             <w:tcBorders>
-              <w:top w:val="single" w:sz="4" w:space="0" w:color="auto"/>
-              <w:left w:val="single" w:sz="12" w:space="0" w:color="auto"/>
+              <w:top w:val="single" w:color="auto" w:sz="4" w:space="0"/>
+              <w:left w:val="single" w:color="auto" w:sz="12" w:space="0"/>
               <w:bottom w:val="nil"/>
               <w:right w:val="nil"/>
             </w:tcBorders>
@@ -2021,12 +2054,12 @@
               <w:adjustRightInd w:val="0"/>
               <w:snapToGrid w:val="0"/>
               <w:spacing w:line="240" w:lineRule="auto"/>
-              <w:ind w:left="0" w:right="0" w:firstLine="0" w:leftChars="0" w:rightChars="0" w:firstLineChars="0"/>
+              <w:ind w:left="0" w:leftChars="0" w:right="0" w:rightChars="0" w:firstLine="0" w:firstLineChars="0"/>
               <w:jc w:val="center"/>
               <w:textAlignment w:val="baseline"/>
               <w:rPr>
-                <w:rStyle w:val="Strong"/>
-                <w:rFonts w:ascii="微软雅黑" w:eastAsia="微软雅黑" w:hAnsi="微软雅黑" w:cs="微软雅黑" w:hint="default"/>
+                <w:rStyle w:val="25"/>
+                <w:rFonts w:hint="default" w:ascii="微软雅黑" w:hAnsi="微软雅黑" w:eastAsia="微软雅黑" w:cs="微软雅黑"/>
                 <w:b w:val="0"/>
                 <w:bCs/>
                 <w:i w:val="0"/>
@@ -2048,8 +2081,8 @@
           <w:tcPr>
             <w:tcW w:w="0" w:type="auto"/>
             <w:tcBorders>
-              <w:top w:val="single" w:sz="4" w:space="0" w:color="auto"/>
-              <w:left w:val="single" w:sz="4" w:space="0" w:color="auto"/>
+              <w:top w:val="single" w:color="auto" w:sz="4" w:space="0"/>
+              <w:left w:val="single" w:color="auto" w:sz="4" w:space="0"/>
               <w:bottom w:val="nil"/>
               <w:right w:val="nil"/>
             </w:tcBorders>
@@ -2076,12 +2109,12 @@
               <w:adjustRightInd w:val="0"/>
               <w:snapToGrid w:val="0"/>
               <w:spacing w:line="240" w:lineRule="auto"/>
-              <w:ind w:left="0" w:right="0" w:firstLine="0" w:leftChars="0" w:rightChars="0" w:firstLineChars="0"/>
+              <w:ind w:left="0" w:leftChars="0" w:right="0" w:rightChars="0" w:firstLine="0" w:firstLineChars="0"/>
               <w:jc w:val="center"/>
               <w:textAlignment w:val="baseline"/>
               <w:rPr>
-                <w:rStyle w:val="Strong"/>
-                <w:rFonts w:ascii="微软雅黑" w:eastAsia="微软雅黑" w:hAnsi="微软雅黑" w:cs="微软雅黑" w:hint="default"/>
+                <w:rStyle w:val="25"/>
+                <w:rFonts w:hint="default" w:ascii="微软雅黑" w:hAnsi="微软雅黑" w:eastAsia="微软雅黑" w:cs="微软雅黑"/>
                 <w:b w:val="0"/>
                 <w:bCs/>
                 <w:i w:val="0"/>
@@ -2103,8 +2136,8 @@
           <w:tcPr>
             <w:tcW w:w="0" w:type="auto"/>
             <w:tcBorders>
-              <w:top w:val="single" w:sz="4" w:space="0" w:color="auto"/>
-              <w:left w:val="single" w:sz="4" w:space="0" w:color="auto"/>
+              <w:top w:val="single" w:color="auto" w:sz="4" w:space="0"/>
+              <w:left w:val="single" w:color="auto" w:sz="4" w:space="0"/>
               <w:bottom w:val="nil"/>
               <w:right w:val="nil"/>
             </w:tcBorders>
@@ -2131,12 +2164,12 @@
               <w:adjustRightInd w:val="0"/>
               <w:snapToGrid w:val="0"/>
               <w:spacing w:line="240" w:lineRule="auto"/>
-              <w:ind w:left="0" w:right="0" w:firstLine="0" w:leftChars="0" w:rightChars="0" w:firstLineChars="0"/>
+              <w:ind w:left="0" w:leftChars="0" w:right="0" w:rightChars="0" w:firstLine="0" w:firstLineChars="0"/>
               <w:jc w:val="center"/>
               <w:textAlignment w:val="baseline"/>
               <w:rPr>
-                <w:rStyle w:val="Strong"/>
-                <w:rFonts w:ascii="微软雅黑" w:eastAsia="微软雅黑" w:hAnsi="微软雅黑" w:cs="微软雅黑" w:hint="default"/>
+                <w:rStyle w:val="25"/>
+                <w:rFonts w:hint="default" w:ascii="微软雅黑" w:hAnsi="微软雅黑" w:eastAsia="微软雅黑" w:cs="微软雅黑"/>
                 <w:b w:val="0"/>
                 <w:bCs/>
                 <w:i w:val="0"/>
@@ -2158,8 +2191,8 @@
           <w:tcPr>
             <w:tcW w:w="0" w:type="auto"/>
             <w:tcBorders>
-              <w:top w:val="single" w:sz="4" w:space="0" w:color="auto"/>
-              <w:left w:val="single" w:sz="4" w:space="0" w:color="auto"/>
+              <w:top w:val="single" w:color="auto" w:sz="4" w:space="0"/>
+              <w:left w:val="single" w:color="auto" w:sz="4" w:space="0"/>
               <w:bottom w:val="nil"/>
               <w:right w:val="nil"/>
             </w:tcBorders>
@@ -2186,12 +2219,12 @@
               <w:adjustRightInd w:val="0"/>
               <w:snapToGrid w:val="0"/>
               <w:spacing w:line="240" w:lineRule="auto"/>
-              <w:ind w:left="0" w:right="0" w:firstLine="0" w:leftChars="0" w:rightChars="0" w:firstLineChars="0"/>
+              <w:ind w:left="0" w:leftChars="0" w:right="0" w:rightChars="0" w:firstLine="0" w:firstLineChars="0"/>
               <w:jc w:val="center"/>
               <w:textAlignment w:val="baseline"/>
               <w:rPr>
-                <w:rStyle w:val="Strong"/>
-                <w:rFonts w:ascii="微软雅黑" w:eastAsia="微软雅黑" w:hAnsi="微软雅黑" w:cs="微软雅黑" w:hint="default"/>
+                <w:rStyle w:val="25"/>
+                <w:rFonts w:hint="default" w:ascii="微软雅黑" w:hAnsi="微软雅黑" w:eastAsia="微软雅黑" w:cs="微软雅黑"/>
                 <w:b w:val="0"/>
                 <w:bCs/>
                 <w:i w:val="0"/>
@@ -2213,10 +2246,10 @@
           <w:tcPr>
             <w:tcW w:w="1205" w:type="dxa"/>
             <w:tcBorders>
-              <w:top w:val="single" w:sz="4" w:space="0" w:color="auto"/>
-              <w:left w:val="single" w:sz="4" w:space="0" w:color="auto"/>
+              <w:top w:val="single" w:color="auto" w:sz="4" w:space="0"/>
+              <w:left w:val="single" w:color="auto" w:sz="4" w:space="0"/>
               <w:bottom w:val="nil"/>
-              <w:right w:val="single" w:sz="12" w:space="0" w:color="auto"/>
+              <w:right w:val="single" w:color="auto" w:sz="12" w:space="0"/>
             </w:tcBorders>
             <w:tcMar>
               <w:top w:w="-1" w:type="dxa"/>
@@ -2241,12 +2274,12 @@
               <w:adjustRightInd w:val="0"/>
               <w:snapToGrid w:val="0"/>
               <w:spacing w:line="240" w:lineRule="auto"/>
-              <w:ind w:left="0" w:right="0" w:firstLine="0" w:leftChars="0" w:rightChars="0" w:firstLineChars="0"/>
+              <w:ind w:left="0" w:leftChars="0" w:right="0" w:rightChars="0" w:firstLine="0" w:firstLineChars="0"/>
               <w:jc w:val="center"/>
               <w:textAlignment w:val="baseline"/>
               <w:rPr>
-                <w:rStyle w:val="Strong"/>
-                <w:rFonts w:ascii="微软雅黑" w:eastAsia="微软雅黑" w:hAnsi="微软雅黑" w:cs="微软雅黑" w:hint="default"/>
+                <w:rStyle w:val="25"/>
+                <w:rFonts w:hint="default" w:ascii="微软雅黑" w:hAnsi="微软雅黑" w:eastAsia="微软雅黑" w:cs="微软雅黑"/>
                 <w:b w:val="0"/>
                 <w:bCs/>
                 <w:i w:val="0"/>
@@ -2267,8 +2300,14 @@
       </w:tr>
       <w:tr>
         <w:tblPrEx>
-          <w:tblW w:w="8519" w:type="dxa"/>
-          <w:jc w:val="center"/>
+          <w:tblBorders>
+            <w:top w:val="none" w:color="auto" w:sz="0" w:space="0"/>
+            <w:left w:val="none" w:color="auto" w:sz="0" w:space="0"/>
+            <w:bottom w:val="none" w:color="auto" w:sz="0" w:space="0"/>
+            <w:right w:val="none" w:color="auto" w:sz="0" w:space="0"/>
+            <w:insideH w:val="none" w:color="auto" w:sz="0" w:space="0"/>
+            <w:insideV w:val="none" w:color="auto" w:sz="0" w:space="0"/>
+          </w:tblBorders>
           <w:tblCellMar>
             <w:top w:w="0" w:type="dxa"/>
             <w:left w:w="108" w:type="dxa"/>
@@ -2277,15 +2316,15 @@
           </w:tblCellMar>
         </w:tblPrEx>
         <w:trPr>
-          <w:trHeight w:val="0"/>
+          <w:trHeight w:val="0" w:hRule="atLeast"/>
           <w:jc w:val="center"/>
         </w:trPr>
         <w:tc>
           <w:tcPr>
             <w:tcW w:w="0" w:type="auto"/>
             <w:tcBorders>
-              <w:top w:val="single" w:sz="4" w:space="0" w:color="auto"/>
-              <w:left w:val="single" w:sz="12" w:space="0" w:color="auto"/>
+              <w:top w:val="single" w:color="auto" w:sz="4" w:space="0"/>
+              <w:left w:val="single" w:color="auto" w:sz="12" w:space="0"/>
               <w:bottom w:val="nil"/>
               <w:right w:val="nil"/>
             </w:tcBorders>
@@ -2312,12 +2351,12 @@
               <w:adjustRightInd w:val="0"/>
               <w:snapToGrid w:val="0"/>
               <w:spacing w:line="240" w:lineRule="auto"/>
-              <w:ind w:left="0" w:right="0" w:firstLine="0" w:leftChars="0" w:rightChars="0" w:firstLineChars="0"/>
+              <w:ind w:left="0" w:leftChars="0" w:right="0" w:rightChars="0" w:firstLine="0" w:firstLineChars="0"/>
               <w:jc w:val="center"/>
               <w:textAlignment w:val="baseline"/>
               <w:rPr>
-                <w:rStyle w:val="Strong"/>
-                <w:rFonts w:ascii="微软雅黑" w:eastAsia="微软雅黑" w:hAnsi="微软雅黑" w:cs="微软雅黑" w:hint="default"/>
+                <w:rStyle w:val="25"/>
+                <w:rFonts w:hint="default" w:ascii="微软雅黑" w:hAnsi="微软雅黑" w:eastAsia="微软雅黑" w:cs="微软雅黑"/>
                 <w:b w:val="0"/>
                 <w:bCs/>
                 <w:i w:val="0"/>
@@ -2339,8 +2378,8 @@
           <w:tcPr>
             <w:tcW w:w="0" w:type="auto"/>
             <w:tcBorders>
-              <w:top w:val="single" w:sz="4" w:space="0" w:color="auto"/>
-              <w:left w:val="single" w:sz="4" w:space="0" w:color="auto"/>
+              <w:top w:val="single" w:color="auto" w:sz="4" w:space="0"/>
+              <w:left w:val="single" w:color="auto" w:sz="4" w:space="0"/>
               <w:bottom w:val="nil"/>
               <w:right w:val="nil"/>
             </w:tcBorders>
@@ -2367,12 +2406,12 @@
               <w:adjustRightInd w:val="0"/>
               <w:snapToGrid w:val="0"/>
               <w:spacing w:line="240" w:lineRule="auto"/>
-              <w:ind w:left="0" w:right="0" w:firstLine="0" w:leftChars="0" w:rightChars="0" w:firstLineChars="0"/>
+              <w:ind w:left="0" w:leftChars="0" w:right="0" w:rightChars="0" w:firstLine="0" w:firstLineChars="0"/>
               <w:jc w:val="center"/>
               <w:textAlignment w:val="baseline"/>
               <w:rPr>
-                <w:rStyle w:val="Strong"/>
-                <w:rFonts w:ascii="微软雅黑" w:eastAsia="微软雅黑" w:hAnsi="微软雅黑" w:cs="微软雅黑" w:hint="default"/>
+                <w:rStyle w:val="25"/>
+                <w:rFonts w:hint="default" w:ascii="微软雅黑" w:hAnsi="微软雅黑" w:eastAsia="微软雅黑" w:cs="微软雅黑"/>
                 <w:b w:val="0"/>
                 <w:bCs/>
                 <w:i w:val="0"/>
@@ -2394,8 +2433,8 @@
           <w:tcPr>
             <w:tcW w:w="0" w:type="auto"/>
             <w:tcBorders>
-              <w:top w:val="single" w:sz="4" w:space="0" w:color="auto"/>
-              <w:left w:val="single" w:sz="4" w:space="0" w:color="auto"/>
+              <w:top w:val="single" w:color="auto" w:sz="4" w:space="0"/>
+              <w:left w:val="single" w:color="auto" w:sz="4" w:space="0"/>
               <w:bottom w:val="nil"/>
               <w:right w:val="nil"/>
             </w:tcBorders>
@@ -2422,12 +2461,12 @@
               <w:adjustRightInd w:val="0"/>
               <w:snapToGrid w:val="0"/>
               <w:spacing w:line="240" w:lineRule="auto"/>
-              <w:ind w:left="0" w:right="0" w:firstLine="0" w:leftChars="0" w:rightChars="0" w:firstLineChars="0"/>
+              <w:ind w:left="0" w:leftChars="0" w:right="0" w:rightChars="0" w:firstLine="0" w:firstLineChars="0"/>
               <w:jc w:val="center"/>
               <w:textAlignment w:val="baseline"/>
               <w:rPr>
-                <w:rStyle w:val="Strong"/>
-                <w:rFonts w:ascii="微软雅黑" w:eastAsia="微软雅黑" w:hAnsi="微软雅黑" w:cs="微软雅黑" w:hint="default"/>
+                <w:rStyle w:val="25"/>
+                <w:rFonts w:hint="default" w:ascii="微软雅黑" w:hAnsi="微软雅黑" w:eastAsia="微软雅黑" w:cs="微软雅黑"/>
                 <w:b w:val="0"/>
                 <w:bCs/>
                 <w:i w:val="0"/>
@@ -2449,8 +2488,8 @@
           <w:tcPr>
             <w:tcW w:w="0" w:type="auto"/>
             <w:tcBorders>
-              <w:top w:val="single" w:sz="4" w:space="0" w:color="auto"/>
-              <w:left w:val="single" w:sz="4" w:space="0" w:color="auto"/>
+              <w:top w:val="single" w:color="auto" w:sz="4" w:space="0"/>
+              <w:left w:val="single" w:color="auto" w:sz="4" w:space="0"/>
               <w:bottom w:val="nil"/>
               <w:right w:val="nil"/>
             </w:tcBorders>
@@ -2477,12 +2516,12 @@
               <w:adjustRightInd w:val="0"/>
               <w:snapToGrid w:val="0"/>
               <w:spacing w:line="240" w:lineRule="auto"/>
-              <w:ind w:left="0" w:right="0" w:firstLine="0" w:leftChars="0" w:rightChars="0" w:firstLineChars="0"/>
+              <w:ind w:left="0" w:leftChars="0" w:right="0" w:rightChars="0" w:firstLine="0" w:firstLineChars="0"/>
               <w:jc w:val="center"/>
               <w:textAlignment w:val="baseline"/>
               <w:rPr>
-                <w:rStyle w:val="Strong"/>
-                <w:rFonts w:ascii="微软雅黑" w:eastAsia="微软雅黑" w:hAnsi="微软雅黑" w:cs="微软雅黑" w:hint="default"/>
+                <w:rStyle w:val="25"/>
+                <w:rFonts w:hint="default" w:ascii="微软雅黑" w:hAnsi="微软雅黑" w:eastAsia="微软雅黑" w:cs="微软雅黑"/>
                 <w:b w:val="0"/>
                 <w:bCs/>
                 <w:i w:val="0"/>
@@ -2504,10 +2543,10 @@
           <w:tcPr>
             <w:tcW w:w="1205" w:type="dxa"/>
             <w:tcBorders>
-              <w:top w:val="single" w:sz="4" w:space="0" w:color="auto"/>
-              <w:left w:val="single" w:sz="4" w:space="0" w:color="auto"/>
+              <w:top w:val="single" w:color="auto" w:sz="4" w:space="0"/>
+              <w:left w:val="single" w:color="auto" w:sz="4" w:space="0"/>
               <w:bottom w:val="nil"/>
-              <w:right w:val="single" w:sz="12" w:space="0" w:color="auto"/>
+              <w:right w:val="single" w:color="auto" w:sz="12" w:space="0"/>
             </w:tcBorders>
             <w:tcMar>
               <w:top w:w="-1" w:type="dxa"/>
@@ -2532,12 +2571,12 @@
               <w:adjustRightInd w:val="0"/>
               <w:snapToGrid w:val="0"/>
               <w:spacing w:line="240" w:lineRule="auto"/>
-              <w:ind w:left="0" w:right="0" w:firstLine="0" w:leftChars="0" w:rightChars="0" w:firstLineChars="0"/>
+              <w:ind w:left="0" w:leftChars="0" w:right="0" w:rightChars="0" w:firstLine="0" w:firstLineChars="0"/>
               <w:jc w:val="center"/>
               <w:textAlignment w:val="baseline"/>
               <w:rPr>
-                <w:rStyle w:val="Strong"/>
-                <w:rFonts w:ascii="微软雅黑" w:eastAsia="微软雅黑" w:hAnsi="微软雅黑" w:cs="微软雅黑" w:hint="default"/>
+                <w:rStyle w:val="25"/>
+                <w:rFonts w:hint="default" w:ascii="微软雅黑" w:hAnsi="微软雅黑" w:eastAsia="微软雅黑" w:cs="微软雅黑"/>
                 <w:b w:val="0"/>
                 <w:bCs/>
                 <w:i w:val="0"/>
@@ -2558,8 +2597,14 @@
       </w:tr>
       <w:tr>
         <w:tblPrEx>
-          <w:tblW w:w="8519" w:type="dxa"/>
-          <w:jc w:val="center"/>
+          <w:tblBorders>
+            <w:top w:val="none" w:color="auto" w:sz="0" w:space="0"/>
+            <w:left w:val="none" w:color="auto" w:sz="0" w:space="0"/>
+            <w:bottom w:val="none" w:color="auto" w:sz="0" w:space="0"/>
+            <w:right w:val="none" w:color="auto" w:sz="0" w:space="0"/>
+            <w:insideH w:val="none" w:color="auto" w:sz="0" w:space="0"/>
+            <w:insideV w:val="none" w:color="auto" w:sz="0" w:space="0"/>
+          </w:tblBorders>
           <w:tblCellMar>
             <w:top w:w="0" w:type="dxa"/>
             <w:left w:w="108" w:type="dxa"/>
@@ -2568,16 +2613,16 @@
           </w:tblCellMar>
         </w:tblPrEx>
         <w:trPr>
-          <w:trHeight w:val="0"/>
+          <w:trHeight w:val="0" w:hRule="atLeast"/>
           <w:jc w:val="center"/>
         </w:trPr>
         <w:tc>
           <w:tcPr>
             <w:tcW w:w="1621" w:type="dxa"/>
             <w:tcBorders>
-              <w:top w:val="single" w:sz="4" w:space="0" w:color="auto"/>
-              <w:left w:val="single" w:sz="12" w:space="0" w:color="auto"/>
-              <w:bottom w:val="single" w:sz="12" w:space="0" w:color="auto"/>
+              <w:top w:val="single" w:color="auto" w:sz="4" w:space="0"/>
+              <w:left w:val="single" w:color="auto" w:sz="12" w:space="0"/>
+              <w:bottom w:val="single" w:color="auto" w:sz="12" w:space="0"/>
               <w:right w:val="nil"/>
             </w:tcBorders>
             <w:tcMar>
@@ -2603,12 +2648,12 @@
               <w:adjustRightInd w:val="0"/>
               <w:snapToGrid w:val="0"/>
               <w:spacing w:line="240" w:lineRule="auto"/>
-              <w:ind w:left="0" w:right="0" w:firstLine="0" w:leftChars="0" w:rightChars="0" w:firstLineChars="0"/>
+              <w:ind w:left="0" w:leftChars="0" w:right="0" w:rightChars="0" w:firstLine="0" w:firstLineChars="0"/>
               <w:jc w:val="center"/>
               <w:textAlignment w:val="baseline"/>
               <w:rPr>
-                <w:rStyle w:val="Strong"/>
-                <w:rFonts w:ascii="微软雅黑" w:eastAsia="微软雅黑" w:hAnsi="微软雅黑" w:cs="微软雅黑" w:hint="default"/>
+                <w:rStyle w:val="25"/>
+                <w:rFonts w:hint="default" w:ascii="微软雅黑" w:hAnsi="微软雅黑" w:eastAsia="微软雅黑" w:cs="微软雅黑"/>
                 <w:b w:val="0"/>
                 <w:bCs/>
                 <w:i w:val="0"/>
@@ -2630,9 +2675,9 @@
           <w:tcPr>
             <w:tcW w:w="2036" w:type="dxa"/>
             <w:tcBorders>
-              <w:top w:val="single" w:sz="4" w:space="0" w:color="auto"/>
-              <w:left w:val="single" w:sz="4" w:space="0" w:color="auto"/>
-              <w:bottom w:val="single" w:sz="12" w:space="0" w:color="auto"/>
+              <w:top w:val="single" w:color="auto" w:sz="4" w:space="0"/>
+              <w:left w:val="single" w:color="auto" w:sz="4" w:space="0"/>
+              <w:bottom w:val="single" w:color="auto" w:sz="12" w:space="0"/>
               <w:right w:val="nil"/>
             </w:tcBorders>
             <w:tcMar>
@@ -2658,12 +2703,12 @@
               <w:adjustRightInd w:val="0"/>
               <w:snapToGrid w:val="0"/>
               <w:spacing w:line="240" w:lineRule="auto"/>
-              <w:ind w:left="0" w:right="0" w:firstLine="0" w:leftChars="0" w:rightChars="0" w:firstLineChars="0"/>
+              <w:ind w:left="0" w:leftChars="0" w:right="0" w:rightChars="0" w:firstLine="0" w:firstLineChars="0"/>
               <w:jc w:val="center"/>
               <w:textAlignment w:val="baseline"/>
               <w:rPr>
-                <w:rStyle w:val="Strong"/>
-                <w:rFonts w:ascii="微软雅黑" w:eastAsia="微软雅黑" w:hAnsi="微软雅黑" w:cs="微软雅黑" w:hint="default"/>
+                <w:rStyle w:val="25"/>
+                <w:rFonts w:hint="default" w:ascii="微软雅黑" w:hAnsi="微软雅黑" w:eastAsia="微软雅黑" w:cs="微软雅黑"/>
                 <w:b w:val="0"/>
                 <w:bCs/>
                 <w:i w:val="0"/>
@@ -2685,9 +2730,9 @@
           <w:tcPr>
             <w:tcW w:w="1621" w:type="dxa"/>
             <w:tcBorders>
-              <w:top w:val="single" w:sz="4" w:space="0" w:color="auto"/>
-              <w:left w:val="single" w:sz="4" w:space="0" w:color="auto"/>
-              <w:bottom w:val="single" w:sz="12" w:space="0" w:color="auto"/>
+              <w:top w:val="single" w:color="auto" w:sz="4" w:space="0"/>
+              <w:left w:val="single" w:color="auto" w:sz="4" w:space="0"/>
+              <w:bottom w:val="single" w:color="auto" w:sz="12" w:space="0"/>
               <w:right w:val="nil"/>
             </w:tcBorders>
             <w:tcMar>
@@ -2713,12 +2758,12 @@
               <w:adjustRightInd w:val="0"/>
               <w:snapToGrid w:val="0"/>
               <w:spacing w:line="240" w:lineRule="auto"/>
-              <w:ind w:left="0" w:right="0" w:firstLine="0" w:leftChars="0" w:rightChars="0" w:firstLineChars="0"/>
+              <w:ind w:left="0" w:leftChars="0" w:right="0" w:rightChars="0" w:firstLine="0" w:firstLineChars="0"/>
               <w:jc w:val="center"/>
               <w:textAlignment w:val="baseline"/>
               <w:rPr>
-                <w:rStyle w:val="Strong"/>
-                <w:rFonts w:ascii="微软雅黑" w:eastAsia="微软雅黑" w:hAnsi="微软雅黑" w:cs="微软雅黑" w:hint="default"/>
+                <w:rStyle w:val="25"/>
+                <w:rFonts w:hint="default" w:ascii="微软雅黑" w:hAnsi="微软雅黑" w:eastAsia="微软雅黑" w:cs="微软雅黑"/>
                 <w:b w:val="0"/>
                 <w:bCs/>
                 <w:i w:val="0"/>
@@ -2740,9 +2785,9 @@
           <w:tcPr>
             <w:tcW w:w="2036" w:type="dxa"/>
             <w:tcBorders>
-              <w:top w:val="single" w:sz="4" w:space="0" w:color="auto"/>
-              <w:left w:val="single" w:sz="4" w:space="0" w:color="auto"/>
-              <w:bottom w:val="single" w:sz="12" w:space="0" w:color="auto"/>
+              <w:top w:val="single" w:color="auto" w:sz="4" w:space="0"/>
+              <w:left w:val="single" w:color="auto" w:sz="4" w:space="0"/>
+              <w:bottom w:val="single" w:color="auto" w:sz="12" w:space="0"/>
               <w:right w:val="nil"/>
             </w:tcBorders>
             <w:tcMar>
@@ -2768,12 +2813,12 @@
               <w:adjustRightInd w:val="0"/>
               <w:snapToGrid w:val="0"/>
               <w:spacing w:line="240" w:lineRule="auto"/>
-              <w:ind w:left="0" w:right="0" w:firstLine="0" w:leftChars="0" w:rightChars="0" w:firstLineChars="0"/>
+              <w:ind w:left="0" w:leftChars="0" w:right="0" w:rightChars="0" w:firstLine="0" w:firstLineChars="0"/>
               <w:jc w:val="center"/>
               <w:textAlignment w:val="baseline"/>
               <w:rPr>
-                <w:rStyle w:val="Strong"/>
-                <w:rFonts w:ascii="微软雅黑" w:eastAsia="微软雅黑" w:hAnsi="微软雅黑" w:cs="微软雅黑" w:hint="default"/>
+                <w:rStyle w:val="25"/>
+                <w:rFonts w:hint="default" w:ascii="微软雅黑" w:hAnsi="微软雅黑" w:eastAsia="微软雅黑" w:cs="微软雅黑"/>
                 <w:b w:val="0"/>
                 <w:bCs/>
                 <w:i w:val="0"/>
@@ -2795,10 +2840,10 @@
           <w:tcPr>
             <w:tcW w:w="1205" w:type="dxa"/>
             <w:tcBorders>
-              <w:top w:val="single" w:sz="4" w:space="0" w:color="auto"/>
-              <w:left w:val="single" w:sz="4" w:space="0" w:color="auto"/>
-              <w:bottom w:val="single" w:sz="12" w:space="0" w:color="auto"/>
-              <w:right w:val="single" w:sz="12" w:space="0" w:color="auto"/>
+              <w:top w:val="single" w:color="auto" w:sz="4" w:space="0"/>
+              <w:left w:val="single" w:color="auto" w:sz="4" w:space="0"/>
+              <w:bottom w:val="single" w:color="auto" w:sz="12" w:space="0"/>
+              <w:right w:val="single" w:color="auto" w:sz="12" w:space="0"/>
             </w:tcBorders>
             <w:tcMar>
               <w:top w:w="-1" w:type="dxa"/>
@@ -2823,12 +2868,12 @@
               <w:adjustRightInd w:val="0"/>
               <w:snapToGrid w:val="0"/>
               <w:spacing w:line="240" w:lineRule="auto"/>
-              <w:ind w:left="0" w:right="0" w:firstLine="0" w:leftChars="0" w:rightChars="0" w:firstLineChars="0"/>
+              <w:ind w:left="0" w:leftChars="0" w:right="0" w:rightChars="0" w:firstLine="0" w:firstLineChars="0"/>
               <w:jc w:val="center"/>
               <w:textAlignment w:val="baseline"/>
               <w:rPr>
-                <w:rStyle w:val="Strong"/>
-                <w:rFonts w:ascii="微软雅黑" w:eastAsia="微软雅黑" w:hAnsi="微软雅黑" w:cs="微软雅黑" w:hint="default"/>
+                <w:rStyle w:val="25"/>
+                <w:rFonts w:hint="default" w:ascii="微软雅黑" w:hAnsi="微软雅黑" w:eastAsia="微软雅黑" w:cs="微软雅黑"/>
                 <w:b w:val="0"/>
                 <w:bCs/>
                 <w:i w:val="0"/>
@@ -2866,8 +2911,8 @@
       </w:pPr>
       <w:r>
         <w:rPr>
-          <w:rStyle w:val="Strong"/>
-          <w:rFonts w:ascii="微软雅黑" w:eastAsia="微软雅黑" w:hAnsi="微软雅黑" w:cs="微软雅黑" w:hint="default"/>
+          <w:rStyle w:val="25"/>
+          <w:rFonts w:hint="default" w:ascii="微软雅黑" w:hAnsi="微软雅黑" w:eastAsia="微软雅黑" w:cs="微软雅黑"/>
           <w:b w:val="0"/>
           <w:bCs/>
           <w:i w:val="0"/>
@@ -2887,7 +2932,7 @@
     <w:sdt>
       <w:sdtPr>
         <w:rPr>
-          <w:rFonts w:ascii="宋体" w:eastAsia="宋体" w:hAnsi="宋体" w:cs="Arial"/>
+          <w:rFonts w:ascii="宋体" w:hAnsi="宋体" w:eastAsia="宋体" w:cs="Arial"/>
           <w:snapToGrid w:val="0"/>
           <w:color w:val="000000"/>
           <w:kern w:val="0"/>
@@ -2903,7 +2948,7 @@
       </w:sdtPr>
       <w:sdtEndPr>
         <w:rPr>
-          <w:rFonts w:ascii="宋体" w:eastAsia="宋体" w:hAnsi="宋体" w:cs="Arial"/>
+          <w:rFonts w:ascii="宋体" w:hAnsi="宋体" w:eastAsia="宋体" w:cs="Arial"/>
           <w:snapToGrid w:val="0"/>
           <w:color w:val="000000"/>
           <w:kern w:val="0"/>
@@ -2916,12 +2961,12 @@
         <w:p>
           <w:pPr>
             <w:spacing w:before="0" w:beforeLines="0" w:after="0" w:afterLines="0" w:line="240" w:lineRule="auto"/>
-            <w:ind w:left="0" w:right="0" w:firstLine="0" w:leftChars="0" w:rightChars="0" w:firstLineChars="0"/>
+            <w:ind w:left="0" w:leftChars="0" w:right="0" w:rightChars="0" w:firstLine="0" w:firstLineChars="0"/>
             <w:jc w:val="center"/>
           </w:pPr>
           <w:r>
             <w:rPr>
-              <w:rFonts w:ascii="宋体" w:eastAsia="宋体" w:hAnsi="宋体"/>
+              <w:rFonts w:ascii="宋体" w:hAnsi="宋体" w:eastAsia="宋体"/>
               <w:sz w:val="21"/>
             </w:rPr>
             <w:t>目录</w:t>
@@ -2929,7 +2974,7 @@
         </w:p>
         <w:p>
           <w:pPr>
-            <w:pStyle w:val="TOC1"/>
+            <w:pStyle w:val="16"/>
             <w:tabs>
               <w:tab w:val="right" w:leader="dot" w:pos="8306"/>
             </w:tabs>
@@ -2983,7 +3028,7 @@
         </w:p>
         <w:p>
           <w:pPr>
-            <w:pStyle w:val="TOC1"/>
+            <w:pStyle w:val="16"/>
             <w:tabs>
               <w:tab w:val="right" w:leader="dot" w:pos="8306"/>
             </w:tabs>
@@ -3028,7 +3073,7 @@
         </w:p>
         <w:p>
           <w:pPr>
-            <w:pStyle w:val="TOC1"/>
+            <w:pStyle w:val="16"/>
             <w:tabs>
               <w:tab w:val="right" w:leader="dot" w:pos="8306"/>
             </w:tabs>
@@ -3073,7 +3118,7 @@
         </w:p>
         <w:p>
           <w:pPr>
-            <w:pStyle w:val="TOC2"/>
+            <w:pStyle w:val="18"/>
             <w:tabs>
               <w:tab w:val="right" w:leader="dot" w:pos="8306"/>
             </w:tabs>
@@ -3118,7 +3163,7 @@
         </w:p>
         <w:p>
           <w:pPr>
-            <w:pStyle w:val="TOC2"/>
+            <w:pStyle w:val="18"/>
             <w:tabs>
               <w:tab w:val="right" w:leader="dot" w:pos="8306"/>
             </w:tabs>
@@ -3163,7 +3208,7 @@
         </w:p>
         <w:p>
           <w:pPr>
-            <w:pStyle w:val="TOC2"/>
+            <w:pStyle w:val="18"/>
             <w:tabs>
               <w:tab w:val="right" w:leader="dot" w:pos="8306"/>
             </w:tabs>
@@ -3208,7 +3253,7 @@
         </w:p>
         <w:p>
           <w:pPr>
-            <w:pStyle w:val="TOC1"/>
+            <w:pStyle w:val="16"/>
             <w:tabs>
               <w:tab w:val="right" w:leader="dot" w:pos="8306"/>
             </w:tabs>
@@ -3253,7 +3298,7 @@
         </w:p>
         <w:p>
           <w:pPr>
-            <w:pStyle w:val="TOC2"/>
+            <w:pStyle w:val="18"/>
             <w:tabs>
               <w:tab w:val="right" w:leader="dot" w:pos="8306"/>
             </w:tabs>
@@ -3298,7 +3343,7 @@
         </w:p>
         <w:p>
           <w:pPr>
-            <w:pStyle w:val="TOC2"/>
+            <w:pStyle w:val="18"/>
             <w:tabs>
               <w:tab w:val="right" w:leader="dot" w:pos="8306"/>
             </w:tabs>
@@ -3343,7 +3388,7 @@
         </w:p>
         <w:p>
           <w:pPr>
-            <w:pStyle w:val="TOC1"/>
+            <w:pStyle w:val="16"/>
             <w:tabs>
               <w:tab w:val="right" w:leader="dot" w:pos="8306"/>
             </w:tabs>
@@ -3388,7 +3433,7 @@
         </w:p>
         <w:p>
           <w:pPr>
-            <w:pStyle w:val="TOC2"/>
+            <w:pStyle w:val="18"/>
             <w:tabs>
               <w:tab w:val="right" w:leader="dot" w:pos="8306"/>
             </w:tabs>
@@ -3433,7 +3478,7 @@
         </w:p>
         <w:p>
           <w:pPr>
-            <w:pStyle w:val="TOC2"/>
+            <w:pStyle w:val="18"/>
             <w:tabs>
               <w:tab w:val="right" w:leader="dot" w:pos="8306"/>
             </w:tabs>
@@ -3478,7 +3523,7 @@
         </w:p>
         <w:p>
           <w:pPr>
-            <w:pStyle w:val="TOC3"/>
+            <w:pStyle w:val="13"/>
             <w:tabs>
               <w:tab w:val="right" w:leader="dot" w:pos="8306"/>
             </w:tabs>
@@ -3523,7 +3568,7 @@
         </w:p>
         <w:p>
           <w:pPr>
-            <w:pStyle w:val="TOC3"/>
+            <w:pStyle w:val="13"/>
             <w:tabs>
               <w:tab w:val="right" w:leader="dot" w:pos="8306"/>
             </w:tabs>
@@ -3568,7 +3613,7 @@
         </w:p>
         <w:p>
           <w:pPr>
-            <w:pStyle w:val="TOC1"/>
+            <w:pStyle w:val="16"/>
             <w:tabs>
               <w:tab w:val="right" w:leader="dot" w:pos="8306"/>
             </w:tabs>
@@ -3613,7 +3658,7 @@
         </w:p>
         <w:p>
           <w:pPr>
-            <w:pStyle w:val="TOC2"/>
+            <w:pStyle w:val="18"/>
             <w:tabs>
               <w:tab w:val="right" w:leader="dot" w:pos="8306"/>
             </w:tabs>
@@ -3658,7 +3703,7 @@
         </w:p>
         <w:p>
           <w:pPr>
-            <w:pStyle w:val="TOC2"/>
+            <w:pStyle w:val="18"/>
             <w:tabs>
               <w:tab w:val="right" w:leader="dot" w:pos="8306"/>
             </w:tabs>
@@ -3703,7 +3748,7 @@
         </w:p>
         <w:p>
           <w:pPr>
-            <w:pStyle w:val="TOC2"/>
+            <w:pStyle w:val="18"/>
             <w:tabs>
               <w:tab w:val="right" w:leader="dot" w:pos="8306"/>
             </w:tabs>
@@ -3748,7 +3793,7 @@
         </w:p>
         <w:p>
           <w:pPr>
-            <w:pStyle w:val="TOC2"/>
+            <w:pStyle w:val="18"/>
             <w:tabs>
               <w:tab w:val="right" w:leader="dot" w:pos="8306"/>
             </w:tabs>
@@ -3793,7 +3838,7 @@
         </w:p>
         <w:p>
           <w:pPr>
-            <w:pStyle w:val="TOC1"/>
+            <w:pStyle w:val="16"/>
             <w:tabs>
               <w:tab w:val="right" w:leader="dot" w:pos="8306"/>
             </w:tabs>
@@ -3838,7 +3883,7 @@
         </w:p>
         <w:p>
           <w:pPr>
-            <w:pStyle w:val="TOC2"/>
+            <w:pStyle w:val="18"/>
             <w:tabs>
               <w:tab w:val="right" w:leader="dot" w:pos="8306"/>
             </w:tabs>
@@ -3883,7 +3928,7 @@
         </w:p>
         <w:p>
           <w:pPr>
-            <w:pStyle w:val="TOC2"/>
+            <w:pStyle w:val="18"/>
             <w:tabs>
               <w:tab w:val="right" w:leader="dot" w:pos="8306"/>
             </w:tabs>
@@ -3928,7 +3973,7 @@
         </w:p>
         <w:p>
           <w:pPr>
-            <w:pStyle w:val="TOC1"/>
+            <w:pStyle w:val="16"/>
             <w:tabs>
               <w:tab w:val="right" w:leader="dot" w:pos="8306"/>
             </w:tabs>
@@ -3973,7 +4018,7 @@
         </w:p>
         <w:p>
           <w:pPr>
-            <w:pStyle w:val="TOC2"/>
+            <w:pStyle w:val="18"/>
             <w:tabs>
               <w:tab w:val="right" w:leader="dot" w:pos="8306"/>
             </w:tabs>
@@ -4018,7 +4063,7 @@
         </w:p>
         <w:p>
           <w:pPr>
-            <w:pStyle w:val="TOC2"/>
+            <w:pStyle w:val="18"/>
             <w:tabs>
               <w:tab w:val="right" w:leader="dot" w:pos="8306"/>
             </w:tabs>
@@ -4063,7 +4108,7 @@
         </w:p>
         <w:p>
           <w:pPr>
-            <w:pStyle w:val="TOC2"/>
+            <w:pStyle w:val="18"/>
             <w:tabs>
               <w:tab w:val="right" w:leader="dot" w:pos="8306"/>
             </w:tabs>
@@ -4108,7 +4153,7 @@
         </w:p>
         <w:p>
           <w:pPr>
-            <w:pStyle w:val="TOC2"/>
+            <w:pStyle w:val="18"/>
             <w:tabs>
               <w:tab w:val="right" w:leader="dot" w:pos="8306"/>
             </w:tabs>
@@ -4153,7 +4198,7 @@
         </w:p>
         <w:p>
           <w:pPr>
-            <w:pStyle w:val="TOC1"/>
+            <w:pStyle w:val="16"/>
             <w:tabs>
               <w:tab w:val="right" w:leader="dot" w:pos="8306"/>
             </w:tabs>
@@ -4205,7 +4250,7 @@
         </w:p>
         <w:p>
           <w:pPr>
-            <w:pStyle w:val="TOC1"/>
+            <w:pStyle w:val="16"/>
             <w:tabs>
               <w:tab w:val="right" w:leader="dot" w:pos="8306"/>
             </w:tabs>
@@ -4266,7 +4311,7 @@
       <w:pPr>
         <w:jc w:val="center"/>
         <w:rPr>
-          <w:rFonts w:eastAsia="宋体" w:hint="eastAsia"/>
+          <w:rFonts w:hint="eastAsia" w:eastAsia="宋体"/>
           <w:lang w:val="en-US" w:eastAsia="zh-CN"/>
         </w:rPr>
       </w:pPr>
@@ -4280,7 +4325,7 @@
     </w:p>
     <w:p>
       <w:pPr>
-        <w:pStyle w:val="TableofFigures"/>
+        <w:pStyle w:val="17"/>
         <w:tabs>
           <w:tab w:val="right" w:leader="dot" w:pos="8306"/>
         </w:tabs>
@@ -4289,7 +4334,7 @@
         <w:fldChar w:fldCharType="begin"/>
       </w:r>
       <w:r>
-        <w:instrText>TOC \h \c "表"</w:instrText>
+        <w:instrText xml:space="preserve">TOC \h \c "表"</w:instrText>
       </w:r>
       <w:r>
         <w:fldChar w:fldCharType="separate"/>
@@ -4358,7 +4403,7 @@
     </w:p>
     <w:p>
       <w:pPr>
-        <w:pStyle w:val="TableofFigures"/>
+        <w:pStyle w:val="17"/>
         <w:tabs>
           <w:tab w:val="right" w:leader="dot" w:pos="8306"/>
         </w:tabs>
@@ -4460,7 +4505,7 @@
     </w:p>
     <w:p>
       <w:pPr>
-        <w:pStyle w:val="1"/>
+        <w:pStyle w:val="30"/>
         <w:bidi w:val="0"/>
         <w:rPr>
           <w:rFonts w:hint="default"/>
@@ -4479,7 +4524,7 @@
     </w:p>
     <w:p>
       <w:pPr>
-        <w:pStyle w:val="a1"/>
+        <w:pStyle w:val="31"/>
         <w:bidi w:val="0"/>
         <w:rPr>
           <w:rFonts w:hint="default"/>
@@ -4496,7 +4541,7 @@
     </w:p>
     <w:p>
       <w:pPr>
-        <w:pStyle w:val="1"/>
+        <w:pStyle w:val="30"/>
         <w:bidi w:val="0"/>
         <w:rPr>
           <w:rFonts w:hint="default"/>
@@ -4515,24 +4560,24 @@
     </w:p>
     <w:p>
       <w:pPr>
-        <w:pStyle w:val="a1"/>
-        <w:bidi w:val="0"/>
-        <w:rPr>
-          <w:rFonts w:hint="default"/>
-          <w:lang w:val="en-US" w:eastAsia="zh-CN"/>
-        </w:rPr>
-      </w:pPr>
-      <w:r>
-        <w:rPr>
-          <w:rFonts w:hint="default"/>
-          <w:lang w:val="en-US" w:eastAsia="zh-CN"/>
-        </w:rPr>
-        <w:t>本制度适用于公司各部门关键岗位人员的储备管理，覆盖运维服务相关的所有部门：运维部、研发部、产品产品质量部、综合部、采购部、应急管理部。</w:t>
-      </w:r>
-    </w:p>
-    <w:p>
-      <w:pPr>
-        <w:pStyle w:val="1"/>
+        <w:pStyle w:val="31"/>
+        <w:bidi w:val="0"/>
+        <w:rPr>
+          <w:rFonts w:hint="default"/>
+          <w:lang w:val="en-US" w:eastAsia="zh-CN"/>
+        </w:rPr>
+      </w:pPr>
+      <w:r>
+        <w:rPr>
+          <w:rFonts w:hint="default"/>
+          <w:lang w:val="en-US" w:eastAsia="zh-CN"/>
+        </w:rPr>
+        <w:t>本制度适用于公司各部门关键岗位人员的储备管理，覆盖运维服务相关的所有部门：运维部、研发部、产品质量部、综合部、采购部、应急管理部。</w:t>
+      </w:r>
+    </w:p>
+    <w:p>
+      <w:pPr>
+        <w:pStyle w:val="30"/>
         <w:bidi w:val="0"/>
         <w:rPr>
           <w:rFonts w:hint="default"/>
@@ -4551,7 +4596,7 @@
     </w:p>
     <w:p>
       <w:pPr>
-        <w:pStyle w:val="2"/>
+        <w:pStyle w:val="32"/>
         <w:bidi w:val="0"/>
         <w:rPr>
           <w:rFonts w:hint="default"/>
@@ -4570,7 +4615,7 @@
     </w:p>
     <w:p>
       <w:pPr>
-        <w:pStyle w:val="a1"/>
+        <w:pStyle w:val="31"/>
         <w:bidi w:val="0"/>
         <w:rPr>
           <w:rFonts w:hint="default"/>
@@ -4587,7 +4632,7 @@
     </w:p>
     <w:p>
       <w:pPr>
-        <w:pStyle w:val="a1"/>
+        <w:pStyle w:val="31"/>
         <w:bidi w:val="0"/>
         <w:rPr>
           <w:rFonts w:hint="default"/>
@@ -4604,7 +4649,7 @@
     </w:p>
     <w:p>
       <w:pPr>
-        <w:pStyle w:val="a1"/>
+        <w:pStyle w:val="31"/>
         <w:bidi w:val="0"/>
         <w:rPr>
           <w:rFonts w:hint="default"/>
@@ -4621,7 +4666,7 @@
     </w:p>
     <w:p>
       <w:pPr>
-        <w:pStyle w:val="a1"/>
+        <w:pStyle w:val="31"/>
         <w:bidi w:val="0"/>
         <w:rPr>
           <w:rFonts w:hint="default"/>
@@ -4638,7 +4683,7 @@
     </w:p>
     <w:p>
       <w:pPr>
-        <w:pStyle w:val="a1"/>
+        <w:pStyle w:val="31"/>
         <w:bidi w:val="0"/>
         <w:rPr>
           <w:rFonts w:hint="default"/>
@@ -4655,7 +4700,7 @@
     </w:p>
     <w:p>
       <w:pPr>
-        <w:pStyle w:val="a1"/>
+        <w:pStyle w:val="31"/>
         <w:bidi w:val="0"/>
         <w:rPr>
           <w:rFonts w:hint="default"/>
@@ -4672,7 +4717,7 @@
     </w:p>
     <w:p>
       <w:pPr>
-        <w:pStyle w:val="2"/>
+        <w:pStyle w:val="32"/>
         <w:bidi w:val="0"/>
         <w:rPr>
           <w:rFonts w:hint="default"/>
@@ -4691,7 +4736,7 @@
     </w:p>
     <w:p>
       <w:pPr>
-        <w:pStyle w:val="a1"/>
+        <w:pStyle w:val="31"/>
         <w:bidi w:val="0"/>
         <w:rPr>
           <w:rFonts w:hint="default"/>
@@ -4708,7 +4753,7 @@
     </w:p>
     <w:p>
       <w:pPr>
-        <w:pStyle w:val="a1"/>
+        <w:pStyle w:val="31"/>
         <w:bidi w:val="0"/>
         <w:rPr>
           <w:rFonts w:hint="default"/>
@@ -4725,7 +4770,7 @@
     </w:p>
     <w:p>
       <w:pPr>
-        <w:pStyle w:val="a1"/>
+        <w:pStyle w:val="31"/>
         <w:bidi w:val="0"/>
         <w:rPr>
           <w:rFonts w:hint="default"/>
@@ -4742,7 +4787,7 @@
     </w:p>
     <w:p>
       <w:pPr>
-        <w:pStyle w:val="a1"/>
+        <w:pStyle w:val="31"/>
         <w:bidi w:val="0"/>
         <w:rPr>
           <w:rFonts w:hint="default"/>
@@ -4759,7 +4804,7 @@
     </w:p>
     <w:p>
       <w:pPr>
-        <w:pStyle w:val="a1"/>
+        <w:pStyle w:val="31"/>
         <w:bidi w:val="0"/>
         <w:rPr>
           <w:rFonts w:hint="default"/>
@@ -4776,7 +4821,7 @@
     </w:p>
     <w:p>
       <w:pPr>
-        <w:pStyle w:val="2"/>
+        <w:pStyle w:val="32"/>
         <w:bidi w:val="0"/>
         <w:rPr>
           <w:rFonts w:hint="default"/>
@@ -4795,7 +4840,7 @@
     </w:p>
     <w:p>
       <w:pPr>
-        <w:pStyle w:val="a1"/>
+        <w:pStyle w:val="31"/>
         <w:bidi w:val="0"/>
         <w:rPr>
           <w:rFonts w:hint="default"/>
@@ -4812,7 +4857,7 @@
     </w:p>
     <w:p>
       <w:pPr>
-        <w:pStyle w:val="a1"/>
+        <w:pStyle w:val="31"/>
         <w:bidi w:val="0"/>
         <w:rPr>
           <w:rFonts w:hint="default"/>
@@ -4829,7 +4874,7 @@
     </w:p>
     <w:p>
       <w:pPr>
-        <w:pStyle w:val="a1"/>
+        <w:pStyle w:val="31"/>
         <w:bidi w:val="0"/>
         <w:rPr>
           <w:rFonts w:hint="default"/>
@@ -4846,7 +4891,7 @@
     </w:p>
     <w:p>
       <w:pPr>
-        <w:pStyle w:val="1"/>
+        <w:pStyle w:val="30"/>
         <w:bidi w:val="0"/>
         <w:rPr>
           <w:rFonts w:hint="default"/>
@@ -4865,7 +4910,7 @@
     </w:p>
     <w:p>
       <w:pPr>
-        <w:pStyle w:val="2"/>
+        <w:pStyle w:val="32"/>
         <w:bidi w:val="0"/>
         <w:rPr>
           <w:rFonts w:hint="default"/>
@@ -4884,7 +4929,7 @@
     </w:p>
     <w:p>
       <w:pPr>
-        <w:pStyle w:val="a1"/>
+        <w:pStyle w:val="31"/>
         <w:bidi w:val="0"/>
         <w:rPr>
           <w:rFonts w:hint="default"/>
@@ -4901,7 +4946,7 @@
     </w:p>
     <w:p>
       <w:pPr>
-        <w:pStyle w:val="a1"/>
+        <w:pStyle w:val="31"/>
         <w:bidi w:val="0"/>
         <w:rPr>
           <w:rFonts w:hint="default"/>
@@ -4918,7 +4963,7 @@
     </w:p>
     <w:p>
       <w:pPr>
-        <w:pStyle w:val="2"/>
+        <w:pStyle w:val="32"/>
         <w:bidi w:val="0"/>
         <w:rPr>
           <w:rFonts w:hint="default"/>
@@ -4937,7 +4982,7 @@
     </w:p>
     <w:p>
       <w:pPr>
-        <w:pStyle w:val="a1"/>
+        <w:pStyle w:val="31"/>
         <w:bidi w:val="0"/>
         <w:rPr>
           <w:rFonts w:hint="default"/>
@@ -4954,18 +4999,19 @@
     </w:p>
     <w:tbl>
       <w:tblPr>
-        <w:tblStyle w:val="TableNormal"/>
+        <w:tblStyle w:val="22"/>
         <w:tblW w:w="8495" w:type="dxa"/>
         <w:jc w:val="center"/>
         <w:tblBorders>
-          <w:top w:val="nil"/>
-          <w:left w:val="nil"/>
-          <w:bottom w:val="nil"/>
-          <w:right w:val="nil"/>
-          <w:insideH w:val="nil"/>
-          <w:insideV w:val="nil"/>
+          <w:top w:val="none" w:color="auto" w:sz="0" w:space="0"/>
+          <w:left w:val="none" w:color="auto" w:sz="0" w:space="0"/>
+          <w:bottom w:val="none" w:color="auto" w:sz="0" w:space="0"/>
+          <w:right w:val="none" w:color="auto" w:sz="0" w:space="0"/>
+          <w:insideH w:val="none" w:color="auto" w:sz="0" w:space="0"/>
+          <w:insideV w:val="none" w:color="auto" w:sz="0" w:space="0"/>
         </w:tblBorders>
         <w:shd w:val="clear" w:color="auto" w:fill="auto"/>
+        <w:tblLayout w:type="autofit"/>
         <w:tblCellMar>
           <w:top w:w="15" w:type="dxa"/>
           <w:left w:w="15" w:type="dxa"/>
@@ -4981,15 +5027,13 @@
       </w:tblGrid>
       <w:tr>
         <w:tblPrEx>
-          <w:tblW w:w="8495" w:type="dxa"/>
-          <w:jc w:val="center"/>
           <w:tblBorders>
-            <w:top w:val="nil"/>
-            <w:left w:val="nil"/>
-            <w:bottom w:val="nil"/>
-            <w:right w:val="nil"/>
-            <w:insideH w:val="nil"/>
-            <w:insideV w:val="nil"/>
+            <w:top w:val="none" w:color="auto" w:sz="0" w:space="0"/>
+            <w:left w:val="none" w:color="auto" w:sz="0" w:space="0"/>
+            <w:bottom w:val="none" w:color="auto" w:sz="0" w:space="0"/>
+            <w:right w:val="none" w:color="auto" w:sz="0" w:space="0"/>
+            <w:insideH w:val="none" w:color="auto" w:sz="0" w:space="0"/>
+            <w:insideV w:val="none" w:color="auto" w:sz="0" w:space="0"/>
           </w:tblBorders>
           <w:shd w:val="clear" w:color="auto" w:fill="auto"/>
           <w:tblCellMar>
@@ -5000,7 +5044,7 @@
           </w:tblCellMar>
         </w:tblPrEx>
         <w:trPr>
-          <w:trHeight w:val="0"/>
+          <w:trHeight w:val="0" w:hRule="atLeast"/>
           <w:tblHeader/>
           <w:jc w:val="center"/>
         </w:trPr>
@@ -5008,8 +5052,8 @@
           <w:tcPr>
             <w:tcW w:w="0" w:type="auto"/>
             <w:tcBorders>
-              <w:top w:val="single" w:sz="12" w:space="0" w:color="auto"/>
-              <w:left w:val="single" w:sz="12" w:space="0" w:color="auto"/>
+              <w:top w:val="single" w:color="auto" w:sz="12" w:space="0"/>
+              <w:left w:val="single" w:color="auto" w:sz="12" w:space="0"/>
               <w:bottom w:val="nil"/>
               <w:right w:val="nil"/>
             </w:tcBorders>
@@ -5030,10 +5074,10 @@
               <w:suppressLineNumbers w:val="0"/>
               <w:snapToGrid w:val="0"/>
               <w:spacing w:line="240" w:lineRule="auto"/>
-              <w:ind w:left="0" w:right="0" w:firstLine="0" w:leftChars="0" w:rightChars="0" w:firstLineChars="0"/>
+              <w:ind w:left="0" w:leftChars="0" w:right="0" w:rightChars="0" w:firstLine="0" w:firstLineChars="0"/>
               <w:jc w:val="center"/>
               <w:rPr>
-                <w:rFonts w:ascii="Segoe UI" w:eastAsia="Segoe UI" w:hAnsi="Segoe UI" w:cs="Segoe UI"/>
+                <w:rFonts w:ascii="Segoe UI" w:hAnsi="Segoe UI" w:eastAsia="Segoe UI" w:cs="Segoe UI"/>
                 <w:b/>
                 <w:i w:val="0"/>
                 <w:iCs w:val="0"/>
@@ -5046,7 +5090,7 @@
             </w:pPr>
             <w:r>
               <w:rPr>
-                <w:rFonts w:ascii="Segoe UI" w:eastAsia="Segoe UI" w:hAnsi="Segoe UI" w:cs="Segoe UI" w:hint="default"/>
+                <w:rFonts w:hint="default" w:ascii="Segoe UI" w:hAnsi="Segoe UI" w:eastAsia="Segoe UI" w:cs="Segoe UI"/>
                 <w:b/>
                 <w:i w:val="0"/>
                 <w:iCs w:val="0"/>
@@ -5067,8 +5111,8 @@
           <w:tcPr>
             <w:tcW w:w="0" w:type="auto"/>
             <w:tcBorders>
-              <w:top w:val="single" w:sz="12" w:space="0" w:color="auto"/>
-              <w:left w:val="single" w:sz="4" w:space="0" w:color="auto"/>
+              <w:top w:val="single" w:color="auto" w:sz="12" w:space="0"/>
+              <w:left w:val="single" w:color="auto" w:sz="4" w:space="0"/>
               <w:bottom w:val="nil"/>
               <w:right w:val="nil"/>
             </w:tcBorders>
@@ -5089,10 +5133,10 @@
               <w:suppressLineNumbers w:val="0"/>
               <w:snapToGrid w:val="0"/>
               <w:spacing w:line="240" w:lineRule="auto"/>
-              <w:ind w:left="0" w:right="0" w:firstLine="0" w:leftChars="0" w:rightChars="0" w:firstLineChars="0"/>
+              <w:ind w:left="0" w:leftChars="0" w:right="0" w:rightChars="0" w:firstLine="0" w:firstLineChars="0"/>
               <w:jc w:val="center"/>
               <w:rPr>
-                <w:rFonts w:ascii="Segoe UI" w:eastAsia="Segoe UI" w:hAnsi="Segoe UI" w:cs="Segoe UI" w:hint="default"/>
+                <w:rFonts w:hint="default" w:ascii="Segoe UI" w:hAnsi="Segoe UI" w:eastAsia="Segoe UI" w:cs="Segoe UI"/>
                 <w:b/>
                 <w:i w:val="0"/>
                 <w:iCs w:val="0"/>
@@ -5105,7 +5149,7 @@
             </w:pPr>
             <w:r>
               <w:rPr>
-                <w:rFonts w:ascii="Segoe UI" w:eastAsia="Segoe UI" w:hAnsi="Segoe UI" w:cs="Segoe UI" w:hint="default"/>
+                <w:rFonts w:hint="default" w:ascii="Segoe UI" w:hAnsi="Segoe UI" w:eastAsia="Segoe UI" w:cs="Segoe UI"/>
                 <w:b/>
                 <w:i w:val="0"/>
                 <w:iCs w:val="0"/>
@@ -5126,8 +5170,8 @@
           <w:tcPr>
             <w:tcW w:w="0" w:type="auto"/>
             <w:tcBorders>
-              <w:top w:val="single" w:sz="12" w:space="0" w:color="auto"/>
-              <w:left w:val="single" w:sz="4" w:space="0" w:color="auto"/>
+              <w:top w:val="single" w:color="auto" w:sz="12" w:space="0"/>
+              <w:left w:val="single" w:color="auto" w:sz="4" w:space="0"/>
               <w:bottom w:val="nil"/>
               <w:right w:val="nil"/>
             </w:tcBorders>
@@ -5148,10 +5192,10 @@
               <w:suppressLineNumbers w:val="0"/>
               <w:snapToGrid w:val="0"/>
               <w:spacing w:line="240" w:lineRule="auto"/>
-              <w:ind w:left="0" w:right="0" w:firstLine="0" w:leftChars="0" w:rightChars="0" w:firstLineChars="0"/>
+              <w:ind w:left="0" w:leftChars="0" w:right="0" w:rightChars="0" w:firstLine="0" w:firstLineChars="0"/>
               <w:jc w:val="center"/>
               <w:rPr>
-                <w:rFonts w:ascii="Segoe UI" w:eastAsia="Segoe UI" w:hAnsi="Segoe UI" w:cs="Segoe UI" w:hint="default"/>
+                <w:rFonts w:hint="default" w:ascii="Segoe UI" w:hAnsi="Segoe UI" w:eastAsia="Segoe UI" w:cs="Segoe UI"/>
                 <w:b/>
                 <w:i w:val="0"/>
                 <w:iCs w:val="0"/>
@@ -5164,7 +5208,7 @@
             </w:pPr>
             <w:r>
               <w:rPr>
-                <w:rFonts w:ascii="Segoe UI" w:eastAsia="Segoe UI" w:hAnsi="Segoe UI" w:cs="Segoe UI" w:hint="default"/>
+                <w:rFonts w:hint="default" w:ascii="Segoe UI" w:hAnsi="Segoe UI" w:eastAsia="Segoe UI" w:cs="Segoe UI"/>
                 <w:b/>
                 <w:i w:val="0"/>
                 <w:iCs w:val="0"/>
@@ -5185,10 +5229,10 @@
           <w:tcPr>
             <w:tcW w:w="2534" w:type="dxa"/>
             <w:tcBorders>
-              <w:top w:val="single" w:sz="12" w:space="0" w:color="auto"/>
-              <w:left w:val="single" w:sz="4" w:space="0" w:color="auto"/>
+              <w:top w:val="single" w:color="auto" w:sz="12" w:space="0"/>
+              <w:left w:val="single" w:color="auto" w:sz="4" w:space="0"/>
               <w:bottom w:val="nil"/>
-              <w:right w:val="single" w:sz="12" w:space="0" w:color="auto"/>
+              <w:right w:val="single" w:color="auto" w:sz="12" w:space="0"/>
             </w:tcBorders>
             <w:shd w:val="clear" w:color="auto" w:fill="auto"/>
             <w:tcMar>
@@ -5207,10 +5251,10 @@
               <w:suppressLineNumbers w:val="0"/>
               <w:snapToGrid w:val="0"/>
               <w:spacing w:line="240" w:lineRule="auto"/>
-              <w:ind w:left="0" w:right="0" w:firstLine="0" w:leftChars="0" w:rightChars="0" w:firstLineChars="0"/>
+              <w:ind w:left="0" w:leftChars="0" w:right="0" w:rightChars="0" w:firstLine="0" w:firstLineChars="0"/>
               <w:jc w:val="center"/>
               <w:rPr>
-                <w:rFonts w:ascii="Segoe UI" w:eastAsia="Segoe UI" w:hAnsi="Segoe UI" w:cs="Segoe UI" w:hint="default"/>
+                <w:rFonts w:hint="default" w:ascii="Segoe UI" w:hAnsi="Segoe UI" w:eastAsia="Segoe UI" w:cs="Segoe UI"/>
                 <w:b/>
                 <w:i w:val="0"/>
                 <w:iCs w:val="0"/>
@@ -5223,7 +5267,7 @@
             </w:pPr>
             <w:r>
               <w:rPr>
-                <w:rFonts w:ascii="Segoe UI" w:eastAsia="Segoe UI" w:hAnsi="Segoe UI" w:cs="Segoe UI" w:hint="default"/>
+                <w:rFonts w:hint="default" w:ascii="Segoe UI" w:hAnsi="Segoe UI" w:eastAsia="Segoe UI" w:cs="Segoe UI"/>
                 <w:b/>
                 <w:i w:val="0"/>
                 <w:iCs w:val="0"/>
@@ -5243,9 +5287,14 @@
       </w:tr>
       <w:tr>
         <w:tblPrEx>
-          <w:tblW w:w="8495" w:type="dxa"/>
-          <w:jc w:val="center"/>
-          <w:shd w:val="clear" w:color="auto" w:fill="auto"/>
+          <w:tblBorders>
+            <w:top w:val="none" w:color="auto" w:sz="0" w:space="0"/>
+            <w:left w:val="none" w:color="auto" w:sz="0" w:space="0"/>
+            <w:bottom w:val="none" w:color="auto" w:sz="0" w:space="0"/>
+            <w:right w:val="none" w:color="auto" w:sz="0" w:space="0"/>
+            <w:insideH w:val="none" w:color="auto" w:sz="0" w:space="0"/>
+            <w:insideV w:val="none" w:color="auto" w:sz="0" w:space="0"/>
+          </w:tblBorders>
           <w:tblCellMar>
             <w:top w:w="15" w:type="dxa"/>
             <w:left w:w="15" w:type="dxa"/>
@@ -5254,7 +5303,7 @@
           </w:tblCellMar>
         </w:tblPrEx>
         <w:trPr>
-          <w:trHeight w:val="0"/>
+          <w:trHeight w:val="0" w:hRule="atLeast"/>
           <w:jc w:val="center"/>
         </w:trPr>
         <w:tc>
@@ -5262,8 +5311,8 @@
             <w:tcW w:w="1414" w:type="dxa"/>
             <w:vMerge w:val="restart"/>
             <w:tcBorders>
-              <w:top w:val="single" w:sz="4" w:space="0" w:color="auto"/>
-              <w:left w:val="single" w:sz="12" w:space="0" w:color="auto"/>
+              <w:top w:val="single" w:color="auto" w:sz="4" w:space="0"/>
+              <w:left w:val="single" w:color="auto" w:sz="12" w:space="0"/>
               <w:right w:val="nil"/>
             </w:tcBorders>
             <w:shd w:val="clear" w:color="auto" w:fill="auto"/>
@@ -5283,10 +5332,10 @@
               <w:suppressLineNumbers w:val="0"/>
               <w:snapToGrid w:val="0"/>
               <w:spacing w:line="240" w:lineRule="auto"/>
-              <w:ind w:left="0" w:right="0" w:firstLine="0" w:leftChars="0" w:rightChars="0" w:firstLineChars="0"/>
+              <w:ind w:left="0" w:leftChars="0" w:right="0" w:rightChars="0" w:firstLine="0" w:firstLineChars="0"/>
               <w:jc w:val="center"/>
               <w:rPr>
-                <w:rFonts w:ascii="Segoe UI" w:eastAsia="Segoe UI" w:hAnsi="Segoe UI" w:cs="Segoe UI" w:hint="default"/>
+                <w:rFonts w:hint="default" w:ascii="Segoe UI" w:hAnsi="Segoe UI" w:eastAsia="Segoe UI" w:cs="Segoe UI"/>
                 <w:i w:val="0"/>
                 <w:iCs w:val="0"/>
                 <w:caps w:val="0"/>
@@ -5298,8 +5347,8 @@
             </w:pPr>
             <w:r>
               <w:rPr>
-                <w:rStyle w:val="Strong"/>
-                <w:rFonts w:ascii="Segoe UI" w:eastAsia="Segoe UI" w:hAnsi="Segoe UI" w:cs="Segoe UI" w:hint="default"/>
+                <w:rStyle w:val="25"/>
+                <w:rFonts w:hint="default" w:ascii="Segoe UI" w:hAnsi="Segoe UI" w:eastAsia="Segoe UI" w:cs="Segoe UI"/>
                 <w:b/>
                 <w:bCs/>
                 <w:i w:val="0"/>
@@ -5321,8 +5370,8 @@
           <w:tcPr>
             <w:tcW w:w="0" w:type="auto"/>
             <w:tcBorders>
-              <w:top w:val="single" w:sz="4" w:space="0" w:color="auto"/>
-              <w:left w:val="single" w:sz="4" w:space="0" w:color="auto"/>
+              <w:top w:val="single" w:color="auto" w:sz="4" w:space="0"/>
+              <w:left w:val="single" w:color="auto" w:sz="4" w:space="0"/>
               <w:bottom w:val="nil"/>
               <w:right w:val="nil"/>
             </w:tcBorders>
@@ -5343,10 +5392,10 @@
               <w:suppressLineNumbers w:val="0"/>
               <w:snapToGrid w:val="0"/>
               <w:spacing w:line="240" w:lineRule="auto"/>
-              <w:ind w:left="0" w:right="0" w:firstLine="0" w:leftChars="0" w:rightChars="0" w:firstLineChars="0"/>
+              <w:ind w:left="0" w:leftChars="0" w:right="0" w:rightChars="0" w:firstLine="0" w:firstLineChars="0"/>
               <w:jc w:val="center"/>
               <w:rPr>
-                <w:rFonts w:ascii="Segoe UI" w:eastAsia="Segoe UI" w:hAnsi="Segoe UI" w:cs="Segoe UI" w:hint="default"/>
+                <w:rFonts w:hint="default" w:ascii="Segoe UI" w:hAnsi="Segoe UI" w:eastAsia="Segoe UI" w:cs="Segoe UI"/>
                 <w:i w:val="0"/>
                 <w:iCs w:val="0"/>
                 <w:caps w:val="0"/>
@@ -5358,7 +5407,7 @@
             </w:pPr>
             <w:r>
               <w:rPr>
-                <w:rFonts w:ascii="Segoe UI" w:eastAsia="Segoe UI" w:hAnsi="Segoe UI" w:cs="Segoe UI" w:hint="default"/>
+                <w:rFonts w:hint="default" w:ascii="Segoe UI" w:hAnsi="Segoe UI" w:eastAsia="Segoe UI" w:cs="Segoe UI"/>
                 <w:i w:val="0"/>
                 <w:iCs w:val="0"/>
                 <w:caps w:val="0"/>
@@ -5378,8 +5427,8 @@
           <w:tcPr>
             <w:tcW w:w="0" w:type="auto"/>
             <w:tcBorders>
-              <w:top w:val="single" w:sz="4" w:space="0" w:color="auto"/>
-              <w:left w:val="single" w:sz="4" w:space="0" w:color="auto"/>
+              <w:top w:val="single" w:color="auto" w:sz="4" w:space="0"/>
+              <w:left w:val="single" w:color="auto" w:sz="4" w:space="0"/>
               <w:bottom w:val="nil"/>
               <w:right w:val="nil"/>
             </w:tcBorders>
@@ -5400,10 +5449,10 @@
               <w:suppressLineNumbers w:val="0"/>
               <w:snapToGrid w:val="0"/>
               <w:spacing w:line="240" w:lineRule="auto"/>
-              <w:ind w:left="0" w:right="0" w:firstLine="0" w:leftChars="0" w:rightChars="0" w:firstLineChars="0"/>
+              <w:ind w:left="0" w:leftChars="0" w:right="0" w:rightChars="0" w:firstLine="0" w:firstLineChars="0"/>
               <w:jc w:val="left"/>
               <w:rPr>
-                <w:rFonts w:ascii="Segoe UI" w:eastAsia="Segoe UI" w:hAnsi="Segoe UI" w:cs="Segoe UI" w:hint="default"/>
+                <w:rFonts w:hint="default" w:ascii="Segoe UI" w:hAnsi="Segoe UI" w:eastAsia="Segoe UI" w:cs="Segoe UI"/>
                 <w:i w:val="0"/>
                 <w:iCs w:val="0"/>
                 <w:caps w:val="0"/>
@@ -5415,7 +5464,7 @@
             </w:pPr>
             <w:r>
               <w:rPr>
-                <w:rFonts w:ascii="Segoe UI" w:eastAsia="Segoe UI" w:hAnsi="Segoe UI" w:cs="Segoe UI" w:hint="default"/>
+                <w:rFonts w:hint="default" w:ascii="Segoe UI" w:hAnsi="Segoe UI" w:eastAsia="Segoe UI" w:cs="Segoe UI"/>
                 <w:i w:val="0"/>
                 <w:iCs w:val="0"/>
                 <w:caps w:val="0"/>
@@ -5435,10 +5484,10 @@
           <w:tcPr>
             <w:tcW w:w="2534" w:type="dxa"/>
             <w:tcBorders>
-              <w:top w:val="single" w:sz="4" w:space="0" w:color="auto"/>
-              <w:left w:val="single" w:sz="4" w:space="0" w:color="auto"/>
+              <w:top w:val="single" w:color="auto" w:sz="4" w:space="0"/>
+              <w:left w:val="single" w:color="auto" w:sz="4" w:space="0"/>
               <w:bottom w:val="nil"/>
-              <w:right w:val="single" w:sz="12" w:space="0" w:color="auto"/>
+              <w:right w:val="single" w:color="auto" w:sz="12" w:space="0"/>
             </w:tcBorders>
             <w:shd w:val="clear" w:color="auto" w:fill="auto"/>
             <w:tcMar>
@@ -5457,10 +5506,10 @@
               <w:suppressLineNumbers w:val="0"/>
               <w:snapToGrid w:val="0"/>
               <w:spacing w:line="240" w:lineRule="auto"/>
-              <w:ind w:left="0" w:right="0" w:firstLine="0" w:leftChars="0" w:rightChars="0" w:firstLineChars="0"/>
+              <w:ind w:left="0" w:leftChars="0" w:right="0" w:rightChars="0" w:firstLine="0" w:firstLineChars="0"/>
               <w:jc w:val="left"/>
               <w:rPr>
-                <w:rFonts w:ascii="Segoe UI" w:eastAsia="Segoe UI" w:hAnsi="Segoe UI" w:cs="Segoe UI" w:hint="default"/>
+                <w:rFonts w:hint="default" w:ascii="Segoe UI" w:hAnsi="Segoe UI" w:eastAsia="Segoe UI" w:cs="Segoe UI"/>
                 <w:i w:val="0"/>
                 <w:iCs w:val="0"/>
                 <w:caps w:val="0"/>
@@ -5472,7 +5521,7 @@
             </w:pPr>
             <w:r>
               <w:rPr>
-                <w:rFonts w:ascii="Segoe UI" w:eastAsia="Segoe UI" w:hAnsi="Segoe UI" w:cs="Segoe UI" w:hint="default"/>
+                <w:rFonts w:hint="default" w:ascii="Segoe UI" w:hAnsi="Segoe UI" w:eastAsia="Segoe UI" w:cs="Segoe UI"/>
                 <w:i w:val="0"/>
                 <w:iCs w:val="0"/>
                 <w:caps w:val="0"/>
@@ -5491,9 +5540,14 @@
       </w:tr>
       <w:tr>
         <w:tblPrEx>
-          <w:tblW w:w="8495" w:type="dxa"/>
-          <w:jc w:val="center"/>
-          <w:shd w:val="clear" w:color="auto" w:fill="auto"/>
+          <w:tblBorders>
+            <w:top w:val="none" w:color="auto" w:sz="0" w:space="0"/>
+            <w:left w:val="none" w:color="auto" w:sz="0" w:space="0"/>
+            <w:bottom w:val="none" w:color="auto" w:sz="0" w:space="0"/>
+            <w:right w:val="none" w:color="auto" w:sz="0" w:space="0"/>
+            <w:insideH w:val="none" w:color="auto" w:sz="0" w:space="0"/>
+            <w:insideV w:val="none" w:color="auto" w:sz="0" w:space="0"/>
+          </w:tblBorders>
           <w:tblCellMar>
             <w:top w:w="15" w:type="dxa"/>
             <w:left w:w="15" w:type="dxa"/>
@@ -5502,15 +5556,15 @@
           </w:tblCellMar>
         </w:tblPrEx>
         <w:trPr>
-          <w:trHeight w:val="0"/>
+          <w:trHeight w:val="0" w:hRule="atLeast"/>
           <w:jc w:val="center"/>
         </w:trPr>
         <w:tc>
           <w:tcPr>
             <w:tcW w:w="1414" w:type="dxa"/>
-            <w:vMerge/>
+            <w:vMerge w:val="continue"/>
             <w:tcBorders>
-              <w:left w:val="single" w:sz="12" w:space="0" w:color="auto"/>
+              <w:left w:val="single" w:color="auto" w:sz="12" w:space="0"/>
               <w:right w:val="nil"/>
             </w:tcBorders>
             <w:shd w:val="clear" w:color="auto" w:fill="auto"/>
@@ -5525,10 +5579,10 @@
           <w:p>
             <w:pPr>
               <w:snapToGrid w:val="0"/>
-              <w:ind w:left="0" w:right="0" w:firstLine="0" w:leftChars="0" w:rightChars="0" w:firstLineChars="0"/>
+              <w:ind w:left="0" w:leftChars="0" w:right="0" w:rightChars="0" w:firstLine="0" w:firstLineChars="0"/>
               <w:jc w:val="center"/>
               <w:rPr>
-                <w:rFonts w:ascii="Segoe UI" w:eastAsia="Segoe UI" w:hAnsi="Segoe UI" w:cs="Segoe UI" w:hint="default"/>
+                <w:rFonts w:hint="default" w:ascii="Segoe UI" w:hAnsi="Segoe UI" w:eastAsia="Segoe UI" w:cs="Segoe UI"/>
                 <w:i w:val="0"/>
                 <w:iCs w:val="0"/>
                 <w:caps w:val="0"/>
@@ -5544,8 +5598,8 @@
           <w:tcPr>
             <w:tcW w:w="0" w:type="auto"/>
             <w:tcBorders>
-              <w:top w:val="single" w:sz="4" w:space="0" w:color="auto"/>
-              <w:left w:val="single" w:sz="4" w:space="0" w:color="auto"/>
+              <w:top w:val="single" w:color="auto" w:sz="4" w:space="0"/>
+              <w:left w:val="single" w:color="auto" w:sz="4" w:space="0"/>
               <w:bottom w:val="nil"/>
               <w:right w:val="nil"/>
             </w:tcBorders>
@@ -5566,10 +5620,10 @@
               <w:suppressLineNumbers w:val="0"/>
               <w:snapToGrid w:val="0"/>
               <w:spacing w:line="240" w:lineRule="auto"/>
-              <w:ind w:left="0" w:right="0" w:firstLine="0" w:leftChars="0" w:rightChars="0" w:firstLineChars="0"/>
+              <w:ind w:left="0" w:leftChars="0" w:right="0" w:rightChars="0" w:firstLine="0" w:firstLineChars="0"/>
               <w:jc w:val="center"/>
               <w:rPr>
-                <w:rFonts w:ascii="Segoe UI" w:eastAsia="Segoe UI" w:hAnsi="Segoe UI" w:cs="Segoe UI" w:hint="default"/>
+                <w:rFonts w:hint="default" w:ascii="Segoe UI" w:hAnsi="Segoe UI" w:eastAsia="Segoe UI" w:cs="Segoe UI"/>
                 <w:i w:val="0"/>
                 <w:iCs w:val="0"/>
                 <w:caps w:val="0"/>
@@ -5581,7 +5635,7 @@
             </w:pPr>
             <w:r>
               <w:rPr>
-                <w:rFonts w:ascii="Segoe UI" w:eastAsia="Segoe UI" w:hAnsi="Segoe UI" w:cs="Segoe UI" w:hint="default"/>
+                <w:rFonts w:hint="default" w:ascii="Segoe UI" w:hAnsi="Segoe UI" w:eastAsia="Segoe UI" w:cs="Segoe UI"/>
                 <w:i w:val="0"/>
                 <w:iCs w:val="0"/>
                 <w:caps w:val="0"/>
@@ -5601,8 +5655,8 @@
           <w:tcPr>
             <w:tcW w:w="0" w:type="auto"/>
             <w:tcBorders>
-              <w:top w:val="single" w:sz="4" w:space="0" w:color="auto"/>
-              <w:left w:val="single" w:sz="4" w:space="0" w:color="auto"/>
+              <w:top w:val="single" w:color="auto" w:sz="4" w:space="0"/>
+              <w:left w:val="single" w:color="auto" w:sz="4" w:space="0"/>
               <w:bottom w:val="nil"/>
               <w:right w:val="nil"/>
             </w:tcBorders>
@@ -5623,10 +5677,10 @@
               <w:suppressLineNumbers w:val="0"/>
               <w:snapToGrid w:val="0"/>
               <w:spacing w:line="240" w:lineRule="auto"/>
-              <w:ind w:left="0" w:right="0" w:firstLine="0" w:leftChars="0" w:rightChars="0" w:firstLineChars="0"/>
+              <w:ind w:left="0" w:leftChars="0" w:right="0" w:rightChars="0" w:firstLine="0" w:firstLineChars="0"/>
               <w:jc w:val="left"/>
               <w:rPr>
-                <w:rFonts w:ascii="Segoe UI" w:eastAsia="Segoe UI" w:hAnsi="Segoe UI" w:cs="Segoe UI" w:hint="default"/>
+                <w:rFonts w:hint="default" w:ascii="Segoe UI" w:hAnsi="Segoe UI" w:eastAsia="Segoe UI" w:cs="Segoe UI"/>
                 <w:i w:val="0"/>
                 <w:iCs w:val="0"/>
                 <w:caps w:val="0"/>
@@ -5638,7 +5692,7 @@
             </w:pPr>
             <w:r>
               <w:rPr>
-                <w:rFonts w:ascii="Segoe UI" w:eastAsia="Segoe UI" w:hAnsi="Segoe UI" w:cs="Segoe UI" w:hint="default"/>
+                <w:rFonts w:hint="default" w:ascii="Segoe UI" w:hAnsi="Segoe UI" w:eastAsia="Segoe UI" w:cs="Segoe UI"/>
                 <w:i w:val="0"/>
                 <w:iCs w:val="0"/>
                 <w:caps w:val="0"/>
@@ -5658,10 +5712,10 @@
           <w:tcPr>
             <w:tcW w:w="2534" w:type="dxa"/>
             <w:tcBorders>
-              <w:top w:val="single" w:sz="4" w:space="0" w:color="auto"/>
-              <w:left w:val="single" w:sz="4" w:space="0" w:color="auto"/>
+              <w:top w:val="single" w:color="auto" w:sz="4" w:space="0"/>
+              <w:left w:val="single" w:color="auto" w:sz="4" w:space="0"/>
               <w:bottom w:val="nil"/>
-              <w:right w:val="single" w:sz="12" w:space="0" w:color="auto"/>
+              <w:right w:val="single" w:color="auto" w:sz="12" w:space="0"/>
             </w:tcBorders>
             <w:shd w:val="clear" w:color="auto" w:fill="auto"/>
             <w:tcMar>
@@ -5680,10 +5734,10 @@
               <w:suppressLineNumbers w:val="0"/>
               <w:snapToGrid w:val="0"/>
               <w:spacing w:line="240" w:lineRule="auto"/>
-              <w:ind w:left="0" w:right="0" w:firstLine="0" w:leftChars="0" w:rightChars="0" w:firstLineChars="0"/>
+              <w:ind w:left="0" w:leftChars="0" w:right="0" w:rightChars="0" w:firstLine="0" w:firstLineChars="0"/>
               <w:jc w:val="left"/>
               <w:rPr>
-                <w:rFonts w:ascii="Segoe UI" w:eastAsia="Segoe UI" w:hAnsi="Segoe UI" w:cs="Segoe UI" w:hint="default"/>
+                <w:rFonts w:hint="default" w:ascii="Segoe UI" w:hAnsi="Segoe UI" w:eastAsia="Segoe UI" w:cs="Segoe UI"/>
                 <w:i w:val="0"/>
                 <w:iCs w:val="0"/>
                 <w:caps w:val="0"/>
@@ -5695,7 +5749,7 @@
             </w:pPr>
             <w:r>
               <w:rPr>
-                <w:rFonts w:ascii="Segoe UI" w:eastAsia="Segoe UI" w:hAnsi="Segoe UI" w:cs="Segoe UI" w:hint="default"/>
+                <w:rFonts w:hint="default" w:ascii="Segoe UI" w:hAnsi="Segoe UI" w:eastAsia="Segoe UI" w:cs="Segoe UI"/>
                 <w:i w:val="0"/>
                 <w:iCs w:val="0"/>
                 <w:caps w:val="0"/>
@@ -5714,9 +5768,14 @@
       </w:tr>
       <w:tr>
         <w:tblPrEx>
-          <w:tblW w:w="8495" w:type="dxa"/>
-          <w:jc w:val="center"/>
-          <w:shd w:val="clear" w:color="auto" w:fill="auto"/>
+          <w:tblBorders>
+            <w:top w:val="none" w:color="auto" w:sz="0" w:space="0"/>
+            <w:left w:val="none" w:color="auto" w:sz="0" w:space="0"/>
+            <w:bottom w:val="none" w:color="auto" w:sz="0" w:space="0"/>
+            <w:right w:val="none" w:color="auto" w:sz="0" w:space="0"/>
+            <w:insideH w:val="none" w:color="auto" w:sz="0" w:space="0"/>
+            <w:insideV w:val="none" w:color="auto" w:sz="0" w:space="0"/>
+          </w:tblBorders>
           <w:tblCellMar>
             <w:top w:w="15" w:type="dxa"/>
             <w:left w:w="15" w:type="dxa"/>
@@ -5725,15 +5784,15 @@
           </w:tblCellMar>
         </w:tblPrEx>
         <w:trPr>
-          <w:trHeight w:val="0"/>
+          <w:trHeight w:val="0" w:hRule="atLeast"/>
           <w:jc w:val="center"/>
         </w:trPr>
         <w:tc>
           <w:tcPr>
             <w:tcW w:w="1414" w:type="dxa"/>
-            <w:vMerge/>
+            <w:vMerge w:val="continue"/>
             <w:tcBorders>
-              <w:left w:val="single" w:sz="12" w:space="0" w:color="auto"/>
+              <w:left w:val="single" w:color="auto" w:sz="12" w:space="0"/>
               <w:right w:val="nil"/>
             </w:tcBorders>
             <w:shd w:val="clear" w:color="auto" w:fill="auto"/>
@@ -5748,10 +5807,10 @@
           <w:p>
             <w:pPr>
               <w:snapToGrid w:val="0"/>
-              <w:ind w:left="0" w:right="0" w:firstLine="0" w:leftChars="0" w:rightChars="0" w:firstLineChars="0"/>
+              <w:ind w:left="0" w:leftChars="0" w:right="0" w:rightChars="0" w:firstLine="0" w:firstLineChars="0"/>
               <w:jc w:val="center"/>
               <w:rPr>
-                <w:rFonts w:ascii="Segoe UI" w:eastAsia="Segoe UI" w:hAnsi="Segoe UI" w:cs="Segoe UI" w:hint="default"/>
+                <w:rFonts w:hint="default" w:ascii="Segoe UI" w:hAnsi="Segoe UI" w:eastAsia="Segoe UI" w:cs="Segoe UI"/>
                 <w:i w:val="0"/>
                 <w:iCs w:val="0"/>
                 <w:caps w:val="0"/>
@@ -5767,8 +5826,8 @@
           <w:tcPr>
             <w:tcW w:w="0" w:type="auto"/>
             <w:tcBorders>
-              <w:top w:val="single" w:sz="4" w:space="0" w:color="auto"/>
-              <w:left w:val="single" w:sz="4" w:space="0" w:color="auto"/>
+              <w:top w:val="single" w:color="auto" w:sz="4" w:space="0"/>
+              <w:left w:val="single" w:color="auto" w:sz="4" w:space="0"/>
               <w:bottom w:val="nil"/>
               <w:right w:val="nil"/>
             </w:tcBorders>
@@ -5789,10 +5848,10 @@
               <w:suppressLineNumbers w:val="0"/>
               <w:snapToGrid w:val="0"/>
               <w:spacing w:line="240" w:lineRule="auto"/>
-              <w:ind w:left="0" w:right="0" w:firstLine="0" w:leftChars="0" w:rightChars="0" w:firstLineChars="0"/>
+              <w:ind w:left="0" w:leftChars="0" w:right="0" w:rightChars="0" w:firstLine="0" w:firstLineChars="0"/>
               <w:jc w:val="center"/>
               <w:rPr>
-                <w:rFonts w:ascii="Segoe UI" w:eastAsia="Segoe UI" w:hAnsi="Segoe UI" w:cs="Segoe UI" w:hint="default"/>
+                <w:rFonts w:hint="default" w:ascii="Segoe UI" w:hAnsi="Segoe UI" w:eastAsia="Segoe UI" w:cs="Segoe UI"/>
                 <w:i w:val="0"/>
                 <w:iCs w:val="0"/>
                 <w:caps w:val="0"/>
@@ -5804,7 +5863,7 @@
             </w:pPr>
             <w:r>
               <w:rPr>
-                <w:rFonts w:ascii="Segoe UI" w:eastAsia="Segoe UI" w:hAnsi="Segoe UI" w:cs="Segoe UI" w:hint="default"/>
+                <w:rFonts w:hint="default" w:ascii="Segoe UI" w:hAnsi="Segoe UI" w:eastAsia="Segoe UI" w:cs="Segoe UI"/>
                 <w:i w:val="0"/>
                 <w:iCs w:val="0"/>
                 <w:caps w:val="0"/>
@@ -5824,8 +5883,8 @@
           <w:tcPr>
             <w:tcW w:w="0" w:type="auto"/>
             <w:tcBorders>
-              <w:top w:val="single" w:sz="4" w:space="0" w:color="auto"/>
-              <w:left w:val="single" w:sz="4" w:space="0" w:color="auto"/>
+              <w:top w:val="single" w:color="auto" w:sz="4" w:space="0"/>
+              <w:left w:val="single" w:color="auto" w:sz="4" w:space="0"/>
               <w:bottom w:val="nil"/>
               <w:right w:val="nil"/>
             </w:tcBorders>
@@ -5846,10 +5905,10 @@
               <w:suppressLineNumbers w:val="0"/>
               <w:snapToGrid w:val="0"/>
               <w:spacing w:line="240" w:lineRule="auto"/>
-              <w:ind w:left="0" w:right="0" w:firstLine="0" w:leftChars="0" w:rightChars="0" w:firstLineChars="0"/>
+              <w:ind w:left="0" w:leftChars="0" w:right="0" w:rightChars="0" w:firstLine="0" w:firstLineChars="0"/>
               <w:jc w:val="left"/>
               <w:rPr>
-                <w:rFonts w:ascii="Segoe UI" w:eastAsia="Segoe UI" w:hAnsi="Segoe UI" w:cs="Segoe UI" w:hint="default"/>
+                <w:rFonts w:hint="default" w:ascii="Segoe UI" w:hAnsi="Segoe UI" w:eastAsia="Segoe UI" w:cs="Segoe UI"/>
                 <w:i w:val="0"/>
                 <w:iCs w:val="0"/>
                 <w:caps w:val="0"/>
@@ -5861,7 +5920,7 @@
             </w:pPr>
             <w:r>
               <w:rPr>
-                <w:rFonts w:ascii="Segoe UI" w:eastAsia="Segoe UI" w:hAnsi="Segoe UI" w:cs="Segoe UI" w:hint="default"/>
+                <w:rFonts w:hint="default" w:ascii="Segoe UI" w:hAnsi="Segoe UI" w:eastAsia="Segoe UI" w:cs="Segoe UI"/>
                 <w:i w:val="0"/>
                 <w:iCs w:val="0"/>
                 <w:caps w:val="0"/>
@@ -5881,10 +5940,10 @@
           <w:tcPr>
             <w:tcW w:w="2534" w:type="dxa"/>
             <w:tcBorders>
-              <w:top w:val="single" w:sz="4" w:space="0" w:color="auto"/>
-              <w:left w:val="single" w:sz="4" w:space="0" w:color="auto"/>
+              <w:top w:val="single" w:color="auto" w:sz="4" w:space="0"/>
+              <w:left w:val="single" w:color="auto" w:sz="4" w:space="0"/>
               <w:bottom w:val="nil"/>
-              <w:right w:val="single" w:sz="12" w:space="0" w:color="auto"/>
+              <w:right w:val="single" w:color="auto" w:sz="12" w:space="0"/>
             </w:tcBorders>
             <w:shd w:val="clear" w:color="auto" w:fill="auto"/>
             <w:tcMar>
@@ -5903,10 +5962,10 @@
               <w:suppressLineNumbers w:val="0"/>
               <w:snapToGrid w:val="0"/>
               <w:spacing w:line="240" w:lineRule="auto"/>
-              <w:ind w:left="0" w:right="0" w:firstLine="0" w:leftChars="0" w:rightChars="0" w:firstLineChars="0"/>
+              <w:ind w:left="0" w:leftChars="0" w:right="0" w:rightChars="0" w:firstLine="0" w:firstLineChars="0"/>
               <w:jc w:val="left"/>
               <w:rPr>
-                <w:rFonts w:ascii="Segoe UI" w:eastAsia="Segoe UI" w:hAnsi="Segoe UI" w:cs="Segoe UI" w:hint="default"/>
+                <w:rFonts w:hint="default" w:ascii="Segoe UI" w:hAnsi="Segoe UI" w:eastAsia="Segoe UI" w:cs="Segoe UI"/>
                 <w:i w:val="0"/>
                 <w:iCs w:val="0"/>
                 <w:caps w:val="0"/>
@@ -5918,7 +5977,7 @@
             </w:pPr>
             <w:r>
               <w:rPr>
-                <w:rFonts w:ascii="Segoe UI" w:eastAsia="Segoe UI" w:hAnsi="Segoe UI" w:cs="Segoe UI" w:hint="default"/>
+                <w:rFonts w:hint="default" w:ascii="Segoe UI" w:hAnsi="Segoe UI" w:eastAsia="Segoe UI" w:cs="Segoe UI"/>
                 <w:i w:val="0"/>
                 <w:iCs w:val="0"/>
                 <w:caps w:val="0"/>
@@ -5937,9 +5996,14 @@
       </w:tr>
       <w:tr>
         <w:tblPrEx>
-          <w:tblW w:w="8495" w:type="dxa"/>
-          <w:jc w:val="center"/>
-          <w:shd w:val="clear" w:color="auto" w:fill="auto"/>
+          <w:tblBorders>
+            <w:top w:val="none" w:color="auto" w:sz="0" w:space="0"/>
+            <w:left w:val="none" w:color="auto" w:sz="0" w:space="0"/>
+            <w:bottom w:val="none" w:color="auto" w:sz="0" w:space="0"/>
+            <w:right w:val="none" w:color="auto" w:sz="0" w:space="0"/>
+            <w:insideH w:val="none" w:color="auto" w:sz="0" w:space="0"/>
+            <w:insideV w:val="none" w:color="auto" w:sz="0" w:space="0"/>
+          </w:tblBorders>
           <w:tblCellMar>
             <w:top w:w="15" w:type="dxa"/>
             <w:left w:w="15" w:type="dxa"/>
@@ -5948,15 +6012,15 @@
           </w:tblCellMar>
         </w:tblPrEx>
         <w:trPr>
-          <w:trHeight w:val="0"/>
+          <w:trHeight w:val="0" w:hRule="atLeast"/>
           <w:jc w:val="center"/>
         </w:trPr>
         <w:tc>
           <w:tcPr>
             <w:tcW w:w="1414" w:type="dxa"/>
-            <w:vMerge/>
+            <w:vMerge w:val="continue"/>
             <w:tcBorders>
-              <w:left w:val="single" w:sz="12" w:space="0" w:color="auto"/>
+              <w:left w:val="single" w:color="auto" w:sz="12" w:space="0"/>
               <w:right w:val="nil"/>
             </w:tcBorders>
             <w:shd w:val="clear" w:color="auto" w:fill="auto"/>
@@ -5971,10 +6035,10 @@
           <w:p>
             <w:pPr>
               <w:snapToGrid w:val="0"/>
-              <w:ind w:left="0" w:right="0" w:firstLine="0" w:leftChars="0" w:rightChars="0" w:firstLineChars="0"/>
+              <w:ind w:left="0" w:leftChars="0" w:right="0" w:rightChars="0" w:firstLine="0" w:firstLineChars="0"/>
               <w:jc w:val="center"/>
               <w:rPr>
-                <w:rFonts w:ascii="Segoe UI" w:eastAsia="Segoe UI" w:hAnsi="Segoe UI" w:cs="Segoe UI" w:hint="default"/>
+                <w:rFonts w:hint="default" w:ascii="Segoe UI" w:hAnsi="Segoe UI" w:eastAsia="Segoe UI" w:cs="Segoe UI"/>
                 <w:i w:val="0"/>
                 <w:iCs w:val="0"/>
                 <w:caps w:val="0"/>
@@ -5990,8 +6054,8 @@
           <w:tcPr>
             <w:tcW w:w="0" w:type="auto"/>
             <w:tcBorders>
-              <w:top w:val="single" w:sz="4" w:space="0" w:color="auto"/>
-              <w:left w:val="single" w:sz="4" w:space="0" w:color="auto"/>
+              <w:top w:val="single" w:color="auto" w:sz="4" w:space="0"/>
+              <w:left w:val="single" w:color="auto" w:sz="4" w:space="0"/>
               <w:bottom w:val="nil"/>
               <w:right w:val="nil"/>
             </w:tcBorders>
@@ -6012,10 +6076,10 @@
               <w:suppressLineNumbers w:val="0"/>
               <w:snapToGrid w:val="0"/>
               <w:spacing w:line="240" w:lineRule="auto"/>
-              <w:ind w:left="0" w:right="0" w:firstLine="0" w:leftChars="0" w:rightChars="0" w:firstLineChars="0"/>
+              <w:ind w:left="0" w:leftChars="0" w:right="0" w:rightChars="0" w:firstLine="0" w:firstLineChars="0"/>
               <w:jc w:val="center"/>
               <w:rPr>
-                <w:rFonts w:ascii="Segoe UI" w:eastAsia="Segoe UI" w:hAnsi="Segoe UI" w:cs="Segoe UI" w:hint="default"/>
+                <w:rFonts w:hint="default" w:ascii="Segoe UI" w:hAnsi="Segoe UI" w:eastAsia="Segoe UI" w:cs="Segoe UI"/>
                 <w:i w:val="0"/>
                 <w:iCs w:val="0"/>
                 <w:caps w:val="0"/>
@@ -6027,7 +6091,7 @@
             </w:pPr>
             <w:r>
               <w:rPr>
-                <w:rFonts w:ascii="Segoe UI" w:eastAsia="Segoe UI" w:hAnsi="Segoe UI" w:cs="Segoe UI" w:hint="default"/>
+                <w:rFonts w:hint="default" w:ascii="Segoe UI" w:hAnsi="Segoe UI" w:eastAsia="Segoe UI" w:cs="Segoe UI"/>
                 <w:i w:val="0"/>
                 <w:iCs w:val="0"/>
                 <w:caps w:val="0"/>
@@ -6047,8 +6111,8 @@
           <w:tcPr>
             <w:tcW w:w="0" w:type="auto"/>
             <w:tcBorders>
-              <w:top w:val="single" w:sz="4" w:space="0" w:color="auto"/>
-              <w:left w:val="single" w:sz="4" w:space="0" w:color="auto"/>
+              <w:top w:val="single" w:color="auto" w:sz="4" w:space="0"/>
+              <w:left w:val="single" w:color="auto" w:sz="4" w:space="0"/>
               <w:bottom w:val="nil"/>
               <w:right w:val="nil"/>
             </w:tcBorders>
@@ -6069,10 +6133,10 @@
               <w:suppressLineNumbers w:val="0"/>
               <w:snapToGrid w:val="0"/>
               <w:spacing w:line="240" w:lineRule="auto"/>
-              <w:ind w:left="0" w:right="0" w:firstLine="0" w:leftChars="0" w:rightChars="0" w:firstLineChars="0"/>
+              <w:ind w:left="0" w:leftChars="0" w:right="0" w:rightChars="0" w:firstLine="0" w:firstLineChars="0"/>
               <w:jc w:val="left"/>
               <w:rPr>
-                <w:rFonts w:ascii="Segoe UI" w:eastAsia="Segoe UI" w:hAnsi="Segoe UI" w:cs="Segoe UI" w:hint="default"/>
+                <w:rFonts w:hint="default" w:ascii="Segoe UI" w:hAnsi="Segoe UI" w:eastAsia="Segoe UI" w:cs="Segoe UI"/>
                 <w:i w:val="0"/>
                 <w:iCs w:val="0"/>
                 <w:caps w:val="0"/>
@@ -6084,7 +6148,7 @@
             </w:pPr>
             <w:r>
               <w:rPr>
-                <w:rFonts w:ascii="Segoe UI" w:eastAsia="Segoe UI" w:hAnsi="Segoe UI" w:cs="Segoe UI" w:hint="default"/>
+                <w:rFonts w:hint="default" w:ascii="Segoe UI" w:hAnsi="Segoe UI" w:eastAsia="Segoe UI" w:cs="Segoe UI"/>
                 <w:i w:val="0"/>
                 <w:iCs w:val="0"/>
                 <w:caps w:val="0"/>
@@ -6104,10 +6168,10 @@
           <w:tcPr>
             <w:tcW w:w="2534" w:type="dxa"/>
             <w:tcBorders>
-              <w:top w:val="single" w:sz="4" w:space="0" w:color="auto"/>
-              <w:left w:val="single" w:sz="4" w:space="0" w:color="auto"/>
+              <w:top w:val="single" w:color="auto" w:sz="4" w:space="0"/>
+              <w:left w:val="single" w:color="auto" w:sz="4" w:space="0"/>
               <w:bottom w:val="nil"/>
-              <w:right w:val="single" w:sz="12" w:space="0" w:color="auto"/>
+              <w:right w:val="single" w:color="auto" w:sz="12" w:space="0"/>
             </w:tcBorders>
             <w:shd w:val="clear" w:color="auto" w:fill="auto"/>
             <w:tcMar>
@@ -6126,10 +6190,10 @@
               <w:suppressLineNumbers w:val="0"/>
               <w:snapToGrid w:val="0"/>
               <w:spacing w:line="240" w:lineRule="auto"/>
-              <w:ind w:left="0" w:right="0" w:firstLine="0" w:leftChars="0" w:rightChars="0" w:firstLineChars="0"/>
+              <w:ind w:left="0" w:leftChars="0" w:right="0" w:rightChars="0" w:firstLine="0" w:firstLineChars="0"/>
               <w:jc w:val="left"/>
               <w:rPr>
-                <w:rFonts w:ascii="Segoe UI" w:eastAsia="Segoe UI" w:hAnsi="Segoe UI" w:cs="Segoe UI" w:hint="default"/>
+                <w:rFonts w:hint="default" w:ascii="Segoe UI" w:hAnsi="Segoe UI" w:eastAsia="Segoe UI" w:cs="Segoe UI"/>
                 <w:i w:val="0"/>
                 <w:iCs w:val="0"/>
                 <w:caps w:val="0"/>
@@ -6141,7 +6205,7 @@
             </w:pPr>
             <w:r>
               <w:rPr>
-                <w:rFonts w:ascii="Segoe UI" w:eastAsia="Segoe UI" w:hAnsi="Segoe UI" w:cs="Segoe UI" w:hint="default"/>
+                <w:rFonts w:hint="default" w:ascii="Segoe UI" w:hAnsi="Segoe UI" w:eastAsia="Segoe UI" w:cs="Segoe UI"/>
                 <w:i w:val="0"/>
                 <w:iCs w:val="0"/>
                 <w:caps w:val="0"/>
@@ -6160,9 +6224,14 @@
       </w:tr>
       <w:tr>
         <w:tblPrEx>
-          <w:tblW w:w="8495" w:type="dxa"/>
-          <w:jc w:val="center"/>
-          <w:shd w:val="clear" w:color="auto" w:fill="auto"/>
+          <w:tblBorders>
+            <w:top w:val="none" w:color="auto" w:sz="0" w:space="0"/>
+            <w:left w:val="none" w:color="auto" w:sz="0" w:space="0"/>
+            <w:bottom w:val="none" w:color="auto" w:sz="0" w:space="0"/>
+            <w:right w:val="none" w:color="auto" w:sz="0" w:space="0"/>
+            <w:insideH w:val="none" w:color="auto" w:sz="0" w:space="0"/>
+            <w:insideV w:val="none" w:color="auto" w:sz="0" w:space="0"/>
+          </w:tblBorders>
           <w:tblCellMar>
             <w:top w:w="15" w:type="dxa"/>
             <w:left w:w="15" w:type="dxa"/>
@@ -6171,15 +6240,15 @@
           </w:tblCellMar>
         </w:tblPrEx>
         <w:trPr>
-          <w:trHeight w:val="0"/>
+          <w:trHeight w:val="0" w:hRule="atLeast"/>
           <w:jc w:val="center"/>
         </w:trPr>
         <w:tc>
           <w:tcPr>
             <w:tcW w:w="1414" w:type="dxa"/>
-            <w:vMerge/>
+            <w:vMerge w:val="continue"/>
             <w:tcBorders>
-              <w:left w:val="single" w:sz="12" w:space="0" w:color="auto"/>
+              <w:left w:val="single" w:color="auto" w:sz="12" w:space="0"/>
               <w:right w:val="nil"/>
             </w:tcBorders>
             <w:shd w:val="clear" w:color="auto" w:fill="auto"/>
@@ -6194,10 +6263,10 @@
           <w:p>
             <w:pPr>
               <w:snapToGrid w:val="0"/>
-              <w:ind w:left="0" w:right="0" w:firstLine="0" w:leftChars="0" w:rightChars="0" w:firstLineChars="0"/>
+              <w:ind w:left="0" w:leftChars="0" w:right="0" w:rightChars="0" w:firstLine="0" w:firstLineChars="0"/>
               <w:jc w:val="center"/>
               <w:rPr>
-                <w:rFonts w:ascii="Segoe UI" w:eastAsia="Segoe UI" w:hAnsi="Segoe UI" w:cs="Segoe UI" w:hint="default"/>
+                <w:rFonts w:hint="default" w:ascii="Segoe UI" w:hAnsi="Segoe UI" w:eastAsia="Segoe UI" w:cs="Segoe UI"/>
                 <w:i w:val="0"/>
                 <w:iCs w:val="0"/>
                 <w:caps w:val="0"/>
@@ -6213,8 +6282,8 @@
           <w:tcPr>
             <w:tcW w:w="0" w:type="auto"/>
             <w:tcBorders>
-              <w:top w:val="single" w:sz="4" w:space="0" w:color="auto"/>
-              <w:left w:val="single" w:sz="4" w:space="0" w:color="auto"/>
+              <w:top w:val="single" w:color="auto" w:sz="4" w:space="0"/>
+              <w:left w:val="single" w:color="auto" w:sz="4" w:space="0"/>
               <w:bottom w:val="nil"/>
               <w:right w:val="nil"/>
             </w:tcBorders>
@@ -6235,10 +6304,10 @@
               <w:suppressLineNumbers w:val="0"/>
               <w:snapToGrid w:val="0"/>
               <w:spacing w:line="240" w:lineRule="auto"/>
-              <w:ind w:left="0" w:right="0" w:firstLine="0" w:leftChars="0" w:rightChars="0" w:firstLineChars="0"/>
+              <w:ind w:left="0" w:leftChars="0" w:right="0" w:rightChars="0" w:firstLine="0" w:firstLineChars="0"/>
               <w:jc w:val="center"/>
               <w:rPr>
-                <w:rFonts w:ascii="Segoe UI" w:eastAsia="Segoe UI" w:hAnsi="Segoe UI" w:cs="Segoe UI" w:hint="default"/>
+                <w:rFonts w:hint="default" w:ascii="Segoe UI" w:hAnsi="Segoe UI" w:eastAsia="Segoe UI" w:cs="Segoe UI"/>
                 <w:i w:val="0"/>
                 <w:iCs w:val="0"/>
                 <w:caps w:val="0"/>
@@ -6250,7 +6319,7 @@
             </w:pPr>
             <w:r>
               <w:rPr>
-                <w:rFonts w:ascii="Segoe UI" w:eastAsia="Segoe UI" w:hAnsi="Segoe UI" w:cs="Segoe UI" w:hint="default"/>
+                <w:rFonts w:hint="default" w:ascii="Segoe UI" w:hAnsi="Segoe UI" w:eastAsia="Segoe UI" w:cs="Segoe UI"/>
                 <w:i w:val="0"/>
                 <w:iCs w:val="0"/>
                 <w:caps w:val="0"/>
@@ -6262,7 +6331,7 @@
                 <w:szCs w:val="18"/>
                 <w:lang w:val="en-US" w:eastAsia="zh-CN"/>
               </w:rPr>
-              <w:t>产品产品质量部经理</w:t>
+              <w:t>产品质量部经理</w:t>
             </w:r>
           </w:p>
         </w:tc>
@@ -6270,8 +6339,8 @@
           <w:tcPr>
             <w:tcW w:w="0" w:type="auto"/>
             <w:tcBorders>
-              <w:top w:val="single" w:sz="4" w:space="0" w:color="auto"/>
-              <w:left w:val="single" w:sz="4" w:space="0" w:color="auto"/>
+              <w:top w:val="single" w:color="auto" w:sz="4" w:space="0"/>
+              <w:left w:val="single" w:color="auto" w:sz="4" w:space="0"/>
               <w:bottom w:val="nil"/>
               <w:right w:val="nil"/>
             </w:tcBorders>
@@ -6292,10 +6361,10 @@
               <w:suppressLineNumbers w:val="0"/>
               <w:snapToGrid w:val="0"/>
               <w:spacing w:line="240" w:lineRule="auto"/>
-              <w:ind w:left="0" w:right="0" w:firstLine="0" w:leftChars="0" w:rightChars="0" w:firstLineChars="0"/>
+              <w:ind w:left="0" w:leftChars="0" w:right="0" w:rightChars="0" w:firstLine="0" w:firstLineChars="0"/>
               <w:jc w:val="left"/>
               <w:rPr>
-                <w:rFonts w:ascii="Segoe UI" w:eastAsia="Segoe UI" w:hAnsi="Segoe UI" w:cs="Segoe UI" w:hint="default"/>
+                <w:rFonts w:hint="default" w:ascii="Segoe UI" w:hAnsi="Segoe UI" w:eastAsia="Segoe UI" w:cs="Segoe UI"/>
                 <w:i w:val="0"/>
                 <w:iCs w:val="0"/>
                 <w:caps w:val="0"/>
@@ -6307,7 +6376,7 @@
             </w:pPr>
             <w:r>
               <w:rPr>
-                <w:rFonts w:ascii="Segoe UI" w:eastAsia="Segoe UI" w:hAnsi="Segoe UI" w:cs="Segoe UI" w:hint="default"/>
+                <w:rFonts w:hint="default" w:ascii="Segoe UI" w:hAnsi="Segoe UI" w:eastAsia="Segoe UI" w:cs="Segoe UI"/>
                 <w:i w:val="0"/>
                 <w:iCs w:val="0"/>
                 <w:caps w:val="0"/>
@@ -6319,7 +6388,7 @@
                 <w:szCs w:val="18"/>
                 <w:lang w:val="en-US" w:eastAsia="zh-CN"/>
               </w:rPr>
-              <w:t>产品产品质量部</w:t>
+              <w:t>产品质量部</w:t>
             </w:r>
           </w:p>
         </w:tc>
@@ -6327,10 +6396,10 @@
           <w:tcPr>
             <w:tcW w:w="2534" w:type="dxa"/>
             <w:tcBorders>
-              <w:top w:val="single" w:sz="4" w:space="0" w:color="auto"/>
-              <w:left w:val="single" w:sz="4" w:space="0" w:color="auto"/>
+              <w:top w:val="single" w:color="auto" w:sz="4" w:space="0"/>
+              <w:left w:val="single" w:color="auto" w:sz="4" w:space="0"/>
               <w:bottom w:val="nil"/>
-              <w:right w:val="single" w:sz="12" w:space="0" w:color="auto"/>
+              <w:right w:val="single" w:color="auto" w:sz="12" w:space="0"/>
             </w:tcBorders>
             <w:shd w:val="clear" w:color="auto" w:fill="auto"/>
             <w:tcMar>
@@ -6349,10 +6418,10 @@
               <w:suppressLineNumbers w:val="0"/>
               <w:snapToGrid w:val="0"/>
               <w:spacing w:line="240" w:lineRule="auto"/>
-              <w:ind w:left="0" w:right="0" w:firstLine="0" w:leftChars="0" w:rightChars="0" w:firstLineChars="0"/>
+              <w:ind w:left="0" w:leftChars="0" w:right="0" w:rightChars="0" w:firstLine="0" w:firstLineChars="0"/>
               <w:jc w:val="left"/>
               <w:rPr>
-                <w:rFonts w:ascii="Segoe UI" w:eastAsia="Segoe UI" w:hAnsi="Segoe UI" w:cs="Segoe UI" w:hint="default"/>
+                <w:rFonts w:hint="default" w:ascii="Segoe UI" w:hAnsi="Segoe UI" w:eastAsia="Segoe UI" w:cs="Segoe UI"/>
                 <w:i w:val="0"/>
                 <w:iCs w:val="0"/>
                 <w:caps w:val="0"/>
@@ -6364,7 +6433,7 @@
             </w:pPr>
             <w:r>
               <w:rPr>
-                <w:rFonts w:ascii="Segoe UI" w:eastAsia="Segoe UI" w:hAnsi="Segoe UI" w:cs="Segoe UI" w:hint="default"/>
+                <w:rFonts w:hint="default" w:ascii="Segoe UI" w:hAnsi="Segoe UI" w:eastAsia="Segoe UI" w:cs="Segoe UI"/>
                 <w:i w:val="0"/>
                 <w:iCs w:val="0"/>
                 <w:caps w:val="0"/>
@@ -6383,9 +6452,14 @@
       </w:tr>
       <w:tr>
         <w:tblPrEx>
-          <w:tblW w:w="8495" w:type="dxa"/>
-          <w:jc w:val="center"/>
-          <w:shd w:val="clear" w:color="auto" w:fill="auto"/>
+          <w:tblBorders>
+            <w:top w:val="none" w:color="auto" w:sz="0" w:space="0"/>
+            <w:left w:val="none" w:color="auto" w:sz="0" w:space="0"/>
+            <w:bottom w:val="none" w:color="auto" w:sz="0" w:space="0"/>
+            <w:right w:val="none" w:color="auto" w:sz="0" w:space="0"/>
+            <w:insideH w:val="none" w:color="auto" w:sz="0" w:space="0"/>
+            <w:insideV w:val="none" w:color="auto" w:sz="0" w:space="0"/>
+          </w:tblBorders>
           <w:tblCellMar>
             <w:top w:w="15" w:type="dxa"/>
             <w:left w:w="15" w:type="dxa"/>
@@ -6394,15 +6468,15 @@
           </w:tblCellMar>
         </w:tblPrEx>
         <w:trPr>
-          <w:trHeight w:val="0"/>
+          <w:trHeight w:val="0" w:hRule="atLeast"/>
           <w:jc w:val="center"/>
         </w:trPr>
         <w:tc>
           <w:tcPr>
             <w:tcW w:w="1414" w:type="dxa"/>
-            <w:vMerge/>
+            <w:vMerge w:val="continue"/>
             <w:tcBorders>
-              <w:left w:val="single" w:sz="12" w:space="0" w:color="auto"/>
+              <w:left w:val="single" w:color="auto" w:sz="12" w:space="0"/>
               <w:bottom w:val="nil"/>
               <w:right w:val="nil"/>
             </w:tcBorders>
@@ -6418,10 +6492,10 @@
           <w:p>
             <w:pPr>
               <w:snapToGrid w:val="0"/>
-              <w:ind w:left="0" w:right="0" w:firstLine="0" w:leftChars="0" w:rightChars="0" w:firstLineChars="0"/>
+              <w:ind w:left="0" w:leftChars="0" w:right="0" w:rightChars="0" w:firstLine="0" w:firstLineChars="0"/>
               <w:jc w:val="center"/>
               <w:rPr>
-                <w:rFonts w:ascii="Segoe UI" w:eastAsia="Segoe UI" w:hAnsi="Segoe UI" w:cs="Segoe UI" w:hint="default"/>
+                <w:rFonts w:hint="default" w:ascii="Segoe UI" w:hAnsi="Segoe UI" w:eastAsia="Segoe UI" w:cs="Segoe UI"/>
                 <w:i w:val="0"/>
                 <w:iCs w:val="0"/>
                 <w:caps w:val="0"/>
@@ -6437,8 +6511,8 @@
           <w:tcPr>
             <w:tcW w:w="0" w:type="auto"/>
             <w:tcBorders>
-              <w:top w:val="single" w:sz="4" w:space="0" w:color="auto"/>
-              <w:left w:val="single" w:sz="4" w:space="0" w:color="auto"/>
+              <w:top w:val="single" w:color="auto" w:sz="4" w:space="0"/>
+              <w:left w:val="single" w:color="auto" w:sz="4" w:space="0"/>
               <w:bottom w:val="nil"/>
               <w:right w:val="nil"/>
             </w:tcBorders>
@@ -6459,10 +6533,10 @@
               <w:suppressLineNumbers w:val="0"/>
               <w:snapToGrid w:val="0"/>
               <w:spacing w:line="240" w:lineRule="auto"/>
-              <w:ind w:left="0" w:right="0" w:firstLine="0" w:leftChars="0" w:rightChars="0" w:firstLineChars="0"/>
+              <w:ind w:left="0" w:leftChars="0" w:right="0" w:rightChars="0" w:firstLine="0" w:firstLineChars="0"/>
               <w:jc w:val="center"/>
               <w:rPr>
-                <w:rFonts w:ascii="Segoe UI" w:eastAsia="Segoe UI" w:hAnsi="Segoe UI" w:cs="Segoe UI" w:hint="default"/>
+                <w:rFonts w:hint="default" w:ascii="Segoe UI" w:hAnsi="Segoe UI" w:eastAsia="Segoe UI" w:cs="Segoe UI"/>
                 <w:i w:val="0"/>
                 <w:iCs w:val="0"/>
                 <w:caps w:val="0"/>
@@ -6474,7 +6548,7 @@
             </w:pPr>
             <w:r>
               <w:rPr>
-                <w:rFonts w:ascii="Segoe UI" w:eastAsia="Segoe UI" w:hAnsi="Segoe UI" w:cs="Segoe UI" w:hint="default"/>
+                <w:rFonts w:hint="default" w:ascii="Segoe UI" w:hAnsi="Segoe UI" w:eastAsia="Segoe UI" w:cs="Segoe UI"/>
                 <w:i w:val="0"/>
                 <w:iCs w:val="0"/>
                 <w:caps w:val="0"/>
@@ -6494,8 +6568,8 @@
           <w:tcPr>
             <w:tcW w:w="0" w:type="auto"/>
             <w:tcBorders>
-              <w:top w:val="single" w:sz="4" w:space="0" w:color="auto"/>
-              <w:left w:val="single" w:sz="4" w:space="0" w:color="auto"/>
+              <w:top w:val="single" w:color="auto" w:sz="4" w:space="0"/>
+              <w:left w:val="single" w:color="auto" w:sz="4" w:space="0"/>
               <w:bottom w:val="nil"/>
               <w:right w:val="nil"/>
             </w:tcBorders>
@@ -6516,10 +6590,10 @@
               <w:suppressLineNumbers w:val="0"/>
               <w:snapToGrid w:val="0"/>
               <w:spacing w:line="240" w:lineRule="auto"/>
-              <w:ind w:left="0" w:right="0" w:firstLine="0" w:leftChars="0" w:rightChars="0" w:firstLineChars="0"/>
+              <w:ind w:left="0" w:leftChars="0" w:right="0" w:rightChars="0" w:firstLine="0" w:firstLineChars="0"/>
               <w:jc w:val="left"/>
               <w:rPr>
-                <w:rFonts w:ascii="Segoe UI" w:eastAsia="Segoe UI" w:hAnsi="Segoe UI" w:cs="Segoe UI" w:hint="default"/>
+                <w:rFonts w:hint="default" w:ascii="Segoe UI" w:hAnsi="Segoe UI" w:eastAsia="Segoe UI" w:cs="Segoe UI"/>
                 <w:i w:val="0"/>
                 <w:iCs w:val="0"/>
                 <w:caps w:val="0"/>
@@ -6531,7 +6605,7 @@
             </w:pPr>
             <w:r>
               <w:rPr>
-                <w:rFonts w:ascii="Segoe UI" w:eastAsia="Segoe UI" w:hAnsi="Segoe UI" w:cs="Segoe UI" w:hint="default"/>
+                <w:rFonts w:hint="default" w:ascii="Segoe UI" w:hAnsi="Segoe UI" w:eastAsia="Segoe UI" w:cs="Segoe UI"/>
                 <w:i w:val="0"/>
                 <w:iCs w:val="0"/>
                 <w:caps w:val="0"/>
@@ -6551,10 +6625,10 @@
           <w:tcPr>
             <w:tcW w:w="2534" w:type="dxa"/>
             <w:tcBorders>
-              <w:top w:val="single" w:sz="4" w:space="0" w:color="auto"/>
-              <w:left w:val="single" w:sz="4" w:space="0" w:color="auto"/>
+              <w:top w:val="single" w:color="auto" w:sz="4" w:space="0"/>
+              <w:left w:val="single" w:color="auto" w:sz="4" w:space="0"/>
               <w:bottom w:val="nil"/>
-              <w:right w:val="single" w:sz="12" w:space="0" w:color="auto"/>
+              <w:right w:val="single" w:color="auto" w:sz="12" w:space="0"/>
             </w:tcBorders>
             <w:shd w:val="clear" w:color="auto" w:fill="auto"/>
             <w:tcMar>
@@ -6573,10 +6647,10 @@
               <w:suppressLineNumbers w:val="0"/>
               <w:snapToGrid w:val="0"/>
               <w:spacing w:line="240" w:lineRule="auto"/>
-              <w:ind w:left="0" w:right="0" w:firstLine="0" w:leftChars="0" w:rightChars="0" w:firstLineChars="0"/>
+              <w:ind w:left="0" w:leftChars="0" w:right="0" w:rightChars="0" w:firstLine="0" w:firstLineChars="0"/>
               <w:jc w:val="left"/>
               <w:rPr>
-                <w:rFonts w:ascii="Segoe UI" w:eastAsia="Segoe UI" w:hAnsi="Segoe UI" w:cs="Segoe UI" w:hint="default"/>
+                <w:rFonts w:hint="default" w:ascii="Segoe UI" w:hAnsi="Segoe UI" w:eastAsia="Segoe UI" w:cs="Segoe UI"/>
                 <w:i w:val="0"/>
                 <w:iCs w:val="0"/>
                 <w:caps w:val="0"/>
@@ -6588,7 +6662,7 @@
             </w:pPr>
             <w:r>
               <w:rPr>
-                <w:rFonts w:ascii="Segoe UI" w:eastAsia="Segoe UI" w:hAnsi="Segoe UI" w:cs="Segoe UI" w:hint="default"/>
+                <w:rFonts w:hint="default" w:ascii="Segoe UI" w:hAnsi="Segoe UI" w:eastAsia="Segoe UI" w:cs="Segoe UI"/>
                 <w:i w:val="0"/>
                 <w:iCs w:val="0"/>
                 <w:caps w:val="0"/>
@@ -6607,9 +6681,14 @@
       </w:tr>
       <w:tr>
         <w:tblPrEx>
-          <w:tblW w:w="8495" w:type="dxa"/>
-          <w:jc w:val="center"/>
-          <w:shd w:val="clear" w:color="auto" w:fill="auto"/>
+          <w:tblBorders>
+            <w:top w:val="none" w:color="auto" w:sz="0" w:space="0"/>
+            <w:left w:val="none" w:color="auto" w:sz="0" w:space="0"/>
+            <w:bottom w:val="none" w:color="auto" w:sz="0" w:space="0"/>
+            <w:right w:val="none" w:color="auto" w:sz="0" w:space="0"/>
+            <w:insideH w:val="none" w:color="auto" w:sz="0" w:space="0"/>
+            <w:insideV w:val="none" w:color="auto" w:sz="0" w:space="0"/>
+          </w:tblBorders>
           <w:tblCellMar>
             <w:top w:w="15" w:type="dxa"/>
             <w:left w:w="15" w:type="dxa"/>
@@ -6618,7 +6697,7 @@
           </w:tblCellMar>
         </w:tblPrEx>
         <w:trPr>
-          <w:trHeight w:val="0"/>
+          <w:trHeight w:val="0" w:hRule="atLeast"/>
           <w:jc w:val="center"/>
         </w:trPr>
         <w:tc>
@@ -6626,8 +6705,8 @@
             <w:tcW w:w="1414" w:type="dxa"/>
             <w:vMerge w:val="restart"/>
             <w:tcBorders>
-              <w:top w:val="single" w:sz="4" w:space="0" w:color="auto"/>
-              <w:left w:val="single" w:sz="12" w:space="0" w:color="auto"/>
+              <w:top w:val="single" w:color="auto" w:sz="4" w:space="0"/>
+              <w:left w:val="single" w:color="auto" w:sz="12" w:space="0"/>
               <w:right w:val="nil"/>
             </w:tcBorders>
             <w:shd w:val="clear" w:color="auto" w:fill="auto"/>
@@ -6647,10 +6726,10 @@
               <w:suppressLineNumbers w:val="0"/>
               <w:snapToGrid w:val="0"/>
               <w:spacing w:line="240" w:lineRule="auto"/>
-              <w:ind w:left="0" w:right="0" w:firstLine="0" w:leftChars="0" w:rightChars="0" w:firstLineChars="0"/>
+              <w:ind w:left="0" w:leftChars="0" w:right="0" w:rightChars="0" w:firstLine="0" w:firstLineChars="0"/>
               <w:jc w:val="center"/>
               <w:rPr>
-                <w:rFonts w:ascii="Segoe UI" w:eastAsia="Segoe UI" w:hAnsi="Segoe UI" w:cs="Segoe UI" w:hint="default"/>
+                <w:rFonts w:hint="default" w:ascii="Segoe UI" w:hAnsi="Segoe UI" w:eastAsia="Segoe UI" w:cs="Segoe UI"/>
                 <w:i w:val="0"/>
                 <w:iCs w:val="0"/>
                 <w:caps w:val="0"/>
@@ -6662,8 +6741,8 @@
             </w:pPr>
             <w:r>
               <w:rPr>
-                <w:rStyle w:val="Strong"/>
-                <w:rFonts w:ascii="Segoe UI" w:eastAsia="Segoe UI" w:hAnsi="Segoe UI" w:cs="Segoe UI" w:hint="default"/>
+                <w:rStyle w:val="25"/>
+                <w:rFonts w:hint="default" w:ascii="Segoe UI" w:hAnsi="Segoe UI" w:eastAsia="Segoe UI" w:cs="Segoe UI"/>
                 <w:b/>
                 <w:bCs/>
                 <w:i w:val="0"/>
@@ -6685,8 +6764,8 @@
           <w:tcPr>
             <w:tcW w:w="0" w:type="auto"/>
             <w:tcBorders>
-              <w:top w:val="single" w:sz="4" w:space="0" w:color="auto"/>
-              <w:left w:val="single" w:sz="4" w:space="0" w:color="auto"/>
+              <w:top w:val="single" w:color="auto" w:sz="4" w:space="0"/>
+              <w:left w:val="single" w:color="auto" w:sz="4" w:space="0"/>
               <w:bottom w:val="nil"/>
               <w:right w:val="nil"/>
             </w:tcBorders>
@@ -6707,10 +6786,10 @@
               <w:suppressLineNumbers w:val="0"/>
               <w:snapToGrid w:val="0"/>
               <w:spacing w:line="240" w:lineRule="auto"/>
-              <w:ind w:left="0" w:right="0" w:firstLine="0" w:leftChars="0" w:rightChars="0" w:firstLineChars="0"/>
+              <w:ind w:left="0" w:leftChars="0" w:right="0" w:rightChars="0" w:firstLine="0" w:firstLineChars="0"/>
               <w:jc w:val="center"/>
               <w:rPr>
-                <w:rFonts w:ascii="Segoe UI" w:eastAsia="Segoe UI" w:hAnsi="Segoe UI" w:cs="Segoe UI" w:hint="default"/>
+                <w:rFonts w:hint="default" w:ascii="Segoe UI" w:hAnsi="Segoe UI" w:eastAsia="Segoe UI" w:cs="Segoe UI"/>
                 <w:i w:val="0"/>
                 <w:iCs w:val="0"/>
                 <w:caps w:val="0"/>
@@ -6722,7 +6801,7 @@
             </w:pPr>
             <w:r>
               <w:rPr>
-                <w:rFonts w:ascii="Segoe UI" w:eastAsia="Segoe UI" w:hAnsi="Segoe UI" w:cs="Segoe UI" w:hint="default"/>
+                <w:rFonts w:hint="default" w:ascii="Segoe UI" w:hAnsi="Segoe UI" w:eastAsia="Segoe UI" w:cs="Segoe UI"/>
                 <w:i w:val="0"/>
                 <w:iCs w:val="0"/>
                 <w:caps w:val="0"/>
@@ -6742,8 +6821,8 @@
           <w:tcPr>
             <w:tcW w:w="0" w:type="auto"/>
             <w:tcBorders>
-              <w:top w:val="single" w:sz="4" w:space="0" w:color="auto"/>
-              <w:left w:val="single" w:sz="4" w:space="0" w:color="auto"/>
+              <w:top w:val="single" w:color="auto" w:sz="4" w:space="0"/>
+              <w:left w:val="single" w:color="auto" w:sz="4" w:space="0"/>
               <w:bottom w:val="nil"/>
               <w:right w:val="nil"/>
             </w:tcBorders>
@@ -6764,10 +6843,10 @@
               <w:suppressLineNumbers w:val="0"/>
               <w:snapToGrid w:val="0"/>
               <w:spacing w:line="240" w:lineRule="auto"/>
-              <w:ind w:left="0" w:right="0" w:firstLine="0" w:leftChars="0" w:rightChars="0" w:firstLineChars="0"/>
+              <w:ind w:left="0" w:leftChars="0" w:right="0" w:rightChars="0" w:firstLine="0" w:firstLineChars="0"/>
               <w:jc w:val="left"/>
               <w:rPr>
-                <w:rFonts w:ascii="Segoe UI" w:eastAsia="Segoe UI" w:hAnsi="Segoe UI" w:cs="Segoe UI" w:hint="default"/>
+                <w:rFonts w:hint="default" w:ascii="Segoe UI" w:hAnsi="Segoe UI" w:eastAsia="Segoe UI" w:cs="Segoe UI"/>
                 <w:i w:val="0"/>
                 <w:iCs w:val="0"/>
                 <w:caps w:val="0"/>
@@ -6779,7 +6858,7 @@
             </w:pPr>
             <w:r>
               <w:rPr>
-                <w:rFonts w:ascii="Segoe UI" w:eastAsia="Segoe UI" w:hAnsi="Segoe UI" w:cs="Segoe UI" w:hint="default"/>
+                <w:rFonts w:hint="default" w:ascii="Segoe UI" w:hAnsi="Segoe UI" w:eastAsia="Segoe UI" w:cs="Segoe UI"/>
                 <w:i w:val="0"/>
                 <w:iCs w:val="0"/>
                 <w:caps w:val="0"/>
@@ -6799,10 +6878,10 @@
           <w:tcPr>
             <w:tcW w:w="2534" w:type="dxa"/>
             <w:tcBorders>
-              <w:top w:val="single" w:sz="4" w:space="0" w:color="auto"/>
-              <w:left w:val="single" w:sz="4" w:space="0" w:color="auto"/>
+              <w:top w:val="single" w:color="auto" w:sz="4" w:space="0"/>
+              <w:left w:val="single" w:color="auto" w:sz="4" w:space="0"/>
               <w:bottom w:val="nil"/>
-              <w:right w:val="single" w:sz="12" w:space="0" w:color="auto"/>
+              <w:right w:val="single" w:color="auto" w:sz="12" w:space="0"/>
             </w:tcBorders>
             <w:shd w:val="clear" w:color="auto" w:fill="auto"/>
             <w:tcMar>
@@ -6821,10 +6900,10 @@
               <w:suppressLineNumbers w:val="0"/>
               <w:snapToGrid w:val="0"/>
               <w:spacing w:line="240" w:lineRule="auto"/>
-              <w:ind w:left="0" w:right="0" w:firstLine="0" w:leftChars="0" w:rightChars="0" w:firstLineChars="0"/>
+              <w:ind w:left="0" w:leftChars="0" w:right="0" w:rightChars="0" w:firstLine="0" w:firstLineChars="0"/>
               <w:jc w:val="left"/>
               <w:rPr>
-                <w:rFonts w:ascii="Segoe UI" w:eastAsia="Segoe UI" w:hAnsi="Segoe UI" w:cs="Segoe UI" w:hint="default"/>
+                <w:rFonts w:hint="default" w:ascii="Segoe UI" w:hAnsi="Segoe UI" w:eastAsia="Segoe UI" w:cs="Segoe UI"/>
                 <w:i w:val="0"/>
                 <w:iCs w:val="0"/>
                 <w:caps w:val="0"/>
@@ -6836,7 +6915,7 @@
             </w:pPr>
             <w:r>
               <w:rPr>
-                <w:rFonts w:ascii="Segoe UI" w:eastAsia="Segoe UI" w:hAnsi="Segoe UI" w:cs="Segoe UI" w:hint="default"/>
+                <w:rFonts w:hint="default" w:ascii="Segoe UI" w:hAnsi="Segoe UI" w:eastAsia="Segoe UI" w:cs="Segoe UI"/>
                 <w:i w:val="0"/>
                 <w:iCs w:val="0"/>
                 <w:caps w:val="0"/>
@@ -6855,9 +6934,14 @@
       </w:tr>
       <w:tr>
         <w:tblPrEx>
-          <w:tblW w:w="8495" w:type="dxa"/>
-          <w:jc w:val="center"/>
-          <w:shd w:val="clear" w:color="auto" w:fill="auto"/>
+          <w:tblBorders>
+            <w:top w:val="none" w:color="auto" w:sz="0" w:space="0"/>
+            <w:left w:val="none" w:color="auto" w:sz="0" w:space="0"/>
+            <w:bottom w:val="none" w:color="auto" w:sz="0" w:space="0"/>
+            <w:right w:val="none" w:color="auto" w:sz="0" w:space="0"/>
+            <w:insideH w:val="none" w:color="auto" w:sz="0" w:space="0"/>
+            <w:insideV w:val="none" w:color="auto" w:sz="0" w:space="0"/>
+          </w:tblBorders>
           <w:tblCellMar>
             <w:top w:w="15" w:type="dxa"/>
             <w:left w:w="15" w:type="dxa"/>
@@ -6866,15 +6950,15 @@
           </w:tblCellMar>
         </w:tblPrEx>
         <w:trPr>
-          <w:trHeight w:val="0"/>
+          <w:trHeight w:val="0" w:hRule="atLeast"/>
           <w:jc w:val="center"/>
         </w:trPr>
         <w:tc>
           <w:tcPr>
             <w:tcW w:w="1414" w:type="dxa"/>
-            <w:vMerge/>
+            <w:vMerge w:val="continue"/>
             <w:tcBorders>
-              <w:left w:val="single" w:sz="12" w:space="0" w:color="auto"/>
+              <w:left w:val="single" w:color="auto" w:sz="12" w:space="0"/>
               <w:right w:val="nil"/>
             </w:tcBorders>
             <w:shd w:val="clear" w:color="auto" w:fill="auto"/>
@@ -6889,10 +6973,10 @@
           <w:p>
             <w:pPr>
               <w:snapToGrid w:val="0"/>
-              <w:ind w:left="0" w:right="0" w:firstLine="0" w:leftChars="0" w:rightChars="0" w:firstLineChars="0"/>
+              <w:ind w:left="0" w:leftChars="0" w:right="0" w:rightChars="0" w:firstLine="0" w:firstLineChars="0"/>
               <w:jc w:val="center"/>
               <w:rPr>
-                <w:rFonts w:ascii="Segoe UI" w:eastAsia="Segoe UI" w:hAnsi="Segoe UI" w:cs="Segoe UI" w:hint="default"/>
+                <w:rFonts w:hint="default" w:ascii="Segoe UI" w:hAnsi="Segoe UI" w:eastAsia="Segoe UI" w:cs="Segoe UI"/>
                 <w:i w:val="0"/>
                 <w:iCs w:val="0"/>
                 <w:caps w:val="0"/>
@@ -6908,8 +6992,8 @@
           <w:tcPr>
             <w:tcW w:w="0" w:type="auto"/>
             <w:tcBorders>
-              <w:top w:val="single" w:sz="4" w:space="0" w:color="auto"/>
-              <w:left w:val="single" w:sz="4" w:space="0" w:color="auto"/>
+              <w:top w:val="single" w:color="auto" w:sz="4" w:space="0"/>
+              <w:left w:val="single" w:color="auto" w:sz="4" w:space="0"/>
               <w:bottom w:val="nil"/>
               <w:right w:val="nil"/>
             </w:tcBorders>
@@ -6930,10 +7014,10 @@
               <w:suppressLineNumbers w:val="0"/>
               <w:snapToGrid w:val="0"/>
               <w:spacing w:line="240" w:lineRule="auto"/>
-              <w:ind w:left="0" w:right="0" w:firstLine="0" w:leftChars="0" w:rightChars="0" w:firstLineChars="0"/>
+              <w:ind w:left="0" w:leftChars="0" w:right="0" w:rightChars="0" w:firstLine="0" w:firstLineChars="0"/>
               <w:jc w:val="center"/>
               <w:rPr>
-                <w:rFonts w:ascii="Segoe UI" w:eastAsia="Segoe UI" w:hAnsi="Segoe UI" w:cs="Segoe UI" w:hint="default"/>
+                <w:rFonts w:hint="default" w:ascii="Segoe UI" w:hAnsi="Segoe UI" w:eastAsia="Segoe UI" w:cs="Segoe UI"/>
                 <w:i w:val="0"/>
                 <w:iCs w:val="0"/>
                 <w:caps w:val="0"/>
@@ -6945,7 +7029,7 @@
             </w:pPr>
             <w:r>
               <w:rPr>
-                <w:rFonts w:ascii="Segoe UI" w:eastAsia="Segoe UI" w:hAnsi="Segoe UI" w:cs="Segoe UI" w:hint="default"/>
+                <w:rFonts w:hint="default" w:ascii="Segoe UI" w:hAnsi="Segoe UI" w:eastAsia="Segoe UI" w:cs="Segoe UI"/>
                 <w:i w:val="0"/>
                 <w:iCs w:val="0"/>
                 <w:caps w:val="0"/>
@@ -6965,8 +7049,8 @@
           <w:tcPr>
             <w:tcW w:w="0" w:type="auto"/>
             <w:tcBorders>
-              <w:top w:val="single" w:sz="4" w:space="0" w:color="auto"/>
-              <w:left w:val="single" w:sz="4" w:space="0" w:color="auto"/>
+              <w:top w:val="single" w:color="auto" w:sz="4" w:space="0"/>
+              <w:left w:val="single" w:color="auto" w:sz="4" w:space="0"/>
               <w:bottom w:val="nil"/>
               <w:right w:val="nil"/>
             </w:tcBorders>
@@ -6987,10 +7071,10 @@
               <w:suppressLineNumbers w:val="0"/>
               <w:snapToGrid w:val="0"/>
               <w:spacing w:line="240" w:lineRule="auto"/>
-              <w:ind w:left="0" w:right="0" w:firstLine="0" w:leftChars="0" w:rightChars="0" w:firstLineChars="0"/>
+              <w:ind w:left="0" w:leftChars="0" w:right="0" w:rightChars="0" w:firstLine="0" w:firstLineChars="0"/>
               <w:jc w:val="left"/>
               <w:rPr>
-                <w:rFonts w:ascii="Segoe UI" w:eastAsia="Segoe UI" w:hAnsi="Segoe UI" w:cs="Segoe UI" w:hint="default"/>
+                <w:rFonts w:hint="default" w:ascii="Segoe UI" w:hAnsi="Segoe UI" w:eastAsia="Segoe UI" w:cs="Segoe UI"/>
                 <w:i w:val="0"/>
                 <w:iCs w:val="0"/>
                 <w:caps w:val="0"/>
@@ -7002,7 +7086,7 @@
             </w:pPr>
             <w:r>
               <w:rPr>
-                <w:rFonts w:ascii="Segoe UI" w:eastAsia="Segoe UI" w:hAnsi="Segoe UI" w:cs="Segoe UI" w:hint="default"/>
+                <w:rFonts w:hint="default" w:ascii="Segoe UI" w:hAnsi="Segoe UI" w:eastAsia="Segoe UI" w:cs="Segoe UI"/>
                 <w:i w:val="0"/>
                 <w:iCs w:val="0"/>
                 <w:caps w:val="0"/>
@@ -7022,10 +7106,10 @@
           <w:tcPr>
             <w:tcW w:w="2534" w:type="dxa"/>
             <w:tcBorders>
-              <w:top w:val="single" w:sz="4" w:space="0" w:color="auto"/>
-              <w:left w:val="single" w:sz="4" w:space="0" w:color="auto"/>
+              <w:top w:val="single" w:color="auto" w:sz="4" w:space="0"/>
+              <w:left w:val="single" w:color="auto" w:sz="4" w:space="0"/>
               <w:bottom w:val="nil"/>
-              <w:right w:val="single" w:sz="12" w:space="0" w:color="auto"/>
+              <w:right w:val="single" w:color="auto" w:sz="12" w:space="0"/>
             </w:tcBorders>
             <w:shd w:val="clear" w:color="auto" w:fill="auto"/>
             <w:tcMar>
@@ -7044,10 +7128,10 @@
               <w:suppressLineNumbers w:val="0"/>
               <w:snapToGrid w:val="0"/>
               <w:spacing w:line="240" w:lineRule="auto"/>
-              <w:ind w:left="0" w:right="0" w:firstLine="0" w:leftChars="0" w:rightChars="0" w:firstLineChars="0"/>
+              <w:ind w:left="0" w:leftChars="0" w:right="0" w:rightChars="0" w:firstLine="0" w:firstLineChars="0"/>
               <w:jc w:val="left"/>
               <w:rPr>
-                <w:rFonts w:ascii="Segoe UI" w:eastAsia="Segoe UI" w:hAnsi="Segoe UI" w:cs="Segoe UI" w:hint="default"/>
+                <w:rFonts w:hint="default" w:ascii="Segoe UI" w:hAnsi="Segoe UI" w:eastAsia="Segoe UI" w:cs="Segoe UI"/>
                 <w:i w:val="0"/>
                 <w:iCs w:val="0"/>
                 <w:caps w:val="0"/>
@@ -7059,7 +7143,7 @@
             </w:pPr>
             <w:r>
               <w:rPr>
-                <w:rFonts w:ascii="Segoe UI" w:eastAsia="Segoe UI" w:hAnsi="Segoe UI" w:cs="Segoe UI" w:hint="default"/>
+                <w:rFonts w:hint="default" w:ascii="Segoe UI" w:hAnsi="Segoe UI" w:eastAsia="Segoe UI" w:cs="Segoe UI"/>
                 <w:i w:val="0"/>
                 <w:iCs w:val="0"/>
                 <w:caps w:val="0"/>
@@ -7078,9 +7162,14 @@
       </w:tr>
       <w:tr>
         <w:tblPrEx>
-          <w:tblW w:w="8495" w:type="dxa"/>
-          <w:jc w:val="center"/>
-          <w:shd w:val="clear" w:color="auto" w:fill="auto"/>
+          <w:tblBorders>
+            <w:top w:val="none" w:color="auto" w:sz="0" w:space="0"/>
+            <w:left w:val="none" w:color="auto" w:sz="0" w:space="0"/>
+            <w:bottom w:val="none" w:color="auto" w:sz="0" w:space="0"/>
+            <w:right w:val="none" w:color="auto" w:sz="0" w:space="0"/>
+            <w:insideH w:val="none" w:color="auto" w:sz="0" w:space="0"/>
+            <w:insideV w:val="none" w:color="auto" w:sz="0" w:space="0"/>
+          </w:tblBorders>
           <w:tblCellMar>
             <w:top w:w="15" w:type="dxa"/>
             <w:left w:w="15" w:type="dxa"/>
@@ -7089,15 +7178,15 @@
           </w:tblCellMar>
         </w:tblPrEx>
         <w:trPr>
-          <w:trHeight w:val="0"/>
+          <w:trHeight w:val="0" w:hRule="atLeast"/>
           <w:jc w:val="center"/>
         </w:trPr>
         <w:tc>
           <w:tcPr>
             <w:tcW w:w="1414" w:type="dxa"/>
-            <w:vMerge/>
+            <w:vMerge w:val="continue"/>
             <w:tcBorders>
-              <w:left w:val="single" w:sz="12" w:space="0" w:color="auto"/>
+              <w:left w:val="single" w:color="auto" w:sz="12" w:space="0"/>
               <w:bottom w:val="nil"/>
               <w:right w:val="nil"/>
             </w:tcBorders>
@@ -7113,10 +7202,10 @@
           <w:p>
             <w:pPr>
               <w:snapToGrid w:val="0"/>
-              <w:ind w:left="0" w:right="0" w:firstLine="0" w:leftChars="0" w:rightChars="0" w:firstLineChars="0"/>
+              <w:ind w:left="0" w:leftChars="0" w:right="0" w:rightChars="0" w:firstLine="0" w:firstLineChars="0"/>
               <w:jc w:val="center"/>
               <w:rPr>
-                <w:rFonts w:ascii="Segoe UI" w:eastAsia="Segoe UI" w:hAnsi="Segoe UI" w:cs="Segoe UI" w:hint="default"/>
+                <w:rFonts w:hint="default" w:ascii="Segoe UI" w:hAnsi="Segoe UI" w:eastAsia="Segoe UI" w:cs="Segoe UI"/>
                 <w:i w:val="0"/>
                 <w:iCs w:val="0"/>
                 <w:caps w:val="0"/>
@@ -7132,8 +7221,8 @@
           <w:tcPr>
             <w:tcW w:w="0" w:type="auto"/>
             <w:tcBorders>
-              <w:top w:val="single" w:sz="4" w:space="0" w:color="auto"/>
-              <w:left w:val="single" w:sz="4" w:space="0" w:color="auto"/>
+              <w:top w:val="single" w:color="auto" w:sz="4" w:space="0"/>
+              <w:left w:val="single" w:color="auto" w:sz="4" w:space="0"/>
               <w:bottom w:val="nil"/>
               <w:right w:val="nil"/>
             </w:tcBorders>
@@ -7154,10 +7243,10 @@
               <w:suppressLineNumbers w:val="0"/>
               <w:snapToGrid w:val="0"/>
               <w:spacing w:line="240" w:lineRule="auto"/>
-              <w:ind w:left="0" w:right="0" w:firstLine="0" w:leftChars="0" w:rightChars="0" w:firstLineChars="0"/>
+              <w:ind w:left="0" w:leftChars="0" w:right="0" w:rightChars="0" w:firstLine="0" w:firstLineChars="0"/>
               <w:jc w:val="center"/>
               <w:rPr>
-                <w:rFonts w:ascii="Segoe UI" w:eastAsia="Segoe UI" w:hAnsi="Segoe UI" w:cs="Segoe UI" w:hint="default"/>
+                <w:rFonts w:hint="default" w:ascii="Segoe UI" w:hAnsi="Segoe UI" w:eastAsia="Segoe UI" w:cs="Segoe UI"/>
                 <w:i w:val="0"/>
                 <w:iCs w:val="0"/>
                 <w:caps w:val="0"/>
@@ -7169,7 +7258,7 @@
             </w:pPr>
             <w:r>
               <w:rPr>
-                <w:rFonts w:ascii="Segoe UI" w:eastAsia="Segoe UI" w:hAnsi="Segoe UI" w:cs="Segoe UI" w:hint="default"/>
+                <w:rFonts w:hint="default" w:ascii="Segoe UI" w:hAnsi="Segoe UI" w:eastAsia="Segoe UI" w:cs="Segoe UI"/>
                 <w:i w:val="0"/>
                 <w:iCs w:val="0"/>
                 <w:caps w:val="0"/>
@@ -7189,8 +7278,8 @@
           <w:tcPr>
             <w:tcW w:w="0" w:type="auto"/>
             <w:tcBorders>
-              <w:top w:val="single" w:sz="4" w:space="0" w:color="auto"/>
-              <w:left w:val="single" w:sz="4" w:space="0" w:color="auto"/>
+              <w:top w:val="single" w:color="auto" w:sz="4" w:space="0"/>
+              <w:left w:val="single" w:color="auto" w:sz="4" w:space="0"/>
               <w:bottom w:val="nil"/>
               <w:right w:val="nil"/>
             </w:tcBorders>
@@ -7211,10 +7300,10 @@
               <w:suppressLineNumbers w:val="0"/>
               <w:snapToGrid w:val="0"/>
               <w:spacing w:line="240" w:lineRule="auto"/>
-              <w:ind w:left="0" w:right="0" w:firstLine="0" w:leftChars="0" w:rightChars="0" w:firstLineChars="0"/>
+              <w:ind w:left="0" w:leftChars="0" w:right="0" w:rightChars="0" w:firstLine="0" w:firstLineChars="0"/>
               <w:jc w:val="left"/>
               <w:rPr>
-                <w:rFonts w:ascii="Segoe UI" w:eastAsia="Segoe UI" w:hAnsi="Segoe UI" w:cs="Segoe UI" w:hint="default"/>
+                <w:rFonts w:hint="default" w:ascii="Segoe UI" w:hAnsi="Segoe UI" w:eastAsia="Segoe UI" w:cs="Segoe UI"/>
                 <w:i w:val="0"/>
                 <w:iCs w:val="0"/>
                 <w:caps w:val="0"/>
@@ -7226,7 +7315,7 @@
             </w:pPr>
             <w:r>
               <w:rPr>
-                <w:rFonts w:ascii="Segoe UI" w:eastAsia="Segoe UI" w:hAnsi="Segoe UI" w:cs="Segoe UI" w:hint="default"/>
+                <w:rFonts w:hint="default" w:ascii="Segoe UI" w:hAnsi="Segoe UI" w:eastAsia="Segoe UI" w:cs="Segoe UI"/>
                 <w:i w:val="0"/>
                 <w:iCs w:val="0"/>
                 <w:caps w:val="0"/>
@@ -7246,10 +7335,10 @@
           <w:tcPr>
             <w:tcW w:w="2534" w:type="dxa"/>
             <w:tcBorders>
-              <w:top w:val="single" w:sz="4" w:space="0" w:color="auto"/>
-              <w:left w:val="single" w:sz="4" w:space="0" w:color="auto"/>
+              <w:top w:val="single" w:color="auto" w:sz="4" w:space="0"/>
+              <w:left w:val="single" w:color="auto" w:sz="4" w:space="0"/>
               <w:bottom w:val="nil"/>
-              <w:right w:val="single" w:sz="12" w:space="0" w:color="auto"/>
+              <w:right w:val="single" w:color="auto" w:sz="12" w:space="0"/>
             </w:tcBorders>
             <w:shd w:val="clear" w:color="auto" w:fill="auto"/>
             <w:tcMar>
@@ -7268,10 +7357,10 @@
               <w:suppressLineNumbers w:val="0"/>
               <w:snapToGrid w:val="0"/>
               <w:spacing w:line="240" w:lineRule="auto"/>
-              <w:ind w:left="0" w:right="0" w:firstLine="0" w:leftChars="0" w:rightChars="0" w:firstLineChars="0"/>
+              <w:ind w:left="0" w:leftChars="0" w:right="0" w:rightChars="0" w:firstLine="0" w:firstLineChars="0"/>
               <w:jc w:val="left"/>
               <w:rPr>
-                <w:rFonts w:ascii="Segoe UI" w:eastAsia="Segoe UI" w:hAnsi="Segoe UI" w:cs="Segoe UI" w:hint="default"/>
+                <w:rFonts w:hint="default" w:ascii="Segoe UI" w:hAnsi="Segoe UI" w:eastAsia="Segoe UI" w:cs="Segoe UI"/>
                 <w:i w:val="0"/>
                 <w:iCs w:val="0"/>
                 <w:caps w:val="0"/>
@@ -7283,7 +7372,7 @@
             </w:pPr>
             <w:r>
               <w:rPr>
-                <w:rFonts w:ascii="Segoe UI" w:eastAsia="Segoe UI" w:hAnsi="Segoe UI" w:cs="Segoe UI" w:hint="default"/>
+                <w:rFonts w:hint="default" w:ascii="Segoe UI" w:hAnsi="Segoe UI" w:eastAsia="Segoe UI" w:cs="Segoe UI"/>
                 <w:i w:val="0"/>
                 <w:iCs w:val="0"/>
                 <w:caps w:val="0"/>
@@ -7302,9 +7391,14 @@
       </w:tr>
       <w:tr>
         <w:tblPrEx>
-          <w:tblW w:w="8495" w:type="dxa"/>
-          <w:jc w:val="center"/>
-          <w:shd w:val="clear" w:color="auto" w:fill="auto"/>
+          <w:tblBorders>
+            <w:top w:val="none" w:color="auto" w:sz="0" w:space="0"/>
+            <w:left w:val="none" w:color="auto" w:sz="0" w:space="0"/>
+            <w:bottom w:val="none" w:color="auto" w:sz="0" w:space="0"/>
+            <w:right w:val="none" w:color="auto" w:sz="0" w:space="0"/>
+            <w:insideH w:val="none" w:color="auto" w:sz="0" w:space="0"/>
+            <w:insideV w:val="none" w:color="auto" w:sz="0" w:space="0"/>
+          </w:tblBorders>
           <w:tblCellMar>
             <w:top w:w="15" w:type="dxa"/>
             <w:left w:w="15" w:type="dxa"/>
@@ -7313,7 +7407,7 @@
           </w:tblCellMar>
         </w:tblPrEx>
         <w:trPr>
-          <w:trHeight w:val="0"/>
+          <w:trHeight w:val="0" w:hRule="atLeast"/>
           <w:jc w:val="center"/>
         </w:trPr>
         <w:tc>
@@ -7321,8 +7415,8 @@
             <w:tcW w:w="1414" w:type="dxa"/>
             <w:vMerge w:val="restart"/>
             <w:tcBorders>
-              <w:top w:val="single" w:sz="4" w:space="0" w:color="auto"/>
-              <w:left w:val="single" w:sz="12" w:space="0" w:color="auto"/>
+              <w:top w:val="single" w:color="auto" w:sz="4" w:space="0"/>
+              <w:left w:val="single" w:color="auto" w:sz="12" w:space="0"/>
               <w:right w:val="nil"/>
             </w:tcBorders>
             <w:shd w:val="clear" w:color="auto" w:fill="auto"/>
@@ -7342,10 +7436,10 @@
               <w:suppressLineNumbers w:val="0"/>
               <w:snapToGrid w:val="0"/>
               <w:spacing w:line="240" w:lineRule="auto"/>
-              <w:ind w:left="0" w:right="0" w:firstLine="0" w:leftChars="0" w:rightChars="0" w:firstLineChars="0"/>
+              <w:ind w:left="0" w:leftChars="0" w:right="0" w:rightChars="0" w:firstLine="0" w:firstLineChars="0"/>
               <w:jc w:val="center"/>
               <w:rPr>
-                <w:rFonts w:ascii="Segoe UI" w:eastAsia="Segoe UI" w:hAnsi="Segoe UI" w:cs="Segoe UI" w:hint="default"/>
+                <w:rFonts w:hint="default" w:ascii="Segoe UI" w:hAnsi="Segoe UI" w:eastAsia="Segoe UI" w:cs="Segoe UI"/>
                 <w:i w:val="0"/>
                 <w:iCs w:val="0"/>
                 <w:caps w:val="0"/>
@@ -7357,8 +7451,8 @@
             </w:pPr>
             <w:r>
               <w:rPr>
-                <w:rStyle w:val="Strong"/>
-                <w:rFonts w:ascii="Segoe UI" w:eastAsia="Segoe UI" w:hAnsi="Segoe UI" w:cs="Segoe UI" w:hint="default"/>
+                <w:rStyle w:val="25"/>
+                <w:rFonts w:hint="default" w:ascii="Segoe UI" w:hAnsi="Segoe UI" w:eastAsia="Segoe UI" w:cs="Segoe UI"/>
                 <w:b/>
                 <w:bCs/>
                 <w:i w:val="0"/>
@@ -7380,8 +7474,8 @@
           <w:tcPr>
             <w:tcW w:w="0" w:type="auto"/>
             <w:tcBorders>
-              <w:top w:val="single" w:sz="4" w:space="0" w:color="auto"/>
-              <w:left w:val="single" w:sz="4" w:space="0" w:color="auto"/>
+              <w:top w:val="single" w:color="auto" w:sz="4" w:space="0"/>
+              <w:left w:val="single" w:color="auto" w:sz="4" w:space="0"/>
               <w:bottom w:val="nil"/>
               <w:right w:val="nil"/>
             </w:tcBorders>
@@ -7402,10 +7496,10 @@
               <w:suppressLineNumbers w:val="0"/>
               <w:snapToGrid w:val="0"/>
               <w:spacing w:line="240" w:lineRule="auto"/>
-              <w:ind w:left="0" w:right="0" w:firstLine="0" w:leftChars="0" w:rightChars="0" w:firstLineChars="0"/>
+              <w:ind w:left="0" w:leftChars="0" w:right="0" w:rightChars="0" w:firstLine="0" w:firstLineChars="0"/>
               <w:jc w:val="center"/>
               <w:rPr>
-                <w:rFonts w:ascii="Segoe UI" w:eastAsia="Segoe UI" w:hAnsi="Segoe UI" w:cs="Segoe UI" w:hint="default"/>
+                <w:rFonts w:hint="default" w:ascii="Segoe UI" w:hAnsi="Segoe UI" w:eastAsia="Segoe UI" w:cs="Segoe UI"/>
                 <w:i w:val="0"/>
                 <w:iCs w:val="0"/>
                 <w:caps w:val="0"/>
@@ -7417,7 +7511,7 @@
             </w:pPr>
             <w:r>
               <w:rPr>
-                <w:rFonts w:ascii="Segoe UI" w:eastAsia="Segoe UI" w:hAnsi="Segoe UI" w:cs="Segoe UI" w:hint="default"/>
+                <w:rFonts w:hint="default" w:ascii="Segoe UI" w:hAnsi="Segoe UI" w:eastAsia="Segoe UI" w:cs="Segoe UI"/>
                 <w:i w:val="0"/>
                 <w:iCs w:val="0"/>
                 <w:caps w:val="0"/>
@@ -7437,8 +7531,8 @@
           <w:tcPr>
             <w:tcW w:w="0" w:type="auto"/>
             <w:tcBorders>
-              <w:top w:val="single" w:sz="4" w:space="0" w:color="auto"/>
-              <w:left w:val="single" w:sz="4" w:space="0" w:color="auto"/>
+              <w:top w:val="single" w:color="auto" w:sz="4" w:space="0"/>
+              <w:left w:val="single" w:color="auto" w:sz="4" w:space="0"/>
               <w:bottom w:val="nil"/>
               <w:right w:val="nil"/>
             </w:tcBorders>
@@ -7459,10 +7553,10 @@
               <w:suppressLineNumbers w:val="0"/>
               <w:snapToGrid w:val="0"/>
               <w:spacing w:line="240" w:lineRule="auto"/>
-              <w:ind w:left="0" w:right="0" w:firstLine="0" w:leftChars="0" w:rightChars="0" w:firstLineChars="0"/>
+              <w:ind w:left="0" w:leftChars="0" w:right="0" w:rightChars="0" w:firstLine="0" w:firstLineChars="0"/>
               <w:jc w:val="left"/>
               <w:rPr>
-                <w:rFonts w:ascii="Segoe UI" w:eastAsia="Segoe UI" w:hAnsi="Segoe UI" w:cs="Segoe UI" w:hint="default"/>
+                <w:rFonts w:hint="default" w:ascii="Segoe UI" w:hAnsi="Segoe UI" w:eastAsia="Segoe UI" w:cs="Segoe UI"/>
                 <w:i w:val="0"/>
                 <w:iCs w:val="0"/>
                 <w:caps w:val="0"/>
@@ -7474,7 +7568,7 @@
             </w:pPr>
             <w:r>
               <w:rPr>
-                <w:rFonts w:ascii="Segoe UI" w:eastAsia="Segoe UI" w:hAnsi="Segoe UI" w:cs="Segoe UI" w:hint="default"/>
+                <w:rFonts w:hint="default" w:ascii="Segoe UI" w:hAnsi="Segoe UI" w:eastAsia="Segoe UI" w:cs="Segoe UI"/>
                 <w:i w:val="0"/>
                 <w:iCs w:val="0"/>
                 <w:caps w:val="0"/>
@@ -7494,10 +7588,10 @@
           <w:tcPr>
             <w:tcW w:w="2534" w:type="dxa"/>
             <w:tcBorders>
-              <w:top w:val="single" w:sz="4" w:space="0" w:color="auto"/>
-              <w:left w:val="single" w:sz="4" w:space="0" w:color="auto"/>
+              <w:top w:val="single" w:color="auto" w:sz="4" w:space="0"/>
+              <w:left w:val="single" w:color="auto" w:sz="4" w:space="0"/>
               <w:bottom w:val="nil"/>
-              <w:right w:val="single" w:sz="12" w:space="0" w:color="auto"/>
+              <w:right w:val="single" w:color="auto" w:sz="12" w:space="0"/>
             </w:tcBorders>
             <w:shd w:val="clear" w:color="auto" w:fill="auto"/>
             <w:tcMar>
@@ -7516,10 +7610,10 @@
               <w:suppressLineNumbers w:val="0"/>
               <w:snapToGrid w:val="0"/>
               <w:spacing w:line="240" w:lineRule="auto"/>
-              <w:ind w:left="0" w:right="0" w:firstLine="0" w:leftChars="0" w:rightChars="0" w:firstLineChars="0"/>
+              <w:ind w:left="0" w:leftChars="0" w:right="0" w:rightChars="0" w:firstLine="0" w:firstLineChars="0"/>
               <w:jc w:val="left"/>
               <w:rPr>
-                <w:rFonts w:ascii="Segoe UI" w:eastAsia="Segoe UI" w:hAnsi="Segoe UI" w:cs="Segoe UI" w:hint="default"/>
+                <w:rFonts w:hint="default" w:ascii="Segoe UI" w:hAnsi="Segoe UI" w:eastAsia="Segoe UI" w:cs="Segoe UI"/>
                 <w:i w:val="0"/>
                 <w:iCs w:val="0"/>
                 <w:caps w:val="0"/>
@@ -7531,7 +7625,7 @@
             </w:pPr>
             <w:r>
               <w:rPr>
-                <w:rFonts w:ascii="Segoe UI" w:eastAsia="Segoe UI" w:hAnsi="Segoe UI" w:cs="Segoe UI" w:hint="default"/>
+                <w:rFonts w:hint="default" w:ascii="Segoe UI" w:hAnsi="Segoe UI" w:eastAsia="Segoe UI" w:cs="Segoe UI"/>
                 <w:i w:val="0"/>
                 <w:iCs w:val="0"/>
                 <w:caps w:val="0"/>
@@ -7550,9 +7644,14 @@
       </w:tr>
       <w:tr>
         <w:tblPrEx>
-          <w:tblW w:w="8495" w:type="dxa"/>
-          <w:jc w:val="center"/>
-          <w:shd w:val="clear" w:color="auto" w:fill="auto"/>
+          <w:tblBorders>
+            <w:top w:val="none" w:color="auto" w:sz="0" w:space="0"/>
+            <w:left w:val="none" w:color="auto" w:sz="0" w:space="0"/>
+            <w:bottom w:val="none" w:color="auto" w:sz="0" w:space="0"/>
+            <w:right w:val="none" w:color="auto" w:sz="0" w:space="0"/>
+            <w:insideH w:val="none" w:color="auto" w:sz="0" w:space="0"/>
+            <w:insideV w:val="none" w:color="auto" w:sz="0" w:space="0"/>
+          </w:tblBorders>
           <w:tblCellMar>
             <w:top w:w="15" w:type="dxa"/>
             <w:left w:w="15" w:type="dxa"/>
@@ -7561,16 +7660,16 @@
           </w:tblCellMar>
         </w:tblPrEx>
         <w:trPr>
-          <w:trHeight w:val="0"/>
+          <w:trHeight w:val="0" w:hRule="atLeast"/>
           <w:jc w:val="center"/>
         </w:trPr>
         <w:tc>
           <w:tcPr>
             <w:tcW w:w="1414" w:type="dxa"/>
-            <w:vMerge/>
+            <w:vMerge w:val="continue"/>
             <w:tcBorders>
-              <w:left w:val="single" w:sz="12" w:space="0" w:color="auto"/>
-              <w:bottom w:val="single" w:sz="12" w:space="0" w:color="auto"/>
+              <w:left w:val="single" w:color="auto" w:sz="12" w:space="0"/>
+              <w:bottom w:val="single" w:color="auto" w:sz="12" w:space="0"/>
               <w:right w:val="nil"/>
             </w:tcBorders>
             <w:shd w:val="clear" w:color="auto" w:fill="auto"/>
@@ -7585,10 +7684,10 @@
           <w:p>
             <w:pPr>
               <w:snapToGrid w:val="0"/>
-              <w:ind w:left="0" w:right="0" w:firstLine="0" w:leftChars="0" w:rightChars="0" w:firstLineChars="0"/>
+              <w:ind w:left="0" w:leftChars="0" w:right="0" w:rightChars="0" w:firstLine="0" w:firstLineChars="0"/>
               <w:jc w:val="center"/>
               <w:rPr>
-                <w:rFonts w:ascii="Segoe UI" w:eastAsia="Segoe UI" w:hAnsi="Segoe UI" w:cs="Segoe UI" w:hint="default"/>
+                <w:rFonts w:hint="default" w:ascii="Segoe UI" w:hAnsi="Segoe UI" w:eastAsia="Segoe UI" w:cs="Segoe UI"/>
                 <w:i w:val="0"/>
                 <w:iCs w:val="0"/>
                 <w:caps w:val="0"/>
@@ -7604,9 +7703,9 @@
           <w:tcPr>
             <w:tcW w:w="2553" w:type="dxa"/>
             <w:tcBorders>
-              <w:top w:val="single" w:sz="4" w:space="0" w:color="auto"/>
-              <w:left w:val="single" w:sz="4" w:space="0" w:color="auto"/>
-              <w:bottom w:val="single" w:sz="12" w:space="0" w:color="auto"/>
+              <w:top w:val="single" w:color="auto" w:sz="4" w:space="0"/>
+              <w:left w:val="single" w:color="auto" w:sz="4" w:space="0"/>
+              <w:bottom w:val="single" w:color="auto" w:sz="12" w:space="0"/>
               <w:right w:val="nil"/>
             </w:tcBorders>
             <w:shd w:val="clear" w:color="auto" w:fill="auto"/>
@@ -7626,10 +7725,10 @@
               <w:suppressLineNumbers w:val="0"/>
               <w:snapToGrid w:val="0"/>
               <w:spacing w:line="240" w:lineRule="auto"/>
-              <w:ind w:left="0" w:right="0" w:firstLine="0" w:leftChars="0" w:rightChars="0" w:firstLineChars="0"/>
+              <w:ind w:left="0" w:leftChars="0" w:right="0" w:rightChars="0" w:firstLine="0" w:firstLineChars="0"/>
               <w:jc w:val="center"/>
               <w:rPr>
-                <w:rFonts w:ascii="Segoe UI" w:eastAsia="Segoe UI" w:hAnsi="Segoe UI" w:cs="Segoe UI" w:hint="default"/>
+                <w:rFonts w:hint="default" w:ascii="Segoe UI" w:hAnsi="Segoe UI" w:eastAsia="Segoe UI" w:cs="Segoe UI"/>
                 <w:i w:val="0"/>
                 <w:iCs w:val="0"/>
                 <w:caps w:val="0"/>
@@ -7641,7 +7740,7 @@
             </w:pPr>
             <w:r>
               <w:rPr>
-                <w:rFonts w:ascii="Segoe UI" w:eastAsia="Segoe UI" w:hAnsi="Segoe UI" w:cs="Segoe UI" w:hint="default"/>
+                <w:rFonts w:hint="default" w:ascii="Segoe UI" w:hAnsi="Segoe UI" w:eastAsia="Segoe UI" w:cs="Segoe UI"/>
                 <w:i w:val="0"/>
                 <w:iCs w:val="0"/>
                 <w:caps w:val="0"/>
@@ -7661,9 +7760,9 @@
           <w:tcPr>
             <w:tcW w:w="1994" w:type="dxa"/>
             <w:tcBorders>
-              <w:top w:val="single" w:sz="4" w:space="0" w:color="auto"/>
-              <w:left w:val="single" w:sz="4" w:space="0" w:color="auto"/>
-              <w:bottom w:val="single" w:sz="12" w:space="0" w:color="auto"/>
+              <w:top w:val="single" w:color="auto" w:sz="4" w:space="0"/>
+              <w:left w:val="single" w:color="auto" w:sz="4" w:space="0"/>
+              <w:bottom w:val="single" w:color="auto" w:sz="12" w:space="0"/>
               <w:right w:val="nil"/>
             </w:tcBorders>
             <w:shd w:val="clear" w:color="auto" w:fill="auto"/>
@@ -7683,10 +7782,10 @@
               <w:suppressLineNumbers w:val="0"/>
               <w:snapToGrid w:val="0"/>
               <w:spacing w:line="240" w:lineRule="auto"/>
-              <w:ind w:left="0" w:right="0" w:firstLine="0" w:leftChars="0" w:rightChars="0" w:firstLineChars="0"/>
+              <w:ind w:left="0" w:leftChars="0" w:right="0" w:rightChars="0" w:firstLine="0" w:firstLineChars="0"/>
               <w:jc w:val="left"/>
               <w:rPr>
-                <w:rFonts w:ascii="Segoe UI" w:eastAsia="Segoe UI" w:hAnsi="Segoe UI" w:cs="Segoe UI" w:hint="default"/>
+                <w:rFonts w:hint="default" w:ascii="Segoe UI" w:hAnsi="Segoe UI" w:eastAsia="Segoe UI" w:cs="Segoe UI"/>
                 <w:i w:val="0"/>
                 <w:iCs w:val="0"/>
                 <w:caps w:val="0"/>
@@ -7698,7 +7797,7 @@
             </w:pPr>
             <w:r>
               <w:rPr>
-                <w:rFonts w:ascii="Segoe UI" w:eastAsia="Segoe UI" w:hAnsi="Segoe UI" w:cs="Segoe UI" w:hint="default"/>
+                <w:rFonts w:hint="default" w:ascii="Segoe UI" w:hAnsi="Segoe UI" w:eastAsia="Segoe UI" w:cs="Segoe UI"/>
                 <w:i w:val="0"/>
                 <w:iCs w:val="0"/>
                 <w:caps w:val="0"/>
@@ -7718,10 +7817,10 @@
           <w:tcPr>
             <w:tcW w:w="2534" w:type="dxa"/>
             <w:tcBorders>
-              <w:top w:val="single" w:sz="4" w:space="0" w:color="auto"/>
-              <w:left w:val="single" w:sz="4" w:space="0" w:color="auto"/>
-              <w:bottom w:val="single" w:sz="12" w:space="0" w:color="auto"/>
-              <w:right w:val="single" w:sz="12" w:space="0" w:color="auto"/>
+              <w:top w:val="single" w:color="auto" w:sz="4" w:space="0"/>
+              <w:left w:val="single" w:color="auto" w:sz="4" w:space="0"/>
+              <w:bottom w:val="single" w:color="auto" w:sz="12" w:space="0"/>
+              <w:right w:val="single" w:color="auto" w:sz="12" w:space="0"/>
             </w:tcBorders>
             <w:shd w:val="clear" w:color="auto" w:fill="auto"/>
             <w:tcMar>
@@ -7740,10 +7839,10 @@
               <w:suppressLineNumbers w:val="0"/>
               <w:snapToGrid w:val="0"/>
               <w:spacing w:line="240" w:lineRule="auto"/>
-              <w:ind w:left="0" w:right="0" w:firstLine="0" w:leftChars="0" w:rightChars="0" w:firstLineChars="0"/>
+              <w:ind w:left="0" w:leftChars="0" w:right="0" w:rightChars="0" w:firstLine="0" w:firstLineChars="0"/>
               <w:jc w:val="left"/>
               <w:rPr>
-                <w:rFonts w:ascii="Segoe UI" w:eastAsia="Segoe UI" w:hAnsi="Segoe UI" w:cs="Segoe UI" w:hint="default"/>
+                <w:rFonts w:hint="default" w:ascii="Segoe UI" w:hAnsi="Segoe UI" w:eastAsia="Segoe UI" w:cs="Segoe UI"/>
                 <w:i w:val="0"/>
                 <w:iCs w:val="0"/>
                 <w:caps w:val="0"/>
@@ -7755,7 +7854,7 @@
             </w:pPr>
             <w:r>
               <w:rPr>
-                <w:rFonts w:ascii="Segoe UI" w:eastAsia="Segoe UI" w:hAnsi="Segoe UI" w:cs="Segoe UI" w:hint="default"/>
+                <w:rFonts w:hint="default" w:ascii="Segoe UI" w:hAnsi="Segoe UI" w:eastAsia="Segoe UI" w:cs="Segoe UI"/>
                 <w:i w:val="0"/>
                 <w:iCs w:val="0"/>
                 <w:caps w:val="0"/>
@@ -7775,17 +7874,17 @@
     </w:tbl>
     <w:p>
       <w:pPr>
-        <w:pStyle w:val="a1"/>
-        <w:bidi w:val="0"/>
-        <w:rPr>
-          <w:rFonts w:hint="default"/>
-          <w:lang w:val="en-US" w:eastAsia="zh-CN"/>
-        </w:rPr>
-      </w:pPr>
-    </w:p>
-    <w:p>
-      <w:pPr>
-        <w:pStyle w:val="1"/>
+        <w:pStyle w:val="31"/>
+        <w:bidi w:val="0"/>
+        <w:rPr>
+          <w:rFonts w:hint="default"/>
+          <w:lang w:val="en-US" w:eastAsia="zh-CN"/>
+        </w:rPr>
+      </w:pPr>
+    </w:p>
+    <w:p>
+      <w:pPr>
+        <w:pStyle w:val="30"/>
         <w:bidi w:val="0"/>
         <w:rPr>
           <w:rFonts w:hint="default"/>
@@ -7804,7 +7903,7 @@
     </w:p>
     <w:p>
       <w:pPr>
-        <w:pStyle w:val="2"/>
+        <w:pStyle w:val="32"/>
         <w:bidi w:val="0"/>
         <w:rPr>
           <w:rFonts w:hint="default"/>
@@ -7823,7 +7922,7 @@
     </w:p>
     <w:p>
       <w:pPr>
-        <w:pStyle w:val="a1"/>
+        <w:pStyle w:val="31"/>
         <w:bidi w:val="0"/>
         <w:rPr>
           <w:rFonts w:hint="default"/>
@@ -7868,13 +7967,13 @@
     </w:p>
     <w:p>
       <w:pPr>
-        <w:pStyle w:val="a1"/>
+        <w:pStyle w:val="31"/>
         <w:numPr>
           <w:ilvl w:val="0"/>
           <w:numId w:val="2"/>
         </w:numPr>
         <w:bidi w:val="0"/>
-        <w:ind w:left="425" w:hanging="425" w:leftChars="0" w:firstLineChars="0"/>
+        <w:ind w:left="425" w:leftChars="0" w:hanging="425" w:firstLineChars="0"/>
         <w:rPr>
           <w:rFonts w:hint="default"/>
           <w:lang w:val="en-US" w:eastAsia="zh-CN"/>
@@ -7890,13 +7989,13 @@
     </w:p>
     <w:p>
       <w:pPr>
-        <w:pStyle w:val="a1"/>
+        <w:pStyle w:val="31"/>
         <w:numPr>
           <w:ilvl w:val="0"/>
           <w:numId w:val="2"/>
         </w:numPr>
         <w:bidi w:val="0"/>
-        <w:ind w:left="425" w:hanging="425" w:leftChars="0" w:firstLineChars="0"/>
+        <w:ind w:left="425" w:leftChars="0" w:hanging="425" w:firstLineChars="0"/>
         <w:rPr>
           <w:rFonts w:hint="default"/>
           <w:lang w:val="en-US" w:eastAsia="zh-CN"/>
@@ -7912,13 +8011,13 @@
     </w:p>
     <w:p>
       <w:pPr>
-        <w:pStyle w:val="a1"/>
+        <w:pStyle w:val="31"/>
         <w:numPr>
           <w:ilvl w:val="0"/>
           <w:numId w:val="2"/>
         </w:numPr>
         <w:bidi w:val="0"/>
-        <w:ind w:left="425" w:hanging="425" w:leftChars="0" w:firstLineChars="0"/>
+        <w:ind w:left="425" w:leftChars="0" w:hanging="425" w:firstLineChars="0"/>
         <w:rPr>
           <w:rFonts w:hint="default"/>
           <w:lang w:val="en-US" w:eastAsia="zh-CN"/>
@@ -7934,13 +8033,13 @@
     </w:p>
     <w:p>
       <w:pPr>
-        <w:pStyle w:val="a1"/>
+        <w:pStyle w:val="31"/>
         <w:numPr>
           <w:ilvl w:val="0"/>
           <w:numId w:val="2"/>
         </w:numPr>
         <w:bidi w:val="0"/>
-        <w:ind w:left="425" w:hanging="425" w:leftChars="0" w:firstLineChars="0"/>
+        <w:ind w:left="425" w:leftChars="0" w:hanging="425" w:firstLineChars="0"/>
         <w:rPr>
           <w:rFonts w:hint="default"/>
           <w:lang w:val="en-US" w:eastAsia="zh-CN"/>
@@ -7956,13 +8055,13 @@
     </w:p>
     <w:p>
       <w:pPr>
-        <w:pStyle w:val="a1"/>
+        <w:pStyle w:val="31"/>
         <w:numPr>
           <w:ilvl w:val="0"/>
           <w:numId w:val="2"/>
         </w:numPr>
         <w:bidi w:val="0"/>
-        <w:ind w:left="425" w:hanging="425" w:leftChars="0" w:firstLineChars="0"/>
+        <w:ind w:left="425" w:leftChars="0" w:hanging="425" w:firstLineChars="0"/>
         <w:rPr>
           <w:rFonts w:hint="default"/>
           <w:lang w:val="en-US" w:eastAsia="zh-CN"/>
@@ -7978,7 +8077,7 @@
     </w:p>
     <w:p>
       <w:pPr>
-        <w:pStyle w:val="a1"/>
+        <w:pStyle w:val="31"/>
         <w:bidi w:val="0"/>
         <w:rPr>
           <w:rFonts w:hint="default"/>
@@ -7995,7 +8094,7 @@
     </w:p>
     <w:p>
       <w:pPr>
-        <w:pStyle w:val="2"/>
+        <w:pStyle w:val="32"/>
         <w:bidi w:val="0"/>
         <w:rPr>
           <w:rFonts w:hint="default"/>
@@ -8014,7 +8113,7 @@
     </w:p>
     <w:p>
       <w:pPr>
-        <w:pStyle w:val="a1"/>
+        <w:pStyle w:val="31"/>
         <w:bidi w:val="0"/>
         <w:rPr>
           <w:rFonts w:hint="default"/>
@@ -8031,7 +8130,7 @@
     </w:p>
     <w:p>
       <w:pPr>
-        <w:pStyle w:val="3"/>
+        <w:pStyle w:val="33"/>
         <w:bidi w:val="0"/>
         <w:rPr>
           <w:rFonts w:hint="default"/>
@@ -8050,7 +8149,7 @@
     </w:p>
     <w:p>
       <w:pPr>
-        <w:pStyle w:val="a1"/>
+        <w:pStyle w:val="31"/>
         <w:bidi w:val="0"/>
         <w:rPr>
           <w:rFonts w:hint="default"/>
@@ -8067,13 +8166,13 @@
     </w:p>
     <w:p>
       <w:pPr>
-        <w:pStyle w:val="a1"/>
+        <w:pStyle w:val="31"/>
         <w:numPr>
           <w:ilvl w:val="0"/>
           <w:numId w:val="3"/>
         </w:numPr>
         <w:bidi w:val="0"/>
-        <w:ind w:left="425" w:hanging="425" w:leftChars="0" w:firstLineChars="0"/>
+        <w:ind w:left="425" w:leftChars="0" w:hanging="425" w:firstLineChars="0"/>
         <w:rPr>
           <w:rFonts w:hint="default"/>
           <w:lang w:val="en-US" w:eastAsia="zh-CN"/>
@@ -8089,7 +8188,7 @@
     </w:p>
     <w:p>
       <w:pPr>
-        <w:pStyle w:val="a1"/>
+        <w:pStyle w:val="31"/>
         <w:bidi w:val="0"/>
         <w:rPr>
           <w:rFonts w:hint="default"/>
@@ -8106,7 +8205,7 @@
     </w:p>
     <w:p>
       <w:pPr>
-        <w:pStyle w:val="a1"/>
+        <w:pStyle w:val="31"/>
         <w:bidi w:val="0"/>
         <w:rPr>
           <w:rFonts w:hint="default"/>
@@ -8123,7 +8222,7 @@
     </w:p>
     <w:p>
       <w:pPr>
-        <w:pStyle w:val="a1"/>
+        <w:pStyle w:val="31"/>
         <w:bidi w:val="0"/>
         <w:rPr>
           <w:rFonts w:hint="default"/>
@@ -8140,13 +8239,13 @@
     </w:p>
     <w:p>
       <w:pPr>
-        <w:pStyle w:val="a1"/>
+        <w:pStyle w:val="31"/>
         <w:numPr>
           <w:ilvl w:val="0"/>
           <w:numId w:val="3"/>
         </w:numPr>
         <w:bidi w:val="0"/>
-        <w:ind w:left="425" w:hanging="425" w:leftChars="0" w:firstLineChars="0"/>
+        <w:ind w:left="425" w:leftChars="0" w:hanging="425" w:firstLineChars="0"/>
         <w:rPr>
           <w:rFonts w:hint="default"/>
           <w:lang w:val="en-US" w:eastAsia="zh-CN"/>
@@ -8162,7 +8261,7 @@
     </w:p>
     <w:p>
       <w:pPr>
-        <w:pStyle w:val="a1"/>
+        <w:pStyle w:val="31"/>
         <w:bidi w:val="0"/>
         <w:rPr>
           <w:rFonts w:hint="default"/>
@@ -8179,7 +8278,7 @@
     </w:p>
     <w:p>
       <w:pPr>
-        <w:pStyle w:val="a1"/>
+        <w:pStyle w:val="31"/>
         <w:bidi w:val="0"/>
         <w:rPr>
           <w:rFonts w:hint="default"/>
@@ -8196,39 +8295,30 @@
     </w:p>
     <w:p>
       <w:pPr>
-        <w:pStyle w:val="a1"/>
-        <w:bidi w:val="0"/>
-        <w:rPr>
-          <w:rFonts w:hint="default"/>
-          <w:lang w:val="en-US" w:eastAsia="zh-CN"/>
-        </w:rPr>
-      </w:pPr>
-      <w:r>
-        <w:rPr>
-          <w:rFonts w:hint="default"/>
-          <w:lang w:val="en-US" w:eastAsia="zh-CN"/>
-        </w:rPr>
-        <w:t>B角应主动学</w:t>
-      </w:r>
-      <w:bookmarkStart w:id="14" w:name="_GoBack"/>
-      <w:bookmarkEnd w:id="14"/>
-      <w:r>
-        <w:rPr>
-          <w:rFonts w:hint="default"/>
-          <w:lang w:val="en-US" w:eastAsia="zh-CN"/>
-        </w:rPr>
-        <w:t>习A角岗位知识和技能，参与相关工作实践</w:t>
-      </w:r>
-    </w:p>
-    <w:p>
-      <w:pPr>
-        <w:pStyle w:val="a1"/>
+        <w:pStyle w:val="31"/>
+        <w:bidi w:val="0"/>
+        <w:rPr>
+          <w:rFonts w:hint="default"/>
+          <w:lang w:val="en-US" w:eastAsia="zh-CN"/>
+        </w:rPr>
+      </w:pPr>
+      <w:r>
+        <w:rPr>
+          <w:rFonts w:hint="default"/>
+          <w:lang w:val="en-US" w:eastAsia="zh-CN"/>
+        </w:rPr>
+        <w:t>B角应主动学习A角岗位知识和技能，参与相关工作实践</w:t>
+      </w:r>
+    </w:p>
+    <w:p>
+      <w:pPr>
+        <w:pStyle w:val="31"/>
         <w:numPr>
           <w:ilvl w:val="0"/>
           <w:numId w:val="3"/>
         </w:numPr>
         <w:bidi w:val="0"/>
-        <w:ind w:left="425" w:hanging="425" w:leftChars="0" w:firstLineChars="0"/>
+        <w:ind w:left="425" w:leftChars="0" w:hanging="425" w:firstLineChars="0"/>
         <w:rPr>
           <w:rFonts w:hint="default"/>
           <w:lang w:val="en-US" w:eastAsia="zh-CN"/>
@@ -8244,7 +8334,7 @@
     </w:p>
     <w:p>
       <w:pPr>
-        <w:pStyle w:val="a1"/>
+        <w:pStyle w:val="31"/>
         <w:bidi w:val="0"/>
         <w:rPr>
           <w:rFonts w:hint="default"/>
@@ -8261,7 +8351,7 @@
     </w:p>
     <w:p>
       <w:pPr>
-        <w:pStyle w:val="a1"/>
+        <w:pStyle w:val="31"/>
         <w:bidi w:val="0"/>
         <w:rPr>
           <w:rFonts w:hint="default"/>
@@ -8278,14 +8368,14 @@
     </w:p>
     <w:p>
       <w:pPr>
-        <w:pStyle w:val="3"/>
-        <w:bidi w:val="0"/>
-        <w:rPr>
-          <w:rFonts w:hint="default"/>
-          <w:lang w:val="en-US" w:eastAsia="zh-CN"/>
-        </w:rPr>
-      </w:pPr>
-      <w:bookmarkStart w:id="15" w:name="_Toc14343"/>
+        <w:pStyle w:val="33"/>
+        <w:bidi w:val="0"/>
+        <w:rPr>
+          <w:rFonts w:hint="default"/>
+          <w:lang w:val="en-US" w:eastAsia="zh-CN"/>
+        </w:rPr>
+      </w:pPr>
+      <w:bookmarkStart w:id="14" w:name="_Toc14343"/>
       <w:r>
         <w:rPr>
           <w:rFonts w:hint="default"/>
@@ -8293,11 +8383,11 @@
         </w:rPr>
         <w:t>外部不固定储备</w:t>
       </w:r>
-      <w:bookmarkEnd w:id="15"/>
-    </w:p>
-    <w:p>
-      <w:pPr>
-        <w:pStyle w:val="a1"/>
+      <w:bookmarkEnd w:id="14"/>
+    </w:p>
+    <w:p>
+      <w:pPr>
+        <w:pStyle w:val="31"/>
         <w:bidi w:val="0"/>
         <w:rPr>
           <w:rFonts w:hint="default"/>
@@ -8314,13 +8404,13 @@
     </w:p>
     <w:p>
       <w:pPr>
-        <w:pStyle w:val="a1"/>
+        <w:pStyle w:val="31"/>
         <w:numPr>
           <w:ilvl w:val="0"/>
           <w:numId w:val="4"/>
         </w:numPr>
         <w:bidi w:val="0"/>
-        <w:ind w:left="425" w:hanging="425" w:leftChars="0" w:firstLineChars="0"/>
+        <w:ind w:left="425" w:leftChars="0" w:hanging="425" w:firstLineChars="0"/>
         <w:rPr>
           <w:rFonts w:hint="default"/>
           <w:lang w:val="en-US" w:eastAsia="zh-CN"/>
@@ -8336,7 +8426,7 @@
     </w:p>
     <w:p>
       <w:pPr>
-        <w:pStyle w:val="a1"/>
+        <w:pStyle w:val="31"/>
         <w:bidi w:val="0"/>
         <w:rPr>
           <w:rFonts w:hint="default"/>
@@ -8353,7 +8443,7 @@
     </w:p>
     <w:p>
       <w:pPr>
-        <w:pStyle w:val="a1"/>
+        <w:pStyle w:val="31"/>
         <w:bidi w:val="0"/>
         <w:rPr>
           <w:rFonts w:hint="default"/>
@@ -8370,7 +8460,7 @@
     </w:p>
     <w:p>
       <w:pPr>
-        <w:pStyle w:val="a1"/>
+        <w:pStyle w:val="31"/>
         <w:bidi w:val="0"/>
         <w:rPr>
           <w:rFonts w:hint="default"/>
@@ -8387,7 +8477,7 @@
     </w:p>
     <w:p>
       <w:pPr>
-        <w:pStyle w:val="a1"/>
+        <w:pStyle w:val="31"/>
         <w:bidi w:val="0"/>
         <w:rPr>
           <w:rFonts w:hint="default"/>
@@ -8404,13 +8494,13 @@
     </w:p>
     <w:p>
       <w:pPr>
-        <w:pStyle w:val="a1"/>
+        <w:pStyle w:val="31"/>
         <w:numPr>
           <w:ilvl w:val="0"/>
           <w:numId w:val="4"/>
         </w:numPr>
         <w:bidi w:val="0"/>
-        <w:ind w:left="425" w:hanging="425" w:leftChars="0" w:firstLineChars="0"/>
+        <w:ind w:left="425" w:leftChars="0" w:hanging="425" w:firstLineChars="0"/>
         <w:rPr>
           <w:rFonts w:hint="default"/>
           <w:lang w:val="en-US" w:eastAsia="zh-CN"/>
@@ -8426,7 +8516,7 @@
     </w:p>
     <w:p>
       <w:pPr>
-        <w:pStyle w:val="a1"/>
+        <w:pStyle w:val="31"/>
         <w:bidi w:val="0"/>
         <w:rPr>
           <w:rFonts w:hint="default"/>
@@ -8443,7 +8533,7 @@
     </w:p>
     <w:p>
       <w:pPr>
-        <w:pStyle w:val="a1"/>
+        <w:pStyle w:val="31"/>
         <w:bidi w:val="0"/>
         <w:rPr>
           <w:rFonts w:hint="default"/>
@@ -8460,7 +8550,7 @@
     </w:p>
     <w:p>
       <w:pPr>
-        <w:pStyle w:val="a1"/>
+        <w:pStyle w:val="31"/>
         <w:bidi w:val="0"/>
         <w:rPr>
           <w:rFonts w:hint="default"/>
@@ -8477,14 +8567,14 @@
     </w:p>
     <w:p>
       <w:pPr>
-        <w:pStyle w:val="1"/>
-        <w:bidi w:val="0"/>
-        <w:rPr>
-          <w:rFonts w:hint="default"/>
-          <w:lang w:val="en-US" w:eastAsia="zh-CN"/>
-        </w:rPr>
-      </w:pPr>
-      <w:bookmarkStart w:id="16" w:name="_Toc9991"/>
+        <w:pStyle w:val="30"/>
+        <w:bidi w:val="0"/>
+        <w:rPr>
+          <w:rFonts w:hint="default"/>
+          <w:lang w:val="en-US" w:eastAsia="zh-CN"/>
+        </w:rPr>
+      </w:pPr>
+      <w:bookmarkStart w:id="15" w:name="_Toc9991"/>
       <w:r>
         <w:rPr>
           <w:rFonts w:hint="default"/>
@@ -8492,53 +8582,55 @@
         </w:rPr>
         <w:t>储备人员培养方法</w:t>
       </w:r>
+      <w:bookmarkEnd w:id="15"/>
+    </w:p>
+    <w:p>
+      <w:pPr>
+        <w:pStyle w:val="31"/>
+        <w:bidi w:val="0"/>
+        <w:rPr>
+          <w:rFonts w:hint="default"/>
+          <w:lang w:val="en-US" w:eastAsia="zh-CN"/>
+        </w:rPr>
+      </w:pPr>
+      <w:r>
+        <w:rPr>
+          <w:rFonts w:hint="default"/>
+          <w:lang w:val="en-US" w:eastAsia="zh-CN"/>
+        </w:rPr>
+        <w:t>综合部组织各部门采取多种方式对储备人员进行培养，确保储备人员能力持续提升。</w:t>
+      </w:r>
+      <w:bookmarkStart w:id="32" w:name="_GoBack"/>
+      <w:bookmarkEnd w:id="32"/>
+    </w:p>
+    <w:p>
+      <w:pPr>
+        <w:pStyle w:val="32"/>
+        <w:bidi w:val="0"/>
+        <w:rPr>
+          <w:rFonts w:hint="default"/>
+          <w:lang w:val="en-US" w:eastAsia="zh-CN"/>
+        </w:rPr>
+      </w:pPr>
+      <w:bookmarkStart w:id="16" w:name="_Toc30692"/>
+      <w:r>
+        <w:rPr>
+          <w:rFonts w:hint="default"/>
+          <w:lang w:val="en-US" w:eastAsia="zh-CN"/>
+        </w:rPr>
+        <w:t>内部培训</w:t>
+      </w:r>
       <w:bookmarkEnd w:id="16"/>
     </w:p>
     <w:p>
       <w:pPr>
-        <w:pStyle w:val="a1"/>
-        <w:bidi w:val="0"/>
-        <w:rPr>
-          <w:rFonts w:hint="default"/>
-          <w:lang w:val="en-US" w:eastAsia="zh-CN"/>
-        </w:rPr>
-      </w:pPr>
-      <w:r>
-        <w:rPr>
-          <w:rFonts w:hint="default"/>
-          <w:lang w:val="en-US" w:eastAsia="zh-CN"/>
-        </w:rPr>
-        <w:t>综合部组织各部门采取多种方式对储备人员进行培养，确保储备人员能力持续提升。</w:t>
-      </w:r>
-    </w:p>
-    <w:p>
-      <w:pPr>
-        <w:pStyle w:val="2"/>
-        <w:bidi w:val="0"/>
-        <w:rPr>
-          <w:rFonts w:hint="default"/>
-          <w:lang w:val="en-US" w:eastAsia="zh-CN"/>
-        </w:rPr>
-      </w:pPr>
-      <w:bookmarkStart w:id="17" w:name="_Toc30692"/>
-      <w:r>
-        <w:rPr>
-          <w:rFonts w:hint="default"/>
-          <w:lang w:val="en-US" w:eastAsia="zh-CN"/>
-        </w:rPr>
-        <w:t>内部培训</w:t>
-      </w:r>
-      <w:bookmarkEnd w:id="17"/>
-    </w:p>
-    <w:p>
-      <w:pPr>
-        <w:pStyle w:val="a1"/>
+        <w:pStyle w:val="31"/>
         <w:numPr>
           <w:ilvl w:val="0"/>
           <w:numId w:val="5"/>
         </w:numPr>
         <w:bidi w:val="0"/>
-        <w:ind w:left="425" w:hanging="425" w:leftChars="0" w:firstLineChars="0"/>
+        <w:ind w:left="425" w:leftChars="0" w:hanging="425" w:firstLineChars="0"/>
         <w:rPr>
           <w:rFonts w:hint="default"/>
           <w:lang w:val="en-US" w:eastAsia="zh-CN"/>
@@ -8554,7 +8646,7 @@
     </w:p>
     <w:p>
       <w:pPr>
-        <w:pStyle w:val="a1"/>
+        <w:pStyle w:val="31"/>
         <w:bidi w:val="0"/>
         <w:rPr>
           <w:rFonts w:hint="default"/>
@@ -8571,7 +8663,7 @@
     </w:p>
     <w:p>
       <w:pPr>
-        <w:pStyle w:val="a1"/>
+        <w:pStyle w:val="31"/>
         <w:bidi w:val="0"/>
         <w:rPr>
           <w:rFonts w:hint="default"/>
@@ -8588,13 +8680,13 @@
     </w:p>
     <w:p>
       <w:pPr>
-        <w:pStyle w:val="a1"/>
+        <w:pStyle w:val="31"/>
         <w:numPr>
           <w:ilvl w:val="0"/>
           <w:numId w:val="5"/>
         </w:numPr>
         <w:bidi w:val="0"/>
-        <w:ind w:left="425" w:hanging="425" w:leftChars="0" w:firstLineChars="0"/>
+        <w:ind w:left="425" w:leftChars="0" w:hanging="425" w:firstLineChars="0"/>
         <w:rPr>
           <w:rFonts w:hint="default"/>
           <w:lang w:val="en-US" w:eastAsia="zh-CN"/>
@@ -8610,7 +8702,7 @@
     </w:p>
     <w:p>
       <w:pPr>
-        <w:pStyle w:val="a1"/>
+        <w:pStyle w:val="31"/>
         <w:bidi w:val="0"/>
         <w:rPr>
           <w:rFonts w:hint="default"/>
@@ -8627,7 +8719,7 @@
     </w:p>
     <w:p>
       <w:pPr>
-        <w:pStyle w:val="a1"/>
+        <w:pStyle w:val="31"/>
         <w:bidi w:val="0"/>
         <w:rPr>
           <w:rFonts w:hint="default"/>
@@ -8644,7 +8736,7 @@
     </w:p>
     <w:p>
       <w:pPr>
-        <w:pStyle w:val="a1"/>
+        <w:pStyle w:val="31"/>
         <w:bidi w:val="0"/>
         <w:rPr>
           <w:rFonts w:hint="default"/>
@@ -8661,13 +8753,13 @@
     </w:p>
     <w:p>
       <w:pPr>
-        <w:pStyle w:val="a1"/>
+        <w:pStyle w:val="31"/>
         <w:numPr>
           <w:ilvl w:val="0"/>
           <w:numId w:val="5"/>
         </w:numPr>
         <w:bidi w:val="0"/>
-        <w:ind w:left="425" w:hanging="425" w:leftChars="0" w:firstLineChars="0"/>
+        <w:ind w:left="425" w:leftChars="0" w:hanging="425" w:firstLineChars="0"/>
         <w:rPr>
           <w:rFonts w:hint="default"/>
           <w:lang w:val="en-US" w:eastAsia="zh-CN"/>
@@ -8683,7 +8775,7 @@
     </w:p>
     <w:p>
       <w:pPr>
-        <w:pStyle w:val="a1"/>
+        <w:pStyle w:val="31"/>
         <w:bidi w:val="0"/>
         <w:rPr>
           <w:rFonts w:hint="default"/>
@@ -8700,7 +8792,7 @@
     </w:p>
     <w:p>
       <w:pPr>
-        <w:pStyle w:val="a1"/>
+        <w:pStyle w:val="31"/>
         <w:bidi w:val="0"/>
         <w:rPr>
           <w:rFonts w:hint="default"/>
@@ -8717,14 +8809,14 @@
     </w:p>
     <w:p>
       <w:pPr>
-        <w:pStyle w:val="2"/>
-        <w:bidi w:val="0"/>
-        <w:rPr>
-          <w:rFonts w:hint="default"/>
-          <w:lang w:val="en-US" w:eastAsia="zh-CN"/>
-        </w:rPr>
-      </w:pPr>
-      <w:bookmarkStart w:id="18" w:name="_Toc10466"/>
+        <w:pStyle w:val="32"/>
+        <w:bidi w:val="0"/>
+        <w:rPr>
+          <w:rFonts w:hint="default"/>
+          <w:lang w:val="en-US" w:eastAsia="zh-CN"/>
+        </w:rPr>
+      </w:pPr>
+      <w:bookmarkStart w:id="17" w:name="_Toc10466"/>
       <w:r>
         <w:rPr>
           <w:rFonts w:hint="default"/>
@@ -8732,17 +8824,17 @@
         </w:rPr>
         <w:t>外部培训</w:t>
       </w:r>
-      <w:bookmarkEnd w:id="18"/>
-    </w:p>
-    <w:p>
-      <w:pPr>
-        <w:pStyle w:val="a1"/>
+      <w:bookmarkEnd w:id="17"/>
+    </w:p>
+    <w:p>
+      <w:pPr>
+        <w:pStyle w:val="31"/>
         <w:numPr>
           <w:ilvl w:val="0"/>
           <w:numId w:val="6"/>
         </w:numPr>
         <w:bidi w:val="0"/>
-        <w:ind w:left="425" w:hanging="425" w:leftChars="0" w:firstLineChars="0"/>
+        <w:ind w:left="425" w:leftChars="0" w:hanging="425" w:firstLineChars="0"/>
         <w:rPr>
           <w:rFonts w:hint="default"/>
           <w:lang w:val="en-US" w:eastAsia="zh-CN"/>
@@ -8758,7 +8850,7 @@
     </w:p>
     <w:p>
       <w:pPr>
-        <w:pStyle w:val="a1"/>
+        <w:pStyle w:val="31"/>
         <w:bidi w:val="0"/>
         <w:rPr>
           <w:rFonts w:hint="default"/>
@@ -8775,7 +8867,7 @@
     </w:p>
     <w:p>
       <w:pPr>
-        <w:pStyle w:val="a1"/>
+        <w:pStyle w:val="31"/>
         <w:bidi w:val="0"/>
         <w:rPr>
           <w:rFonts w:hint="default"/>
@@ -8792,13 +8884,13 @@
     </w:p>
     <w:p>
       <w:pPr>
-        <w:pStyle w:val="a1"/>
+        <w:pStyle w:val="31"/>
         <w:numPr>
           <w:ilvl w:val="0"/>
           <w:numId w:val="6"/>
         </w:numPr>
         <w:bidi w:val="0"/>
-        <w:ind w:left="425" w:hanging="425" w:leftChars="0" w:firstLineChars="0"/>
+        <w:ind w:left="425" w:leftChars="0" w:hanging="425" w:firstLineChars="0"/>
         <w:rPr>
           <w:rFonts w:hint="default"/>
           <w:lang w:val="en-US" w:eastAsia="zh-CN"/>
@@ -8814,7 +8906,7 @@
     </w:p>
     <w:p>
       <w:pPr>
-        <w:pStyle w:val="a1"/>
+        <w:pStyle w:val="31"/>
         <w:bidi w:val="0"/>
         <w:rPr>
           <w:rFonts w:hint="default"/>
@@ -8831,7 +8923,7 @@
     </w:p>
     <w:p>
       <w:pPr>
-        <w:pStyle w:val="a1"/>
+        <w:pStyle w:val="31"/>
         <w:bidi w:val="0"/>
         <w:rPr>
           <w:rFonts w:hint="default"/>
@@ -8848,14 +8940,14 @@
     </w:p>
     <w:p>
       <w:pPr>
-        <w:pStyle w:val="2"/>
-        <w:bidi w:val="0"/>
-        <w:rPr>
-          <w:rFonts w:hint="default"/>
-          <w:lang w:val="en-US" w:eastAsia="zh-CN"/>
-        </w:rPr>
-      </w:pPr>
-      <w:bookmarkStart w:id="19" w:name="_Toc29587"/>
+        <w:pStyle w:val="32"/>
+        <w:bidi w:val="0"/>
+        <w:rPr>
+          <w:rFonts w:hint="default"/>
+          <w:lang w:val="en-US" w:eastAsia="zh-CN"/>
+        </w:rPr>
+      </w:pPr>
+      <w:bookmarkStart w:id="18" w:name="_Toc29587"/>
       <w:r>
         <w:rPr>
           <w:rFonts w:hint="default"/>
@@ -8863,17 +8955,17 @@
         </w:rPr>
         <w:t>实践锻炼</w:t>
       </w:r>
-      <w:bookmarkEnd w:id="19"/>
-    </w:p>
-    <w:p>
-      <w:pPr>
-        <w:pStyle w:val="a1"/>
+      <w:bookmarkEnd w:id="18"/>
+    </w:p>
+    <w:p>
+      <w:pPr>
+        <w:pStyle w:val="31"/>
         <w:numPr>
           <w:ilvl w:val="0"/>
           <w:numId w:val="7"/>
         </w:numPr>
         <w:bidi w:val="0"/>
-        <w:ind w:left="425" w:hanging="425" w:leftChars="0" w:firstLineChars="0"/>
+        <w:ind w:left="425" w:leftChars="0" w:hanging="425" w:firstLineChars="0"/>
         <w:rPr>
           <w:rFonts w:hint="default"/>
           <w:lang w:val="en-US" w:eastAsia="zh-CN"/>
@@ -8889,7 +8981,7 @@
     </w:p>
     <w:p>
       <w:pPr>
-        <w:pStyle w:val="a1"/>
+        <w:pStyle w:val="31"/>
         <w:bidi w:val="0"/>
         <w:rPr>
           <w:rFonts w:hint="default"/>
@@ -8906,7 +8998,7 @@
     </w:p>
     <w:p>
       <w:pPr>
-        <w:pStyle w:val="a1"/>
+        <w:pStyle w:val="31"/>
         <w:bidi w:val="0"/>
         <w:rPr>
           <w:rFonts w:hint="default"/>
@@ -8923,7 +9015,7 @@
     </w:p>
     <w:p>
       <w:pPr>
-        <w:pStyle w:val="a1"/>
+        <w:pStyle w:val="31"/>
         <w:bidi w:val="0"/>
         <w:rPr>
           <w:rFonts w:hint="default"/>
@@ -8940,13 +9032,13 @@
     </w:p>
     <w:p>
       <w:pPr>
-        <w:pStyle w:val="a1"/>
+        <w:pStyle w:val="31"/>
         <w:numPr>
           <w:ilvl w:val="0"/>
           <w:numId w:val="7"/>
         </w:numPr>
         <w:bidi w:val="0"/>
-        <w:ind w:left="425" w:hanging="425" w:leftChars="0" w:firstLineChars="0"/>
+        <w:ind w:left="425" w:leftChars="0" w:hanging="425" w:firstLineChars="0"/>
         <w:rPr>
           <w:rFonts w:hint="default"/>
           <w:lang w:val="en-US" w:eastAsia="zh-CN"/>
@@ -8962,7 +9054,7 @@
     </w:p>
     <w:p>
       <w:pPr>
-        <w:pStyle w:val="a1"/>
+        <w:pStyle w:val="31"/>
         <w:bidi w:val="0"/>
         <w:rPr>
           <w:rFonts w:hint="default"/>
@@ -8979,7 +9071,7 @@
     </w:p>
     <w:p>
       <w:pPr>
-        <w:pStyle w:val="a1"/>
+        <w:pStyle w:val="31"/>
         <w:bidi w:val="0"/>
         <w:rPr>
           <w:rFonts w:hint="default"/>
@@ -8996,13 +9088,13 @@
     </w:p>
     <w:p>
       <w:pPr>
-        <w:pStyle w:val="a1"/>
+        <w:pStyle w:val="31"/>
         <w:numPr>
           <w:ilvl w:val="0"/>
           <w:numId w:val="7"/>
         </w:numPr>
         <w:bidi w:val="0"/>
-        <w:ind w:left="425" w:hanging="425" w:leftChars="0" w:firstLineChars="0"/>
+        <w:ind w:left="425" w:leftChars="0" w:hanging="425" w:firstLineChars="0"/>
         <w:rPr>
           <w:rFonts w:hint="default"/>
           <w:lang w:val="en-US" w:eastAsia="zh-CN"/>
@@ -9018,7 +9110,7 @@
     </w:p>
     <w:p>
       <w:pPr>
-        <w:pStyle w:val="a1"/>
+        <w:pStyle w:val="31"/>
         <w:bidi w:val="0"/>
         <w:rPr>
           <w:rFonts w:hint="default"/>
@@ -9035,7 +9127,7 @@
     </w:p>
     <w:p>
       <w:pPr>
-        <w:pStyle w:val="a1"/>
+        <w:pStyle w:val="31"/>
         <w:bidi w:val="0"/>
         <w:rPr>
           <w:rFonts w:hint="default"/>
@@ -9052,14 +9144,14 @@
     </w:p>
     <w:p>
       <w:pPr>
-        <w:pStyle w:val="2"/>
-        <w:bidi w:val="0"/>
-        <w:rPr>
-          <w:rFonts w:hint="default"/>
-          <w:lang w:val="en-US" w:eastAsia="zh-CN"/>
-        </w:rPr>
-      </w:pPr>
-      <w:bookmarkStart w:id="20" w:name="_Toc24882"/>
+        <w:pStyle w:val="32"/>
+        <w:bidi w:val="0"/>
+        <w:rPr>
+          <w:rFonts w:hint="default"/>
+          <w:lang w:val="en-US" w:eastAsia="zh-CN"/>
+        </w:rPr>
+      </w:pPr>
+      <w:bookmarkStart w:id="19" w:name="_Toc24882"/>
       <w:r>
         <w:rPr>
           <w:rFonts w:hint="default"/>
@@ -9067,17 +9159,17 @@
         </w:rPr>
         <w:t>线上学习</w:t>
       </w:r>
-      <w:bookmarkEnd w:id="20"/>
-    </w:p>
-    <w:p>
-      <w:pPr>
-        <w:pStyle w:val="a1"/>
+      <w:bookmarkEnd w:id="19"/>
+    </w:p>
+    <w:p>
+      <w:pPr>
+        <w:pStyle w:val="31"/>
         <w:numPr>
           <w:ilvl w:val="0"/>
           <w:numId w:val="8"/>
         </w:numPr>
         <w:bidi w:val="0"/>
-        <w:ind w:left="425" w:hanging="425" w:leftChars="0" w:firstLineChars="0"/>
+        <w:ind w:left="425" w:leftChars="0" w:hanging="425" w:firstLineChars="0"/>
         <w:rPr>
           <w:rFonts w:hint="default"/>
           <w:lang w:val="en-US" w:eastAsia="zh-CN"/>
@@ -9093,7 +9185,7 @@
     </w:p>
     <w:p>
       <w:pPr>
-        <w:pStyle w:val="a1"/>
+        <w:pStyle w:val="31"/>
         <w:bidi w:val="0"/>
         <w:rPr>
           <w:rFonts w:hint="default"/>
@@ -9110,7 +9202,7 @@
     </w:p>
     <w:p>
       <w:pPr>
-        <w:pStyle w:val="a1"/>
+        <w:pStyle w:val="31"/>
         <w:bidi w:val="0"/>
         <w:rPr>
           <w:rFonts w:hint="default"/>
@@ -9127,13 +9219,13 @@
     </w:p>
     <w:p>
       <w:pPr>
-        <w:pStyle w:val="a1"/>
+        <w:pStyle w:val="31"/>
         <w:numPr>
           <w:ilvl w:val="0"/>
           <w:numId w:val="8"/>
         </w:numPr>
         <w:bidi w:val="0"/>
-        <w:ind w:left="425" w:hanging="425" w:leftChars="0" w:firstLineChars="0"/>
+        <w:ind w:left="425" w:leftChars="0" w:hanging="425" w:firstLineChars="0"/>
         <w:rPr>
           <w:rFonts w:hint="default"/>
           <w:lang w:val="en-US" w:eastAsia="zh-CN"/>
@@ -9149,7 +9241,7 @@
     </w:p>
     <w:p>
       <w:pPr>
-        <w:pStyle w:val="a1"/>
+        <w:pStyle w:val="31"/>
         <w:bidi w:val="0"/>
         <w:rPr>
           <w:rFonts w:hint="default"/>
@@ -9166,7 +9258,7 @@
     </w:p>
     <w:p>
       <w:pPr>
-        <w:pStyle w:val="a1"/>
+        <w:pStyle w:val="31"/>
         <w:bidi w:val="0"/>
         <w:rPr>
           <w:rFonts w:hint="default"/>
@@ -9183,14 +9275,14 @@
     </w:p>
     <w:p>
       <w:pPr>
-        <w:pStyle w:val="1"/>
-        <w:bidi w:val="0"/>
-        <w:rPr>
-          <w:rFonts w:hint="default"/>
-          <w:lang w:val="en-US" w:eastAsia="zh-CN"/>
-        </w:rPr>
-      </w:pPr>
-      <w:bookmarkStart w:id="21" w:name="_Toc15149"/>
+        <w:pStyle w:val="30"/>
+        <w:bidi w:val="0"/>
+        <w:rPr>
+          <w:rFonts w:hint="default"/>
+          <w:lang w:val="en-US" w:eastAsia="zh-CN"/>
+        </w:rPr>
+      </w:pPr>
+      <w:bookmarkStart w:id="20" w:name="_Toc15149"/>
       <w:r>
         <w:rPr>
           <w:rFonts w:hint="default"/>
@@ -9198,72 +9290,72 @@
         </w:rPr>
         <w:t>储备人员晋升</w:t>
       </w:r>
+      <w:bookmarkEnd w:id="20"/>
+    </w:p>
+    <w:p>
+      <w:pPr>
+        <w:pStyle w:val="32"/>
+        <w:bidi w:val="0"/>
+        <w:rPr>
+          <w:rFonts w:hint="default"/>
+          <w:lang w:val="en-US" w:eastAsia="zh-CN"/>
+        </w:rPr>
+      </w:pPr>
+      <w:bookmarkStart w:id="21" w:name="_Toc24801"/>
+      <w:r>
+        <w:rPr>
+          <w:rFonts w:hint="default"/>
+          <w:lang w:val="en-US" w:eastAsia="zh-CN"/>
+        </w:rPr>
+        <w:t>晋升原则</w:t>
+      </w:r>
       <w:bookmarkEnd w:id="21"/>
     </w:p>
     <w:p>
       <w:pPr>
-        <w:pStyle w:val="2"/>
-        <w:bidi w:val="0"/>
-        <w:rPr>
-          <w:rFonts w:hint="default"/>
-          <w:lang w:val="en-US" w:eastAsia="zh-CN"/>
-        </w:rPr>
-      </w:pPr>
-      <w:bookmarkStart w:id="22" w:name="_Toc24801"/>
-      <w:r>
-        <w:rPr>
-          <w:rFonts w:hint="default"/>
-          <w:lang w:val="en-US" w:eastAsia="zh-CN"/>
-        </w:rPr>
-        <w:t>晋升原则</w:t>
+        <w:pStyle w:val="31"/>
+        <w:bidi w:val="0"/>
+        <w:rPr>
+          <w:rFonts w:hint="default"/>
+          <w:lang w:val="en-US" w:eastAsia="zh-CN"/>
+        </w:rPr>
+      </w:pPr>
+      <w:r>
+        <w:rPr>
+          <w:rFonts w:hint="default"/>
+          <w:lang w:val="en-US" w:eastAsia="zh-CN"/>
+        </w:rPr>
+        <w:t>当发生岗位空缺或新增等情况时，遵循“先内部，后外部”的用人政策，优先从储备团队中提拔选用。</w:t>
+      </w:r>
+    </w:p>
+    <w:p>
+      <w:pPr>
+        <w:pStyle w:val="32"/>
+        <w:bidi w:val="0"/>
+        <w:rPr>
+          <w:rFonts w:hint="default"/>
+          <w:lang w:val="en-US" w:eastAsia="zh-CN"/>
+        </w:rPr>
+      </w:pPr>
+      <w:bookmarkStart w:id="22" w:name="_Toc16459"/>
+      <w:r>
+        <w:rPr>
+          <w:rFonts w:hint="default"/>
+          <w:lang w:val="en-US" w:eastAsia="zh-CN"/>
+        </w:rPr>
+        <w:t>晋升流程</w:t>
       </w:r>
       <w:bookmarkEnd w:id="22"/>
     </w:p>
     <w:p>
       <w:pPr>
-        <w:pStyle w:val="a1"/>
-        <w:bidi w:val="0"/>
-        <w:rPr>
-          <w:rFonts w:hint="default"/>
-          <w:lang w:val="en-US" w:eastAsia="zh-CN"/>
-        </w:rPr>
-      </w:pPr>
-      <w:r>
-        <w:rPr>
-          <w:rFonts w:hint="default"/>
-          <w:lang w:val="en-US" w:eastAsia="zh-CN"/>
-        </w:rPr>
-        <w:t>当发生岗位空缺或新增等情况时，遵循“先内部，后外部”的用人政策，优先从储备团队中提拔选用。</w:t>
-      </w:r>
-    </w:p>
-    <w:p>
-      <w:pPr>
-        <w:pStyle w:val="2"/>
-        <w:bidi w:val="0"/>
-        <w:rPr>
-          <w:rFonts w:hint="default"/>
-          <w:lang w:val="en-US" w:eastAsia="zh-CN"/>
-        </w:rPr>
-      </w:pPr>
-      <w:bookmarkStart w:id="23" w:name="_Toc16459"/>
-      <w:r>
-        <w:rPr>
-          <w:rFonts w:hint="default"/>
-          <w:lang w:val="en-US" w:eastAsia="zh-CN"/>
-        </w:rPr>
-        <w:t>晋升流程</w:t>
-      </w:r>
-      <w:bookmarkEnd w:id="23"/>
-    </w:p>
-    <w:p>
-      <w:pPr>
-        <w:pStyle w:val="a1"/>
+        <w:pStyle w:val="31"/>
         <w:numPr>
           <w:ilvl w:val="0"/>
           <w:numId w:val="9"/>
         </w:numPr>
         <w:bidi w:val="0"/>
-        <w:ind w:left="425" w:hanging="425" w:leftChars="0" w:firstLineChars="0"/>
+        <w:ind w:left="425" w:leftChars="0" w:hanging="425" w:firstLineChars="0"/>
         <w:rPr>
           <w:rFonts w:hint="default"/>
           <w:lang w:val="en-US" w:eastAsia="zh-CN"/>
@@ -9279,7 +9371,7 @@
     </w:p>
     <w:p>
       <w:pPr>
-        <w:pStyle w:val="a1"/>
+        <w:pStyle w:val="31"/>
         <w:bidi w:val="0"/>
         <w:rPr>
           <w:rFonts w:hint="default"/>
@@ -9296,7 +9388,7 @@
     </w:p>
     <w:p>
       <w:pPr>
-        <w:pStyle w:val="a1"/>
+        <w:pStyle w:val="31"/>
         <w:bidi w:val="0"/>
         <w:rPr>
           <w:rFonts w:hint="default"/>
@@ -9313,13 +9405,13 @@
     </w:p>
     <w:p>
       <w:pPr>
-        <w:pStyle w:val="a1"/>
+        <w:pStyle w:val="31"/>
         <w:numPr>
           <w:ilvl w:val="0"/>
           <w:numId w:val="9"/>
         </w:numPr>
         <w:bidi w:val="0"/>
-        <w:ind w:left="425" w:hanging="425" w:leftChars="0" w:firstLineChars="0"/>
+        <w:ind w:left="425" w:leftChars="0" w:hanging="425" w:firstLineChars="0"/>
         <w:rPr>
           <w:rFonts w:hint="default"/>
           <w:lang w:val="en-US" w:eastAsia="zh-CN"/>
@@ -9335,7 +9427,7 @@
     </w:p>
     <w:p>
       <w:pPr>
-        <w:pStyle w:val="a1"/>
+        <w:pStyle w:val="31"/>
         <w:bidi w:val="0"/>
         <w:rPr>
           <w:rFonts w:hint="default"/>
@@ -9352,7 +9444,7 @@
     </w:p>
     <w:p>
       <w:pPr>
-        <w:pStyle w:val="a1"/>
+        <w:pStyle w:val="31"/>
         <w:bidi w:val="0"/>
         <w:rPr>
           <w:rFonts w:hint="default"/>
@@ -9369,13 +9461,13 @@
     </w:p>
     <w:p>
       <w:pPr>
-        <w:pStyle w:val="a1"/>
+        <w:pStyle w:val="31"/>
         <w:numPr>
           <w:ilvl w:val="0"/>
           <w:numId w:val="9"/>
         </w:numPr>
         <w:bidi w:val="0"/>
-        <w:ind w:left="425" w:hanging="425" w:leftChars="0" w:firstLineChars="0"/>
+        <w:ind w:left="425" w:leftChars="0" w:hanging="425" w:firstLineChars="0"/>
         <w:rPr>
           <w:rFonts w:hint="default"/>
           <w:lang w:val="en-US" w:eastAsia="zh-CN"/>
@@ -9391,7 +9483,7 @@
     </w:p>
     <w:p>
       <w:pPr>
-        <w:pStyle w:val="a1"/>
+        <w:pStyle w:val="31"/>
         <w:bidi w:val="0"/>
         <w:rPr>
           <w:rFonts w:hint="default"/>
@@ -9408,7 +9500,7 @@
     </w:p>
     <w:p>
       <w:pPr>
-        <w:pStyle w:val="a1"/>
+        <w:pStyle w:val="31"/>
         <w:bidi w:val="0"/>
         <w:rPr>
           <w:rFonts w:hint="default"/>
@@ -9425,13 +9517,13 @@
     </w:p>
     <w:p>
       <w:pPr>
-        <w:pStyle w:val="a1"/>
+        <w:pStyle w:val="31"/>
         <w:numPr>
           <w:ilvl w:val="0"/>
           <w:numId w:val="9"/>
         </w:numPr>
         <w:bidi w:val="0"/>
-        <w:ind w:left="425" w:hanging="425" w:leftChars="0" w:firstLineChars="0"/>
+        <w:ind w:left="425" w:leftChars="0" w:hanging="425" w:firstLineChars="0"/>
         <w:rPr>
           <w:rFonts w:hint="default"/>
           <w:lang w:val="en-US" w:eastAsia="zh-CN"/>
@@ -9447,7 +9539,7 @@
     </w:p>
     <w:p>
       <w:pPr>
-        <w:pStyle w:val="a1"/>
+        <w:pStyle w:val="31"/>
         <w:bidi w:val="0"/>
         <w:rPr>
           <w:rFonts w:hint="default"/>
@@ -9464,7 +9556,7 @@
     </w:p>
     <w:p>
       <w:pPr>
-        <w:pStyle w:val="a1"/>
+        <w:pStyle w:val="31"/>
         <w:bidi w:val="0"/>
         <w:rPr>
           <w:rFonts w:hint="default"/>
@@ -9481,13 +9573,13 @@
     </w:p>
     <w:p>
       <w:pPr>
-        <w:pStyle w:val="a1"/>
+        <w:pStyle w:val="31"/>
         <w:numPr>
           <w:ilvl w:val="0"/>
           <w:numId w:val="9"/>
         </w:numPr>
         <w:bidi w:val="0"/>
-        <w:ind w:left="425" w:hanging="425" w:leftChars="0" w:firstLineChars="0"/>
+        <w:ind w:left="425" w:leftChars="0" w:hanging="425" w:firstLineChars="0"/>
         <w:rPr>
           <w:rFonts w:hint="default"/>
           <w:lang w:val="en-US" w:eastAsia="zh-CN"/>
@@ -9503,7 +9595,7 @@
     </w:p>
     <w:p>
       <w:pPr>
-        <w:pStyle w:val="a1"/>
+        <w:pStyle w:val="31"/>
         <w:bidi w:val="0"/>
         <w:rPr>
           <w:rFonts w:hint="default"/>
@@ -9520,7 +9612,7 @@
     </w:p>
     <w:p>
       <w:pPr>
-        <w:pStyle w:val="a1"/>
+        <w:pStyle w:val="31"/>
         <w:bidi w:val="0"/>
         <w:rPr>
           <w:rFonts w:hint="default"/>
@@ -9537,14 +9629,14 @@
     </w:p>
     <w:p>
       <w:pPr>
-        <w:pStyle w:val="1"/>
-        <w:bidi w:val="0"/>
-        <w:rPr>
-          <w:rFonts w:hint="default"/>
-          <w:lang w:val="en-US" w:eastAsia="zh-CN"/>
-        </w:rPr>
-      </w:pPr>
-      <w:bookmarkStart w:id="24" w:name="_Toc11825"/>
+        <w:pStyle w:val="30"/>
+        <w:bidi w:val="0"/>
+        <w:rPr>
+          <w:rFonts w:hint="default"/>
+          <w:lang w:val="en-US" w:eastAsia="zh-CN"/>
+        </w:rPr>
+      </w:pPr>
+      <w:bookmarkStart w:id="23" w:name="_Toc11825"/>
       <w:r>
         <w:rPr>
           <w:rFonts w:hint="default"/>
@@ -9552,30 +9644,30 @@
         </w:rPr>
         <w:t>关键岗位储备人员的管理</w:t>
       </w:r>
+      <w:bookmarkEnd w:id="23"/>
+    </w:p>
+    <w:p>
+      <w:pPr>
+        <w:pStyle w:val="32"/>
+        <w:bidi w:val="0"/>
+        <w:rPr>
+          <w:rFonts w:hint="default"/>
+          <w:lang w:val="en-US" w:eastAsia="zh-CN"/>
+        </w:rPr>
+      </w:pPr>
+      <w:bookmarkStart w:id="24" w:name="_Toc1793"/>
+      <w:r>
+        <w:rPr>
+          <w:rFonts w:hint="default"/>
+          <w:lang w:val="en-US" w:eastAsia="zh-CN"/>
+        </w:rPr>
+        <w:t>档案管理</w:t>
+      </w:r>
       <w:bookmarkEnd w:id="24"/>
     </w:p>
     <w:p>
       <w:pPr>
-        <w:pStyle w:val="2"/>
-        <w:bidi w:val="0"/>
-        <w:rPr>
-          <w:rFonts w:hint="default"/>
-          <w:lang w:val="en-US" w:eastAsia="zh-CN"/>
-        </w:rPr>
-      </w:pPr>
-      <w:bookmarkStart w:id="25" w:name="_Toc1793"/>
-      <w:r>
-        <w:rPr>
-          <w:rFonts w:hint="default"/>
-          <w:lang w:val="en-US" w:eastAsia="zh-CN"/>
-        </w:rPr>
-        <w:t>档案管理</w:t>
-      </w:r>
-      <w:bookmarkEnd w:id="25"/>
-    </w:p>
-    <w:p>
-      <w:pPr>
-        <w:pStyle w:val="a1"/>
+        <w:pStyle w:val="31"/>
         <w:bidi w:val="0"/>
         <w:rPr>
           <w:rFonts w:hint="default"/>
@@ -9592,13 +9684,13 @@
     </w:p>
     <w:p>
       <w:pPr>
-        <w:pStyle w:val="a1"/>
+        <w:pStyle w:val="31"/>
         <w:numPr>
           <w:ilvl w:val="0"/>
           <w:numId w:val="10"/>
         </w:numPr>
         <w:bidi w:val="0"/>
-        <w:ind w:left="425" w:hanging="425" w:leftChars="0" w:firstLineChars="0"/>
+        <w:ind w:left="425" w:leftChars="0" w:hanging="425" w:firstLineChars="0"/>
         <w:rPr>
           <w:rFonts w:hint="default"/>
           <w:lang w:val="en-US" w:eastAsia="zh-CN"/>
@@ -9614,13 +9706,13 @@
     </w:p>
     <w:p>
       <w:pPr>
-        <w:pStyle w:val="a1"/>
+        <w:pStyle w:val="31"/>
         <w:numPr>
           <w:ilvl w:val="0"/>
           <w:numId w:val="10"/>
         </w:numPr>
         <w:bidi w:val="0"/>
-        <w:ind w:left="425" w:hanging="425" w:leftChars="0" w:firstLineChars="0"/>
+        <w:ind w:left="425" w:leftChars="0" w:hanging="425" w:firstLineChars="0"/>
         <w:rPr>
           <w:rFonts w:hint="default"/>
           <w:lang w:val="en-US" w:eastAsia="zh-CN"/>
@@ -9636,13 +9728,13 @@
     </w:p>
     <w:p>
       <w:pPr>
-        <w:pStyle w:val="a1"/>
+        <w:pStyle w:val="31"/>
         <w:numPr>
           <w:ilvl w:val="0"/>
           <w:numId w:val="10"/>
         </w:numPr>
         <w:bidi w:val="0"/>
-        <w:ind w:left="425" w:hanging="425" w:leftChars="0" w:firstLineChars="0"/>
+        <w:ind w:left="425" w:leftChars="0" w:hanging="425" w:firstLineChars="0"/>
         <w:rPr>
           <w:rFonts w:hint="default"/>
           <w:lang w:val="en-US" w:eastAsia="zh-CN"/>
@@ -9658,13 +9750,13 @@
     </w:p>
     <w:p>
       <w:pPr>
-        <w:pStyle w:val="a1"/>
+        <w:pStyle w:val="31"/>
         <w:numPr>
           <w:ilvl w:val="0"/>
           <w:numId w:val="10"/>
         </w:numPr>
         <w:bidi w:val="0"/>
-        <w:ind w:left="425" w:hanging="425" w:leftChars="0" w:firstLineChars="0"/>
+        <w:ind w:left="425" w:leftChars="0" w:hanging="425" w:firstLineChars="0"/>
         <w:rPr>
           <w:rFonts w:hint="default"/>
           <w:lang w:val="en-US" w:eastAsia="zh-CN"/>
@@ -9680,13 +9772,13 @@
     </w:p>
     <w:p>
       <w:pPr>
-        <w:pStyle w:val="a1"/>
+        <w:pStyle w:val="31"/>
         <w:numPr>
           <w:ilvl w:val="0"/>
           <w:numId w:val="10"/>
         </w:numPr>
         <w:bidi w:val="0"/>
-        <w:ind w:left="425" w:hanging="425" w:leftChars="0" w:firstLineChars="0"/>
+        <w:ind w:left="425" w:leftChars="0" w:hanging="425" w:firstLineChars="0"/>
         <w:rPr>
           <w:rFonts w:hint="default"/>
           <w:lang w:val="en-US" w:eastAsia="zh-CN"/>
@@ -9702,13 +9794,13 @@
     </w:p>
     <w:p>
       <w:pPr>
-        <w:pStyle w:val="a1"/>
+        <w:pStyle w:val="31"/>
         <w:numPr>
           <w:ilvl w:val="0"/>
           <w:numId w:val="10"/>
         </w:numPr>
         <w:bidi w:val="0"/>
-        <w:ind w:left="425" w:hanging="425" w:leftChars="0" w:firstLineChars="0"/>
+        <w:ind w:left="425" w:leftChars="0" w:hanging="425" w:firstLineChars="0"/>
         <w:rPr>
           <w:rFonts w:hint="default"/>
           <w:lang w:val="en-US" w:eastAsia="zh-CN"/>
@@ -9724,13 +9816,13 @@
     </w:p>
     <w:p>
       <w:pPr>
-        <w:pStyle w:val="a1"/>
+        <w:pStyle w:val="31"/>
         <w:numPr>
           <w:ilvl w:val="0"/>
           <w:numId w:val="10"/>
         </w:numPr>
         <w:bidi w:val="0"/>
-        <w:ind w:left="425" w:hanging="425" w:leftChars="0" w:firstLineChars="0"/>
+        <w:ind w:left="425" w:leftChars="0" w:hanging="425" w:firstLineChars="0"/>
         <w:rPr>
           <w:rFonts w:hint="default"/>
           <w:lang w:val="en-US" w:eastAsia="zh-CN"/>
@@ -9746,14 +9838,14 @@
     </w:p>
     <w:p>
       <w:pPr>
-        <w:pStyle w:val="2"/>
-        <w:bidi w:val="0"/>
-        <w:rPr>
-          <w:rFonts w:hint="default"/>
-          <w:lang w:val="en-US" w:eastAsia="zh-CN"/>
-        </w:rPr>
-      </w:pPr>
-      <w:bookmarkStart w:id="26" w:name="_Toc62"/>
+        <w:pStyle w:val="32"/>
+        <w:bidi w:val="0"/>
+        <w:rPr>
+          <w:rFonts w:hint="default"/>
+          <w:lang w:val="en-US" w:eastAsia="zh-CN"/>
+        </w:rPr>
+      </w:pPr>
+      <w:bookmarkStart w:id="25" w:name="_Toc62"/>
       <w:r>
         <w:rPr>
           <w:rFonts w:hint="default"/>
@@ -9761,11 +9853,11 @@
         </w:rPr>
         <w:t>定期评估</w:t>
       </w:r>
-      <w:bookmarkEnd w:id="26"/>
-    </w:p>
-    <w:p>
-      <w:pPr>
-        <w:pStyle w:val="a1"/>
+      <w:bookmarkEnd w:id="25"/>
+    </w:p>
+    <w:p>
+      <w:pPr>
+        <w:pStyle w:val="31"/>
         <w:bidi w:val="0"/>
         <w:rPr>
           <w:rFonts w:hint="default"/>
@@ -9782,13 +9874,13 @@
     </w:p>
     <w:p>
       <w:pPr>
-        <w:pStyle w:val="a1"/>
+        <w:pStyle w:val="31"/>
         <w:numPr>
           <w:ilvl w:val="0"/>
           <w:numId w:val="11"/>
         </w:numPr>
         <w:bidi w:val="0"/>
-        <w:ind w:left="425" w:hanging="425" w:leftChars="0" w:firstLineChars="0"/>
+        <w:ind w:left="425" w:leftChars="0" w:hanging="425" w:firstLineChars="0"/>
         <w:rPr>
           <w:rFonts w:hint="default"/>
           <w:lang w:val="en-US" w:eastAsia="zh-CN"/>
@@ -9804,7 +9896,7 @@
     </w:p>
     <w:p>
       <w:pPr>
-        <w:pStyle w:val="a1"/>
+        <w:pStyle w:val="31"/>
         <w:bidi w:val="0"/>
         <w:rPr>
           <w:rFonts w:hint="default"/>
@@ -9821,7 +9913,7 @@
     </w:p>
     <w:p>
       <w:pPr>
-        <w:pStyle w:val="a1"/>
+        <w:pStyle w:val="31"/>
         <w:bidi w:val="0"/>
         <w:rPr>
           <w:rFonts w:hint="default"/>
@@ -9838,13 +9930,13 @@
     </w:p>
     <w:p>
       <w:pPr>
-        <w:pStyle w:val="a1"/>
+        <w:pStyle w:val="31"/>
         <w:numPr>
           <w:ilvl w:val="0"/>
           <w:numId w:val="11"/>
         </w:numPr>
         <w:bidi w:val="0"/>
-        <w:ind w:left="425" w:hanging="425" w:leftChars="0" w:firstLineChars="0"/>
+        <w:ind w:left="425" w:leftChars="0" w:hanging="425" w:firstLineChars="0"/>
         <w:rPr>
           <w:rFonts w:hint="default"/>
           <w:lang w:val="en-US" w:eastAsia="zh-CN"/>
@@ -9860,7 +9952,7 @@
     </w:p>
     <w:p>
       <w:pPr>
-        <w:pStyle w:val="a1"/>
+        <w:pStyle w:val="31"/>
         <w:bidi w:val="0"/>
         <w:rPr>
           <w:rFonts w:hint="default"/>
@@ -9877,7 +9969,7 @@
     </w:p>
     <w:p>
       <w:pPr>
-        <w:pStyle w:val="a1"/>
+        <w:pStyle w:val="31"/>
         <w:bidi w:val="0"/>
         <w:rPr>
           <w:rFonts w:hint="default"/>
@@ -9894,7 +9986,7 @@
     </w:p>
     <w:p>
       <w:pPr>
-        <w:pStyle w:val="a1"/>
+        <w:pStyle w:val="31"/>
         <w:bidi w:val="0"/>
         <w:rPr>
           <w:rFonts w:hint="default"/>
@@ -9911,7 +10003,7 @@
     </w:p>
     <w:p>
       <w:pPr>
-        <w:pStyle w:val="a1"/>
+        <w:pStyle w:val="31"/>
         <w:bidi w:val="0"/>
         <w:rPr>
           <w:rFonts w:hint="default"/>
@@ -9928,7 +10020,7 @@
     </w:p>
     <w:p>
       <w:pPr>
-        <w:pStyle w:val="a1"/>
+        <w:pStyle w:val="31"/>
         <w:bidi w:val="0"/>
         <w:rPr>
           <w:rFonts w:hint="default"/>
@@ -9945,13 +10037,13 @@
     </w:p>
     <w:p>
       <w:pPr>
-        <w:pStyle w:val="a1"/>
+        <w:pStyle w:val="31"/>
         <w:numPr>
           <w:ilvl w:val="0"/>
           <w:numId w:val="11"/>
         </w:numPr>
         <w:bidi w:val="0"/>
-        <w:ind w:left="425" w:hanging="425" w:leftChars="0" w:firstLineChars="0"/>
+        <w:ind w:left="425" w:leftChars="0" w:hanging="425" w:firstLineChars="0"/>
         <w:rPr>
           <w:rFonts w:hint="default"/>
           <w:lang w:val="en-US" w:eastAsia="zh-CN"/>
@@ -9967,7 +10059,7 @@
     </w:p>
     <w:p>
       <w:pPr>
-        <w:pStyle w:val="a1"/>
+        <w:pStyle w:val="31"/>
         <w:bidi w:val="0"/>
         <w:rPr>
           <w:rFonts w:hint="default"/>
@@ -9984,7 +10076,7 @@
     </w:p>
     <w:p>
       <w:pPr>
-        <w:pStyle w:val="a1"/>
+        <w:pStyle w:val="31"/>
         <w:bidi w:val="0"/>
         <w:rPr>
           <w:rFonts w:hint="default"/>
@@ -10001,7 +10093,7 @@
     </w:p>
     <w:p>
       <w:pPr>
-        <w:pStyle w:val="a1"/>
+        <w:pStyle w:val="31"/>
         <w:bidi w:val="0"/>
         <w:rPr>
           <w:rFonts w:hint="default"/>
@@ -10018,13 +10110,13 @@
     </w:p>
     <w:p>
       <w:pPr>
-        <w:pStyle w:val="a1"/>
+        <w:pStyle w:val="31"/>
         <w:numPr>
           <w:ilvl w:val="0"/>
           <w:numId w:val="11"/>
         </w:numPr>
         <w:bidi w:val="0"/>
-        <w:ind w:left="425" w:hanging="425" w:leftChars="0" w:firstLineChars="0"/>
+        <w:ind w:left="425" w:leftChars="0" w:hanging="425" w:firstLineChars="0"/>
         <w:rPr>
           <w:rFonts w:hint="default"/>
           <w:lang w:val="en-US" w:eastAsia="zh-CN"/>
@@ -10040,7 +10132,7 @@
     </w:p>
     <w:p>
       <w:pPr>
-        <w:pStyle w:val="a1"/>
+        <w:pStyle w:val="31"/>
         <w:bidi w:val="0"/>
         <w:rPr>
           <w:rFonts w:hint="default"/>
@@ -10057,7 +10149,7 @@
     </w:p>
     <w:p>
       <w:pPr>
-        <w:pStyle w:val="a1"/>
+        <w:pStyle w:val="31"/>
         <w:bidi w:val="0"/>
         <w:rPr>
           <w:rFonts w:hint="default"/>
@@ -10074,14 +10166,14 @@
     </w:p>
     <w:p>
       <w:pPr>
-        <w:pStyle w:val="2"/>
-        <w:bidi w:val="0"/>
-        <w:rPr>
-          <w:rFonts w:hint="default"/>
-          <w:lang w:val="en-US" w:eastAsia="zh-CN"/>
-        </w:rPr>
-      </w:pPr>
-      <w:bookmarkStart w:id="27" w:name="_Toc2032"/>
+        <w:pStyle w:val="32"/>
+        <w:bidi w:val="0"/>
+        <w:rPr>
+          <w:rFonts w:hint="default"/>
+          <w:lang w:val="en-US" w:eastAsia="zh-CN"/>
+        </w:rPr>
+      </w:pPr>
+      <w:bookmarkStart w:id="26" w:name="_Toc2032"/>
       <w:r>
         <w:rPr>
           <w:rFonts w:hint="default"/>
@@ -10089,11 +10181,11 @@
         </w:rPr>
         <w:t>激励措施</w:t>
       </w:r>
-      <w:bookmarkEnd w:id="27"/>
-    </w:p>
-    <w:p>
-      <w:pPr>
-        <w:pStyle w:val="a1"/>
+      <w:bookmarkEnd w:id="26"/>
+    </w:p>
+    <w:p>
+      <w:pPr>
+        <w:pStyle w:val="31"/>
         <w:bidi w:val="0"/>
         <w:rPr>
           <w:rFonts w:hint="default"/>
@@ -10110,13 +10202,13 @@
     </w:p>
     <w:p>
       <w:pPr>
-        <w:pStyle w:val="a1"/>
+        <w:pStyle w:val="31"/>
         <w:numPr>
           <w:ilvl w:val="0"/>
           <w:numId w:val="12"/>
         </w:numPr>
         <w:bidi w:val="0"/>
-        <w:ind w:left="425" w:hanging="425" w:leftChars="0" w:firstLineChars="0"/>
+        <w:ind w:left="425" w:leftChars="0" w:hanging="425" w:firstLineChars="0"/>
         <w:rPr>
           <w:rFonts w:hint="default"/>
           <w:lang w:val="en-US" w:eastAsia="zh-CN"/>
@@ -10132,7 +10224,7 @@
     </w:p>
     <w:p>
       <w:pPr>
-        <w:pStyle w:val="a1"/>
+        <w:pStyle w:val="31"/>
         <w:bidi w:val="0"/>
         <w:rPr>
           <w:rFonts w:hint="default"/>
@@ -10149,7 +10241,7 @@
     </w:p>
     <w:p>
       <w:pPr>
-        <w:pStyle w:val="a1"/>
+        <w:pStyle w:val="31"/>
         <w:bidi w:val="0"/>
         <w:rPr>
           <w:rFonts w:hint="default"/>
@@ -10166,13 +10258,13 @@
     </w:p>
     <w:p>
       <w:pPr>
-        <w:pStyle w:val="a1"/>
+        <w:pStyle w:val="31"/>
         <w:numPr>
           <w:ilvl w:val="0"/>
           <w:numId w:val="12"/>
         </w:numPr>
         <w:bidi w:val="0"/>
-        <w:ind w:left="425" w:hanging="425" w:leftChars="0" w:firstLineChars="0"/>
+        <w:ind w:left="425" w:leftChars="0" w:hanging="425" w:firstLineChars="0"/>
         <w:rPr>
           <w:rFonts w:hint="default"/>
           <w:lang w:val="en-US" w:eastAsia="zh-CN"/>
@@ -10188,7 +10280,7 @@
     </w:p>
     <w:p>
       <w:pPr>
-        <w:pStyle w:val="a1"/>
+        <w:pStyle w:val="31"/>
         <w:bidi w:val="0"/>
         <w:rPr>
           <w:rFonts w:hint="default"/>
@@ -10205,7 +10297,7 @@
     </w:p>
     <w:p>
       <w:pPr>
-        <w:pStyle w:val="a1"/>
+        <w:pStyle w:val="31"/>
         <w:bidi w:val="0"/>
         <w:rPr>
           <w:rFonts w:hint="default"/>
@@ -10222,13 +10314,13 @@
     </w:p>
     <w:p>
       <w:pPr>
-        <w:pStyle w:val="a1"/>
+        <w:pStyle w:val="31"/>
         <w:numPr>
           <w:ilvl w:val="0"/>
           <w:numId w:val="12"/>
         </w:numPr>
         <w:bidi w:val="0"/>
-        <w:ind w:left="425" w:hanging="425" w:leftChars="0" w:firstLineChars="0"/>
+        <w:ind w:left="425" w:leftChars="0" w:hanging="425" w:firstLineChars="0"/>
         <w:rPr>
           <w:rFonts w:hint="default"/>
           <w:lang w:val="en-US" w:eastAsia="zh-CN"/>
@@ -10244,7 +10336,7 @@
     </w:p>
     <w:p>
       <w:pPr>
-        <w:pStyle w:val="a1"/>
+        <w:pStyle w:val="31"/>
         <w:bidi w:val="0"/>
         <w:rPr>
           <w:rFonts w:hint="default"/>
@@ -10261,7 +10353,7 @@
     </w:p>
     <w:p>
       <w:pPr>
-        <w:pStyle w:val="a1"/>
+        <w:pStyle w:val="31"/>
         <w:bidi w:val="0"/>
         <w:rPr>
           <w:rFonts w:hint="default"/>
@@ -10278,13 +10370,13 @@
     </w:p>
     <w:p>
       <w:pPr>
-        <w:pStyle w:val="a1"/>
+        <w:pStyle w:val="31"/>
         <w:numPr>
           <w:ilvl w:val="0"/>
           <w:numId w:val="12"/>
         </w:numPr>
         <w:bidi w:val="0"/>
-        <w:ind w:left="425" w:hanging="425" w:leftChars="0" w:firstLineChars="0"/>
+        <w:ind w:left="425" w:leftChars="0" w:hanging="425" w:firstLineChars="0"/>
         <w:rPr>
           <w:rFonts w:hint="default"/>
           <w:lang w:val="en-US" w:eastAsia="zh-CN"/>
@@ -10300,7 +10392,7 @@
     </w:p>
     <w:p>
       <w:pPr>
-        <w:pStyle w:val="a1"/>
+        <w:pStyle w:val="31"/>
         <w:bidi w:val="0"/>
         <w:rPr>
           <w:rFonts w:hint="default"/>
@@ -10317,7 +10409,7 @@
     </w:p>
     <w:p>
       <w:pPr>
-        <w:pStyle w:val="a1"/>
+        <w:pStyle w:val="31"/>
         <w:bidi w:val="0"/>
         <w:rPr>
           <w:rFonts w:hint="default"/>
@@ -10334,14 +10426,14 @@
     </w:p>
     <w:p>
       <w:pPr>
-        <w:pStyle w:val="2"/>
-        <w:bidi w:val="0"/>
-        <w:rPr>
-          <w:rFonts w:hint="default"/>
-          <w:lang w:val="en-US" w:eastAsia="zh-CN"/>
-        </w:rPr>
-      </w:pPr>
-      <w:bookmarkStart w:id="28" w:name="_Toc23373"/>
+        <w:pStyle w:val="32"/>
+        <w:bidi w:val="0"/>
+        <w:rPr>
+          <w:rFonts w:hint="default"/>
+          <w:lang w:val="en-US" w:eastAsia="zh-CN"/>
+        </w:rPr>
+      </w:pPr>
+      <w:bookmarkStart w:id="27" w:name="_Toc23373"/>
       <w:r>
         <w:rPr>
           <w:rFonts w:hint="default"/>
@@ -10349,11 +10441,11 @@
         </w:rPr>
         <w:t>退出机制</w:t>
       </w:r>
-      <w:bookmarkEnd w:id="28"/>
-    </w:p>
-    <w:p>
-      <w:pPr>
-        <w:pStyle w:val="a1"/>
+      <w:bookmarkEnd w:id="27"/>
+    </w:p>
+    <w:p>
+      <w:pPr>
+        <w:pStyle w:val="31"/>
         <w:bidi w:val="0"/>
         <w:rPr>
           <w:rFonts w:hint="default"/>
@@ -10370,13 +10462,13 @@
     </w:p>
     <w:p>
       <w:pPr>
-        <w:pStyle w:val="a1"/>
+        <w:pStyle w:val="31"/>
         <w:numPr>
           <w:ilvl w:val="0"/>
           <w:numId w:val="13"/>
         </w:numPr>
         <w:bidi w:val="0"/>
-        <w:ind w:left="425" w:hanging="425" w:leftChars="0" w:firstLineChars="0"/>
+        <w:ind w:left="425" w:leftChars="0" w:hanging="425" w:firstLineChars="0"/>
         <w:rPr>
           <w:rFonts w:hint="default"/>
           <w:lang w:val="en-US" w:eastAsia="zh-CN"/>
@@ -10392,13 +10484,13 @@
     </w:p>
     <w:p>
       <w:pPr>
-        <w:pStyle w:val="a1"/>
+        <w:pStyle w:val="31"/>
         <w:numPr>
           <w:ilvl w:val="0"/>
           <w:numId w:val="13"/>
         </w:numPr>
         <w:bidi w:val="0"/>
-        <w:ind w:left="425" w:hanging="425" w:leftChars="0" w:firstLineChars="0"/>
+        <w:ind w:left="425" w:leftChars="0" w:hanging="425" w:firstLineChars="0"/>
         <w:rPr>
           <w:rFonts w:hint="default"/>
           <w:lang w:val="en-US" w:eastAsia="zh-CN"/>
@@ -10414,13 +10506,13 @@
     </w:p>
     <w:p>
       <w:pPr>
-        <w:pStyle w:val="a1"/>
+        <w:pStyle w:val="31"/>
         <w:numPr>
           <w:ilvl w:val="0"/>
           <w:numId w:val="13"/>
         </w:numPr>
         <w:bidi w:val="0"/>
-        <w:ind w:left="425" w:hanging="425" w:leftChars="0" w:firstLineChars="0"/>
+        <w:ind w:left="425" w:leftChars="0" w:hanging="425" w:firstLineChars="0"/>
         <w:rPr>
           <w:rFonts w:hint="default"/>
           <w:lang w:val="en-US" w:eastAsia="zh-CN"/>
@@ -10436,13 +10528,13 @@
     </w:p>
     <w:p>
       <w:pPr>
-        <w:pStyle w:val="a1"/>
+        <w:pStyle w:val="31"/>
         <w:numPr>
           <w:ilvl w:val="0"/>
           <w:numId w:val="13"/>
         </w:numPr>
         <w:bidi w:val="0"/>
-        <w:ind w:left="425" w:hanging="425" w:leftChars="0" w:firstLineChars="0"/>
+        <w:ind w:left="425" w:leftChars="0" w:hanging="425" w:firstLineChars="0"/>
         <w:rPr>
           <w:rFonts w:hint="default"/>
           <w:lang w:val="en-US" w:eastAsia="zh-CN"/>
@@ -10458,13 +10550,13 @@
     </w:p>
     <w:p>
       <w:pPr>
-        <w:pStyle w:val="a1"/>
+        <w:pStyle w:val="31"/>
         <w:numPr>
           <w:ilvl w:val="0"/>
           <w:numId w:val="13"/>
         </w:numPr>
         <w:bidi w:val="0"/>
-        <w:ind w:left="425" w:hanging="425" w:leftChars="0" w:firstLineChars="0"/>
+        <w:ind w:left="425" w:leftChars="0" w:hanging="425" w:firstLineChars="0"/>
         <w:rPr>
           <w:rFonts w:hint="default"/>
           <w:lang w:val="en-US" w:eastAsia="zh-CN"/>
@@ -10480,13 +10572,13 @@
     </w:p>
     <w:p>
       <w:pPr>
-        <w:pStyle w:val="a1"/>
+        <w:pStyle w:val="31"/>
         <w:numPr>
           <w:ilvl w:val="0"/>
           <w:numId w:val="13"/>
         </w:numPr>
         <w:bidi w:val="0"/>
-        <w:ind w:left="425" w:hanging="425" w:leftChars="0" w:firstLineChars="0"/>
+        <w:ind w:left="425" w:leftChars="0" w:hanging="425" w:firstLineChars="0"/>
         <w:rPr>
           <w:rFonts w:hint="default"/>
           <w:lang w:val="en-US" w:eastAsia="zh-CN"/>
@@ -10502,7 +10594,7 @@
     </w:p>
     <w:p>
       <w:pPr>
-        <w:pStyle w:val="a1"/>
+        <w:pStyle w:val="31"/>
         <w:bidi w:val="0"/>
         <w:rPr>
           <w:rFonts w:hint="default"/>
@@ -10519,14 +10611,14 @@
     </w:p>
     <w:p>
       <w:pPr>
-        <w:pStyle w:val="1"/>
-        <w:bidi w:val="0"/>
-        <w:rPr>
-          <w:rFonts w:hint="default"/>
-          <w:lang w:val="en-US" w:eastAsia="zh-CN"/>
-        </w:rPr>
-      </w:pPr>
-      <w:bookmarkStart w:id="29" w:name="_Toc5066"/>
+        <w:pStyle w:val="30"/>
+        <w:bidi w:val="0"/>
+        <w:rPr>
+          <w:rFonts w:hint="default"/>
+          <w:lang w:val="en-US" w:eastAsia="zh-CN"/>
+        </w:rPr>
+      </w:pPr>
+      <w:bookmarkStart w:id="28" w:name="_Toc5066"/>
       <w:r>
         <w:rPr>
           <w:rFonts w:hint="eastAsia"/>
@@ -10534,11 +10626,11 @@
         </w:rPr>
         <w:t>KPI指标</w:t>
       </w:r>
-      <w:bookmarkEnd w:id="29"/>
-    </w:p>
-    <w:p>
-      <w:pPr>
-        <w:pStyle w:val="a1"/>
+      <w:bookmarkEnd w:id="28"/>
+    </w:p>
+    <w:p>
+      <w:pPr>
+        <w:pStyle w:val="31"/>
         <w:keepNext w:val="0"/>
         <w:keepLines w:val="0"/>
         <w:pageBreakBefore w:val="0"/>
@@ -10588,7 +10680,7 @@
           <w:rFonts w:hint="eastAsia"/>
           <w:lang w:val="en-US" w:eastAsia="zh-CN"/>
         </w:rPr>
-        <w:instrText>"柴_标题1"\n</w:instrText>
+        <w:instrText xml:space="preserve">"柴_标题1"\n</w:instrText>
       </w:r>
       <w:r>
         <w:instrText xml:space="preserve"> \s</w:instrText>
@@ -10605,7 +10697,7 @@
           <w:rFonts w:hint="eastAsia"/>
           <w:lang w:val="en-US" w:eastAsia="zh-CN"/>
         </w:rPr>
-        <w:instrText>* Charformat</w:instrText>
+        <w:instrText xml:space="preserve">* Charformat</w:instrText>
       </w:r>
       <w:r>
         <w:rPr>
@@ -10670,7 +10762,7 @@
         </w:rPr>
         <w:fldChar w:fldCharType="end"/>
       </w:r>
-      <w:bookmarkStart w:id="30" w:name="_Toc389"/>
+      <w:bookmarkStart w:id="29" w:name="_Toc389"/>
       <w:r>
         <w:rPr>
           <w:rFonts w:hint="eastAsia"/>
@@ -10678,21 +10770,22 @@
         </w:rPr>
         <w:t xml:space="preserve"> KPI指标表</w:t>
       </w:r>
-      <w:bookmarkEnd w:id="30"/>
+      <w:bookmarkEnd w:id="29"/>
     </w:p>
     <w:tbl>
       <w:tblPr>
-        <w:tblStyle w:val="TableGrid"/>
+        <w:tblStyle w:val="23"/>
         <w:tblW w:w="8522" w:type="dxa"/>
         <w:jc w:val="center"/>
         <w:tblBorders>
-          <w:top w:val="nil"/>
-          <w:left w:val="nil"/>
-          <w:bottom w:val="nil"/>
-          <w:right w:val="nil"/>
-          <w:insideH w:val="nil"/>
-          <w:insideV w:val="nil"/>
+          <w:top w:val="none" w:color="auto" w:sz="0" w:space="0"/>
+          <w:left w:val="none" w:color="auto" w:sz="0" w:space="0"/>
+          <w:bottom w:val="none" w:color="auto" w:sz="0" w:space="0"/>
+          <w:right w:val="none" w:color="auto" w:sz="0" w:space="0"/>
+          <w:insideH w:val="none" w:color="auto" w:sz="0" w:space="0"/>
+          <w:insideV w:val="none" w:color="auto" w:sz="0" w:space="0"/>
         </w:tblBorders>
+        <w:tblLayout w:type="autofit"/>
         <w:tblCellMar>
           <w:top w:w="0" w:type="dxa"/>
           <w:left w:w="108" w:type="dxa"/>
@@ -10708,15 +10801,13 @@
       </w:tblGrid>
       <w:tr>
         <w:tblPrEx>
-          <w:tblW w:w="8522" w:type="dxa"/>
-          <w:jc w:val="center"/>
           <w:tblBorders>
-            <w:top w:val="nil"/>
-            <w:left w:val="nil"/>
-            <w:bottom w:val="nil"/>
-            <w:right w:val="nil"/>
-            <w:insideH w:val="nil"/>
-            <w:insideV w:val="nil"/>
+            <w:top w:val="none" w:color="auto" w:sz="0" w:space="0"/>
+            <w:left w:val="none" w:color="auto" w:sz="0" w:space="0"/>
+            <w:bottom w:val="none" w:color="auto" w:sz="0" w:space="0"/>
+            <w:right w:val="none" w:color="auto" w:sz="0" w:space="0"/>
+            <w:insideH w:val="none" w:color="auto" w:sz="0" w:space="0"/>
+            <w:insideV w:val="none" w:color="auto" w:sz="0" w:space="0"/>
           </w:tblBorders>
           <w:tblCellMar>
             <w:top w:w="0" w:type="dxa"/>
@@ -10726,7 +10817,7 @@
           </w:tblCellMar>
         </w:tblPrEx>
         <w:trPr>
-          <w:trHeight w:val="0"/>
+          <w:trHeight w:val="0" w:hRule="atLeast"/>
           <w:tblHeader/>
           <w:jc w:val="center"/>
         </w:trPr>
@@ -10734,8 +10825,8 @@
           <w:tcPr>
             <w:tcW w:w="1773" w:type="dxa"/>
             <w:tcBorders>
-              <w:top w:val="single" w:sz="12" w:space="0" w:color="auto"/>
-              <w:left w:val="single" w:sz="12" w:space="0" w:color="auto"/>
+              <w:top w:val="single" w:color="auto" w:sz="12" w:space="0"/>
+              <w:left w:val="single" w:color="auto" w:sz="12" w:space="0"/>
               <w:bottom w:val="nil"/>
               <w:right w:val="nil"/>
             </w:tcBorders>
@@ -10749,11 +10840,11 @@
           </w:tcPr>
           <w:p>
             <w:pPr>
-              <w:pStyle w:val="a1"/>
+              <w:pStyle w:val="31"/>
               <w:widowControl w:val="0"/>
               <w:snapToGrid w:val="0"/>
               <w:spacing w:line="240" w:lineRule="auto"/>
-              <w:ind w:left="0" w:right="0" w:firstLine="0" w:leftChars="0" w:rightChars="0" w:firstLineChars="0"/>
+              <w:ind w:left="0" w:leftChars="0" w:right="0" w:rightChars="0" w:firstLine="0" w:firstLineChars="0"/>
               <w:jc w:val="center"/>
               <w:rPr>
                 <w:rFonts w:hint="default"/>
@@ -10777,8 +10868,8 @@
           <w:tcPr>
             <w:tcW w:w="3562" w:type="dxa"/>
             <w:tcBorders>
-              <w:top w:val="single" w:sz="12" w:space="0" w:color="auto"/>
-              <w:left w:val="single" w:sz="4" w:space="0" w:color="auto"/>
+              <w:top w:val="single" w:color="auto" w:sz="12" w:space="0"/>
+              <w:left w:val="single" w:color="auto" w:sz="4" w:space="0"/>
               <w:bottom w:val="nil"/>
               <w:right w:val="nil"/>
             </w:tcBorders>
@@ -10792,11 +10883,11 @@
           </w:tcPr>
           <w:p>
             <w:pPr>
-              <w:pStyle w:val="a1"/>
+              <w:pStyle w:val="31"/>
               <w:widowControl w:val="0"/>
               <w:snapToGrid w:val="0"/>
               <w:spacing w:line="240" w:lineRule="auto"/>
-              <w:ind w:left="0" w:right="0" w:firstLine="0" w:leftChars="0" w:rightChars="0" w:firstLineChars="0"/>
+              <w:ind w:left="0" w:leftChars="0" w:right="0" w:rightChars="0" w:firstLine="0" w:firstLineChars="0"/>
               <w:jc w:val="center"/>
               <w:rPr>
                 <w:rFonts w:hint="default"/>
@@ -10820,8 +10911,8 @@
           <w:tcPr>
             <w:tcW w:w="1413" w:type="dxa"/>
             <w:tcBorders>
-              <w:top w:val="single" w:sz="12" w:space="0" w:color="auto"/>
-              <w:left w:val="single" w:sz="4" w:space="0" w:color="auto"/>
+              <w:top w:val="single" w:color="auto" w:sz="12" w:space="0"/>
+              <w:left w:val="single" w:color="auto" w:sz="4" w:space="0"/>
               <w:bottom w:val="nil"/>
               <w:right w:val="nil"/>
             </w:tcBorders>
@@ -10835,11 +10926,11 @@
           </w:tcPr>
           <w:p>
             <w:pPr>
-              <w:pStyle w:val="a1"/>
+              <w:pStyle w:val="31"/>
               <w:widowControl w:val="0"/>
               <w:snapToGrid w:val="0"/>
               <w:spacing w:line="240" w:lineRule="auto"/>
-              <w:ind w:left="0" w:right="0" w:firstLine="0" w:leftChars="0" w:rightChars="0" w:firstLineChars="0"/>
+              <w:ind w:left="0" w:leftChars="0" w:right="0" w:rightChars="0" w:firstLine="0" w:firstLineChars="0"/>
               <w:jc w:val="center"/>
               <w:rPr>
                 <w:rFonts w:hint="default"/>
@@ -10863,10 +10954,10 @@
           <w:tcPr>
             <w:tcW w:w="1774" w:type="dxa"/>
             <w:tcBorders>
-              <w:top w:val="single" w:sz="12" w:space="0" w:color="auto"/>
-              <w:left w:val="single" w:sz="4" w:space="0" w:color="auto"/>
+              <w:top w:val="single" w:color="auto" w:sz="12" w:space="0"/>
+              <w:left w:val="single" w:color="auto" w:sz="4" w:space="0"/>
               <w:bottom w:val="nil"/>
-              <w:right w:val="single" w:sz="12" w:space="0" w:color="auto"/>
+              <w:right w:val="single" w:color="auto" w:sz="12" w:space="0"/>
             </w:tcBorders>
             <w:tcMar>
               <w:top w:w="-1" w:type="dxa"/>
@@ -10878,11 +10969,11 @@
           </w:tcPr>
           <w:p>
             <w:pPr>
-              <w:pStyle w:val="a1"/>
+              <w:pStyle w:val="31"/>
               <w:widowControl w:val="0"/>
               <w:snapToGrid w:val="0"/>
               <w:spacing w:line="240" w:lineRule="auto"/>
-              <w:ind w:left="0" w:right="0" w:firstLine="0" w:leftChars="0" w:rightChars="0" w:firstLineChars="0"/>
+              <w:ind w:left="0" w:leftChars="0" w:right="0" w:rightChars="0" w:firstLine="0" w:firstLineChars="0"/>
               <w:jc w:val="center"/>
               <w:rPr>
                 <w:rFonts w:hint="default"/>
@@ -10905,8 +10996,14 @@
       </w:tr>
       <w:tr>
         <w:tblPrEx>
-          <w:tblW w:w="8522" w:type="dxa"/>
-          <w:jc w:val="center"/>
+          <w:tblBorders>
+            <w:top w:val="none" w:color="auto" w:sz="0" w:space="0"/>
+            <w:left w:val="none" w:color="auto" w:sz="0" w:space="0"/>
+            <w:bottom w:val="none" w:color="auto" w:sz="0" w:space="0"/>
+            <w:right w:val="none" w:color="auto" w:sz="0" w:space="0"/>
+            <w:insideH w:val="none" w:color="auto" w:sz="0" w:space="0"/>
+            <w:insideV w:val="none" w:color="auto" w:sz="0" w:space="0"/>
+          </w:tblBorders>
           <w:tblCellMar>
             <w:top w:w="0" w:type="dxa"/>
             <w:left w:w="108" w:type="dxa"/>
@@ -10915,16 +11012,16 @@
           </w:tblCellMar>
         </w:tblPrEx>
         <w:trPr>
-          <w:trHeight w:val="0"/>
+          <w:trHeight w:val="0" w:hRule="atLeast"/>
           <w:jc w:val="center"/>
         </w:trPr>
         <w:tc>
           <w:tcPr>
             <w:tcW w:w="1773" w:type="dxa"/>
             <w:tcBorders>
-              <w:top w:val="single" w:sz="4" w:space="0" w:color="auto"/>
-              <w:left w:val="single" w:sz="12" w:space="0" w:color="auto"/>
-              <w:bottom w:val="single" w:sz="12" w:space="0" w:color="auto"/>
+              <w:top w:val="single" w:color="auto" w:sz="4" w:space="0"/>
+              <w:left w:val="single" w:color="auto" w:sz="12" w:space="0"/>
+              <w:bottom w:val="single" w:color="auto" w:sz="12" w:space="0"/>
               <w:right w:val="nil"/>
             </w:tcBorders>
             <w:tcMar>
@@ -10937,11 +11034,11 @@
           </w:tcPr>
           <w:p>
             <w:pPr>
-              <w:pStyle w:val="a1"/>
+              <w:pStyle w:val="31"/>
               <w:widowControl w:val="0"/>
               <w:snapToGrid w:val="0"/>
               <w:spacing w:line="240" w:lineRule="auto"/>
-              <w:ind w:left="0" w:right="0" w:firstLine="0" w:leftChars="0" w:rightChars="0" w:firstLineChars="0"/>
+              <w:ind w:left="0" w:leftChars="0" w:right="0" w:rightChars="0" w:firstLine="0" w:firstLineChars="0"/>
               <w:jc w:val="center"/>
               <w:rPr>
                 <w:rFonts w:hint="default"/>
@@ -10963,9 +11060,9 @@
           <w:tcPr>
             <w:tcW w:w="3562" w:type="dxa"/>
             <w:tcBorders>
-              <w:top w:val="single" w:sz="4" w:space="0" w:color="auto"/>
-              <w:left w:val="single" w:sz="4" w:space="0" w:color="auto"/>
-              <w:bottom w:val="single" w:sz="12" w:space="0" w:color="auto"/>
+              <w:top w:val="single" w:color="auto" w:sz="4" w:space="0"/>
+              <w:left w:val="single" w:color="auto" w:sz="4" w:space="0"/>
+              <w:bottom w:val="single" w:color="auto" w:sz="12" w:space="0"/>
               <w:right w:val="nil"/>
             </w:tcBorders>
             <w:tcMar>
@@ -10978,11 +11075,11 @@
           </w:tcPr>
           <w:p>
             <w:pPr>
-              <w:pStyle w:val="a1"/>
+              <w:pStyle w:val="31"/>
               <w:widowControl w:val="0"/>
               <w:snapToGrid w:val="0"/>
               <w:spacing w:line="240" w:lineRule="auto"/>
-              <w:ind w:left="0" w:right="0" w:firstLine="0" w:leftChars="0" w:rightChars="0" w:firstLineChars="0"/>
+              <w:ind w:left="0" w:leftChars="0" w:right="0" w:rightChars="0" w:firstLine="0" w:firstLineChars="0"/>
               <w:jc w:val="center"/>
               <w:rPr>
                 <w:rFonts w:hint="default"/>
@@ -11004,9 +11101,9 @@
           <w:tcPr>
             <w:tcW w:w="1413" w:type="dxa"/>
             <w:tcBorders>
-              <w:top w:val="single" w:sz="4" w:space="0" w:color="auto"/>
-              <w:left w:val="single" w:sz="4" w:space="0" w:color="auto"/>
-              <w:bottom w:val="single" w:sz="12" w:space="0" w:color="auto"/>
+              <w:top w:val="single" w:color="auto" w:sz="4" w:space="0"/>
+              <w:left w:val="single" w:color="auto" w:sz="4" w:space="0"/>
+              <w:bottom w:val="single" w:color="auto" w:sz="12" w:space="0"/>
               <w:right w:val="nil"/>
             </w:tcBorders>
             <w:tcMar>
@@ -11019,11 +11116,11 @@
           </w:tcPr>
           <w:p>
             <w:pPr>
-              <w:pStyle w:val="a1"/>
+              <w:pStyle w:val="31"/>
               <w:widowControl w:val="0"/>
               <w:snapToGrid w:val="0"/>
               <w:spacing w:line="240" w:lineRule="auto"/>
-              <w:ind w:left="0" w:right="0" w:firstLine="0" w:leftChars="0" w:rightChars="0" w:firstLineChars="0"/>
+              <w:ind w:left="0" w:leftChars="0" w:right="0" w:rightChars="0" w:firstLine="0" w:firstLineChars="0"/>
               <w:jc w:val="center"/>
               <w:rPr>
                 <w:rFonts w:hint="default"/>
@@ -11045,10 +11142,10 @@
           <w:tcPr>
             <w:tcW w:w="1774" w:type="dxa"/>
             <w:tcBorders>
-              <w:top w:val="single" w:sz="4" w:space="0" w:color="auto"/>
-              <w:left w:val="single" w:sz="4" w:space="0" w:color="auto"/>
-              <w:bottom w:val="single" w:sz="12" w:space="0" w:color="auto"/>
-              <w:right w:val="single" w:sz="12" w:space="0" w:color="auto"/>
+              <w:top w:val="single" w:color="auto" w:sz="4" w:space="0"/>
+              <w:left w:val="single" w:color="auto" w:sz="4" w:space="0"/>
+              <w:bottom w:val="single" w:color="auto" w:sz="12" w:space="0"/>
+              <w:right w:val="single" w:color="auto" w:sz="12" w:space="0"/>
             </w:tcBorders>
             <w:tcMar>
               <w:top w:w="-1" w:type="dxa"/>
@@ -11060,11 +11157,11 @@
           </w:tcPr>
           <w:p>
             <w:pPr>
-              <w:pStyle w:val="a1"/>
+              <w:pStyle w:val="31"/>
               <w:widowControl w:val="0"/>
               <w:snapToGrid w:val="0"/>
               <w:spacing w:line="240" w:lineRule="auto"/>
-              <w:ind w:left="0" w:right="0" w:firstLine="0" w:leftChars="0" w:rightChars="0" w:firstLineChars="0"/>
+              <w:ind w:left="0" w:leftChars="0" w:right="0" w:rightChars="0" w:firstLine="0" w:firstLineChars="0"/>
               <w:jc w:val="center"/>
               <w:rPr>
                 <w:rFonts w:hint="default"/>
@@ -11086,7 +11183,7 @@
     </w:tbl>
     <w:p>
       <w:pPr>
-        <w:pStyle w:val="a1"/>
+        <w:pStyle w:val="31"/>
         <w:keepNext w:val="0"/>
         <w:keepLines w:val="0"/>
         <w:pageBreakBefore w:val="0"/>
@@ -11110,14 +11207,14 @@
     </w:p>
     <w:p>
       <w:pPr>
-        <w:pStyle w:val="1"/>
-        <w:bidi w:val="0"/>
-        <w:rPr>
-          <w:rFonts w:hint="default"/>
-          <w:lang w:val="en-US" w:eastAsia="zh-CN"/>
-        </w:rPr>
-      </w:pPr>
-      <w:bookmarkStart w:id="31" w:name="_Toc15556"/>
+        <w:pStyle w:val="30"/>
+        <w:bidi w:val="0"/>
+        <w:rPr>
+          <w:rFonts w:hint="default"/>
+          <w:lang w:val="en-US" w:eastAsia="zh-CN"/>
+        </w:rPr>
+      </w:pPr>
+      <w:bookmarkStart w:id="30" w:name="_Toc15556"/>
       <w:r>
         <w:rPr>
           <w:rFonts w:hint="eastAsia"/>
@@ -11125,11 +11222,11 @@
         </w:rPr>
         <w:t>输出的文件和记录</w:t>
       </w:r>
-      <w:bookmarkEnd w:id="31"/>
-    </w:p>
-    <w:p>
-      <w:pPr>
-        <w:pStyle w:val="a1"/>
+      <w:bookmarkEnd w:id="30"/>
+    </w:p>
+    <w:p>
+      <w:pPr>
+        <w:pStyle w:val="31"/>
         <w:keepNext w:val="0"/>
         <w:keepLines w:val="0"/>
         <w:pageBreakBefore w:val="0"/>
@@ -11179,7 +11276,7 @@
           <w:rFonts w:hint="eastAsia"/>
           <w:lang w:val="en-US" w:eastAsia="zh-CN"/>
         </w:rPr>
-        <w:instrText>"柴_标题1"\n</w:instrText>
+        <w:instrText xml:space="preserve">"柴_标题1"\n</w:instrText>
       </w:r>
       <w:r>
         <w:instrText xml:space="preserve"> \s</w:instrText>
@@ -11196,7 +11293,7 @@
           <w:rFonts w:hint="eastAsia"/>
           <w:lang w:val="en-US" w:eastAsia="zh-CN"/>
         </w:rPr>
-        <w:instrText>* Charformat</w:instrText>
+        <w:instrText xml:space="preserve">* Charformat</w:instrText>
       </w:r>
       <w:r>
         <w:rPr>
@@ -11261,7 +11358,7 @@
         </w:rPr>
         <w:fldChar w:fldCharType="end"/>
       </w:r>
-      <w:bookmarkStart w:id="32" w:name="_Toc3819"/>
+      <w:bookmarkStart w:id="31" w:name="_Toc3819"/>
       <w:r>
         <w:rPr>
           <w:rFonts w:hint="eastAsia"/>
@@ -11269,22 +11366,23 @@
         </w:rPr>
         <w:t xml:space="preserve"> 输出文件记录表</w:t>
       </w:r>
-      <w:bookmarkEnd w:id="32"/>
+      <w:bookmarkEnd w:id="31"/>
     </w:p>
     <w:tbl>
       <w:tblPr>
-        <w:tblStyle w:val="TableNormal"/>
+        <w:tblStyle w:val="22"/>
         <w:tblW w:w="8115" w:type="dxa"/>
         <w:jc w:val="center"/>
         <w:tblBorders>
-          <w:top w:val="nil"/>
-          <w:left w:val="nil"/>
-          <w:bottom w:val="nil"/>
-          <w:right w:val="nil"/>
-          <w:insideH w:val="nil"/>
-          <w:insideV w:val="nil"/>
+          <w:top w:val="none" w:color="auto" w:sz="0" w:space="0"/>
+          <w:left w:val="none" w:color="auto" w:sz="0" w:space="0"/>
+          <w:bottom w:val="none" w:color="auto" w:sz="0" w:space="0"/>
+          <w:right w:val="none" w:color="auto" w:sz="0" w:space="0"/>
+          <w:insideH w:val="none" w:color="auto" w:sz="0" w:space="0"/>
+          <w:insideV w:val="none" w:color="auto" w:sz="0" w:space="0"/>
         </w:tblBorders>
         <w:shd w:val="clear" w:color="auto" w:fill="auto"/>
+        <w:tblLayout w:type="autofit"/>
         <w:tblCellMar>
           <w:top w:w="15" w:type="dxa"/>
           <w:left w:w="15" w:type="dxa"/>
@@ -11299,15 +11397,13 @@
       </w:tblGrid>
       <w:tr>
         <w:tblPrEx>
-          <w:tblW w:w="8115" w:type="dxa"/>
-          <w:jc w:val="center"/>
           <w:tblBorders>
-            <w:top w:val="nil"/>
-            <w:left w:val="nil"/>
-            <w:bottom w:val="nil"/>
-            <w:right w:val="nil"/>
-            <w:insideH w:val="nil"/>
-            <w:insideV w:val="nil"/>
+            <w:top w:val="none" w:color="auto" w:sz="0" w:space="0"/>
+            <w:left w:val="none" w:color="auto" w:sz="0" w:space="0"/>
+            <w:bottom w:val="none" w:color="auto" w:sz="0" w:space="0"/>
+            <w:right w:val="none" w:color="auto" w:sz="0" w:space="0"/>
+            <w:insideH w:val="none" w:color="auto" w:sz="0" w:space="0"/>
+            <w:insideV w:val="none" w:color="auto" w:sz="0" w:space="0"/>
           </w:tblBorders>
           <w:shd w:val="clear" w:color="auto" w:fill="auto"/>
           <w:tblCellMar>
@@ -11318,15 +11414,15 @@
           </w:tblCellMar>
         </w:tblPrEx>
         <w:trPr>
-          <w:trHeight w:val="0"/>
+          <w:trHeight w:val="0" w:hRule="atLeast"/>
           <w:jc w:val="center"/>
         </w:trPr>
         <w:tc>
           <w:tcPr>
             <w:tcW w:w="0" w:type="auto"/>
             <w:tcBorders>
-              <w:top w:val="single" w:sz="12" w:space="0" w:color="auto"/>
-              <w:left w:val="single" w:sz="12" w:space="0" w:color="auto"/>
+              <w:top w:val="single" w:color="auto" w:sz="12" w:space="0"/>
+              <w:left w:val="single" w:color="auto" w:sz="12" w:space="0"/>
               <w:bottom w:val="nil"/>
               <w:right w:val="nil"/>
             </w:tcBorders>
@@ -11349,7 +11445,7 @@
               <w:spacing w:line="300" w:lineRule="atLeast"/>
               <w:jc w:val="left"/>
               <w:rPr>
-                <w:rFonts w:ascii="Segoe UI" w:eastAsia="Segoe UI" w:hAnsi="Segoe UI" w:cs="Segoe UI"/>
+                <w:rFonts w:ascii="Segoe UI" w:hAnsi="Segoe UI" w:eastAsia="Segoe UI" w:cs="Segoe UI"/>
                 <w:i w:val="0"/>
                 <w:iCs w:val="0"/>
                 <w:caps w:val="0"/>
@@ -11361,7 +11457,7 @@
             </w:pPr>
             <w:r>
               <w:rPr>
-                <w:rFonts w:ascii="Segoe UI" w:eastAsia="Segoe UI" w:hAnsi="Segoe UI" w:cs="Segoe UI" w:hint="default"/>
+                <w:rFonts w:hint="default" w:ascii="Segoe UI" w:hAnsi="Segoe UI" w:eastAsia="Segoe UI" w:cs="Segoe UI"/>
                 <w:i w:val="0"/>
                 <w:iCs w:val="0"/>
                 <w:caps w:val="0"/>
@@ -11381,8 +11477,8 @@
           <w:tcPr>
             <w:tcW w:w="0" w:type="auto"/>
             <w:tcBorders>
-              <w:top w:val="single" w:sz="12" w:space="0" w:color="auto"/>
-              <w:left w:val="single" w:sz="4" w:space="0" w:color="auto"/>
+              <w:top w:val="single" w:color="auto" w:sz="12" w:space="0"/>
+              <w:left w:val="single" w:color="auto" w:sz="4" w:space="0"/>
               <w:bottom w:val="nil"/>
               <w:right w:val="nil"/>
             </w:tcBorders>
@@ -11405,7 +11501,7 @@
               <w:spacing w:line="300" w:lineRule="atLeast"/>
               <w:jc w:val="left"/>
               <w:rPr>
-                <w:rFonts w:ascii="Segoe UI" w:eastAsia="Segoe UI" w:hAnsi="Segoe UI" w:cs="Segoe UI" w:hint="default"/>
+                <w:rFonts w:hint="default" w:ascii="Segoe UI" w:hAnsi="Segoe UI" w:eastAsia="Segoe UI" w:cs="Segoe UI"/>
                 <w:i w:val="0"/>
                 <w:iCs w:val="0"/>
                 <w:caps w:val="0"/>
@@ -11417,7 +11513,7 @@
             </w:pPr>
             <w:r>
               <w:rPr>
-                <w:rFonts w:ascii="Segoe UI" w:eastAsia="Segoe UI" w:hAnsi="Segoe UI" w:cs="Segoe UI" w:hint="default"/>
+                <w:rFonts w:hint="default" w:ascii="Segoe UI" w:hAnsi="Segoe UI" w:eastAsia="Segoe UI" w:cs="Segoe UI"/>
                 <w:i w:val="0"/>
                 <w:iCs w:val="0"/>
                 <w:caps w:val="0"/>
@@ -11437,10 +11533,10 @@
           <w:tcPr>
             <w:tcW w:w="1024" w:type="dxa"/>
             <w:tcBorders>
-              <w:top w:val="single" w:sz="12" w:space="0" w:color="auto"/>
-              <w:left w:val="single" w:sz="4" w:space="0" w:color="auto"/>
+              <w:top w:val="single" w:color="auto" w:sz="12" w:space="0"/>
+              <w:left w:val="single" w:color="auto" w:sz="4" w:space="0"/>
               <w:bottom w:val="nil"/>
-              <w:right w:val="single" w:sz="12" w:space="0" w:color="auto"/>
+              <w:right w:val="single" w:color="auto" w:sz="12" w:space="0"/>
             </w:tcBorders>
             <w:shd w:val="clear" w:color="auto" w:fill="auto"/>
             <w:tcMar>
@@ -11461,7 +11557,7 @@
               <w:spacing w:line="300" w:lineRule="atLeast"/>
               <w:jc w:val="left"/>
               <w:rPr>
-                <w:rFonts w:ascii="Segoe UI" w:eastAsia="Segoe UI" w:hAnsi="Segoe UI" w:cs="Segoe UI" w:hint="default"/>
+                <w:rFonts w:hint="default" w:ascii="Segoe UI" w:hAnsi="Segoe UI" w:eastAsia="Segoe UI" w:cs="Segoe UI"/>
                 <w:i w:val="0"/>
                 <w:iCs w:val="0"/>
                 <w:caps w:val="0"/>
@@ -11473,7 +11569,7 @@
             </w:pPr>
             <w:r>
               <w:rPr>
-                <w:rFonts w:ascii="Segoe UI" w:eastAsia="Segoe UI" w:hAnsi="Segoe UI" w:cs="Segoe UI" w:hint="default"/>
+                <w:rFonts w:hint="default" w:ascii="Segoe UI" w:hAnsi="Segoe UI" w:eastAsia="Segoe UI" w:cs="Segoe UI"/>
                 <w:i w:val="0"/>
                 <w:iCs w:val="0"/>
                 <w:caps w:val="0"/>
@@ -11492,9 +11588,14 @@
       </w:tr>
       <w:tr>
         <w:tblPrEx>
-          <w:tblW w:w="8115" w:type="dxa"/>
-          <w:jc w:val="center"/>
-          <w:shd w:val="clear" w:color="auto" w:fill="auto"/>
+          <w:tblBorders>
+            <w:top w:val="none" w:color="auto" w:sz="0" w:space="0"/>
+            <w:left w:val="none" w:color="auto" w:sz="0" w:space="0"/>
+            <w:bottom w:val="none" w:color="auto" w:sz="0" w:space="0"/>
+            <w:right w:val="none" w:color="auto" w:sz="0" w:space="0"/>
+            <w:insideH w:val="none" w:color="auto" w:sz="0" w:space="0"/>
+            <w:insideV w:val="none" w:color="auto" w:sz="0" w:space="0"/>
+          </w:tblBorders>
           <w:tblCellMar>
             <w:top w:w="15" w:type="dxa"/>
             <w:left w:w="15" w:type="dxa"/>
@@ -11503,15 +11604,15 @@
           </w:tblCellMar>
         </w:tblPrEx>
         <w:trPr>
-          <w:trHeight w:val="0"/>
+          <w:trHeight w:val="0" w:hRule="atLeast"/>
           <w:jc w:val="center"/>
         </w:trPr>
         <w:tc>
           <w:tcPr>
             <w:tcW w:w="0" w:type="auto"/>
             <w:tcBorders>
-              <w:top w:val="single" w:sz="4" w:space="0" w:color="auto"/>
-              <w:left w:val="single" w:sz="12" w:space="0" w:color="auto"/>
+              <w:top w:val="single" w:color="auto" w:sz="4" w:space="0"/>
+              <w:left w:val="single" w:color="auto" w:sz="12" w:space="0"/>
               <w:bottom w:val="nil"/>
               <w:right w:val="nil"/>
             </w:tcBorders>
@@ -11534,7 +11635,7 @@
               <w:spacing w:line="300" w:lineRule="atLeast"/>
               <w:jc w:val="left"/>
               <w:rPr>
-                <w:rFonts w:ascii="Segoe UI" w:eastAsia="Segoe UI" w:hAnsi="Segoe UI" w:cs="Segoe UI" w:hint="default"/>
+                <w:rFonts w:hint="default" w:ascii="Segoe UI" w:hAnsi="Segoe UI" w:eastAsia="Segoe UI" w:cs="Segoe UI"/>
                 <w:i w:val="0"/>
                 <w:iCs w:val="0"/>
                 <w:caps w:val="0"/>
@@ -11546,7 +11647,7 @@
             </w:pPr>
             <w:r>
               <w:rPr>
-                <w:rFonts w:ascii="Segoe UI" w:eastAsia="Segoe UI" w:hAnsi="Segoe UI" w:cs="Segoe UI" w:hint="default"/>
+                <w:rFonts w:hint="default" w:ascii="Segoe UI" w:hAnsi="Segoe UI" w:eastAsia="Segoe UI" w:cs="Segoe UI"/>
                 <w:i w:val="0"/>
                 <w:iCs w:val="0"/>
                 <w:caps w:val="0"/>
@@ -11566,8 +11667,8 @@
           <w:tcPr>
             <w:tcW w:w="0" w:type="auto"/>
             <w:tcBorders>
-              <w:top w:val="single" w:sz="4" w:space="0" w:color="auto"/>
-              <w:left w:val="single" w:sz="4" w:space="0" w:color="auto"/>
+              <w:top w:val="single" w:color="auto" w:sz="4" w:space="0"/>
+              <w:left w:val="single" w:color="auto" w:sz="4" w:space="0"/>
               <w:bottom w:val="nil"/>
               <w:right w:val="nil"/>
             </w:tcBorders>
@@ -11590,7 +11691,7 @@
               <w:spacing w:line="300" w:lineRule="atLeast"/>
               <w:jc w:val="left"/>
               <w:rPr>
-                <w:rFonts w:ascii="Segoe UI" w:eastAsia="Segoe UI" w:hAnsi="Segoe UI" w:cs="Segoe UI" w:hint="default"/>
+                <w:rFonts w:hint="default" w:ascii="Segoe UI" w:hAnsi="Segoe UI" w:eastAsia="Segoe UI" w:cs="Segoe UI"/>
                 <w:i w:val="0"/>
                 <w:iCs w:val="0"/>
                 <w:caps w:val="0"/>
@@ -11602,7 +11703,7 @@
             </w:pPr>
             <w:r>
               <w:rPr>
-                <w:rFonts w:ascii="Segoe UI" w:eastAsia="Segoe UI" w:hAnsi="Segoe UI" w:cs="Segoe UI" w:hint="default"/>
+                <w:rFonts w:hint="default" w:ascii="Segoe UI" w:hAnsi="Segoe UI" w:eastAsia="Segoe UI" w:cs="Segoe UI"/>
                 <w:i w:val="0"/>
                 <w:iCs w:val="0"/>
                 <w:caps w:val="0"/>
@@ -11622,10 +11723,10 @@
           <w:tcPr>
             <w:tcW w:w="1024" w:type="dxa"/>
             <w:tcBorders>
-              <w:top w:val="single" w:sz="4" w:space="0" w:color="auto"/>
-              <w:left w:val="single" w:sz="4" w:space="0" w:color="auto"/>
+              <w:top w:val="single" w:color="auto" w:sz="4" w:space="0"/>
+              <w:left w:val="single" w:color="auto" w:sz="4" w:space="0"/>
               <w:bottom w:val="nil"/>
-              <w:right w:val="single" w:sz="12" w:space="0" w:color="auto"/>
+              <w:right w:val="single" w:color="auto" w:sz="12" w:space="0"/>
             </w:tcBorders>
             <w:shd w:val="clear" w:color="auto" w:fill="auto"/>
             <w:tcMar>
@@ -11646,7 +11747,7 @@
               <w:spacing w:line="300" w:lineRule="atLeast"/>
               <w:jc w:val="left"/>
               <w:rPr>
-                <w:rFonts w:ascii="Segoe UI" w:eastAsia="Segoe UI" w:hAnsi="Segoe UI" w:cs="Segoe UI" w:hint="default"/>
+                <w:rFonts w:hint="default" w:ascii="Segoe UI" w:hAnsi="Segoe UI" w:eastAsia="Segoe UI" w:cs="Segoe UI"/>
                 <w:i w:val="0"/>
                 <w:iCs w:val="0"/>
                 <w:caps w:val="0"/>
@@ -11658,7 +11759,7 @@
             </w:pPr>
             <w:r>
               <w:rPr>
-                <w:rFonts w:ascii="Segoe UI" w:eastAsia="Segoe UI" w:hAnsi="Segoe UI" w:cs="Segoe UI" w:hint="default"/>
+                <w:rFonts w:hint="default" w:ascii="Segoe UI" w:hAnsi="Segoe UI" w:eastAsia="Segoe UI" w:cs="Segoe UI"/>
                 <w:i w:val="0"/>
                 <w:iCs w:val="0"/>
                 <w:caps w:val="0"/>
@@ -11677,8 +11778,14 @@
       </w:tr>
       <w:tr>
         <w:tblPrEx>
-          <w:tblW w:w="8115" w:type="dxa"/>
-          <w:jc w:val="center"/>
+          <w:tblBorders>
+            <w:top w:val="none" w:color="auto" w:sz="0" w:space="0"/>
+            <w:left w:val="none" w:color="auto" w:sz="0" w:space="0"/>
+            <w:bottom w:val="none" w:color="auto" w:sz="0" w:space="0"/>
+            <w:right w:val="none" w:color="auto" w:sz="0" w:space="0"/>
+            <w:insideH w:val="none" w:color="auto" w:sz="0" w:space="0"/>
+            <w:insideV w:val="none" w:color="auto" w:sz="0" w:space="0"/>
+          </w:tblBorders>
           <w:shd w:val="clear" w:color="auto" w:fill="auto"/>
           <w:tblCellMar>
             <w:top w:w="15" w:type="dxa"/>
@@ -11688,15 +11795,15 @@
           </w:tblCellMar>
         </w:tblPrEx>
         <w:trPr>
-          <w:trHeight w:val="0"/>
+          <w:trHeight w:val="0" w:hRule="atLeast"/>
           <w:jc w:val="center"/>
         </w:trPr>
         <w:tc>
           <w:tcPr>
             <w:tcW w:w="0" w:type="auto"/>
             <w:tcBorders>
-              <w:top w:val="single" w:sz="4" w:space="0" w:color="auto"/>
-              <w:left w:val="single" w:sz="12" w:space="0" w:color="auto"/>
+              <w:top w:val="single" w:color="auto" w:sz="4" w:space="0"/>
+              <w:left w:val="single" w:color="auto" w:sz="12" w:space="0"/>
               <w:bottom w:val="nil"/>
               <w:right w:val="nil"/>
             </w:tcBorders>
@@ -11719,7 +11826,7 @@
               <w:spacing w:line="300" w:lineRule="atLeast"/>
               <w:jc w:val="left"/>
               <w:rPr>
-                <w:rFonts w:ascii="Segoe UI" w:eastAsia="Segoe UI" w:hAnsi="Segoe UI" w:cs="Segoe UI" w:hint="default"/>
+                <w:rFonts w:hint="default" w:ascii="Segoe UI" w:hAnsi="Segoe UI" w:eastAsia="Segoe UI" w:cs="Segoe UI"/>
                 <w:i w:val="0"/>
                 <w:iCs w:val="0"/>
                 <w:caps w:val="0"/>
@@ -11731,7 +11838,7 @@
             </w:pPr>
             <w:r>
               <w:rPr>
-                <w:rFonts w:ascii="Segoe UI" w:eastAsia="Segoe UI" w:hAnsi="Segoe UI" w:cs="Segoe UI" w:hint="default"/>
+                <w:rFonts w:hint="default" w:ascii="Segoe UI" w:hAnsi="Segoe UI" w:eastAsia="Segoe UI" w:cs="Segoe UI"/>
                 <w:i w:val="0"/>
                 <w:iCs w:val="0"/>
                 <w:caps w:val="0"/>
@@ -11751,8 +11858,8 @@
           <w:tcPr>
             <w:tcW w:w="0" w:type="auto"/>
             <w:tcBorders>
-              <w:top w:val="single" w:sz="4" w:space="0" w:color="auto"/>
-              <w:left w:val="single" w:sz="4" w:space="0" w:color="auto"/>
+              <w:top w:val="single" w:color="auto" w:sz="4" w:space="0"/>
+              <w:left w:val="single" w:color="auto" w:sz="4" w:space="0"/>
               <w:bottom w:val="nil"/>
               <w:right w:val="nil"/>
             </w:tcBorders>
@@ -11775,7 +11882,7 @@
               <w:spacing w:line="300" w:lineRule="atLeast"/>
               <w:jc w:val="left"/>
               <w:rPr>
-                <w:rFonts w:ascii="Segoe UI" w:eastAsia="Segoe UI" w:hAnsi="Segoe UI" w:cs="Segoe UI" w:hint="default"/>
+                <w:rFonts w:hint="default" w:ascii="Segoe UI" w:hAnsi="Segoe UI" w:eastAsia="Segoe UI" w:cs="Segoe UI"/>
                 <w:i w:val="0"/>
                 <w:iCs w:val="0"/>
                 <w:caps w:val="0"/>
@@ -11787,7 +11894,7 @@
             </w:pPr>
             <w:r>
               <w:rPr>
-                <w:rFonts w:ascii="Segoe UI" w:eastAsia="Segoe UI" w:hAnsi="Segoe UI" w:cs="Segoe UI" w:hint="default"/>
+                <w:rFonts w:hint="default" w:ascii="Segoe UI" w:hAnsi="Segoe UI" w:eastAsia="Segoe UI" w:cs="Segoe UI"/>
                 <w:i w:val="0"/>
                 <w:iCs w:val="0"/>
                 <w:caps w:val="0"/>
@@ -11807,10 +11914,10 @@
           <w:tcPr>
             <w:tcW w:w="1024" w:type="dxa"/>
             <w:tcBorders>
-              <w:top w:val="single" w:sz="4" w:space="0" w:color="auto"/>
-              <w:left w:val="single" w:sz="4" w:space="0" w:color="auto"/>
+              <w:top w:val="single" w:color="auto" w:sz="4" w:space="0"/>
+              <w:left w:val="single" w:color="auto" w:sz="4" w:space="0"/>
               <w:bottom w:val="nil"/>
-              <w:right w:val="single" w:sz="12" w:space="0" w:color="auto"/>
+              <w:right w:val="single" w:color="auto" w:sz="12" w:space="0"/>
             </w:tcBorders>
             <w:shd w:val="clear" w:color="auto" w:fill="auto"/>
             <w:tcMar>
@@ -11831,7 +11938,7 @@
               <w:spacing w:line="300" w:lineRule="atLeast"/>
               <w:jc w:val="left"/>
               <w:rPr>
-                <w:rFonts w:ascii="Segoe UI" w:eastAsia="Segoe UI" w:hAnsi="Segoe UI" w:cs="Segoe UI" w:hint="default"/>
+                <w:rFonts w:hint="default" w:ascii="Segoe UI" w:hAnsi="Segoe UI" w:eastAsia="Segoe UI" w:cs="Segoe UI"/>
                 <w:i w:val="0"/>
                 <w:iCs w:val="0"/>
                 <w:caps w:val="0"/>
@@ -11843,7 +11950,7 @@
             </w:pPr>
             <w:r>
               <w:rPr>
-                <w:rFonts w:ascii="Segoe UI" w:eastAsia="Segoe UI" w:hAnsi="Segoe UI" w:cs="Segoe UI" w:hint="default"/>
+                <w:rFonts w:hint="default" w:ascii="Segoe UI" w:hAnsi="Segoe UI" w:eastAsia="Segoe UI" w:cs="Segoe UI"/>
                 <w:i w:val="0"/>
                 <w:iCs w:val="0"/>
                 <w:caps w:val="0"/>
@@ -11862,8 +11969,14 @@
       </w:tr>
       <w:tr>
         <w:tblPrEx>
-          <w:tblW w:w="8115" w:type="dxa"/>
-          <w:jc w:val="center"/>
+          <w:tblBorders>
+            <w:top w:val="none" w:color="auto" w:sz="0" w:space="0"/>
+            <w:left w:val="none" w:color="auto" w:sz="0" w:space="0"/>
+            <w:bottom w:val="none" w:color="auto" w:sz="0" w:space="0"/>
+            <w:right w:val="none" w:color="auto" w:sz="0" w:space="0"/>
+            <w:insideH w:val="none" w:color="auto" w:sz="0" w:space="0"/>
+            <w:insideV w:val="none" w:color="auto" w:sz="0" w:space="0"/>
+          </w:tblBorders>
           <w:shd w:val="clear" w:color="auto" w:fill="auto"/>
           <w:tblCellMar>
             <w:top w:w="15" w:type="dxa"/>
@@ -11873,15 +11986,15 @@
           </w:tblCellMar>
         </w:tblPrEx>
         <w:trPr>
-          <w:trHeight w:val="0"/>
+          <w:trHeight w:val="0" w:hRule="atLeast"/>
           <w:jc w:val="center"/>
         </w:trPr>
         <w:tc>
           <w:tcPr>
             <w:tcW w:w="0" w:type="auto"/>
             <w:tcBorders>
-              <w:top w:val="single" w:sz="4" w:space="0" w:color="auto"/>
-              <w:left w:val="single" w:sz="12" w:space="0" w:color="auto"/>
+              <w:top w:val="single" w:color="auto" w:sz="4" w:space="0"/>
+              <w:left w:val="single" w:color="auto" w:sz="12" w:space="0"/>
               <w:bottom w:val="nil"/>
               <w:right w:val="nil"/>
             </w:tcBorders>
@@ -11904,7 +12017,7 @@
               <w:spacing w:line="300" w:lineRule="atLeast"/>
               <w:jc w:val="left"/>
               <w:rPr>
-                <w:rFonts w:ascii="Segoe UI" w:eastAsia="Segoe UI" w:hAnsi="Segoe UI" w:cs="Segoe UI" w:hint="default"/>
+                <w:rFonts w:hint="default" w:ascii="Segoe UI" w:hAnsi="Segoe UI" w:eastAsia="Segoe UI" w:cs="Segoe UI"/>
                 <w:i w:val="0"/>
                 <w:iCs w:val="0"/>
                 <w:caps w:val="0"/>
@@ -11916,7 +12029,7 @@
             </w:pPr>
             <w:r>
               <w:rPr>
-                <w:rFonts w:ascii="Segoe UI" w:eastAsia="Segoe UI" w:hAnsi="Segoe UI" w:cs="Segoe UI" w:hint="default"/>
+                <w:rFonts w:hint="default" w:ascii="Segoe UI" w:hAnsi="Segoe UI" w:eastAsia="Segoe UI" w:cs="Segoe UI"/>
                 <w:i w:val="0"/>
                 <w:iCs w:val="0"/>
                 <w:caps w:val="0"/>
@@ -11936,8 +12049,8 @@
           <w:tcPr>
             <w:tcW w:w="0" w:type="auto"/>
             <w:tcBorders>
-              <w:top w:val="single" w:sz="4" w:space="0" w:color="auto"/>
-              <w:left w:val="single" w:sz="4" w:space="0" w:color="auto"/>
+              <w:top w:val="single" w:color="auto" w:sz="4" w:space="0"/>
+              <w:left w:val="single" w:color="auto" w:sz="4" w:space="0"/>
               <w:bottom w:val="nil"/>
               <w:right w:val="nil"/>
             </w:tcBorders>
@@ -11960,7 +12073,7 @@
               <w:spacing w:line="300" w:lineRule="atLeast"/>
               <w:jc w:val="left"/>
               <w:rPr>
-                <w:rFonts w:ascii="Segoe UI" w:eastAsia="Segoe UI" w:hAnsi="Segoe UI" w:cs="Segoe UI" w:hint="default"/>
+                <w:rFonts w:hint="default" w:ascii="Segoe UI" w:hAnsi="Segoe UI" w:eastAsia="Segoe UI" w:cs="Segoe UI"/>
                 <w:i w:val="0"/>
                 <w:iCs w:val="0"/>
                 <w:caps w:val="0"/>
@@ -11972,7 +12085,7 @@
             </w:pPr>
             <w:r>
               <w:rPr>
-                <w:rFonts w:ascii="Segoe UI" w:eastAsia="Segoe UI" w:hAnsi="Segoe UI" w:cs="Segoe UI" w:hint="default"/>
+                <w:rFonts w:hint="default" w:ascii="Segoe UI" w:hAnsi="Segoe UI" w:eastAsia="Segoe UI" w:cs="Segoe UI"/>
                 <w:i w:val="0"/>
                 <w:iCs w:val="0"/>
                 <w:caps w:val="0"/>
@@ -11992,10 +12105,10 @@
           <w:tcPr>
             <w:tcW w:w="1024" w:type="dxa"/>
             <w:tcBorders>
-              <w:top w:val="single" w:sz="4" w:space="0" w:color="auto"/>
-              <w:left w:val="single" w:sz="4" w:space="0" w:color="auto"/>
+              <w:top w:val="single" w:color="auto" w:sz="4" w:space="0"/>
+              <w:left w:val="single" w:color="auto" w:sz="4" w:space="0"/>
               <w:bottom w:val="nil"/>
-              <w:right w:val="single" w:sz="12" w:space="0" w:color="auto"/>
+              <w:right w:val="single" w:color="auto" w:sz="12" w:space="0"/>
             </w:tcBorders>
             <w:shd w:val="clear" w:color="auto" w:fill="auto"/>
             <w:tcMar>
@@ -12016,7 +12129,7 @@
               <w:spacing w:line="300" w:lineRule="atLeast"/>
               <w:jc w:val="left"/>
               <w:rPr>
-                <w:rFonts w:ascii="Segoe UI" w:eastAsia="Segoe UI" w:hAnsi="Segoe UI" w:cs="Segoe UI" w:hint="default"/>
+                <w:rFonts w:hint="default" w:ascii="Segoe UI" w:hAnsi="Segoe UI" w:eastAsia="Segoe UI" w:cs="Segoe UI"/>
                 <w:i w:val="0"/>
                 <w:iCs w:val="0"/>
                 <w:caps w:val="0"/>
@@ -12028,7 +12141,7 @@
             </w:pPr>
             <w:r>
               <w:rPr>
-                <w:rFonts w:ascii="Segoe UI" w:eastAsia="Segoe UI" w:hAnsi="Segoe UI" w:cs="Segoe UI" w:hint="default"/>
+                <w:rFonts w:hint="default" w:ascii="Segoe UI" w:hAnsi="Segoe UI" w:eastAsia="Segoe UI" w:cs="Segoe UI"/>
                 <w:i w:val="0"/>
                 <w:iCs w:val="0"/>
                 <w:caps w:val="0"/>
@@ -12047,8 +12160,14 @@
       </w:tr>
       <w:tr>
         <w:tblPrEx>
-          <w:tblW w:w="8115" w:type="dxa"/>
-          <w:jc w:val="center"/>
+          <w:tblBorders>
+            <w:top w:val="none" w:color="auto" w:sz="0" w:space="0"/>
+            <w:left w:val="none" w:color="auto" w:sz="0" w:space="0"/>
+            <w:bottom w:val="none" w:color="auto" w:sz="0" w:space="0"/>
+            <w:right w:val="none" w:color="auto" w:sz="0" w:space="0"/>
+            <w:insideH w:val="none" w:color="auto" w:sz="0" w:space="0"/>
+            <w:insideV w:val="none" w:color="auto" w:sz="0" w:space="0"/>
+          </w:tblBorders>
           <w:shd w:val="clear" w:color="auto" w:fill="auto"/>
           <w:tblCellMar>
             <w:top w:w="15" w:type="dxa"/>
@@ -12058,15 +12177,15 @@
           </w:tblCellMar>
         </w:tblPrEx>
         <w:trPr>
-          <w:trHeight w:val="0"/>
+          <w:trHeight w:val="0" w:hRule="atLeast"/>
           <w:jc w:val="center"/>
         </w:trPr>
         <w:tc>
           <w:tcPr>
             <w:tcW w:w="0" w:type="auto"/>
             <w:tcBorders>
-              <w:top w:val="single" w:sz="4" w:space="0" w:color="auto"/>
-              <w:left w:val="single" w:sz="12" w:space="0" w:color="auto"/>
+              <w:top w:val="single" w:color="auto" w:sz="4" w:space="0"/>
+              <w:left w:val="single" w:color="auto" w:sz="12" w:space="0"/>
               <w:bottom w:val="nil"/>
               <w:right w:val="nil"/>
             </w:tcBorders>
@@ -12089,7 +12208,7 @@
               <w:spacing w:line="300" w:lineRule="atLeast"/>
               <w:jc w:val="left"/>
               <w:rPr>
-                <w:rFonts w:ascii="Segoe UI" w:eastAsia="Segoe UI" w:hAnsi="Segoe UI" w:cs="Segoe UI" w:hint="default"/>
+                <w:rFonts w:hint="default" w:ascii="Segoe UI" w:hAnsi="Segoe UI" w:eastAsia="Segoe UI" w:cs="Segoe UI"/>
                 <w:i w:val="0"/>
                 <w:iCs w:val="0"/>
                 <w:caps w:val="0"/>
@@ -12101,7 +12220,7 @@
             </w:pPr>
             <w:r>
               <w:rPr>
-                <w:rFonts w:ascii="Segoe UI" w:eastAsia="Segoe UI" w:hAnsi="Segoe UI" w:cs="Segoe UI" w:hint="default"/>
+                <w:rFonts w:hint="default" w:ascii="Segoe UI" w:hAnsi="Segoe UI" w:eastAsia="Segoe UI" w:cs="Segoe UI"/>
                 <w:i w:val="0"/>
                 <w:iCs w:val="0"/>
                 <w:caps w:val="0"/>
@@ -12121,8 +12240,8 @@
           <w:tcPr>
             <w:tcW w:w="0" w:type="auto"/>
             <w:tcBorders>
-              <w:top w:val="single" w:sz="4" w:space="0" w:color="auto"/>
-              <w:left w:val="single" w:sz="4" w:space="0" w:color="auto"/>
+              <w:top w:val="single" w:color="auto" w:sz="4" w:space="0"/>
+              <w:left w:val="single" w:color="auto" w:sz="4" w:space="0"/>
               <w:bottom w:val="nil"/>
               <w:right w:val="nil"/>
             </w:tcBorders>
@@ -12145,7 +12264,7 @@
               <w:spacing w:line="300" w:lineRule="atLeast"/>
               <w:jc w:val="left"/>
               <w:rPr>
-                <w:rFonts w:ascii="Segoe UI" w:eastAsia="Segoe UI" w:hAnsi="Segoe UI" w:cs="Segoe UI" w:hint="default"/>
+                <w:rFonts w:hint="default" w:ascii="Segoe UI" w:hAnsi="Segoe UI" w:eastAsia="Segoe UI" w:cs="Segoe UI"/>
                 <w:i w:val="0"/>
                 <w:iCs w:val="0"/>
                 <w:caps w:val="0"/>
@@ -12157,7 +12276,7 @@
             </w:pPr>
             <w:r>
               <w:rPr>
-                <w:rFonts w:ascii="Segoe UI" w:eastAsia="Segoe UI" w:hAnsi="Segoe UI" w:cs="Segoe UI" w:hint="default"/>
+                <w:rFonts w:hint="default" w:ascii="Segoe UI" w:hAnsi="Segoe UI" w:eastAsia="Segoe UI" w:cs="Segoe UI"/>
                 <w:i w:val="0"/>
                 <w:iCs w:val="0"/>
                 <w:caps w:val="0"/>
@@ -12177,10 +12296,10 @@
           <w:tcPr>
             <w:tcW w:w="1024" w:type="dxa"/>
             <w:tcBorders>
-              <w:top w:val="single" w:sz="4" w:space="0" w:color="auto"/>
-              <w:left w:val="single" w:sz="4" w:space="0" w:color="auto"/>
+              <w:top w:val="single" w:color="auto" w:sz="4" w:space="0"/>
+              <w:left w:val="single" w:color="auto" w:sz="4" w:space="0"/>
               <w:bottom w:val="nil"/>
-              <w:right w:val="single" w:sz="12" w:space="0" w:color="auto"/>
+              <w:right w:val="single" w:color="auto" w:sz="12" w:space="0"/>
             </w:tcBorders>
             <w:shd w:val="clear" w:color="auto" w:fill="auto"/>
             <w:tcMar>
@@ -12201,7 +12320,7 @@
               <w:spacing w:line="300" w:lineRule="atLeast"/>
               <w:jc w:val="left"/>
               <w:rPr>
-                <w:rFonts w:ascii="Segoe UI" w:eastAsia="Segoe UI" w:hAnsi="Segoe UI" w:cs="Segoe UI" w:hint="default"/>
+                <w:rFonts w:hint="default" w:ascii="Segoe UI" w:hAnsi="Segoe UI" w:eastAsia="Segoe UI" w:cs="Segoe UI"/>
                 <w:i w:val="0"/>
                 <w:iCs w:val="0"/>
                 <w:caps w:val="0"/>
@@ -12213,7 +12332,7 @@
             </w:pPr>
             <w:r>
               <w:rPr>
-                <w:rFonts w:ascii="Segoe UI" w:eastAsia="Segoe UI" w:hAnsi="Segoe UI" w:cs="Segoe UI" w:hint="default"/>
+                <w:rFonts w:hint="default" w:ascii="Segoe UI" w:hAnsi="Segoe UI" w:eastAsia="Segoe UI" w:cs="Segoe UI"/>
                 <w:i w:val="0"/>
                 <w:iCs w:val="0"/>
                 <w:caps w:val="0"/>
@@ -12232,9 +12351,14 @@
       </w:tr>
       <w:tr>
         <w:tblPrEx>
-          <w:tblW w:w="8115" w:type="dxa"/>
-          <w:jc w:val="center"/>
-          <w:shd w:val="clear" w:color="auto" w:fill="auto"/>
+          <w:tblBorders>
+            <w:top w:val="none" w:color="auto" w:sz="0" w:space="0"/>
+            <w:left w:val="none" w:color="auto" w:sz="0" w:space="0"/>
+            <w:bottom w:val="none" w:color="auto" w:sz="0" w:space="0"/>
+            <w:right w:val="none" w:color="auto" w:sz="0" w:space="0"/>
+            <w:insideH w:val="none" w:color="auto" w:sz="0" w:space="0"/>
+            <w:insideV w:val="none" w:color="auto" w:sz="0" w:space="0"/>
+          </w:tblBorders>
           <w:tblCellMar>
             <w:top w:w="15" w:type="dxa"/>
             <w:left w:w="15" w:type="dxa"/>
@@ -12243,15 +12367,15 @@
           </w:tblCellMar>
         </w:tblPrEx>
         <w:trPr>
-          <w:trHeight w:val="0"/>
+          <w:trHeight w:val="0" w:hRule="atLeast"/>
           <w:jc w:val="center"/>
         </w:trPr>
         <w:tc>
           <w:tcPr>
             <w:tcW w:w="0" w:type="auto"/>
             <w:tcBorders>
-              <w:top w:val="single" w:sz="4" w:space="0" w:color="auto"/>
-              <w:left w:val="single" w:sz="12" w:space="0" w:color="auto"/>
+              <w:top w:val="single" w:color="auto" w:sz="4" w:space="0"/>
+              <w:left w:val="single" w:color="auto" w:sz="12" w:space="0"/>
               <w:bottom w:val="nil"/>
               <w:right w:val="nil"/>
             </w:tcBorders>
@@ -12274,7 +12398,7 @@
               <w:spacing w:line="300" w:lineRule="atLeast"/>
               <w:jc w:val="left"/>
               <w:rPr>
-                <w:rFonts w:ascii="Segoe UI" w:eastAsia="Segoe UI" w:hAnsi="Segoe UI" w:cs="Segoe UI" w:hint="default"/>
+                <w:rFonts w:hint="default" w:ascii="Segoe UI" w:hAnsi="Segoe UI" w:eastAsia="Segoe UI" w:cs="Segoe UI"/>
                 <w:i w:val="0"/>
                 <w:iCs w:val="0"/>
                 <w:caps w:val="0"/>
@@ -12286,7 +12410,7 @@
             </w:pPr>
             <w:r>
               <w:rPr>
-                <w:rFonts w:ascii="Segoe UI" w:eastAsia="Segoe UI" w:hAnsi="Segoe UI" w:cs="Segoe UI" w:hint="default"/>
+                <w:rFonts w:hint="default" w:ascii="Segoe UI" w:hAnsi="Segoe UI" w:eastAsia="Segoe UI" w:cs="Segoe UI"/>
                 <w:i w:val="0"/>
                 <w:iCs w:val="0"/>
                 <w:caps w:val="0"/>
@@ -12306,8 +12430,8 @@
           <w:tcPr>
             <w:tcW w:w="0" w:type="auto"/>
             <w:tcBorders>
-              <w:top w:val="single" w:sz="4" w:space="0" w:color="auto"/>
-              <w:left w:val="single" w:sz="4" w:space="0" w:color="auto"/>
+              <w:top w:val="single" w:color="auto" w:sz="4" w:space="0"/>
+              <w:left w:val="single" w:color="auto" w:sz="4" w:space="0"/>
               <w:bottom w:val="nil"/>
               <w:right w:val="nil"/>
             </w:tcBorders>
@@ -12330,7 +12454,7 @@
               <w:spacing w:line="300" w:lineRule="atLeast"/>
               <w:jc w:val="left"/>
               <w:rPr>
-                <w:rFonts w:ascii="Segoe UI" w:eastAsia="Segoe UI" w:hAnsi="Segoe UI" w:cs="Segoe UI" w:hint="default"/>
+                <w:rFonts w:hint="default" w:ascii="Segoe UI" w:hAnsi="Segoe UI" w:eastAsia="Segoe UI" w:cs="Segoe UI"/>
                 <w:i w:val="0"/>
                 <w:iCs w:val="0"/>
                 <w:caps w:val="0"/>
@@ -12342,7 +12466,7 @@
             </w:pPr>
             <w:r>
               <w:rPr>
-                <w:rFonts w:ascii="Segoe UI" w:eastAsia="Segoe UI" w:hAnsi="Segoe UI" w:cs="Segoe UI" w:hint="default"/>
+                <w:rFonts w:hint="default" w:ascii="Segoe UI" w:hAnsi="Segoe UI" w:eastAsia="Segoe UI" w:cs="Segoe UI"/>
                 <w:i w:val="0"/>
                 <w:iCs w:val="0"/>
                 <w:caps w:val="0"/>
@@ -12362,10 +12486,10 @@
           <w:tcPr>
             <w:tcW w:w="1024" w:type="dxa"/>
             <w:tcBorders>
-              <w:top w:val="single" w:sz="4" w:space="0" w:color="auto"/>
-              <w:left w:val="single" w:sz="4" w:space="0" w:color="auto"/>
+              <w:top w:val="single" w:color="auto" w:sz="4" w:space="0"/>
+              <w:left w:val="single" w:color="auto" w:sz="4" w:space="0"/>
               <w:bottom w:val="nil"/>
-              <w:right w:val="single" w:sz="12" w:space="0" w:color="auto"/>
+              <w:right w:val="single" w:color="auto" w:sz="12" w:space="0"/>
             </w:tcBorders>
             <w:shd w:val="clear" w:color="auto" w:fill="auto"/>
             <w:tcMar>
@@ -12386,7 +12510,7 @@
               <w:spacing w:line="300" w:lineRule="atLeast"/>
               <w:jc w:val="left"/>
               <w:rPr>
-                <w:rFonts w:ascii="Segoe UI" w:eastAsia="Segoe UI" w:hAnsi="Segoe UI" w:cs="Segoe UI" w:hint="default"/>
+                <w:rFonts w:hint="default" w:ascii="Segoe UI" w:hAnsi="Segoe UI" w:eastAsia="Segoe UI" w:cs="Segoe UI"/>
                 <w:i w:val="0"/>
                 <w:iCs w:val="0"/>
                 <w:caps w:val="0"/>
@@ -12398,7 +12522,7 @@
             </w:pPr>
             <w:r>
               <w:rPr>
-                <w:rFonts w:ascii="Segoe UI" w:eastAsia="Segoe UI" w:hAnsi="Segoe UI" w:cs="Segoe UI" w:hint="default"/>
+                <w:rFonts w:hint="default" w:ascii="Segoe UI" w:hAnsi="Segoe UI" w:eastAsia="Segoe UI" w:cs="Segoe UI"/>
                 <w:i w:val="0"/>
                 <w:iCs w:val="0"/>
                 <w:caps w:val="0"/>
@@ -12417,9 +12541,14 @@
       </w:tr>
       <w:tr>
         <w:tblPrEx>
-          <w:tblW w:w="8115" w:type="dxa"/>
-          <w:jc w:val="center"/>
-          <w:shd w:val="clear" w:color="auto" w:fill="auto"/>
+          <w:tblBorders>
+            <w:top w:val="none" w:color="auto" w:sz="0" w:space="0"/>
+            <w:left w:val="none" w:color="auto" w:sz="0" w:space="0"/>
+            <w:bottom w:val="none" w:color="auto" w:sz="0" w:space="0"/>
+            <w:right w:val="none" w:color="auto" w:sz="0" w:space="0"/>
+            <w:insideH w:val="none" w:color="auto" w:sz="0" w:space="0"/>
+            <w:insideV w:val="none" w:color="auto" w:sz="0" w:space="0"/>
+          </w:tblBorders>
           <w:tblCellMar>
             <w:top w:w="15" w:type="dxa"/>
             <w:left w:w="15" w:type="dxa"/>
@@ -12428,15 +12557,15 @@
           </w:tblCellMar>
         </w:tblPrEx>
         <w:trPr>
-          <w:trHeight w:val="0"/>
+          <w:trHeight w:val="0" w:hRule="atLeast"/>
           <w:jc w:val="center"/>
         </w:trPr>
         <w:tc>
           <w:tcPr>
             <w:tcW w:w="0" w:type="auto"/>
             <w:tcBorders>
-              <w:top w:val="single" w:sz="4" w:space="0" w:color="auto"/>
-              <w:left w:val="single" w:sz="12" w:space="0" w:color="auto"/>
+              <w:top w:val="single" w:color="auto" w:sz="4" w:space="0"/>
+              <w:left w:val="single" w:color="auto" w:sz="12" w:space="0"/>
               <w:bottom w:val="nil"/>
               <w:right w:val="nil"/>
             </w:tcBorders>
@@ -12459,7 +12588,7 @@
               <w:spacing w:line="300" w:lineRule="atLeast"/>
               <w:jc w:val="left"/>
               <w:rPr>
-                <w:rFonts w:ascii="Segoe UI" w:eastAsia="Segoe UI" w:hAnsi="Segoe UI" w:cs="Segoe UI" w:hint="default"/>
+                <w:rFonts w:hint="default" w:ascii="Segoe UI" w:hAnsi="Segoe UI" w:eastAsia="Segoe UI" w:cs="Segoe UI"/>
                 <w:i w:val="0"/>
                 <w:iCs w:val="0"/>
                 <w:caps w:val="0"/>
@@ -12471,7 +12600,7 @@
             </w:pPr>
             <w:r>
               <w:rPr>
-                <w:rFonts w:ascii="Segoe UI" w:eastAsia="Segoe UI" w:hAnsi="Segoe UI" w:cs="Segoe UI" w:hint="default"/>
+                <w:rFonts w:hint="default" w:ascii="Segoe UI" w:hAnsi="Segoe UI" w:eastAsia="Segoe UI" w:cs="Segoe UI"/>
                 <w:i w:val="0"/>
                 <w:iCs w:val="0"/>
                 <w:caps w:val="0"/>
@@ -12491,8 +12620,8 @@
           <w:tcPr>
             <w:tcW w:w="0" w:type="auto"/>
             <w:tcBorders>
-              <w:top w:val="single" w:sz="4" w:space="0" w:color="auto"/>
-              <w:left w:val="single" w:sz="4" w:space="0" w:color="auto"/>
+              <w:top w:val="single" w:color="auto" w:sz="4" w:space="0"/>
+              <w:left w:val="single" w:color="auto" w:sz="4" w:space="0"/>
               <w:bottom w:val="nil"/>
               <w:right w:val="nil"/>
             </w:tcBorders>
@@ -12515,7 +12644,7 @@
               <w:spacing w:line="300" w:lineRule="atLeast"/>
               <w:jc w:val="left"/>
               <w:rPr>
-                <w:rFonts w:ascii="Segoe UI" w:eastAsia="Segoe UI" w:hAnsi="Segoe UI" w:cs="Segoe UI" w:hint="default"/>
+                <w:rFonts w:hint="default" w:ascii="Segoe UI" w:hAnsi="Segoe UI" w:eastAsia="Segoe UI" w:cs="Segoe UI"/>
                 <w:i w:val="0"/>
                 <w:iCs w:val="0"/>
                 <w:caps w:val="0"/>
@@ -12527,7 +12656,7 @@
             </w:pPr>
             <w:r>
               <w:rPr>
-                <w:rFonts w:ascii="Segoe UI" w:eastAsia="Segoe UI" w:hAnsi="Segoe UI" w:cs="Segoe UI" w:hint="default"/>
+                <w:rFonts w:hint="default" w:ascii="Segoe UI" w:hAnsi="Segoe UI" w:eastAsia="Segoe UI" w:cs="Segoe UI"/>
                 <w:i w:val="0"/>
                 <w:iCs w:val="0"/>
                 <w:caps w:val="0"/>
@@ -12547,10 +12676,10 @@
           <w:tcPr>
             <w:tcW w:w="1024" w:type="dxa"/>
             <w:tcBorders>
-              <w:top w:val="single" w:sz="4" w:space="0" w:color="auto"/>
-              <w:left w:val="single" w:sz="4" w:space="0" w:color="auto"/>
+              <w:top w:val="single" w:color="auto" w:sz="4" w:space="0"/>
+              <w:left w:val="single" w:color="auto" w:sz="4" w:space="0"/>
               <w:bottom w:val="nil"/>
-              <w:right w:val="single" w:sz="12" w:space="0" w:color="auto"/>
+              <w:right w:val="single" w:color="auto" w:sz="12" w:space="0"/>
             </w:tcBorders>
             <w:shd w:val="clear" w:color="auto" w:fill="auto"/>
             <w:tcMar>
@@ -12571,7 +12700,7 @@
               <w:spacing w:line="300" w:lineRule="atLeast"/>
               <w:jc w:val="left"/>
               <w:rPr>
-                <w:rFonts w:ascii="Segoe UI" w:eastAsia="Segoe UI" w:hAnsi="Segoe UI" w:cs="Segoe UI" w:hint="default"/>
+                <w:rFonts w:hint="default" w:ascii="Segoe UI" w:hAnsi="Segoe UI" w:eastAsia="Segoe UI" w:cs="Segoe UI"/>
                 <w:i w:val="0"/>
                 <w:iCs w:val="0"/>
                 <w:caps w:val="0"/>
@@ -12583,7 +12712,7 @@
             </w:pPr>
             <w:r>
               <w:rPr>
-                <w:rFonts w:ascii="Segoe UI" w:eastAsia="Segoe UI" w:hAnsi="Segoe UI" w:cs="Segoe UI" w:hint="default"/>
+                <w:rFonts w:hint="default" w:ascii="Segoe UI" w:hAnsi="Segoe UI" w:eastAsia="Segoe UI" w:cs="Segoe UI"/>
                 <w:i w:val="0"/>
                 <w:iCs w:val="0"/>
                 <w:caps w:val="0"/>
@@ -12602,9 +12731,14 @@
       </w:tr>
       <w:tr>
         <w:tblPrEx>
-          <w:tblW w:w="8115" w:type="dxa"/>
-          <w:jc w:val="center"/>
-          <w:shd w:val="clear" w:color="auto" w:fill="auto"/>
+          <w:tblBorders>
+            <w:top w:val="none" w:color="auto" w:sz="0" w:space="0"/>
+            <w:left w:val="none" w:color="auto" w:sz="0" w:space="0"/>
+            <w:bottom w:val="none" w:color="auto" w:sz="0" w:space="0"/>
+            <w:right w:val="none" w:color="auto" w:sz="0" w:space="0"/>
+            <w:insideH w:val="none" w:color="auto" w:sz="0" w:space="0"/>
+            <w:insideV w:val="none" w:color="auto" w:sz="0" w:space="0"/>
+          </w:tblBorders>
           <w:tblCellMar>
             <w:top w:w="15" w:type="dxa"/>
             <w:left w:w="15" w:type="dxa"/>
@@ -12613,16 +12747,16 @@
           </w:tblCellMar>
         </w:tblPrEx>
         <w:trPr>
-          <w:trHeight w:val="0"/>
+          <w:trHeight w:val="0" w:hRule="atLeast"/>
           <w:jc w:val="center"/>
         </w:trPr>
         <w:tc>
           <w:tcPr>
             <w:tcW w:w="4706" w:type="dxa"/>
             <w:tcBorders>
-              <w:top w:val="single" w:sz="4" w:space="0" w:color="auto"/>
-              <w:left w:val="single" w:sz="12" w:space="0" w:color="auto"/>
-              <w:bottom w:val="single" w:sz="12" w:space="0" w:color="auto"/>
+              <w:top w:val="single" w:color="auto" w:sz="4" w:space="0"/>
+              <w:left w:val="single" w:color="auto" w:sz="12" w:space="0"/>
+              <w:bottom w:val="single" w:color="auto" w:sz="12" w:space="0"/>
               <w:right w:val="nil"/>
             </w:tcBorders>
             <w:shd w:val="clear" w:color="auto" w:fill="auto"/>
@@ -12644,7 +12778,7 @@
               <w:spacing w:line="300" w:lineRule="atLeast"/>
               <w:jc w:val="left"/>
               <w:rPr>
-                <w:rFonts w:ascii="Segoe UI" w:eastAsia="Segoe UI" w:hAnsi="Segoe UI" w:cs="Segoe UI" w:hint="default"/>
+                <w:rFonts w:hint="default" w:ascii="Segoe UI" w:hAnsi="Segoe UI" w:eastAsia="Segoe UI" w:cs="Segoe UI"/>
                 <w:i w:val="0"/>
                 <w:iCs w:val="0"/>
                 <w:caps w:val="0"/>
@@ -12656,7 +12790,7 @@
             </w:pPr>
             <w:r>
               <w:rPr>
-                <w:rFonts w:ascii="Segoe UI" w:eastAsia="Segoe UI" w:hAnsi="Segoe UI" w:cs="Segoe UI" w:hint="default"/>
+                <w:rFonts w:hint="default" w:ascii="Segoe UI" w:hAnsi="Segoe UI" w:eastAsia="Segoe UI" w:cs="Segoe UI"/>
                 <w:i w:val="0"/>
                 <w:iCs w:val="0"/>
                 <w:caps w:val="0"/>
@@ -12676,9 +12810,9 @@
           <w:tcPr>
             <w:tcW w:w="2385" w:type="dxa"/>
             <w:tcBorders>
-              <w:top w:val="single" w:sz="4" w:space="0" w:color="auto"/>
-              <w:left w:val="single" w:sz="4" w:space="0" w:color="auto"/>
-              <w:bottom w:val="single" w:sz="12" w:space="0" w:color="auto"/>
+              <w:top w:val="single" w:color="auto" w:sz="4" w:space="0"/>
+              <w:left w:val="single" w:color="auto" w:sz="4" w:space="0"/>
+              <w:bottom w:val="single" w:color="auto" w:sz="12" w:space="0"/>
               <w:right w:val="nil"/>
             </w:tcBorders>
             <w:shd w:val="clear" w:color="auto" w:fill="auto"/>
@@ -12700,7 +12834,7 @@
               <w:spacing w:line="300" w:lineRule="atLeast"/>
               <w:jc w:val="left"/>
               <w:rPr>
-                <w:rFonts w:ascii="Segoe UI" w:eastAsia="Segoe UI" w:hAnsi="Segoe UI" w:cs="Segoe UI" w:hint="default"/>
+                <w:rFonts w:hint="default" w:ascii="Segoe UI" w:hAnsi="Segoe UI" w:eastAsia="Segoe UI" w:cs="Segoe UI"/>
                 <w:i w:val="0"/>
                 <w:iCs w:val="0"/>
                 <w:caps w:val="0"/>
@@ -12712,7 +12846,7 @@
             </w:pPr>
             <w:r>
               <w:rPr>
-                <w:rFonts w:ascii="Segoe UI" w:eastAsia="Segoe UI" w:hAnsi="Segoe UI" w:cs="Segoe UI" w:hint="default"/>
+                <w:rFonts w:hint="default" w:ascii="Segoe UI" w:hAnsi="Segoe UI" w:eastAsia="Segoe UI" w:cs="Segoe UI"/>
                 <w:i w:val="0"/>
                 <w:iCs w:val="0"/>
                 <w:caps w:val="0"/>
@@ -12732,10 +12866,10 @@
           <w:tcPr>
             <w:tcW w:w="1024" w:type="dxa"/>
             <w:tcBorders>
-              <w:top w:val="single" w:sz="4" w:space="0" w:color="auto"/>
-              <w:left w:val="single" w:sz="4" w:space="0" w:color="auto"/>
-              <w:bottom w:val="single" w:sz="12" w:space="0" w:color="auto"/>
-              <w:right w:val="single" w:sz="12" w:space="0" w:color="auto"/>
+              <w:top w:val="single" w:color="auto" w:sz="4" w:space="0"/>
+              <w:left w:val="single" w:color="auto" w:sz="4" w:space="0"/>
+              <w:bottom w:val="single" w:color="auto" w:sz="12" w:space="0"/>
+              <w:right w:val="single" w:color="auto" w:sz="12" w:space="0"/>
             </w:tcBorders>
             <w:shd w:val="clear" w:color="auto" w:fill="auto"/>
             <w:tcMar>
@@ -12756,7 +12890,7 @@
               <w:spacing w:line="300" w:lineRule="atLeast"/>
               <w:jc w:val="left"/>
               <w:rPr>
-                <w:rFonts w:ascii="Segoe UI" w:eastAsia="Segoe UI" w:hAnsi="Segoe UI" w:cs="Segoe UI" w:hint="default"/>
+                <w:rFonts w:hint="default" w:ascii="Segoe UI" w:hAnsi="Segoe UI" w:eastAsia="Segoe UI" w:cs="Segoe UI"/>
                 <w:i w:val="0"/>
                 <w:iCs w:val="0"/>
                 <w:caps w:val="0"/>
@@ -12768,7 +12902,7 @@
             </w:pPr>
             <w:r>
               <w:rPr>
-                <w:rFonts w:ascii="Segoe UI" w:eastAsia="Segoe UI" w:hAnsi="Segoe UI" w:cs="Segoe UI" w:hint="default"/>
+                <w:rFonts w:hint="default" w:ascii="Segoe UI" w:hAnsi="Segoe UI" w:eastAsia="Segoe UI" w:cs="Segoe UI"/>
                 <w:i w:val="0"/>
                 <w:iCs w:val="0"/>
                 <w:caps w:val="0"/>
@@ -12788,7 +12922,7 @@
     </w:tbl>
     <w:p>
       <w:pPr>
-        <w:pStyle w:val="a1"/>
+        <w:pStyle w:val="31"/>
         <w:rPr>
           <w:rFonts w:hint="default"/>
           <w:lang w:val="en-US" w:eastAsia="zh-CN"/>
@@ -12798,23 +12932,73 @@
     <w:sectPr>
       <w:pgSz w:w="11906" w:h="16838"/>
       <w:pgMar w:top="1440" w:right="1800" w:bottom="1440" w:left="1800" w:header="851" w:footer="992" w:gutter="0"/>
-      <w:cols w:num="1" w:space="425"/>
+      <w:cols w:space="425" w:num="1"/>
       <w:docGrid w:type="lines" w:linePitch="312" w:charSpace="0"/>
     </w:sectPr>
   </w:body>
 </w:document>
 </file>
 
+<file path=word/endnotes.xml><?xml version="1.0" encoding="utf-8"?>
+<w:endnotes xmlns:wpc="http://schemas.microsoft.com/office/word/2010/wordprocessingCanvas" xmlns:mc="http://schemas.openxmlformats.org/markup-compatibility/2006" xmlns:o="urn:schemas-microsoft-com:office:office" xmlns:r="http://schemas.openxmlformats.org/officeDocument/2006/relationships" xmlns:m="http://schemas.openxmlformats.org/officeDocument/2006/math" xmlns:v="urn:schemas-microsoft-com:vml" xmlns:wp14="http://schemas.microsoft.com/office/word/2010/wordprocessingDrawing" xmlns:wp="http://schemas.openxmlformats.org/drawingml/2006/wordprocessingDrawing" xmlns:w="http://schemas.openxmlformats.org/wordprocessingml/2006/main" xmlns:w14="http://schemas.microsoft.com/office/word/2010/wordml" xmlns:w15="http://schemas.microsoft.com/office/word/2012/wordml" xmlns:w10="urn:schemas-microsoft-com:office:word" xmlns:wpg="http://schemas.microsoft.com/office/word/2010/wordprocessingGroup" xmlns:wpi="http://schemas.microsoft.com/office/word/2010/wordprocessingInk" xmlns:wne="http://schemas.microsoft.com/office/word/2006/wordml" xmlns:wps="http://schemas.microsoft.com/office/word/2010/wordprocessingShape" xmlns:wpsCustomData="http://www.wps.cn/officeDocument/2013/wpsCustomData" mc:Ignorable="w14 w15 wp14">
+  <w:endnote w:type="separator" w:id="0">
+    <w:p>
+      <w:pPr>
+        <w:spacing w:line="240" w:lineRule="auto"/>
+      </w:pPr>
+      <w:r>
+        <w:separator/>
+      </w:r>
+    </w:p>
+  </w:endnote>
+  <w:endnote w:type="continuationSeparator" w:id="1">
+    <w:p>
+      <w:pPr>
+        <w:spacing w:line="240" w:lineRule="auto"/>
+      </w:pPr>
+      <w:r>
+        <w:continuationSeparator/>
+      </w:r>
+    </w:p>
+  </w:endnote>
+</w:endnotes>
+</file>
+
+<file path=word/footnotes.xml><?xml version="1.0" encoding="utf-8"?>
+<w:footnotes xmlns:wpc="http://schemas.microsoft.com/office/word/2010/wordprocessingCanvas" xmlns:mc="http://schemas.openxmlformats.org/markup-compatibility/2006" xmlns:o="urn:schemas-microsoft-com:office:office" xmlns:r="http://schemas.openxmlformats.org/officeDocument/2006/relationships" xmlns:m="http://schemas.openxmlformats.org/officeDocument/2006/math" xmlns:v="urn:schemas-microsoft-com:vml" xmlns:wp14="http://schemas.microsoft.com/office/word/2010/wordprocessingDrawing" xmlns:wp="http://schemas.openxmlformats.org/drawingml/2006/wordprocessingDrawing" xmlns:w="http://schemas.openxmlformats.org/wordprocessingml/2006/main" xmlns:w14="http://schemas.microsoft.com/office/word/2010/wordml" xmlns:w15="http://schemas.microsoft.com/office/word/2012/wordml" xmlns:w10="urn:schemas-microsoft-com:office:word" xmlns:wpg="http://schemas.microsoft.com/office/word/2010/wordprocessingGroup" xmlns:wpi="http://schemas.microsoft.com/office/word/2010/wordprocessingInk" xmlns:wne="http://schemas.microsoft.com/office/word/2006/wordml" xmlns:wps="http://schemas.microsoft.com/office/word/2010/wordprocessingShape" xmlns:wpsCustomData="http://www.wps.cn/officeDocument/2013/wpsCustomData" mc:Ignorable="w14 w15 wp14">
+  <w:footnote w:type="separator" w:id="0">
+    <w:p>
+      <w:pPr>
+        <w:spacing w:line="360" w:lineRule="auto"/>
+      </w:pPr>
+      <w:r>
+        <w:separator/>
+      </w:r>
+    </w:p>
+  </w:footnote>
+  <w:footnote w:type="continuationSeparator" w:id="1">
+    <w:p>
+      <w:pPr>
+        <w:spacing w:line="360" w:lineRule="auto"/>
+      </w:pPr>
+      <w:r>
+        <w:continuationSeparator/>
+      </w:r>
+    </w:p>
+  </w:footnote>
+</w:footnotes>
+</file>
+
 <file path=word/numbering.xml><?xml version="1.0" encoding="utf-8"?>
-<w:numbering xmlns:wpc="http://schemas.microsoft.com/office/word/2010/wordprocessingCanvas" xmlns:mc="http://schemas.openxmlformats.org/markup-compatibility/2006" xmlns:o="urn:schemas-microsoft-com:office:office" xmlns:r="http://schemas.openxmlformats.org/officeDocument/2006/relationships" xmlns:m="http://schemas.openxmlformats.org/officeDocument/2006/math" xmlns:v="urn:schemas-microsoft-com:vml" xmlns:wp14="http://schemas.microsoft.com/office/word/2010/wordprocessingDrawing" xmlns:wp="http://schemas.openxmlformats.org/drawingml/2006/wordprocessingDrawing" xmlns:w10="urn:schemas-microsoft-com:office:word" xmlns:w="http://schemas.openxmlformats.org/wordprocessingml/2006/main" xmlns:w14="http://schemas.microsoft.com/office/word/2010/wordml" xmlns:w15="http://schemas.microsoft.com/office/word/2012/wordml" xmlns:wne="http://schemas.microsoft.com/office/word/2006/wordml" xmlns:wpg="http://schemas.microsoft.com/office/word/2010/wordprocessingGroup" xmlns:wpi="http://schemas.microsoft.com/office/word/2010/wordprocessingInk" xmlns:wps="http://schemas.microsoft.com/office/word/2010/wordprocessingShape" mc:Ignorable="w14 w15 wp14">
+<w:numbering xmlns:wpc="http://schemas.microsoft.com/office/word/2010/wordprocessingCanvas" xmlns:mc="http://schemas.openxmlformats.org/markup-compatibility/2006" xmlns:o="urn:schemas-microsoft-com:office:office" xmlns:r="http://schemas.openxmlformats.org/officeDocument/2006/relationships" xmlns:m="http://schemas.openxmlformats.org/officeDocument/2006/math" xmlns:v="urn:schemas-microsoft-com:vml" xmlns:wp14="http://schemas.microsoft.com/office/word/2010/wordprocessingDrawing" xmlns:wp="http://schemas.openxmlformats.org/drawingml/2006/wordprocessingDrawing" xmlns:w10="urn:schemas-microsoft-com:office:word" xmlns:w="http://schemas.openxmlformats.org/wordprocessingml/2006/main" xmlns:w14="http://schemas.microsoft.com/office/word/2010/wordml" xmlns:wpg="http://schemas.microsoft.com/office/word/2010/wordprocessingGroup" xmlns:wpi="http://schemas.microsoft.com/office/word/2010/wordprocessingInk" xmlns:wne="http://schemas.microsoft.com/office/word/2006/wordml" xmlns:wps="http://schemas.microsoft.com/office/word/2010/wordprocessingShape" xmlns:wpsCustomData="http://www.wps.cn/officeDocument/2013/wpsCustomData" mc:Ignorable="w14 wp14">
   <w:abstractNum w:abstractNumId="0">
     <w:nsid w:val="8E964DCE"/>
     <w:multiLevelType w:val="multilevel"/>
     <w:tmpl w:val="8E964DCE"/>
-    <w:lvl w:ilvl="0">
+    <w:lvl w:ilvl="0" w:tentative="0">
       <w:start w:val="1"/>
       <w:numFmt w:val="decimal"/>
-      <w:pStyle w:val="Heading1"/>
+      <w:pStyle w:val="2"/>
       <w:lvlText w:val="%1."/>
       <w:lvlJc w:val="left"/>
       <w:pPr>
@@ -12824,10 +13008,10 @@
         <w:rFonts w:hint="default"/>
       </w:rPr>
     </w:lvl>
-    <w:lvl w:ilvl="1">
+    <w:lvl w:ilvl="1" w:tentative="0">
       <w:start w:val="1"/>
       <w:numFmt w:val="decimal"/>
-      <w:pStyle w:val="Heading2"/>
+      <w:pStyle w:val="3"/>
       <w:lvlText w:val="%1.%2."/>
       <w:lvlJc w:val="left"/>
       <w:pPr>
@@ -12837,10 +13021,10 @@
         <w:rFonts w:hint="default"/>
       </w:rPr>
     </w:lvl>
-    <w:lvl w:ilvl="2">
+    <w:lvl w:ilvl="2" w:tentative="0">
       <w:start w:val="1"/>
       <w:numFmt w:val="decimal"/>
-      <w:pStyle w:val="Heading3"/>
+      <w:pStyle w:val="4"/>
       <w:lvlText w:val="%1.%2.%3."/>
       <w:lvlJc w:val="left"/>
       <w:pPr>
@@ -12850,10 +13034,10 @@
         <w:rFonts w:hint="default"/>
       </w:rPr>
     </w:lvl>
-    <w:lvl w:ilvl="3">
+    <w:lvl w:ilvl="3" w:tentative="0">
       <w:start w:val="1"/>
       <w:numFmt w:val="decimal"/>
-      <w:pStyle w:val="Heading4"/>
+      <w:pStyle w:val="5"/>
       <w:lvlText w:val="%1.%2.%3.%4."/>
       <w:lvlJc w:val="left"/>
       <w:pPr>
@@ -12863,10 +13047,10 @@
         <w:rFonts w:hint="default"/>
       </w:rPr>
     </w:lvl>
-    <w:lvl w:ilvl="4">
+    <w:lvl w:ilvl="4" w:tentative="0">
       <w:start w:val="1"/>
       <w:numFmt w:val="decimal"/>
-      <w:pStyle w:val="Heading5"/>
+      <w:pStyle w:val="6"/>
       <w:lvlText w:val="%1.%2.%3.%4.%5."/>
       <w:lvlJc w:val="left"/>
       <w:pPr>
@@ -12876,10 +13060,10 @@
         <w:rFonts w:hint="default"/>
       </w:rPr>
     </w:lvl>
-    <w:lvl w:ilvl="5">
+    <w:lvl w:ilvl="5" w:tentative="0">
       <w:start w:val="1"/>
       <w:numFmt w:val="decimal"/>
-      <w:pStyle w:val="Heading6"/>
+      <w:pStyle w:val="7"/>
       <w:lvlText w:val="%1.%2.%3.%4.%5.%6."/>
       <w:lvlJc w:val="left"/>
       <w:pPr>
@@ -12889,10 +13073,10 @@
         <w:rFonts w:hint="default"/>
       </w:rPr>
     </w:lvl>
-    <w:lvl w:ilvl="6">
+    <w:lvl w:ilvl="6" w:tentative="0">
       <w:start w:val="1"/>
       <w:numFmt w:val="decimal"/>
-      <w:pStyle w:val="Heading7"/>
+      <w:pStyle w:val="8"/>
       <w:lvlText w:val="%1.%2.%3.%4.%5.%6.%7."/>
       <w:lvlJc w:val="left"/>
       <w:pPr>
@@ -12902,10 +13086,10 @@
         <w:rFonts w:hint="default"/>
       </w:rPr>
     </w:lvl>
-    <w:lvl w:ilvl="7">
+    <w:lvl w:ilvl="7" w:tentative="0">
       <w:start w:val="1"/>
       <w:numFmt w:val="decimal"/>
-      <w:pStyle w:val="Heading8"/>
+      <w:pStyle w:val="9"/>
       <w:lvlText w:val="%1.%2.%3.%4.%5.%6.%7.%8."/>
       <w:lvlJc w:val="left"/>
       <w:pPr>
@@ -12915,10 +13099,10 @@
         <w:rFonts w:hint="default"/>
       </w:rPr>
     </w:lvl>
-    <w:lvl w:ilvl="8">
+    <w:lvl w:ilvl="8" w:tentative="0">
       <w:start w:val="1"/>
       <w:numFmt w:val="decimal"/>
-      <w:pStyle w:val="Heading9"/>
+      <w:pStyle w:val="10"/>
       <w:lvlText w:val="%1.%2.%3.%4.%5.%6.%7.%8.%9."/>
       <w:lvlJc w:val="left"/>
       <w:pPr>
@@ -12933,7 +13117,7 @@
     <w:nsid w:val="9965BD6B"/>
     <w:multiLevelType w:val="singleLevel"/>
     <w:tmpl w:val="9965BD6B"/>
-    <w:lvl w:ilvl="0">
+    <w:lvl w:ilvl="0" w:tentative="0">
       <w:start w:val="1"/>
       <w:numFmt w:val="decimal"/>
       <w:lvlText w:val="%1."/>
@@ -12950,7 +13134,7 @@
     <w:nsid w:val="B0D78DF4"/>
     <w:multiLevelType w:val="singleLevel"/>
     <w:tmpl w:val="B0D78DF4"/>
-    <w:lvl w:ilvl="0">
+    <w:lvl w:ilvl="0" w:tentative="0">
       <w:start w:val="1"/>
       <w:numFmt w:val="decimal"/>
       <w:lvlText w:val="%1."/>
@@ -12967,7 +13151,7 @@
     <w:nsid w:val="B5EB78FB"/>
     <w:multiLevelType w:val="singleLevel"/>
     <w:tmpl w:val="B5EB78FB"/>
-    <w:lvl w:ilvl="0">
+    <w:lvl w:ilvl="0" w:tentative="0">
       <w:start w:val="1"/>
       <w:numFmt w:val="decimal"/>
       <w:lvlText w:val="%1."/>
@@ -12984,7 +13168,7 @@
     <w:nsid w:val="C23824D6"/>
     <w:multiLevelType w:val="singleLevel"/>
     <w:tmpl w:val="C23824D6"/>
-    <w:lvl w:ilvl="0">
+    <w:lvl w:ilvl="0" w:tentative="0">
       <w:start w:val="1"/>
       <w:numFmt w:val="decimal"/>
       <w:lvlText w:val="%1."/>
@@ -13001,7 +13185,7 @@
     <w:nsid w:val="CA140C16"/>
     <w:multiLevelType w:val="singleLevel"/>
     <w:tmpl w:val="CA140C16"/>
-    <w:lvl w:ilvl="0">
+    <w:lvl w:ilvl="0" w:tentative="0">
       <w:start w:val="1"/>
       <w:numFmt w:val="decimal"/>
       <w:lvlText w:val="%1."/>
@@ -13018,7 +13202,7 @@
     <w:nsid w:val="E08AA97F"/>
     <w:multiLevelType w:val="singleLevel"/>
     <w:tmpl w:val="E08AA97F"/>
-    <w:lvl w:ilvl="0">
+    <w:lvl w:ilvl="0" w:tentative="0">
       <w:start w:val="1"/>
       <w:numFmt w:val="decimal"/>
       <w:lvlText w:val="%1."/>
@@ -13035,7 +13219,7 @@
     <w:nsid w:val="FB80F19B"/>
     <w:multiLevelType w:val="singleLevel"/>
     <w:tmpl w:val="FB80F19B"/>
-    <w:lvl w:ilvl="0">
+    <w:lvl w:ilvl="0" w:tentative="0">
       <w:start w:val="1"/>
       <w:numFmt w:val="decimal"/>
       <w:lvlText w:val="%1."/>
@@ -13052,7 +13236,7 @@
     <w:nsid w:val="FC67454D"/>
     <w:multiLevelType w:val="singleLevel"/>
     <w:tmpl w:val="FC67454D"/>
-    <w:lvl w:ilvl="0">
+    <w:lvl w:ilvl="0" w:tentative="0">
       <w:start w:val="1"/>
       <w:numFmt w:val="decimal"/>
       <w:lvlText w:val="%1."/>
@@ -13069,7 +13253,7 @@
     <w:nsid w:val="2B6359F4"/>
     <w:multiLevelType w:val="singleLevel"/>
     <w:tmpl w:val="2B6359F4"/>
-    <w:lvl w:ilvl="0">
+    <w:lvl w:ilvl="0" w:tentative="0">
       <w:start w:val="1"/>
       <w:numFmt w:val="decimal"/>
       <w:lvlText w:val="%1."/>
@@ -13086,7 +13270,7 @@
     <w:nsid w:val="337E2742"/>
     <w:multiLevelType w:val="singleLevel"/>
     <w:tmpl w:val="337E2742"/>
-    <w:lvl w:ilvl="0">
+    <w:lvl w:ilvl="0" w:tentative="0">
       <w:start w:val="1"/>
       <w:numFmt w:val="decimal"/>
       <w:lvlText w:val="%1."/>
@@ -13103,7 +13287,7 @@
     <w:nsid w:val="466DD5E4"/>
     <w:multiLevelType w:val="singleLevel"/>
     <w:tmpl w:val="466DD5E4"/>
-    <w:lvl w:ilvl="0">
+    <w:lvl w:ilvl="0" w:tentative="0">
       <w:start w:val="1"/>
       <w:numFmt w:val="decimal"/>
       <w:lvlText w:val="%1."/>
@@ -13120,7 +13304,7 @@
     <w:nsid w:val="58F13BBA"/>
     <w:multiLevelType w:val="singleLevel"/>
     <w:tmpl w:val="58F13BBA"/>
-    <w:lvl w:ilvl="0">
+    <w:lvl w:ilvl="0" w:tentative="0">
       <w:start w:val="1"/>
       <w:numFmt w:val="decimal"/>
       <w:lvlText w:val="%1."/>
@@ -13176,267 +13360,269 @@
 </file>
 
 <file path=word/styles.xml><?xml version="1.0" encoding="utf-8"?>
-<w:styles xmlns:mc="http://schemas.openxmlformats.org/markup-compatibility/2006" xmlns:r="http://schemas.openxmlformats.org/officeDocument/2006/relationships" xmlns:w="http://schemas.openxmlformats.org/wordprocessingml/2006/main" xmlns:w14="http://schemas.microsoft.com/office/word/2010/wordml" xmlns:w15="http://schemas.microsoft.com/office/word/2012/wordml" mc:Ignorable="w14 w15">
+<w:styles xmlns:mc="http://schemas.openxmlformats.org/markup-compatibility/2006" xmlns:o="urn:schemas-microsoft-com:office:office" xmlns:r="http://schemas.openxmlformats.org/officeDocument/2006/relationships" xmlns:m="http://schemas.openxmlformats.org/officeDocument/2006/math" xmlns:v="urn:schemas-microsoft-com:vml" xmlns:w="http://schemas.openxmlformats.org/wordprocessingml/2006/main" xmlns:w14="http://schemas.microsoft.com/office/word/2010/wordml" xmlns:w10="urn:schemas-microsoft-com:office:word" xmlns:sl="http://schemas.openxmlformats.org/schemaLibrary/2006/main" xmlns:wpsCustomData="http://www.wps.cn/officeDocument/2013/wpsCustomData" mc:Ignorable="w14">
   <w:docDefaults>
     <w:rPrDefault>
       <w:rPr>
-        <w:rFonts w:ascii="Times New Roman" w:eastAsia="宋体" w:hAnsi="Times New Roman" w:cs="Times New Roman"/>
+        <w:rFonts w:ascii="Times New Roman" w:hAnsi="Times New Roman" w:eastAsia="宋体" w:cs="Times New Roman"/>
       </w:rPr>
     </w:rPrDefault>
     <w:pPrDefault/>
   </w:docDefaults>
-  <w:latentStyles w:defLockedState="0" w:defUIPriority="99" w:defSemiHidden="1" w:defUnhideWhenUsed="1" w:defQFormat="0" w:count="260">
-    <w:lsdException w:name="Normal" w:semiHidden="0" w:uiPriority="0" w:unhideWhenUsed="0" w:qFormat="1"/>
-    <w:lsdException w:name="heading 1" w:semiHidden="0" w:uiPriority="0" w:unhideWhenUsed="0" w:qFormat="1"/>
-    <w:lsdException w:name="heading 2" w:semiHidden="0" w:uiPriority="0" w:qFormat="1"/>
-    <w:lsdException w:name="heading 3" w:uiPriority="0" w:qFormat="1"/>
-    <w:lsdException w:name="heading 4" w:semiHidden="0" w:uiPriority="0" w:qFormat="1"/>
-    <w:lsdException w:name="heading 5" w:uiPriority="0" w:qFormat="1"/>
-    <w:lsdException w:name="heading 6" w:uiPriority="0" w:qFormat="1"/>
-    <w:lsdException w:name="heading 7" w:uiPriority="0" w:qFormat="1"/>
-    <w:lsdException w:name="heading 8" w:uiPriority="0" w:qFormat="1"/>
-    <w:lsdException w:name="heading 9" w:uiPriority="0" w:qFormat="1"/>
-    <w:lsdException w:name="index 1" w:semiHidden="0" w:uiPriority="0" w:unhideWhenUsed="0"/>
-    <w:lsdException w:name="index 2" w:semiHidden="0" w:uiPriority="0" w:unhideWhenUsed="0"/>
-    <w:lsdException w:name="index 3" w:semiHidden="0" w:uiPriority="0" w:unhideWhenUsed="0"/>
-    <w:lsdException w:name="index 4" w:semiHidden="0" w:uiPriority="0" w:unhideWhenUsed="0"/>
-    <w:lsdException w:name="index 5" w:semiHidden="0" w:uiPriority="0" w:unhideWhenUsed="0"/>
-    <w:lsdException w:name="index 6" w:semiHidden="0" w:uiPriority="0" w:unhideWhenUsed="0"/>
-    <w:lsdException w:name="index 7" w:semiHidden="0" w:uiPriority="0" w:unhideWhenUsed="0"/>
-    <w:lsdException w:name="index 8" w:semiHidden="0" w:uiPriority="0" w:unhideWhenUsed="0"/>
-    <w:lsdException w:name="index 9" w:semiHidden="0" w:uiPriority="0" w:unhideWhenUsed="0"/>
-    <w:lsdException w:name="toc 1" w:semiHidden="0" w:uiPriority="0" w:unhideWhenUsed="0" w:qFormat="1"/>
-    <w:lsdException w:name="toc 2" w:semiHidden="0" w:uiPriority="0" w:unhideWhenUsed="0" w:qFormat="1"/>
-    <w:lsdException w:name="toc 3" w:semiHidden="0" w:uiPriority="0" w:unhideWhenUsed="0" w:qFormat="1"/>
-    <w:lsdException w:name="toc 4" w:semiHidden="0" w:uiPriority="0" w:unhideWhenUsed="0"/>
-    <w:lsdException w:name="toc 5" w:semiHidden="0" w:uiPriority="0" w:unhideWhenUsed="0"/>
-    <w:lsdException w:name="toc 6" w:semiHidden="0" w:uiPriority="0" w:unhideWhenUsed="0"/>
-    <w:lsdException w:name="toc 7" w:semiHidden="0" w:uiPriority="0" w:unhideWhenUsed="0"/>
-    <w:lsdException w:name="toc 8" w:semiHidden="0" w:uiPriority="0" w:unhideWhenUsed="0"/>
-    <w:lsdException w:name="toc 9" w:semiHidden="0" w:uiPriority="0" w:unhideWhenUsed="0"/>
-    <w:lsdException w:name="Normal Indent" w:semiHidden="0" w:uiPriority="0" w:unhideWhenUsed="0"/>
-    <w:lsdException w:name="footnote text" w:semiHidden="0" w:uiPriority="0" w:unhideWhenUsed="0"/>
-    <w:lsdException w:name="annotation text" w:semiHidden="0" w:uiPriority="0" w:unhideWhenUsed="0" w:qFormat="1"/>
-    <w:lsdException w:name="header" w:semiHidden="0" w:uiPriority="0" w:unhideWhenUsed="0" w:qFormat="1"/>
-    <w:lsdException w:name="footer" w:semiHidden="0" w:uiPriority="0" w:unhideWhenUsed="0" w:qFormat="1"/>
-    <w:lsdException w:name="index heading" w:semiHidden="0" w:uiPriority="0" w:unhideWhenUsed="0"/>
-    <w:lsdException w:name="caption" w:uiPriority="0" w:qFormat="1"/>
-    <w:lsdException w:name="table of figures" w:semiHidden="0" w:uiPriority="0" w:unhideWhenUsed="0" w:qFormat="1"/>
-    <w:lsdException w:name="envelope address" w:semiHidden="0" w:uiPriority="0" w:unhideWhenUsed="0"/>
-    <w:lsdException w:name="envelope return" w:semiHidden="0" w:uiPriority="0" w:unhideWhenUsed="0"/>
-    <w:lsdException w:name="footnote reference" w:semiHidden="0" w:uiPriority="0" w:unhideWhenUsed="0"/>
-    <w:lsdException w:name="annotation reference" w:semiHidden="0" w:uiPriority="0" w:unhideWhenUsed="0"/>
-    <w:lsdException w:name="line number" w:semiHidden="0" w:uiPriority="0" w:unhideWhenUsed="0"/>
-    <w:lsdException w:name="page number" w:semiHidden="0" w:uiPriority="0" w:unhideWhenUsed="0"/>
-    <w:lsdException w:name="endnote reference" w:semiHidden="0" w:uiPriority="0" w:unhideWhenUsed="0"/>
-    <w:lsdException w:name="endnote text" w:semiHidden="0" w:uiPriority="0" w:unhideWhenUsed="0"/>
-    <w:lsdException w:name="table of authorities" w:semiHidden="0" w:uiPriority="0" w:unhideWhenUsed="0"/>
-    <w:lsdException w:name="macro" w:semiHidden="0" w:uiPriority="0" w:unhideWhenUsed="0"/>
-    <w:lsdException w:name="toa heading" w:semiHidden="0" w:uiPriority="0" w:unhideWhenUsed="0"/>
-    <w:lsdException w:name="List" w:semiHidden="0" w:uiPriority="0" w:unhideWhenUsed="0"/>
-    <w:lsdException w:name="List Bullet" w:semiHidden="0" w:uiPriority="0" w:unhideWhenUsed="0"/>
-    <w:lsdException w:name="List Number" w:semiHidden="0" w:uiPriority="0" w:unhideWhenUsed="0"/>
-    <w:lsdException w:name="List 2" w:semiHidden="0" w:uiPriority="0" w:unhideWhenUsed="0"/>
-    <w:lsdException w:name="List 3" w:semiHidden="0" w:uiPriority="0" w:unhideWhenUsed="0"/>
-    <w:lsdException w:name="List 4" w:semiHidden="0" w:uiPriority="0" w:unhideWhenUsed="0"/>
-    <w:lsdException w:name="List 5" w:semiHidden="0" w:uiPriority="0" w:unhideWhenUsed="0"/>
-    <w:lsdException w:name="List Bullet 2" w:semiHidden="0" w:uiPriority="0" w:unhideWhenUsed="0"/>
-    <w:lsdException w:name="List Bullet 3" w:semiHidden="0" w:uiPriority="0" w:unhideWhenUsed="0"/>
-    <w:lsdException w:name="List Bullet 4" w:semiHidden="0" w:uiPriority="0" w:unhideWhenUsed="0"/>
-    <w:lsdException w:name="List Bullet 5" w:semiHidden="0" w:uiPriority="0" w:unhideWhenUsed="0"/>
-    <w:lsdException w:name="List Number 2" w:semiHidden="0" w:uiPriority="0" w:unhideWhenUsed="0"/>
-    <w:lsdException w:name="List Number 3" w:semiHidden="0" w:uiPriority="0" w:unhideWhenUsed="0"/>
-    <w:lsdException w:name="List Number 4" w:semiHidden="0" w:uiPriority="0" w:unhideWhenUsed="0"/>
-    <w:lsdException w:name="List Number 5" w:semiHidden="0" w:uiPriority="0" w:unhideWhenUsed="0"/>
-    <w:lsdException w:name="Title" w:semiHidden="0" w:uiPriority="0" w:unhideWhenUsed="0" w:qFormat="1"/>
-    <w:lsdException w:name="Closing" w:semiHidden="0" w:uiPriority="0" w:unhideWhenUsed="0"/>
-    <w:lsdException w:name="Signature" w:semiHidden="0" w:uiPriority="0" w:unhideWhenUsed="0"/>
-    <w:lsdException w:name="Default Paragraph Font" w:uiPriority="0" w:unhideWhenUsed="0" w:qFormat="1"/>
-    <w:lsdException w:name="Body Text" w:uiPriority="0" w:unhideWhenUsed="0" w:qFormat="1"/>
-    <w:lsdException w:name="Body Text Indent" w:semiHidden="0" w:uiPriority="0" w:unhideWhenUsed="0"/>
-    <w:lsdException w:name="List Continue" w:semiHidden="0" w:uiPriority="0" w:unhideWhenUsed="0"/>
-    <w:lsdException w:name="List Continue 2" w:semiHidden="0" w:uiPriority="0" w:unhideWhenUsed="0"/>
-    <w:lsdException w:name="List Continue 3" w:semiHidden="0" w:uiPriority="0" w:unhideWhenUsed="0"/>
-    <w:lsdException w:name="List Continue 4" w:semiHidden="0" w:uiPriority="0" w:unhideWhenUsed="0"/>
-    <w:lsdException w:name="List Continue 5" w:semiHidden="0" w:uiPriority="0" w:unhideWhenUsed="0"/>
-    <w:lsdException w:name="Message Header" w:semiHidden="0" w:uiPriority="0" w:unhideWhenUsed="0"/>
-    <w:lsdException w:name="Subtitle" w:semiHidden="0" w:uiPriority="0" w:unhideWhenUsed="0" w:qFormat="1"/>
-    <w:lsdException w:name="Salutation" w:semiHidden="0" w:uiPriority="0" w:unhideWhenUsed="0"/>
-    <w:lsdException w:name="Date" w:semiHidden="0" w:uiPriority="0" w:unhideWhenUsed="0"/>
-    <w:lsdException w:name="Body Text First Indent" w:semiHidden="0" w:uiPriority="0" w:unhideWhenUsed="0"/>
-    <w:lsdException w:name="Body Text First Indent 2" w:semiHidden="0" w:uiPriority="0" w:unhideWhenUsed="0"/>
-    <w:lsdException w:name="Body Text 2" w:semiHidden="0" w:uiPriority="0" w:unhideWhenUsed="0"/>
-    <w:lsdException w:name="Body Text 3" w:semiHidden="0" w:uiPriority="0" w:unhideWhenUsed="0"/>
-    <w:lsdException w:name="Body Text Indent 2" w:semiHidden="0" w:uiPriority="0" w:unhideWhenUsed="0"/>
-    <w:lsdException w:name="Body Text Indent 3" w:semiHidden="0" w:uiPriority="0" w:unhideWhenUsed="0"/>
-    <w:lsdException w:name="Block Text" w:semiHidden="0" w:uiPriority="0" w:unhideWhenUsed="0"/>
-    <w:lsdException w:name="Hyperlink" w:semiHidden="0" w:uiPriority="0" w:unhideWhenUsed="0"/>
-    <w:lsdException w:name="FollowedHyperlink" w:semiHidden="0" w:uiPriority="0" w:unhideWhenUsed="0"/>
-    <w:lsdException w:name="Strong" w:semiHidden="0" w:uiPriority="0" w:unhideWhenUsed="0" w:qFormat="1"/>
-    <w:lsdException w:name="Emphasis" w:semiHidden="0" w:uiPriority="0" w:unhideWhenUsed="0" w:qFormat="1"/>
-    <w:lsdException w:name="Document Map" w:semiHidden="0" w:uiPriority="0" w:unhideWhenUsed="0"/>
-    <w:lsdException w:name="Plain Text" w:semiHidden="0" w:uiPriority="0" w:unhideWhenUsed="0"/>
-    <w:lsdException w:name="E-mail Signature" w:semiHidden="0" w:uiPriority="0" w:unhideWhenUsed="0"/>
-    <w:lsdException w:name="Normal (Web)" w:semiHidden="0" w:uiPriority="0" w:unhideWhenUsed="0" w:qFormat="1"/>
-    <w:lsdException w:name="HTML Acronym" w:semiHidden="0" w:uiPriority="0" w:unhideWhenUsed="0"/>
-    <w:lsdException w:name="HTML Address" w:semiHidden="0" w:uiPriority="0" w:unhideWhenUsed="0"/>
-    <w:lsdException w:name="HTML Cite" w:semiHidden="0" w:uiPriority="0" w:unhideWhenUsed="0"/>
-    <w:lsdException w:name="HTML Code" w:semiHidden="0" w:uiPriority="0" w:unhideWhenUsed="0"/>
-    <w:lsdException w:name="HTML Definition" w:semiHidden="0" w:uiPriority="0" w:unhideWhenUsed="0"/>
-    <w:lsdException w:name="HTML Keyboard" w:semiHidden="0" w:uiPriority="0" w:unhideWhenUsed="0"/>
-    <w:lsdException w:name="HTML Preformatted" w:semiHidden="0" w:uiPriority="0" w:unhideWhenUsed="0" w:qFormat="1"/>
-    <w:lsdException w:name="HTML Sample" w:semiHidden="0" w:uiPriority="0" w:unhideWhenUsed="0"/>
-    <w:lsdException w:name="HTML Typewriter" w:semiHidden="0" w:uiPriority="0" w:unhideWhenUsed="0"/>
-    <w:lsdException w:name="HTML Variable" w:semiHidden="0" w:uiPriority="0" w:unhideWhenUsed="0"/>
-    <w:lsdException w:name="Normal Table" w:uiPriority="0" w:unhideWhenUsed="0" w:qFormat="1"/>
-    <w:lsdException w:name="annotation subject" w:semiHidden="0" w:uiPriority="0" w:unhideWhenUsed="0"/>
-    <w:lsdException w:name="Table Simple 1" w:semiHidden="0" w:uiPriority="0" w:unhideWhenUsed="0"/>
-    <w:lsdException w:name="Table Simple 2" w:semiHidden="0" w:uiPriority="0" w:unhideWhenUsed="0"/>
-    <w:lsdException w:name="Table Simple 3" w:semiHidden="0" w:uiPriority="0" w:unhideWhenUsed="0"/>
-    <w:lsdException w:name="Table Classic 1" w:semiHidden="0" w:uiPriority="0" w:unhideWhenUsed="0"/>
-    <w:lsdException w:name="Table Classic 2" w:semiHidden="0" w:uiPriority="0" w:unhideWhenUsed="0"/>
-    <w:lsdException w:name="Table Classic 3" w:semiHidden="0" w:uiPriority="0" w:unhideWhenUsed="0"/>
-    <w:lsdException w:name="Table Classic 4" w:semiHidden="0" w:uiPriority="0" w:unhideWhenUsed="0"/>
-    <w:lsdException w:name="Table Colorful 1" w:semiHidden="0" w:uiPriority="0" w:unhideWhenUsed="0"/>
-    <w:lsdException w:name="Table Colorful 2" w:semiHidden="0" w:uiPriority="0" w:unhideWhenUsed="0"/>
-    <w:lsdException w:name="Table Colorful 3" w:semiHidden="0" w:uiPriority="0" w:unhideWhenUsed="0"/>
-    <w:lsdException w:name="Table Columns 1" w:semiHidden="0" w:uiPriority="0" w:unhideWhenUsed="0"/>
-    <w:lsdException w:name="Table Columns 2" w:semiHidden="0" w:uiPriority="0" w:unhideWhenUsed="0"/>
-    <w:lsdException w:name="Table Columns 3" w:semiHidden="0" w:uiPriority="0" w:unhideWhenUsed="0"/>
-    <w:lsdException w:name="Table Columns 4" w:semiHidden="0" w:uiPriority="0" w:unhideWhenUsed="0"/>
-    <w:lsdException w:name="Table Columns 5" w:semiHidden="0" w:uiPriority="0" w:unhideWhenUsed="0"/>
-    <w:lsdException w:name="Table Grid 1" w:semiHidden="0" w:uiPriority="0" w:unhideWhenUsed="0"/>
-    <w:lsdException w:name="Table Grid 2" w:semiHidden="0" w:uiPriority="0" w:unhideWhenUsed="0"/>
-    <w:lsdException w:name="Table Grid 3" w:semiHidden="0" w:uiPriority="0" w:unhideWhenUsed="0"/>
-    <w:lsdException w:name="Table Grid 4" w:semiHidden="0" w:uiPriority="0" w:unhideWhenUsed="0"/>
-    <w:lsdException w:name="Table Grid 5" w:semiHidden="0" w:uiPriority="0" w:unhideWhenUsed="0"/>
-    <w:lsdException w:name="Table Grid 6" w:semiHidden="0" w:uiPriority="0" w:unhideWhenUsed="0"/>
-    <w:lsdException w:name="Table Grid 7" w:semiHidden="0" w:uiPriority="0" w:unhideWhenUsed="0"/>
-    <w:lsdException w:name="Table Grid 8" w:semiHidden="0" w:uiPriority="0" w:unhideWhenUsed="0"/>
-    <w:lsdException w:name="Table List 1" w:semiHidden="0" w:uiPriority="0" w:unhideWhenUsed="0"/>
-    <w:lsdException w:name="Table List 2" w:semiHidden="0" w:uiPriority="0" w:unhideWhenUsed="0"/>
-    <w:lsdException w:name="Table List 3" w:semiHidden="0" w:uiPriority="0" w:unhideWhenUsed="0"/>
-    <w:lsdException w:name="Table List 4" w:semiHidden="0" w:uiPriority="0" w:unhideWhenUsed="0"/>
-    <w:lsdException w:name="Table List 5" w:semiHidden="0" w:uiPriority="0" w:unhideWhenUsed="0"/>
-    <w:lsdException w:name="Table List 6" w:semiHidden="0" w:uiPriority="0" w:unhideWhenUsed="0"/>
-    <w:lsdException w:name="Table List 7" w:semiHidden="0" w:uiPriority="0" w:unhideWhenUsed="0"/>
-    <w:lsdException w:name="Table List 8" w:semiHidden="0" w:uiPriority="0" w:unhideWhenUsed="0"/>
-    <w:lsdException w:name="Table 3D effects 1" w:semiHidden="0" w:uiPriority="0" w:unhideWhenUsed="0"/>
-    <w:lsdException w:name="Table 3D effects 2" w:semiHidden="0" w:uiPriority="0" w:unhideWhenUsed="0"/>
-    <w:lsdException w:name="Table 3D effects 3" w:semiHidden="0" w:uiPriority="0" w:unhideWhenUsed="0"/>
-    <w:lsdException w:name="Table Contemporary" w:semiHidden="0" w:uiPriority="0" w:unhideWhenUsed="0"/>
-    <w:lsdException w:name="Table Elegant" w:semiHidden="0" w:uiPriority="0" w:unhideWhenUsed="0"/>
-    <w:lsdException w:name="Table Professional" w:semiHidden="0" w:uiPriority="0" w:unhideWhenUsed="0"/>
-    <w:lsdException w:name="Table Subtle 1" w:semiHidden="0" w:uiPriority="0" w:unhideWhenUsed="0"/>
-    <w:lsdException w:name="Table Subtle 2" w:semiHidden="0" w:uiPriority="0" w:unhideWhenUsed="0"/>
-    <w:lsdException w:name="Table Web 1" w:semiHidden="0" w:uiPriority="0" w:unhideWhenUsed="0"/>
-    <w:lsdException w:name="Table Web 2" w:semiHidden="0" w:uiPriority="0" w:unhideWhenUsed="0"/>
-    <w:lsdException w:name="Table Web 3" w:semiHidden="0" w:uiPriority="0" w:unhideWhenUsed="0"/>
-    <w:lsdException w:name="Balloon Text" w:semiHidden="0" w:uiPriority="0" w:unhideWhenUsed="0"/>
-    <w:lsdException w:name="Table Grid" w:semiHidden="0" w:uiPriority="0" w:unhideWhenUsed="0" w:qFormat="1"/>
-    <w:lsdException w:name="Table Theme" w:semiHidden="0" w:uiPriority="0" w:unhideWhenUsed="0"/>
-    <w:lsdException w:name="Light Shading" w:semiHidden="0" w:uiPriority="60" w:unhideWhenUsed="0"/>
-    <w:lsdException w:name="Light List" w:semiHidden="0" w:uiPriority="61" w:unhideWhenUsed="0"/>
-    <w:lsdException w:name="Light Grid" w:semiHidden="0" w:uiPriority="62" w:unhideWhenUsed="0"/>
-    <w:lsdException w:name="Medium Shading 1" w:semiHidden="0" w:uiPriority="63" w:unhideWhenUsed="0"/>
-    <w:lsdException w:name="Medium Shading 2" w:semiHidden="0" w:uiPriority="64" w:unhideWhenUsed="0"/>
-    <w:lsdException w:name="Medium List 1" w:semiHidden="0" w:uiPriority="65" w:unhideWhenUsed="0"/>
-    <w:lsdException w:name="Medium List 2" w:semiHidden="0" w:uiPriority="66" w:unhideWhenUsed="0"/>
-    <w:lsdException w:name="Medium Grid 1" w:semiHidden="0" w:uiPriority="67" w:unhideWhenUsed="0"/>
-    <w:lsdException w:name="Medium Grid 2" w:semiHidden="0" w:uiPriority="68" w:unhideWhenUsed="0"/>
-    <w:lsdException w:name="Medium Grid 3" w:semiHidden="0" w:uiPriority="69" w:unhideWhenUsed="0"/>
-    <w:lsdException w:name="Dark List" w:semiHidden="0" w:uiPriority="70" w:unhideWhenUsed="0"/>
-    <w:lsdException w:name="Colorful Shading" w:semiHidden="0" w:uiPriority="71" w:unhideWhenUsed="0"/>
-    <w:lsdException w:name="Colorful List" w:semiHidden="0" w:uiPriority="72" w:unhideWhenUsed="0"/>
-    <w:lsdException w:name="Colorful Grid" w:semiHidden="0" w:uiPriority="73" w:unhideWhenUsed="0"/>
-    <w:lsdException w:name="Light Shading Accent 1" w:semiHidden="0" w:uiPriority="60" w:unhideWhenUsed="0"/>
-    <w:lsdException w:name="Light List Accent 1" w:semiHidden="0" w:uiPriority="61" w:unhideWhenUsed="0"/>
-    <w:lsdException w:name="Light Grid Accent 1" w:semiHidden="0" w:uiPriority="62" w:unhideWhenUsed="0"/>
-    <w:lsdException w:name="Medium Shading 1 Accent 1" w:semiHidden="0" w:uiPriority="63" w:unhideWhenUsed="0"/>
-    <w:lsdException w:name="Medium Shading 2 Accent 1" w:semiHidden="0" w:uiPriority="64" w:unhideWhenUsed="0"/>
-    <w:lsdException w:name="Medium List 1 Accent 1" w:semiHidden="0" w:uiPriority="65" w:unhideWhenUsed="0"/>
-    <w:lsdException w:name="Medium List 2 Accent 1" w:semiHidden="0" w:uiPriority="66" w:unhideWhenUsed="0"/>
-    <w:lsdException w:name="Medium Grid 1 Accent 1" w:semiHidden="0" w:uiPriority="67" w:unhideWhenUsed="0"/>
-    <w:lsdException w:name="Medium Grid 2 Accent 1" w:semiHidden="0" w:uiPriority="68" w:unhideWhenUsed="0"/>
-    <w:lsdException w:name="Medium Grid 3 Accent 1" w:semiHidden="0" w:uiPriority="69" w:unhideWhenUsed="0"/>
-    <w:lsdException w:name="Dark List Accent 1" w:semiHidden="0" w:uiPriority="70" w:unhideWhenUsed="0"/>
-    <w:lsdException w:name="Colorful Shading Accent 1" w:semiHidden="0" w:uiPriority="71" w:unhideWhenUsed="0"/>
-    <w:lsdException w:name="Colorful List Accent 1" w:semiHidden="0" w:uiPriority="72" w:unhideWhenUsed="0"/>
-    <w:lsdException w:name="Colorful Grid Accent 1" w:semiHidden="0" w:uiPriority="73" w:unhideWhenUsed="0"/>
-    <w:lsdException w:name="Light Shading Accent 2" w:semiHidden="0" w:uiPriority="60" w:unhideWhenUsed="0"/>
-    <w:lsdException w:name="Light List Accent 2" w:semiHidden="0" w:uiPriority="61" w:unhideWhenUsed="0"/>
-    <w:lsdException w:name="Light Grid Accent 2" w:semiHidden="0" w:uiPriority="62" w:unhideWhenUsed="0"/>
-    <w:lsdException w:name="Medium Shading 1 Accent 2" w:semiHidden="0" w:uiPriority="63" w:unhideWhenUsed="0"/>
-    <w:lsdException w:name="Medium Shading 2 Accent 2" w:semiHidden="0" w:uiPriority="64" w:unhideWhenUsed="0"/>
-    <w:lsdException w:name="Medium List 1 Accent 2" w:semiHidden="0" w:uiPriority="65" w:unhideWhenUsed="0"/>
-    <w:lsdException w:name="Medium List 2 Accent 2" w:semiHidden="0" w:uiPriority="66" w:unhideWhenUsed="0"/>
-    <w:lsdException w:name="Medium Grid 1 Accent 2" w:semiHidden="0" w:uiPriority="67" w:unhideWhenUsed="0"/>
-    <w:lsdException w:name="Medium Grid 2 Accent 2" w:semiHidden="0" w:uiPriority="68" w:unhideWhenUsed="0"/>
-    <w:lsdException w:name="Medium Grid 3 Accent 2" w:semiHidden="0" w:uiPriority="69" w:unhideWhenUsed="0"/>
-    <w:lsdException w:name="Dark List Accent 2" w:semiHidden="0" w:uiPriority="70" w:unhideWhenUsed="0"/>
-    <w:lsdException w:name="Colorful Shading Accent 2" w:semiHidden="0" w:uiPriority="71" w:unhideWhenUsed="0"/>
-    <w:lsdException w:name="Colorful List Accent 2" w:semiHidden="0" w:uiPriority="72" w:unhideWhenUsed="0"/>
-    <w:lsdException w:name="Colorful Grid Accent 2" w:semiHidden="0" w:uiPriority="73" w:unhideWhenUsed="0"/>
-    <w:lsdException w:name="Light Shading Accent 3" w:semiHidden="0" w:uiPriority="60" w:unhideWhenUsed="0"/>
-    <w:lsdException w:name="Light List Accent 3" w:semiHidden="0" w:uiPriority="61" w:unhideWhenUsed="0"/>
-    <w:lsdException w:name="Light Grid Accent 3" w:semiHidden="0" w:uiPriority="62" w:unhideWhenUsed="0"/>
-    <w:lsdException w:name="Medium Shading 1 Accent 3" w:semiHidden="0" w:uiPriority="63" w:unhideWhenUsed="0"/>
-    <w:lsdException w:name="Medium Shading 2 Accent 3" w:semiHidden="0" w:uiPriority="64" w:unhideWhenUsed="0"/>
-    <w:lsdException w:name="Medium List 1 Accent 3" w:semiHidden="0" w:uiPriority="65" w:unhideWhenUsed="0"/>
-    <w:lsdException w:name="Medium List 2 Accent 3" w:semiHidden="0" w:uiPriority="66" w:unhideWhenUsed="0"/>
-    <w:lsdException w:name="Medium Grid 1 Accent 3" w:semiHidden="0" w:uiPriority="67" w:unhideWhenUsed="0"/>
-    <w:lsdException w:name="Medium Grid 2 Accent 3" w:semiHidden="0" w:uiPriority="68" w:unhideWhenUsed="0"/>
-    <w:lsdException w:name="Medium Grid 3 Accent 3" w:semiHidden="0" w:uiPriority="69" w:unhideWhenUsed="0"/>
-    <w:lsdException w:name="Dark List Accent 3" w:semiHidden="0" w:uiPriority="70" w:unhideWhenUsed="0"/>
-    <w:lsdException w:name="Colorful Shading Accent 3" w:semiHidden="0" w:uiPriority="71" w:unhideWhenUsed="0"/>
-    <w:lsdException w:name="Colorful List Accent 3" w:semiHidden="0" w:uiPriority="72" w:unhideWhenUsed="0"/>
-    <w:lsdException w:name="Colorful Grid Accent 3" w:semiHidden="0" w:uiPriority="73" w:unhideWhenUsed="0"/>
-    <w:lsdException w:name="Light Shading Accent 4" w:semiHidden="0" w:uiPriority="60" w:unhideWhenUsed="0"/>
-    <w:lsdException w:name="Light List Accent 4" w:semiHidden="0" w:uiPriority="61" w:unhideWhenUsed="0"/>
-    <w:lsdException w:name="Light Grid Accent 4" w:semiHidden="0" w:uiPriority="62" w:unhideWhenUsed="0"/>
-    <w:lsdException w:name="Medium Shading 1 Accent 4" w:semiHidden="0" w:uiPriority="63" w:unhideWhenUsed="0"/>
-    <w:lsdException w:name="Medium Shading 2 Accent 4" w:semiHidden="0" w:uiPriority="64" w:unhideWhenUsed="0"/>
-    <w:lsdException w:name="Medium List 1 Accent 4" w:semiHidden="0" w:uiPriority="65" w:unhideWhenUsed="0"/>
-    <w:lsdException w:name="Medium List 2 Accent 4" w:semiHidden="0" w:uiPriority="66" w:unhideWhenUsed="0"/>
-    <w:lsdException w:name="Medium Grid 1 Accent 4" w:semiHidden="0" w:uiPriority="67" w:unhideWhenUsed="0"/>
-    <w:lsdException w:name="Medium Grid 2 Accent 4" w:semiHidden="0" w:uiPriority="68" w:unhideWhenUsed="0"/>
-    <w:lsdException w:name="Medium Grid 3 Accent 4" w:semiHidden="0" w:uiPriority="69" w:unhideWhenUsed="0"/>
-    <w:lsdException w:name="Dark List Accent 4" w:semiHidden="0" w:uiPriority="70" w:unhideWhenUsed="0"/>
-    <w:lsdException w:name="Colorful Shading Accent 4" w:semiHidden="0" w:uiPriority="71" w:unhideWhenUsed="0"/>
-    <w:lsdException w:name="Colorful List Accent 4" w:semiHidden="0" w:uiPriority="72" w:unhideWhenUsed="0"/>
-    <w:lsdException w:name="Colorful Grid Accent 4" w:semiHidden="0" w:uiPriority="73" w:unhideWhenUsed="0"/>
-    <w:lsdException w:name="Light Shading Accent 5" w:semiHidden="0" w:uiPriority="60" w:unhideWhenUsed="0"/>
-    <w:lsdException w:name="Light List Accent 5" w:semiHidden="0" w:uiPriority="61" w:unhideWhenUsed="0"/>
-    <w:lsdException w:name="Light Grid Accent 5" w:semiHidden="0" w:uiPriority="62" w:unhideWhenUsed="0"/>
-    <w:lsdException w:name="Medium Shading 1 Accent 5" w:semiHidden="0" w:uiPriority="63" w:unhideWhenUsed="0"/>
-    <w:lsdException w:name="Medium Shading 2 Accent 5" w:semiHidden="0" w:uiPriority="64" w:unhideWhenUsed="0"/>
-    <w:lsdException w:name="Medium List 1 Accent 5" w:semiHidden="0" w:uiPriority="65" w:unhideWhenUsed="0"/>
-    <w:lsdException w:name="Medium List 2 Accent 5" w:semiHidden="0" w:uiPriority="66" w:unhideWhenUsed="0"/>
-    <w:lsdException w:name="Medium Grid 1 Accent 5" w:semiHidden="0" w:uiPriority="67" w:unhideWhenUsed="0"/>
-    <w:lsdException w:name="Medium Grid 2 Accent 5" w:semiHidden="0" w:uiPriority="68" w:unhideWhenUsed="0"/>
-    <w:lsdException w:name="Medium Grid 3 Accent 5" w:semiHidden="0" w:uiPriority="69" w:unhideWhenUsed="0"/>
-    <w:lsdException w:name="Dark List Accent 5" w:semiHidden="0" w:uiPriority="70" w:unhideWhenUsed="0"/>
-    <w:lsdException w:name="Colorful Shading Accent 5" w:semiHidden="0" w:uiPriority="71" w:unhideWhenUsed="0"/>
-    <w:lsdException w:name="Colorful List Accent 5" w:semiHidden="0" w:uiPriority="72" w:unhideWhenUsed="0"/>
-    <w:lsdException w:name="Colorful Grid Accent 5" w:semiHidden="0" w:uiPriority="73" w:unhideWhenUsed="0"/>
-    <w:lsdException w:name="Light Shading Accent 6" w:semiHidden="0" w:uiPriority="60" w:unhideWhenUsed="0"/>
-    <w:lsdException w:name="Light List Accent 6" w:semiHidden="0" w:uiPriority="61" w:unhideWhenUsed="0"/>
-    <w:lsdException w:name="Light Grid Accent 6" w:semiHidden="0" w:uiPriority="62" w:unhideWhenUsed="0"/>
-    <w:lsdException w:name="Medium Shading 1 Accent 6" w:semiHidden="0" w:uiPriority="63" w:unhideWhenUsed="0"/>
-    <w:lsdException w:name="Medium Shading 2 Accent 6" w:semiHidden="0" w:uiPriority="64" w:unhideWhenUsed="0"/>
-    <w:lsdException w:name="Medium List 1 Accent 6" w:semiHidden="0" w:uiPriority="65" w:unhideWhenUsed="0"/>
-    <w:lsdException w:name="Medium List 2 Accent 6" w:semiHidden="0" w:uiPriority="66" w:unhideWhenUsed="0"/>
-    <w:lsdException w:name="Medium Grid 1 Accent 6" w:semiHidden="0" w:uiPriority="67" w:unhideWhenUsed="0"/>
-    <w:lsdException w:name="Medium Grid 2 Accent 6" w:semiHidden="0" w:uiPriority="68" w:unhideWhenUsed="0"/>
-    <w:lsdException w:name="Medium Grid 3 Accent 6" w:semiHidden="0" w:uiPriority="69" w:unhideWhenUsed="0"/>
-    <w:lsdException w:name="Dark List Accent 6" w:semiHidden="0" w:uiPriority="70" w:unhideWhenUsed="0"/>
-    <w:lsdException w:name="Colorful Shading Accent 6" w:semiHidden="0" w:uiPriority="71" w:unhideWhenUsed="0"/>
-    <w:lsdException w:name="Colorful List Accent 6" w:semiHidden="0" w:uiPriority="72" w:unhideWhenUsed="0"/>
-    <w:lsdException w:name="Colorful Grid Accent 6" w:semiHidden="0" w:uiPriority="73" w:unhideWhenUsed="0"/>
+  <w:latentStyles w:count="260" w:defQFormat="0" w:defUnhideWhenUsed="1" w:defSemiHidden="1" w:defUIPriority="99" w:defLockedState="0">
+    <w:lsdException w:qFormat="1" w:unhideWhenUsed="0" w:uiPriority="0" w:semiHidden="0" w:name="Normal"/>
+    <w:lsdException w:qFormat="1" w:unhideWhenUsed="0" w:uiPriority="0" w:semiHidden="0" w:name="heading 1"/>
+    <w:lsdException w:qFormat="1" w:uiPriority="0" w:semiHidden="0" w:name="heading 2"/>
+    <w:lsdException w:qFormat="1" w:uiPriority="0" w:name="heading 3"/>
+    <w:lsdException w:qFormat="1" w:uiPriority="0" w:semiHidden="0" w:name="heading 4"/>
+    <w:lsdException w:qFormat="1" w:uiPriority="0" w:name="heading 5"/>
+    <w:lsdException w:qFormat="1" w:uiPriority="0" w:name="heading 6"/>
+    <w:lsdException w:qFormat="1" w:uiPriority="0" w:name="heading 7"/>
+    <w:lsdException w:qFormat="1" w:uiPriority="0" w:name="heading 8"/>
+    <w:lsdException w:qFormat="1" w:uiPriority="0" w:name="heading 9"/>
+    <w:lsdException w:unhideWhenUsed="0" w:uiPriority="0" w:semiHidden="0" w:name="index 1"/>
+    <w:lsdException w:unhideWhenUsed="0" w:uiPriority="0" w:semiHidden="0" w:name="index 2"/>
+    <w:lsdException w:unhideWhenUsed="0" w:uiPriority="0" w:semiHidden="0" w:name="index 3"/>
+    <w:lsdException w:unhideWhenUsed="0" w:uiPriority="0" w:semiHidden="0" w:name="index 4"/>
+    <w:lsdException w:unhideWhenUsed="0" w:uiPriority="0" w:semiHidden="0" w:name="index 5"/>
+    <w:lsdException w:unhideWhenUsed="0" w:uiPriority="0" w:semiHidden="0" w:name="index 6"/>
+    <w:lsdException w:unhideWhenUsed="0" w:uiPriority="0" w:semiHidden="0" w:name="index 7"/>
+    <w:lsdException w:unhideWhenUsed="0" w:uiPriority="0" w:semiHidden="0" w:name="index 8"/>
+    <w:lsdException w:unhideWhenUsed="0" w:uiPriority="0" w:semiHidden="0" w:name="index 9"/>
+    <w:lsdException w:qFormat="1" w:unhideWhenUsed="0" w:uiPriority="0" w:semiHidden="0" w:name="toc 1"/>
+    <w:lsdException w:qFormat="1" w:unhideWhenUsed="0" w:uiPriority="0" w:semiHidden="0" w:name="toc 2"/>
+    <w:lsdException w:qFormat="1" w:unhideWhenUsed="0" w:uiPriority="0" w:semiHidden="0" w:name="toc 3"/>
+    <w:lsdException w:unhideWhenUsed="0" w:uiPriority="0" w:semiHidden="0" w:name="toc 4"/>
+    <w:lsdException w:unhideWhenUsed="0" w:uiPriority="0" w:semiHidden="0" w:name="toc 5"/>
+    <w:lsdException w:unhideWhenUsed="0" w:uiPriority="0" w:semiHidden="0" w:name="toc 6"/>
+    <w:lsdException w:unhideWhenUsed="0" w:uiPriority="0" w:semiHidden="0" w:name="toc 7"/>
+    <w:lsdException w:unhideWhenUsed="0" w:uiPriority="0" w:semiHidden="0" w:name="toc 8"/>
+    <w:lsdException w:unhideWhenUsed="0" w:uiPriority="0" w:semiHidden="0" w:name="toc 9"/>
+    <w:lsdException w:unhideWhenUsed="0" w:uiPriority="0" w:semiHidden="0" w:name="Normal Indent"/>
+    <w:lsdException w:unhideWhenUsed="0" w:uiPriority="0" w:semiHidden="0" w:name="footnote text"/>
+    <w:lsdException w:qFormat="1" w:unhideWhenUsed="0" w:uiPriority="0" w:semiHidden="0" w:name="annotation text"/>
+    <w:lsdException w:qFormat="1" w:unhideWhenUsed="0" w:uiPriority="0" w:semiHidden="0" w:name="header"/>
+    <w:lsdException w:qFormat="1" w:unhideWhenUsed="0" w:uiPriority="0" w:semiHidden="0" w:name="footer"/>
+    <w:lsdException w:unhideWhenUsed="0" w:uiPriority="0" w:semiHidden="0" w:name="index heading"/>
+    <w:lsdException w:qFormat="1" w:uiPriority="0" w:name="caption"/>
+    <w:lsdException w:qFormat="1" w:unhideWhenUsed="0" w:uiPriority="0" w:semiHidden="0" w:name="table of figures"/>
+    <w:lsdException w:unhideWhenUsed="0" w:uiPriority="0" w:semiHidden="0" w:name="envelope address"/>
+    <w:lsdException w:unhideWhenUsed="0" w:uiPriority="0" w:semiHidden="0" w:name="envelope return"/>
+    <w:lsdException w:unhideWhenUsed="0" w:uiPriority="0" w:semiHidden="0" w:name="footnote reference"/>
+    <w:lsdException w:unhideWhenUsed="0" w:uiPriority="0" w:semiHidden="0" w:name="annotation reference"/>
+    <w:lsdException w:unhideWhenUsed="0" w:uiPriority="0" w:semiHidden="0" w:name="line number"/>
+    <w:lsdException w:unhideWhenUsed="0" w:uiPriority="0" w:semiHidden="0" w:name="page number"/>
+    <w:lsdException w:unhideWhenUsed="0" w:uiPriority="0" w:semiHidden="0" w:name="endnote reference"/>
+    <w:lsdException w:unhideWhenUsed="0" w:uiPriority="0" w:semiHidden="0" w:name="endnote text"/>
+    <w:lsdException w:unhideWhenUsed="0" w:uiPriority="0" w:semiHidden="0" w:name="table of authorities"/>
+    <w:lsdException w:unhideWhenUsed="0" w:uiPriority="0" w:semiHidden="0" w:name="macro"/>
+    <w:lsdException w:unhideWhenUsed="0" w:uiPriority="0" w:semiHidden="0" w:name="toa heading"/>
+    <w:lsdException w:unhideWhenUsed="0" w:uiPriority="0" w:semiHidden="0" w:name="List"/>
+    <w:lsdException w:unhideWhenUsed="0" w:uiPriority="0" w:semiHidden="0" w:name="List Bullet"/>
+    <w:lsdException w:unhideWhenUsed="0" w:uiPriority="0" w:semiHidden="0" w:name="List Number"/>
+    <w:lsdException w:unhideWhenUsed="0" w:uiPriority="0" w:semiHidden="0" w:name="List 2"/>
+    <w:lsdException w:unhideWhenUsed="0" w:uiPriority="0" w:semiHidden="0" w:name="List 3"/>
+    <w:lsdException w:unhideWhenUsed="0" w:uiPriority="0" w:semiHidden="0" w:name="List 4"/>
+    <w:lsdException w:unhideWhenUsed="0" w:uiPriority="0" w:semiHidden="0" w:name="List 5"/>
+    <w:lsdException w:unhideWhenUsed="0" w:uiPriority="0" w:semiHidden="0" w:name="List Bullet 2"/>
+    <w:lsdException w:unhideWhenUsed="0" w:uiPriority="0" w:semiHidden="0" w:name="List Bullet 3"/>
+    <w:lsdException w:unhideWhenUsed="0" w:uiPriority="0" w:semiHidden="0" w:name="List Bullet 4"/>
+    <w:lsdException w:unhideWhenUsed="0" w:uiPriority="0" w:semiHidden="0" w:name="List Bullet 5"/>
+    <w:lsdException w:unhideWhenUsed="0" w:uiPriority="0" w:semiHidden="0" w:name="List Number 2"/>
+    <w:lsdException w:unhideWhenUsed="0" w:uiPriority="0" w:semiHidden="0" w:name="List Number 3"/>
+    <w:lsdException w:unhideWhenUsed="0" w:uiPriority="0" w:semiHidden="0" w:name="List Number 4"/>
+    <w:lsdException w:unhideWhenUsed="0" w:uiPriority="0" w:semiHidden="0" w:name="List Number 5"/>
+    <w:lsdException w:qFormat="1" w:unhideWhenUsed="0" w:uiPriority="0" w:semiHidden="0" w:name="Title"/>
+    <w:lsdException w:unhideWhenUsed="0" w:uiPriority="0" w:semiHidden="0" w:name="Closing"/>
+    <w:lsdException w:unhideWhenUsed="0" w:uiPriority="0" w:semiHidden="0" w:name="Signature"/>
+    <w:lsdException w:qFormat="1" w:unhideWhenUsed="0" w:uiPriority="0" w:name="Default Paragraph Font"/>
+    <w:lsdException w:qFormat="1" w:unhideWhenUsed="0" w:uiPriority="0" w:name="Body Text"/>
+    <w:lsdException w:unhideWhenUsed="0" w:uiPriority="0" w:semiHidden="0" w:name="Body Text Indent"/>
+    <w:lsdException w:unhideWhenUsed="0" w:uiPriority="0" w:semiHidden="0" w:name="List Continue"/>
+    <w:lsdException w:unhideWhenUsed="0" w:uiPriority="0" w:semiHidden="0" w:name="List Continue 2"/>
+    <w:lsdException w:unhideWhenUsed="0" w:uiPriority="0" w:semiHidden="0" w:name="List Continue 3"/>
+    <w:lsdException w:unhideWhenUsed="0" w:uiPriority="0" w:semiHidden="0" w:name="List Continue 4"/>
+    <w:lsdException w:unhideWhenUsed="0" w:uiPriority="0" w:semiHidden="0" w:name="List Continue 5"/>
+    <w:lsdException w:unhideWhenUsed="0" w:uiPriority="0" w:semiHidden="0" w:name="Message Header"/>
+    <w:lsdException w:qFormat="1" w:unhideWhenUsed="0" w:uiPriority="0" w:semiHidden="0" w:name="Subtitle"/>
+    <w:lsdException w:unhideWhenUsed="0" w:uiPriority="0" w:semiHidden="0" w:name="Salutation"/>
+    <w:lsdException w:unhideWhenUsed="0" w:uiPriority="0" w:semiHidden="0" w:name="Date"/>
+    <w:lsdException w:unhideWhenUsed="0" w:uiPriority="0" w:semiHidden="0" w:name="Body Text First Indent"/>
+    <w:lsdException w:unhideWhenUsed="0" w:uiPriority="0" w:semiHidden="0" w:name="Body Text First Indent 2"/>
+    <w:lsdException w:uiPriority="99" w:name="Note Heading"/>
+    <w:lsdException w:unhideWhenUsed="0" w:uiPriority="0" w:semiHidden="0" w:name="Body Text 2"/>
+    <w:lsdException w:unhideWhenUsed="0" w:uiPriority="0" w:semiHidden="0" w:name="Body Text 3"/>
+    <w:lsdException w:unhideWhenUsed="0" w:uiPriority="0" w:semiHidden="0" w:name="Body Text Indent 2"/>
+    <w:lsdException w:unhideWhenUsed="0" w:uiPriority="0" w:semiHidden="0" w:name="Body Text Indent 3"/>
+    <w:lsdException w:unhideWhenUsed="0" w:uiPriority="0" w:semiHidden="0" w:name="Block Text"/>
+    <w:lsdException w:unhideWhenUsed="0" w:uiPriority="0" w:semiHidden="0" w:name="Hyperlink"/>
+    <w:lsdException w:unhideWhenUsed="0" w:uiPriority="0" w:semiHidden="0" w:name="FollowedHyperlink"/>
+    <w:lsdException w:qFormat="1" w:unhideWhenUsed="0" w:uiPriority="0" w:semiHidden="0" w:name="Strong"/>
+    <w:lsdException w:qFormat="1" w:unhideWhenUsed="0" w:uiPriority="0" w:semiHidden="0" w:name="Emphasis"/>
+    <w:lsdException w:unhideWhenUsed="0" w:uiPriority="0" w:semiHidden="0" w:name="Document Map"/>
+    <w:lsdException w:unhideWhenUsed="0" w:uiPriority="0" w:semiHidden="0" w:name="Plain Text"/>
+    <w:lsdException w:unhideWhenUsed="0" w:uiPriority="0" w:semiHidden="0" w:name="E-mail Signature"/>
+    <w:lsdException w:qFormat="1" w:unhideWhenUsed="0" w:uiPriority="0" w:semiHidden="0" w:name="Normal (Web)"/>
+    <w:lsdException w:unhideWhenUsed="0" w:uiPriority="0" w:semiHidden="0" w:name="HTML Acronym"/>
+    <w:lsdException w:unhideWhenUsed="0" w:uiPriority="0" w:semiHidden="0" w:name="HTML Address"/>
+    <w:lsdException w:unhideWhenUsed="0" w:uiPriority="0" w:semiHidden="0" w:name="HTML Cite"/>
+    <w:lsdException w:unhideWhenUsed="0" w:uiPriority="0" w:semiHidden="0" w:name="HTML Code"/>
+    <w:lsdException w:unhideWhenUsed="0" w:uiPriority="0" w:semiHidden="0" w:name="HTML Definition"/>
+    <w:lsdException w:unhideWhenUsed="0" w:uiPriority="0" w:semiHidden="0" w:name="HTML Keyboard"/>
+    <w:lsdException w:qFormat="1" w:unhideWhenUsed="0" w:uiPriority="0" w:semiHidden="0" w:name="HTML Preformatted"/>
+    <w:lsdException w:unhideWhenUsed="0" w:uiPriority="0" w:semiHidden="0" w:name="HTML Sample"/>
+    <w:lsdException w:unhideWhenUsed="0" w:uiPriority="0" w:semiHidden="0" w:name="HTML Typewriter"/>
+    <w:lsdException w:unhideWhenUsed="0" w:uiPriority="0" w:semiHidden="0" w:name="HTML Variable"/>
+    <w:lsdException w:qFormat="1" w:unhideWhenUsed="0" w:uiPriority="0" w:name="Normal Table"/>
+    <w:lsdException w:unhideWhenUsed="0" w:uiPriority="0" w:semiHidden="0" w:name="annotation subject"/>
+    <w:lsdException w:unhideWhenUsed="0" w:uiPriority="0" w:semiHidden="0" w:name="Table Simple 1"/>
+    <w:lsdException w:unhideWhenUsed="0" w:uiPriority="0" w:semiHidden="0" w:name="Table Simple 2"/>
+    <w:lsdException w:unhideWhenUsed="0" w:uiPriority="0" w:semiHidden="0" w:name="Table Simple 3"/>
+    <w:lsdException w:unhideWhenUsed="0" w:uiPriority="0" w:semiHidden="0" w:name="Table Classic 1"/>
+    <w:lsdException w:unhideWhenUsed="0" w:uiPriority="0" w:semiHidden="0" w:name="Table Classic 2"/>
+    <w:lsdException w:unhideWhenUsed="0" w:uiPriority="0" w:semiHidden="0" w:name="Table Classic 3"/>
+    <w:lsdException w:unhideWhenUsed="0" w:uiPriority="0" w:semiHidden="0" w:name="Table Classic 4"/>
+    <w:lsdException w:unhideWhenUsed="0" w:uiPriority="0" w:semiHidden="0" w:name="Table Colorful 1"/>
+    <w:lsdException w:unhideWhenUsed="0" w:uiPriority="0" w:semiHidden="0" w:name="Table Colorful 2"/>
+    <w:lsdException w:unhideWhenUsed="0" w:uiPriority="0" w:semiHidden="0" w:name="Table Colorful 3"/>
+    <w:lsdException w:unhideWhenUsed="0" w:uiPriority="0" w:semiHidden="0" w:name="Table Columns 1"/>
+    <w:lsdException w:unhideWhenUsed="0" w:uiPriority="0" w:semiHidden="0" w:name="Table Columns 2"/>
+    <w:lsdException w:unhideWhenUsed="0" w:uiPriority="0" w:semiHidden="0" w:name="Table Columns 3"/>
+    <w:lsdException w:unhideWhenUsed="0" w:uiPriority="0" w:semiHidden="0" w:name="Table Columns 4"/>
+    <w:lsdException w:unhideWhenUsed="0" w:uiPriority="0" w:semiHidden="0" w:name="Table Columns 5"/>
+    <w:lsdException w:unhideWhenUsed="0" w:uiPriority="0" w:semiHidden="0" w:name="Table Grid 1"/>
+    <w:lsdException w:unhideWhenUsed="0" w:uiPriority="0" w:semiHidden="0" w:name="Table Grid 2"/>
+    <w:lsdException w:unhideWhenUsed="0" w:uiPriority="0" w:semiHidden="0" w:name="Table Grid 3"/>
+    <w:lsdException w:unhideWhenUsed="0" w:uiPriority="0" w:semiHidden="0" w:name="Table Grid 4"/>
+    <w:lsdException w:unhideWhenUsed="0" w:uiPriority="0" w:semiHidden="0" w:name="Table Grid 5"/>
+    <w:lsdException w:unhideWhenUsed="0" w:uiPriority="0" w:semiHidden="0" w:name="Table Grid 6"/>
+    <w:lsdException w:unhideWhenUsed="0" w:uiPriority="0" w:semiHidden="0" w:name="Table Grid 7"/>
+    <w:lsdException w:unhideWhenUsed="0" w:uiPriority="0" w:semiHidden="0" w:name="Table Grid 8"/>
+    <w:lsdException w:unhideWhenUsed="0" w:uiPriority="0" w:semiHidden="0" w:name="Table List 1"/>
+    <w:lsdException w:unhideWhenUsed="0" w:uiPriority="0" w:semiHidden="0" w:name="Table List 2"/>
+    <w:lsdException w:unhideWhenUsed="0" w:uiPriority="0" w:semiHidden="0" w:name="Table List 3"/>
+    <w:lsdException w:unhideWhenUsed="0" w:uiPriority="0" w:semiHidden="0" w:name="Table List 4"/>
+    <w:lsdException w:unhideWhenUsed="0" w:uiPriority="0" w:semiHidden="0" w:name="Table List 5"/>
+    <w:lsdException w:unhideWhenUsed="0" w:uiPriority="0" w:semiHidden="0" w:name="Table List 6"/>
+    <w:lsdException w:unhideWhenUsed="0" w:uiPriority="0" w:semiHidden="0" w:name="Table List 7"/>
+    <w:lsdException w:unhideWhenUsed="0" w:uiPriority="0" w:semiHidden="0" w:name="Table List 8"/>
+    <w:lsdException w:unhideWhenUsed="0" w:uiPriority="0" w:semiHidden="0" w:name="Table 3D effects 1"/>
+    <w:lsdException w:unhideWhenUsed="0" w:uiPriority="0" w:semiHidden="0" w:name="Table 3D effects 2"/>
+    <w:lsdException w:unhideWhenUsed="0" w:uiPriority="0" w:semiHidden="0" w:name="Table 3D effects 3"/>
+    <w:lsdException w:unhideWhenUsed="0" w:uiPriority="0" w:semiHidden="0" w:name="Table Contemporary"/>
+    <w:lsdException w:unhideWhenUsed="0" w:uiPriority="0" w:semiHidden="0" w:name="Table Elegant"/>
+    <w:lsdException w:unhideWhenUsed="0" w:uiPriority="0" w:semiHidden="0" w:name="Table Professional"/>
+    <w:lsdException w:unhideWhenUsed="0" w:uiPriority="0" w:semiHidden="0" w:name="Table Subtle 1"/>
+    <w:lsdException w:unhideWhenUsed="0" w:uiPriority="0" w:semiHidden="0" w:name="Table Subtle 2"/>
+    <w:lsdException w:unhideWhenUsed="0" w:uiPriority="0" w:semiHidden="0" w:name="Table Web 1"/>
+    <w:lsdException w:unhideWhenUsed="0" w:uiPriority="0" w:semiHidden="0" w:name="Table Web 2"/>
+    <w:lsdException w:unhideWhenUsed="0" w:uiPriority="0" w:semiHidden="0" w:name="Table Web 3"/>
+    <w:lsdException w:unhideWhenUsed="0" w:uiPriority="0" w:semiHidden="0" w:name="Balloon Text"/>
+    <w:lsdException w:qFormat="1" w:unhideWhenUsed="0" w:uiPriority="0" w:semiHidden="0" w:name="Table Grid"/>
+    <w:lsdException w:unhideWhenUsed="0" w:uiPriority="0" w:semiHidden="0" w:name="Table Theme"/>
+    <w:lsdException w:unhideWhenUsed="0" w:uiPriority="60" w:semiHidden="0" w:name="Light Shading"/>
+    <w:lsdException w:unhideWhenUsed="0" w:uiPriority="61" w:semiHidden="0" w:name="Light List"/>
+    <w:lsdException w:unhideWhenUsed="0" w:uiPriority="62" w:semiHidden="0" w:name="Light Grid"/>
+    <w:lsdException w:unhideWhenUsed="0" w:uiPriority="63" w:semiHidden="0" w:name="Medium Shading 1"/>
+    <w:lsdException w:unhideWhenUsed="0" w:uiPriority="64" w:semiHidden="0" w:name="Medium Shading 2"/>
+    <w:lsdException w:unhideWhenUsed="0" w:uiPriority="65" w:semiHidden="0" w:name="Medium List 1"/>
+    <w:lsdException w:unhideWhenUsed="0" w:uiPriority="66" w:semiHidden="0" w:name="Medium List 2"/>
+    <w:lsdException w:unhideWhenUsed="0" w:uiPriority="67" w:semiHidden="0" w:name="Medium Grid 1"/>
+    <w:lsdException w:unhideWhenUsed="0" w:uiPriority="68" w:semiHidden="0" w:name="Medium Grid 2"/>
+    <w:lsdException w:unhideWhenUsed="0" w:uiPriority="69" w:semiHidden="0" w:name="Medium Grid 3"/>
+    <w:lsdException w:unhideWhenUsed="0" w:uiPriority="70" w:semiHidden="0" w:name="Dark List"/>
+    <w:lsdException w:unhideWhenUsed="0" w:uiPriority="71" w:semiHidden="0" w:name="Colorful Shading"/>
+    <w:lsdException w:unhideWhenUsed="0" w:uiPriority="72" w:semiHidden="0" w:name="Colorful List"/>
+    <w:lsdException w:unhideWhenUsed="0" w:uiPriority="73" w:semiHidden="0" w:name="Colorful Grid"/>
+    <w:lsdException w:unhideWhenUsed="0" w:uiPriority="60" w:semiHidden="0" w:name="Light Shading Accent 1"/>
+    <w:lsdException w:unhideWhenUsed="0" w:uiPriority="61" w:semiHidden="0" w:name="Light List Accent 1"/>
+    <w:lsdException w:unhideWhenUsed="0" w:uiPriority="62" w:semiHidden="0" w:name="Light Grid Accent 1"/>
+    <w:lsdException w:unhideWhenUsed="0" w:uiPriority="63" w:semiHidden="0" w:name="Medium Shading 1 Accent 1"/>
+    <w:lsdException w:unhideWhenUsed="0" w:uiPriority="64" w:semiHidden="0" w:name="Medium Shading 2 Accent 1"/>
+    <w:lsdException w:unhideWhenUsed="0" w:uiPriority="65" w:semiHidden="0" w:name="Medium List 1 Accent 1"/>
+    <w:lsdException w:unhideWhenUsed="0" w:uiPriority="66" w:semiHidden="0" w:name="Medium List 2 Accent 1"/>
+    <w:lsdException w:unhideWhenUsed="0" w:uiPriority="67" w:semiHidden="0" w:name="Medium Grid 1 Accent 1"/>
+    <w:lsdException w:unhideWhenUsed="0" w:uiPriority="68" w:semiHidden="0" w:name="Medium Grid 2 Accent 1"/>
+    <w:lsdException w:unhideWhenUsed="0" w:uiPriority="69" w:semiHidden="0" w:name="Medium Grid 3 Accent 1"/>
+    <w:lsdException w:unhideWhenUsed="0" w:uiPriority="70" w:semiHidden="0" w:name="Dark List Accent 1"/>
+    <w:lsdException w:unhideWhenUsed="0" w:uiPriority="71" w:semiHidden="0" w:name="Colorful Shading Accent 1"/>
+    <w:lsdException w:unhideWhenUsed="0" w:uiPriority="72" w:semiHidden="0" w:name="Colorful List Accent 1"/>
+    <w:lsdException w:unhideWhenUsed="0" w:uiPriority="73" w:semiHidden="0" w:name="Colorful Grid Accent 1"/>
+    <w:lsdException w:unhideWhenUsed="0" w:uiPriority="60" w:semiHidden="0" w:name="Light Shading Accent 2"/>
+    <w:lsdException w:unhideWhenUsed="0" w:uiPriority="61" w:semiHidden="0" w:name="Light List Accent 2"/>
+    <w:lsdException w:unhideWhenUsed="0" w:uiPriority="62" w:semiHidden="0" w:name="Light Grid Accent 2"/>
+    <w:lsdException w:unhideWhenUsed="0" w:uiPriority="63" w:semiHidden="0" w:name="Medium Shading 1 Accent 2"/>
+    <w:lsdException w:unhideWhenUsed="0" w:uiPriority="64" w:semiHidden="0" w:name="Medium Shading 2 Accent 2"/>
+    <w:lsdException w:unhideWhenUsed="0" w:uiPriority="65" w:semiHidden="0" w:name="Medium List 1 Accent 2"/>
+    <w:lsdException w:unhideWhenUsed="0" w:uiPriority="66" w:semiHidden="0" w:name="Medium List 2 Accent 2"/>
+    <w:lsdException w:unhideWhenUsed="0" w:uiPriority="67" w:semiHidden="0" w:name="Medium Grid 1 Accent 2"/>
+    <w:lsdException w:unhideWhenUsed="0" w:uiPriority="68" w:semiHidden="0" w:name="Medium Grid 2 Accent 2"/>
+    <w:lsdException w:unhideWhenUsed="0" w:uiPriority="69" w:semiHidden="0" w:name="Medium Grid 3 Accent 2"/>
+    <w:lsdException w:unhideWhenUsed="0" w:uiPriority="70" w:semiHidden="0" w:name="Dark List Accent 2"/>
+    <w:lsdException w:unhideWhenUsed="0" w:uiPriority="71" w:semiHidden="0" w:name="Colorful Shading Accent 2"/>
+    <w:lsdException w:unhideWhenUsed="0" w:uiPriority="72" w:semiHidden="0" w:name="Colorful List Accent 2"/>
+    <w:lsdException w:unhideWhenUsed="0" w:uiPriority="73" w:semiHidden="0" w:name="Colorful Grid Accent 2"/>
+    <w:lsdException w:unhideWhenUsed="0" w:uiPriority="60" w:semiHidden="0" w:name="Light Shading Accent 3"/>
+    <w:lsdException w:unhideWhenUsed="0" w:uiPriority="61" w:semiHidden="0" w:name="Light List Accent 3"/>
+    <w:lsdException w:unhideWhenUsed="0" w:uiPriority="62" w:semiHidden="0" w:name="Light Grid Accent 3"/>
+    <w:lsdException w:unhideWhenUsed="0" w:uiPriority="63" w:semiHidden="0" w:name="Medium Shading 1 Accent 3"/>
+    <w:lsdException w:unhideWhenUsed="0" w:uiPriority="64" w:semiHidden="0" w:name="Medium Shading 2 Accent 3"/>
+    <w:lsdException w:unhideWhenUsed="0" w:uiPriority="65" w:semiHidden="0" w:name="Medium List 1 Accent 3"/>
+    <w:lsdException w:unhideWhenUsed="0" w:uiPriority="66" w:semiHidden="0" w:name="Medium List 2 Accent 3"/>
+    <w:lsdException w:unhideWhenUsed="0" w:uiPriority="67" w:semiHidden="0" w:name="Medium Grid 1 Accent 3"/>
+    <w:lsdException w:unhideWhenUsed="0" w:uiPriority="68" w:semiHidden="0" w:name="Medium Grid 2 Accent 3"/>
+    <w:lsdException w:unhideWhenUsed="0" w:uiPriority="69" w:semiHidden="0" w:name="Medium Grid 3 Accent 3"/>
+    <w:lsdException w:unhideWhenUsed="0" w:uiPriority="70" w:semiHidden="0" w:name="Dark List Accent 3"/>
+    <w:lsdException w:unhideWhenUsed="0" w:uiPriority="71" w:semiHidden="0" w:name="Colorful Shading Accent 3"/>
+    <w:lsdException w:unhideWhenUsed="0" w:uiPriority="72" w:semiHidden="0" w:name="Colorful List Accent 3"/>
+    <w:lsdException w:unhideWhenUsed="0" w:uiPriority="73" w:semiHidden="0" w:name="Colorful Grid Accent 3"/>
+    <w:lsdException w:unhideWhenUsed="0" w:uiPriority="60" w:semiHidden="0" w:name="Light Shading Accent 4"/>
+    <w:lsdException w:unhideWhenUsed="0" w:uiPriority="61" w:semiHidden="0" w:name="Light List Accent 4"/>
+    <w:lsdException w:unhideWhenUsed="0" w:uiPriority="62" w:semiHidden="0" w:name="Light Grid Accent 4"/>
+    <w:lsdException w:unhideWhenUsed="0" w:uiPriority="63" w:semiHidden="0" w:name="Medium Shading 1 Accent 4"/>
+    <w:lsdException w:unhideWhenUsed="0" w:uiPriority="64" w:semiHidden="0" w:name="Medium Shading 2 Accent 4"/>
+    <w:lsdException w:unhideWhenUsed="0" w:uiPriority="65" w:semiHidden="0" w:name="Medium List 1 Accent 4"/>
+    <w:lsdException w:unhideWhenUsed="0" w:uiPriority="66" w:semiHidden="0" w:name="Medium List 2 Accent 4"/>
+    <w:lsdException w:unhideWhenUsed="0" w:uiPriority="67" w:semiHidden="0" w:name="Medium Grid 1 Accent 4"/>
+    <w:lsdException w:unhideWhenUsed="0" w:uiPriority="68" w:semiHidden="0" w:name="Medium Grid 2 Accent 4"/>
+    <w:lsdException w:unhideWhenUsed="0" w:uiPriority="69" w:semiHidden="0" w:name="Medium Grid 3 Accent 4"/>
+    <w:lsdException w:unhideWhenUsed="0" w:uiPriority="70" w:semiHidden="0" w:name="Dark List Accent 4"/>
+    <w:lsdException w:unhideWhenUsed="0" w:uiPriority="71" w:semiHidden="0" w:name="Colorful Shading Accent 4"/>
+    <w:lsdException w:unhideWhenUsed="0" w:uiPriority="72" w:semiHidden="0" w:name="Colorful List Accent 4"/>
+    <w:lsdException w:unhideWhenUsed="0" w:uiPriority="73" w:semiHidden="0" w:name="Colorful Grid Accent 4"/>
+    <w:lsdException w:unhideWhenUsed="0" w:uiPriority="60" w:semiHidden="0" w:name="Light Shading Accent 5"/>
+    <w:lsdException w:unhideWhenUsed="0" w:uiPriority="61" w:semiHidden="0" w:name="Light List Accent 5"/>
+    <w:lsdException w:unhideWhenUsed="0" w:uiPriority="62" w:semiHidden="0" w:name="Light Grid Accent 5"/>
+    <w:lsdException w:unhideWhenUsed="0" w:uiPriority="63" w:semiHidden="0" w:name="Medium Shading 1 Accent 5"/>
+    <w:lsdException w:unhideWhenUsed="0" w:uiPriority="64" w:semiHidden="0" w:name="Medium Shading 2 Accent 5"/>
+    <w:lsdException w:unhideWhenUsed="0" w:uiPriority="65" w:semiHidden="0" w:name="Medium List 1 Accent 5"/>
+    <w:lsdException w:unhideWhenUsed="0" w:uiPriority="66" w:semiHidden="0" w:name="Medium List 2 Accent 5"/>
+    <w:lsdException w:unhideWhenUsed="0" w:uiPriority="67" w:semiHidden="0" w:name="Medium Grid 1 Accent 5"/>
+    <w:lsdException w:unhideWhenUsed="0" w:uiPriority="68" w:semiHidden="0" w:name="Medium Grid 2 Accent 5"/>
+    <w:lsdException w:unhideWhenUsed="0" w:uiPriority="69" w:semiHidden="0" w:name="Medium Grid 3 Accent 5"/>
+    <w:lsdException w:unhideWhenUsed="0" w:uiPriority="70" w:semiHidden="0" w:name="Dark List Accent 5"/>
+    <w:lsdException w:unhideWhenUsed="0" w:uiPriority="71" w:semiHidden="0" w:name="Colorful Shading Accent 5"/>
+    <w:lsdException w:unhideWhenUsed="0" w:uiPriority="72" w:semiHidden="0" w:name="Colorful List Accent 5"/>
+    <w:lsdException w:unhideWhenUsed="0" w:uiPriority="73" w:semiHidden="0" w:name="Colorful Grid Accent 5"/>
+    <w:lsdException w:unhideWhenUsed="0" w:uiPriority="60" w:semiHidden="0" w:name="Light Shading Accent 6"/>
+    <w:lsdException w:unhideWhenUsed="0" w:uiPriority="61" w:semiHidden="0" w:name="Light List Accent 6"/>
+    <w:lsdException w:unhideWhenUsed="0" w:uiPriority="62" w:semiHidden="0" w:name="Light Grid Accent 6"/>
+    <w:lsdException w:unhideWhenUsed="0" w:uiPriority="63" w:semiHidden="0" w:name="Medium Shading 1 Accent 6"/>
+    <w:lsdException w:unhideWhenUsed="0" w:uiPriority="64" w:semiHidden="0" w:name="Medium Shading 2 Accent 6"/>
+    <w:lsdException w:unhideWhenUsed="0" w:uiPriority="65" w:semiHidden="0" w:name="Medium List 1 Accent 6"/>
+    <w:lsdException w:unhideWhenUsed="0" w:uiPriority="66" w:semiHidden="0" w:name="Medium List 2 Accent 6"/>
+    <w:lsdException w:unhideWhenUsed="0" w:uiPriority="67" w:semiHidden="0" w:name="Medium Grid 1 Accent 6"/>
+    <w:lsdException w:unhideWhenUsed="0" w:uiPriority="68" w:semiHidden="0" w:name="Medium Grid 2 Accent 6"/>
+    <w:lsdException w:unhideWhenUsed="0" w:uiPriority="69" w:semiHidden="0" w:name="Medium Grid 3 Accent 6"/>
+    <w:lsdException w:unhideWhenUsed="0" w:uiPriority="70" w:semiHidden="0" w:name="Dark List Accent 6"/>
+    <w:lsdException w:unhideWhenUsed="0" w:uiPriority="71" w:semiHidden="0" w:name="Colorful Shading Accent 6"/>
+    <w:lsdException w:unhideWhenUsed="0" w:uiPriority="72" w:semiHidden="0" w:name="Colorful List Accent 6"/>
+    <w:lsdException w:unhideWhenUsed="0" w:uiPriority="73" w:semiHidden="0" w:name="Colorful Grid Accent 6"/>
   </w:latentStyles>
-  <w:style w:type="paragraph" w:default="1" w:styleId="Normal">
+  <w:style w:type="paragraph" w:default="1" w:styleId="1">
     <w:name w:val="Normal"/>
     <w:qFormat/>
+    <w:uiPriority w:val="0"/>
     <w:pPr>
       <w:kinsoku w:val="0"/>
       <w:autoSpaceDE w:val="0"/>
@@ -13448,7 +13634,7 @@
       <w:textAlignment w:val="baseline"/>
     </w:pPr>
     <w:rPr>
-      <w:rFonts w:ascii="Arial" w:eastAsia="宋体" w:hAnsi="Arial" w:cs="Arial"/>
+      <w:rFonts w:ascii="Arial" w:hAnsi="Arial" w:eastAsia="宋体" w:cs="Arial"/>
       <w:snapToGrid w:val="0"/>
       <w:color w:val="000000"/>
       <w:kern w:val="0"/>
@@ -13457,11 +13643,12 @@
       <w:lang w:val="en-US" w:eastAsia="en-US" w:bidi="ar-SA"/>
     </w:rPr>
   </w:style>
-  <w:style w:type="paragraph" w:styleId="Heading1">
+  <w:style w:type="paragraph" w:styleId="2">
     <w:name w:val="heading 1"/>
-    <w:basedOn w:val="Normal"/>
-    <w:next w:val="Normal"/>
+    <w:basedOn w:val="1"/>
+    <w:next w:val="1"/>
     <w:qFormat/>
+    <w:uiPriority w:val="0"/>
     <w:pPr>
       <w:keepNext/>
       <w:keepLines/>
@@ -13479,12 +13666,13 @@
       <w:sz w:val="44"/>
     </w:rPr>
   </w:style>
-  <w:style w:type="paragraph" w:styleId="Heading2">
+  <w:style w:type="paragraph" w:styleId="3">
     <w:name w:val="heading 2"/>
-    <w:basedOn w:val="Normal"/>
-    <w:next w:val="Normal"/>
+    <w:basedOn w:val="1"/>
+    <w:next w:val="1"/>
     <w:unhideWhenUsed/>
     <w:qFormat/>
+    <w:uiPriority w:val="0"/>
     <w:pPr>
       <w:keepNext/>
       <w:keepLines/>
@@ -13497,18 +13685,19 @@
       <w:outlineLvl w:val="1"/>
     </w:pPr>
     <w:rPr>
-      <w:rFonts w:ascii="Arial" w:eastAsia="黑体" w:hAnsi="Arial"/>
+      <w:rFonts w:ascii="Arial" w:hAnsi="Arial" w:eastAsia="黑体"/>
       <w:b/>
       <w:sz w:val="32"/>
     </w:rPr>
   </w:style>
-  <w:style w:type="paragraph" w:styleId="Heading3">
+  <w:style w:type="paragraph" w:styleId="4">
     <w:name w:val="heading 3"/>
-    <w:basedOn w:val="Normal"/>
-    <w:next w:val="Normal"/>
+    <w:basedOn w:val="1"/>
+    <w:next w:val="1"/>
     <w:semiHidden/>
     <w:unhideWhenUsed/>
     <w:qFormat/>
+    <w:uiPriority w:val="0"/>
     <w:pPr>
       <w:keepNext/>
       <w:keepLines/>
@@ -13525,12 +13714,13 @@
       <w:sz w:val="32"/>
     </w:rPr>
   </w:style>
-  <w:style w:type="paragraph" w:styleId="Heading4">
+  <w:style w:type="paragraph" w:styleId="5">
     <w:name w:val="heading 4"/>
-    <w:basedOn w:val="Normal"/>
-    <w:next w:val="Normal"/>
+    <w:basedOn w:val="1"/>
+    <w:next w:val="1"/>
     <w:unhideWhenUsed/>
     <w:qFormat/>
+    <w:uiPriority w:val="0"/>
     <w:pPr>
       <w:keepNext/>
       <w:keepLines/>
@@ -13543,18 +13733,19 @@
       <w:outlineLvl w:val="3"/>
     </w:pPr>
     <w:rPr>
-      <w:rFonts w:ascii="Arial" w:eastAsia="黑体" w:hAnsi="Arial"/>
+      <w:rFonts w:ascii="Arial" w:hAnsi="Arial" w:eastAsia="黑体"/>
       <w:b/>
       <w:sz w:val="28"/>
     </w:rPr>
   </w:style>
-  <w:style w:type="paragraph" w:styleId="Heading5">
+  <w:style w:type="paragraph" w:styleId="6">
     <w:name w:val="heading 5"/>
-    <w:basedOn w:val="Normal"/>
-    <w:next w:val="Normal"/>
+    <w:basedOn w:val="1"/>
+    <w:next w:val="1"/>
     <w:semiHidden/>
     <w:unhideWhenUsed/>
     <w:qFormat/>
+    <w:uiPriority w:val="0"/>
     <w:pPr>
       <w:keepNext/>
       <w:keepLines/>
@@ -13571,13 +13762,14 @@
       <w:sz w:val="28"/>
     </w:rPr>
   </w:style>
-  <w:style w:type="paragraph" w:styleId="Heading6">
+  <w:style w:type="paragraph" w:styleId="7">
     <w:name w:val="heading 6"/>
-    <w:basedOn w:val="Normal"/>
-    <w:next w:val="Normal"/>
+    <w:basedOn w:val="1"/>
+    <w:next w:val="1"/>
     <w:semiHidden/>
     <w:unhideWhenUsed/>
     <w:qFormat/>
+    <w:uiPriority w:val="0"/>
     <w:pPr>
       <w:keepNext/>
       <w:keepLines/>
@@ -13590,18 +13782,19 @@
       <w:outlineLvl w:val="5"/>
     </w:pPr>
     <w:rPr>
-      <w:rFonts w:ascii="Arial" w:eastAsia="黑体" w:hAnsi="Arial"/>
+      <w:rFonts w:ascii="Arial" w:hAnsi="Arial" w:eastAsia="黑体"/>
       <w:b/>
       <w:sz w:val="24"/>
     </w:rPr>
   </w:style>
-  <w:style w:type="paragraph" w:styleId="Heading7">
+  <w:style w:type="paragraph" w:styleId="8">
     <w:name w:val="heading 7"/>
-    <w:basedOn w:val="Normal"/>
-    <w:next w:val="Normal"/>
+    <w:basedOn w:val="1"/>
+    <w:next w:val="1"/>
     <w:semiHidden/>
     <w:unhideWhenUsed/>
     <w:qFormat/>
+    <w:uiPriority w:val="0"/>
     <w:pPr>
       <w:keepNext/>
       <w:keepLines/>
@@ -13618,13 +13811,14 @@
       <w:sz w:val="24"/>
     </w:rPr>
   </w:style>
-  <w:style w:type="paragraph" w:styleId="Heading8">
+  <w:style w:type="paragraph" w:styleId="9">
     <w:name w:val="heading 8"/>
-    <w:basedOn w:val="Normal"/>
-    <w:next w:val="Normal"/>
+    <w:basedOn w:val="1"/>
+    <w:next w:val="1"/>
     <w:semiHidden/>
     <w:unhideWhenUsed/>
     <w:qFormat/>
+    <w:uiPriority w:val="0"/>
     <w:pPr>
       <w:keepNext/>
       <w:keepLines/>
@@ -13637,17 +13831,18 @@
       <w:outlineLvl w:val="7"/>
     </w:pPr>
     <w:rPr>
-      <w:rFonts w:ascii="Arial" w:eastAsia="黑体" w:hAnsi="Arial"/>
+      <w:rFonts w:ascii="Arial" w:hAnsi="Arial" w:eastAsia="黑体"/>
       <w:sz w:val="24"/>
     </w:rPr>
   </w:style>
-  <w:style w:type="paragraph" w:styleId="Heading9">
+  <w:style w:type="paragraph" w:styleId="10">
     <w:name w:val="heading 9"/>
-    <w:basedOn w:val="Normal"/>
-    <w:next w:val="Normal"/>
+    <w:basedOn w:val="1"/>
+    <w:next w:val="1"/>
     <w:semiHidden/>
     <w:unhideWhenUsed/>
     <w:qFormat/>
+    <w:uiPriority w:val="0"/>
     <w:pPr>
       <w:keepNext/>
       <w:keepLines/>
@@ -13660,19 +13855,21 @@
       <w:outlineLvl w:val="8"/>
     </w:pPr>
     <w:rPr>
-      <w:rFonts w:ascii="Arial" w:eastAsia="黑体" w:hAnsi="Arial"/>
+      <w:rFonts w:ascii="Arial" w:hAnsi="Arial" w:eastAsia="黑体"/>
       <w:sz w:val="21"/>
     </w:rPr>
   </w:style>
-  <w:style w:type="character" w:default="1" w:styleId="DefaultParagraphFont">
+  <w:style w:type="character" w:default="1" w:styleId="24">
     <w:name w:val="Default Paragraph Font"/>
     <w:semiHidden/>
     <w:qFormat/>
+    <w:uiPriority w:val="0"/>
   </w:style>
-  <w:style w:type="table" w:default="1" w:styleId="TableNormal">
+  <w:style w:type="table" w:default="1" w:styleId="22">
     <w:name w:val="Normal Table"/>
     <w:semiHidden/>
     <w:qFormat/>
+    <w:uiPriority w:val="0"/>
     <w:tblPr>
       <w:tblCellMar>
         <w:top w:w="0" w:type="dxa"/>
@@ -13682,39 +13879,43 @@
       </w:tblCellMar>
     </w:tblPr>
   </w:style>
-  <w:style w:type="paragraph" w:styleId="CommentText">
+  <w:style w:type="paragraph" w:styleId="11">
     <w:name w:val="annotation text"/>
-    <w:basedOn w:val="Normal"/>
+    <w:basedOn w:val="1"/>
     <w:qFormat/>
+    <w:uiPriority w:val="0"/>
     <w:pPr>
       <w:jc w:val="left"/>
     </w:pPr>
   </w:style>
-  <w:style w:type="paragraph" w:styleId="BodyText">
+  <w:style w:type="paragraph" w:styleId="12">
     <w:name w:val="Body Text"/>
-    <w:basedOn w:val="Normal"/>
+    <w:basedOn w:val="1"/>
     <w:semiHidden/>
     <w:qFormat/>
+    <w:uiPriority w:val="0"/>
     <w:rPr>
-      <w:rFonts w:ascii="Arial" w:eastAsia="Arial" w:hAnsi="Arial" w:cs="Arial"/>
+      <w:rFonts w:ascii="Arial" w:hAnsi="Arial" w:eastAsia="Arial" w:cs="Arial"/>
       <w:sz w:val="21"/>
       <w:szCs w:val="21"/>
       <w:lang w:val="en-US" w:eastAsia="en-US" w:bidi="ar-SA"/>
     </w:rPr>
   </w:style>
-  <w:style w:type="paragraph" w:styleId="TOC3">
+  <w:style w:type="paragraph" w:styleId="13">
     <w:name w:val="toc 3"/>
-    <w:basedOn w:val="Normal"/>
-    <w:next w:val="Normal"/>
+    <w:basedOn w:val="1"/>
+    <w:next w:val="1"/>
     <w:qFormat/>
+    <w:uiPriority w:val="0"/>
     <w:pPr>
       <w:ind w:left="840" w:leftChars="400"/>
     </w:pPr>
   </w:style>
-  <w:style w:type="paragraph" w:styleId="Footer">
+  <w:style w:type="paragraph" w:styleId="14">
     <w:name w:val="footer"/>
-    <w:basedOn w:val="Normal"/>
+    <w:basedOn w:val="1"/>
     <w:qFormat/>
+    <w:uiPriority w:val="0"/>
     <w:pPr>
       <w:tabs>
         <w:tab w:val="center" w:pos="4153"/>
@@ -13727,16 +13928,17 @@
       <w:sz w:val="18"/>
     </w:rPr>
   </w:style>
-  <w:style w:type="paragraph" w:styleId="Header">
+  <w:style w:type="paragraph" w:styleId="15">
     <w:name w:val="header"/>
-    <w:basedOn w:val="Normal"/>
+    <w:basedOn w:val="1"/>
     <w:qFormat/>
+    <w:uiPriority w:val="0"/>
     <w:pPr>
       <w:pBdr>
-        <w:top w:val="nil"/>
-        <w:left w:val="nil"/>
-        <w:bottom w:val="nil"/>
-        <w:right w:val="nil"/>
+        <w:top w:val="none" w:color="auto" w:sz="0" w:space="0"/>
+        <w:left w:val="none" w:color="auto" w:sz="0" w:space="0"/>
+        <w:bottom w:val="none" w:color="auto" w:sz="0" w:space="0"/>
+        <w:right w:val="none" w:color="auto" w:sz="0" w:space="0"/>
       </w:pBdr>
       <w:tabs>
         <w:tab w:val="center" w:pos="4153"/>
@@ -13751,37 +13953,41 @@
       <w:sz w:val="18"/>
     </w:rPr>
   </w:style>
-  <w:style w:type="paragraph" w:styleId="TOC1">
+  <w:style w:type="paragraph" w:styleId="16">
     <w:name w:val="toc 1"/>
-    <w:basedOn w:val="Normal"/>
-    <w:next w:val="Normal"/>
+    <w:basedOn w:val="1"/>
+    <w:next w:val="1"/>
     <w:qFormat/>
+    <w:uiPriority w:val="0"/>
     <w:rPr>
-      <w:rFonts w:ascii="Arial" w:eastAsia="Microsoft JhengHei" w:hAnsi="Arial"/>
+      <w:rFonts w:ascii="Arial" w:hAnsi="Arial" w:eastAsia="Microsoft JhengHei"/>
       <w:sz w:val="24"/>
     </w:rPr>
   </w:style>
-  <w:style w:type="paragraph" w:styleId="TableofFigures">
+  <w:style w:type="paragraph" w:styleId="17">
     <w:name w:val="table of figures"/>
-    <w:basedOn w:val="Normal"/>
-    <w:next w:val="Normal"/>
+    <w:basedOn w:val="1"/>
+    <w:next w:val="1"/>
     <w:qFormat/>
+    <w:uiPriority w:val="0"/>
     <w:pPr>
-      <w:ind w:hanging="200" w:leftChars="200" w:hangingChars="200"/>
+      <w:ind w:leftChars="200" w:hanging="200" w:hangingChars="200"/>
     </w:pPr>
   </w:style>
-  <w:style w:type="paragraph" w:styleId="TOC2">
+  <w:style w:type="paragraph" w:styleId="18">
     <w:name w:val="toc 2"/>
-    <w:basedOn w:val="Normal"/>
-    <w:next w:val="Normal"/>
+    <w:basedOn w:val="1"/>
+    <w:next w:val="1"/>
     <w:qFormat/>
+    <w:uiPriority w:val="0"/>
     <w:pPr>
       <w:ind w:left="420" w:leftChars="200"/>
     </w:pPr>
   </w:style>
-  <w:style w:type="paragraph" w:styleId="HTMLPreformatted">
+  <w:style w:type="paragraph" w:styleId="19">
     <w:name w:val="HTML Preformatted"/>
     <w:qFormat/>
+    <w:uiPriority w:val="0"/>
     <w:pPr>
       <w:tabs>
         <w:tab w:val="left" w:pos="916"/>
@@ -13804,25 +14010,27 @@
       <w:jc w:val="left"/>
     </w:pPr>
     <w:rPr>
-      <w:rFonts w:ascii="宋体" w:eastAsia="宋体" w:hAnsi="宋体" w:cs="宋体" w:hint="eastAsia"/>
+      <w:rFonts w:hint="eastAsia" w:ascii="宋体" w:hAnsi="宋体" w:eastAsia="宋体" w:cs="宋体"/>
       <w:kern w:val="0"/>
       <w:sz w:val="24"/>
       <w:szCs w:val="24"/>
       <w:lang w:val="en-US" w:eastAsia="zh-CN"/>
     </w:rPr>
   </w:style>
-  <w:style w:type="paragraph" w:styleId="NormalWeb">
+  <w:style w:type="paragraph" w:styleId="20">
     <w:name w:val="Normal (Web)"/>
-    <w:basedOn w:val="Normal"/>
+    <w:basedOn w:val="1"/>
     <w:qFormat/>
+    <w:uiPriority w:val="0"/>
     <w:rPr>
       <w:sz w:val="24"/>
     </w:rPr>
   </w:style>
-  <w:style w:type="paragraph" w:styleId="Title">
+  <w:style w:type="paragraph" w:styleId="21">
     <w:name w:val="Title"/>
-    <w:basedOn w:val="Normal"/>
+    <w:basedOn w:val="1"/>
     <w:qFormat/>
+    <w:uiPriority w:val="0"/>
     <w:pPr>
       <w:spacing w:before="240" w:beforeLines="0" w:beforeAutospacing="0" w:after="60" w:afterLines="0" w:afterAutospacing="0"/>
       <w:jc w:val="center"/>
@@ -13834,68 +14042,73 @@
       <w:sz w:val="32"/>
     </w:rPr>
   </w:style>
-  <w:style w:type="table" w:styleId="TableGrid">
+  <w:style w:type="table" w:styleId="23">
     <w:name w:val="Table Grid"/>
-    <w:basedOn w:val="TableNormal"/>
+    <w:basedOn w:val="22"/>
     <w:qFormat/>
+    <w:uiPriority w:val="0"/>
     <w:pPr>
       <w:widowControl w:val="0"/>
       <w:jc w:val="both"/>
     </w:pPr>
     <w:tblPr>
       <w:tblBorders>
-        <w:top w:val="single" w:sz="4" w:space="0" w:color="auto"/>
-        <w:left w:val="single" w:sz="4" w:space="0" w:color="auto"/>
-        <w:bottom w:val="single" w:sz="4" w:space="0" w:color="auto"/>
-        <w:right w:val="single" w:sz="4" w:space="0" w:color="auto"/>
-        <w:insideH w:val="single" w:sz="4" w:space="0" w:color="auto"/>
-        <w:insideV w:val="single" w:sz="4" w:space="0" w:color="auto"/>
+        <w:top w:val="single" w:color="auto" w:sz="4" w:space="0"/>
+        <w:left w:val="single" w:color="auto" w:sz="4" w:space="0"/>
+        <w:bottom w:val="single" w:color="auto" w:sz="4" w:space="0"/>
+        <w:right w:val="single" w:color="auto" w:sz="4" w:space="0"/>
+        <w:insideH w:val="single" w:color="auto" w:sz="4" w:space="0"/>
+        <w:insideV w:val="single" w:color="auto" w:sz="4" w:space="0"/>
       </w:tblBorders>
     </w:tblPr>
   </w:style>
-  <w:style w:type="character" w:styleId="Strong">
+  <w:style w:type="character" w:styleId="25">
     <w:name w:val="Strong"/>
-    <w:basedOn w:val="DefaultParagraphFont"/>
+    <w:basedOn w:val="24"/>
     <w:qFormat/>
+    <w:uiPriority w:val="0"/>
     <w:rPr>
       <w:b/>
     </w:rPr>
   </w:style>
-  <w:style w:type="paragraph" w:customStyle="1" w:styleId="a">
+  <w:style w:type="paragraph" w:customStyle="1" w:styleId="26">
     <w:name w:val="柴_公司名"/>
-    <w:basedOn w:val="Title"/>
+    <w:basedOn w:val="21"/>
     <w:qFormat/>
+    <w:uiPriority w:val="0"/>
     <w:pPr>
       <w:spacing w:after="600" w:afterLines="600"/>
     </w:pPr>
     <w:rPr>
-      <w:rFonts w:ascii="宋体" w:eastAsia="宋体" w:hAnsi="宋体" w:cs="宋体" w:hint="eastAsia"/>
+      <w:rFonts w:hint="eastAsia" w:ascii="宋体" w:hAnsi="宋体" w:eastAsia="宋体" w:cs="宋体"/>
       <w:bCs/>
       <w:spacing w:val="-6"/>
       <w:sz w:val="52"/>
       <w:szCs w:val="52"/>
     </w:rPr>
   </w:style>
-  <w:style w:type="paragraph" w:customStyle="1" w:styleId="a0">
+  <w:style w:type="paragraph" w:customStyle="1" w:styleId="27">
     <w:name w:val="柴_文档名"/>
-    <w:basedOn w:val="Title"/>
+    <w:basedOn w:val="21"/>
     <w:qFormat/>
+    <w:uiPriority w:val="0"/>
     <w:pPr>
       <w:spacing w:after="900" w:afterLines="900"/>
     </w:pPr>
     <w:rPr>
-      <w:rFonts w:ascii="黑体" w:eastAsia="黑体" w:hAnsi="黑体" w:cs="黑体"/>
+      <w:rFonts w:ascii="黑体" w:hAnsi="黑体" w:eastAsia="黑体" w:cs="黑体"/>
       <w:bCs/>
       <w:spacing w:val="-7"/>
       <w:sz w:val="52"/>
       <w:szCs w:val="52"/>
     </w:rPr>
   </w:style>
-  <w:style w:type="table" w:customStyle="1" w:styleId="TableNormal0">
+  <w:style w:type="table" w:customStyle="1" w:styleId="28">
     <w:name w:val="Table Normal_0"/>
     <w:semiHidden/>
     <w:unhideWhenUsed/>
     <w:qFormat/>
+    <w:uiPriority w:val="0"/>
     <w:tblPr>
       <w:tblCellMar>
         <w:top w:w="0" w:type="dxa"/>
@@ -13905,82 +14118,88 @@
       </w:tblCellMar>
     </w:tblPr>
   </w:style>
-  <w:style w:type="paragraph" w:customStyle="1" w:styleId="TableText">
+  <w:style w:type="paragraph" w:customStyle="1" w:styleId="29">
     <w:name w:val="Table Text"/>
-    <w:basedOn w:val="Normal"/>
+    <w:basedOn w:val="1"/>
     <w:semiHidden/>
     <w:qFormat/>
+    <w:uiPriority w:val="0"/>
     <w:rPr>
-      <w:rFonts w:ascii="宋体" w:eastAsia="宋体" w:hAnsi="宋体" w:cs="宋体"/>
+      <w:rFonts w:ascii="宋体" w:hAnsi="宋体" w:eastAsia="宋体" w:cs="宋体"/>
       <w:sz w:val="21"/>
       <w:szCs w:val="21"/>
       <w:lang w:val="en-US" w:eastAsia="en-US" w:bidi="ar-SA"/>
     </w:rPr>
   </w:style>
-  <w:style w:type="paragraph" w:customStyle="1" w:styleId="1">
+  <w:style w:type="paragraph" w:customStyle="1" w:styleId="30">
     <w:name w:val="柴_标题1"/>
-    <w:basedOn w:val="Heading1"/>
-    <w:next w:val="a1"/>
-    <w:link w:val="1Char"/>
+    <w:basedOn w:val="2"/>
+    <w:next w:val="31"/>
+    <w:link w:val="40"/>
     <w:qFormat/>
+    <w:uiPriority w:val="0"/>
     <w:pPr>
       <w:spacing w:before="100" w:after="90" w:line="360" w:lineRule="auto"/>
     </w:pPr>
     <w:rPr>
-      <w:rFonts w:ascii="Arial" w:eastAsia="宋体" w:hAnsi="Arial"/>
+      <w:rFonts w:ascii="Arial" w:hAnsi="Arial" w:eastAsia="宋体"/>
       <w:sz w:val="32"/>
     </w:rPr>
   </w:style>
-  <w:style w:type="paragraph" w:customStyle="1" w:styleId="a1">
+  <w:style w:type="paragraph" w:customStyle="1" w:styleId="31">
     <w:name w:val="柴_正文"/>
-    <w:basedOn w:val="BodyText"/>
-    <w:link w:val="Char"/>
+    <w:basedOn w:val="12"/>
+    <w:link w:val="43"/>
     <w:qFormat/>
+    <w:uiPriority w:val="0"/>
     <w:pPr>
       <w:spacing w:line="360" w:lineRule="auto"/>
       <w:ind w:firstLine="470" w:firstLineChars="200"/>
     </w:pPr>
     <w:rPr>
-      <w:rFonts w:ascii="Arial" w:eastAsia="宋体" w:hAnsi="Arial"/>
+      <w:rFonts w:ascii="Arial" w:hAnsi="Arial" w:eastAsia="宋体"/>
       <w:sz w:val="24"/>
       <w:lang w:eastAsia="zh-CN"/>
     </w:rPr>
   </w:style>
-  <w:style w:type="paragraph" w:customStyle="1" w:styleId="2">
+  <w:style w:type="paragraph" w:customStyle="1" w:styleId="32">
     <w:name w:val="柴_标题2"/>
-    <w:basedOn w:val="Heading2"/>
-    <w:next w:val="a1"/>
-    <w:link w:val="2Char"/>
+    <w:basedOn w:val="3"/>
+    <w:next w:val="31"/>
+    <w:link w:val="46"/>
     <w:qFormat/>
+    <w:uiPriority w:val="0"/>
     <w:pPr>
       <w:spacing w:line="360" w:lineRule="auto"/>
     </w:pPr>
     <w:rPr>
-      <w:rFonts w:ascii="Arial" w:eastAsia="宋体" w:hAnsi="Arial"/>
+      <w:rFonts w:ascii="Arial" w:hAnsi="Arial" w:eastAsia="宋体"/>
       <w:sz w:val="28"/>
     </w:rPr>
   </w:style>
-  <w:style w:type="paragraph" w:customStyle="1" w:styleId="3">
+  <w:style w:type="paragraph" w:customStyle="1" w:styleId="33">
     <w:name w:val="柴_标题3"/>
-    <w:basedOn w:val="Heading3"/>
-    <w:next w:val="a1"/>
+    <w:basedOn w:val="4"/>
+    <w:next w:val="31"/>
     <w:qFormat/>
+    <w:uiPriority w:val="0"/>
     <w:pPr>
       <w:spacing w:line="360" w:lineRule="auto"/>
       <w:ind w:left="0" w:firstLine="472" w:firstLineChars="200"/>
     </w:pPr>
     <w:rPr>
-      <w:rFonts w:ascii="宋体" w:eastAsia="宋体" w:hAnsi="宋体" w:cs="宋体"/>
+      <w:rFonts w:ascii="宋体" w:hAnsi="宋体" w:eastAsia="宋体" w:cs="宋体"/>
       <w:spacing w:val="-2"/>
       <w:sz w:val="24"/>
       <w:szCs w:val="24"/>
     </w:rPr>
   </w:style>
-  <w:style w:type="paragraph" w:customStyle="1" w:styleId="a2">
+  <w:style w:type="paragraph" w:customStyle="1" w:styleId="34">
     <w:name w:val="柴_目录"/>
-    <w:basedOn w:val="Normal"/>
-    <w:next w:val="BodyText"/>
+    <w:basedOn w:val="1"/>
+    <w:next w:val="12"/>
     <w:qFormat/>
+    <w:uiPriority w:val="0"/>
     <w:pPr>
       <w:tabs>
         <w:tab w:val="right" w:leader="dot" w:pos="8442"/>
@@ -13988,59 +14207,64 @@
       <w:ind w:left="0" w:leftChars="0"/>
     </w:pPr>
     <w:rPr>
-      <w:rFonts w:ascii="Arial" w:eastAsia="Microsoft JhengHei" w:hAnsi="Arial"/>
+      <w:rFonts w:ascii="Arial" w:hAnsi="Arial" w:eastAsia="Microsoft JhengHei"/>
       <w:sz w:val="24"/>
     </w:rPr>
   </w:style>
-  <w:style w:type="paragraph" w:customStyle="1" w:styleId="WPSOffice1">
+  <w:style w:type="paragraph" w:customStyle="1" w:styleId="35">
     <w:name w:val="WPSOffice手动目录 1"/>
     <w:qFormat/>
+    <w:uiPriority w:val="0"/>
     <w:pPr>
       <w:ind w:leftChars="0"/>
     </w:pPr>
     <w:rPr>
-      <w:rFonts w:ascii="Times New Roman" w:eastAsia="宋体" w:hAnsi="Times New Roman" w:cs="Times New Roman"/>
+      <w:rFonts w:ascii="Times New Roman" w:hAnsi="Times New Roman" w:eastAsia="宋体" w:cs="Times New Roman"/>
       <w:sz w:val="20"/>
       <w:szCs w:val="20"/>
     </w:rPr>
   </w:style>
-  <w:style w:type="paragraph" w:customStyle="1" w:styleId="WPSOffice2">
+  <w:style w:type="paragraph" w:customStyle="1" w:styleId="36">
     <w:name w:val="WPSOffice手动目录 2"/>
     <w:qFormat/>
+    <w:uiPriority w:val="0"/>
     <w:pPr>
       <w:ind w:leftChars="200"/>
     </w:pPr>
     <w:rPr>
-      <w:rFonts w:ascii="Times New Roman" w:eastAsia="宋体" w:hAnsi="Times New Roman" w:cs="Times New Roman"/>
+      <w:rFonts w:ascii="Times New Roman" w:hAnsi="Times New Roman" w:eastAsia="宋体" w:cs="Times New Roman"/>
       <w:sz w:val="20"/>
       <w:szCs w:val="20"/>
     </w:rPr>
   </w:style>
-  <w:style w:type="paragraph" w:customStyle="1" w:styleId="WPSOffice3">
+  <w:style w:type="paragraph" w:customStyle="1" w:styleId="37">
     <w:name w:val="WPSOffice手动目录 3"/>
     <w:qFormat/>
+    <w:uiPriority w:val="0"/>
     <w:pPr>
       <w:ind w:leftChars="400"/>
     </w:pPr>
     <w:rPr>
-      <w:rFonts w:ascii="Times New Roman" w:eastAsia="宋体" w:hAnsi="Times New Roman" w:cs="Times New Roman"/>
+      <w:rFonts w:ascii="Times New Roman" w:hAnsi="Times New Roman" w:eastAsia="宋体" w:cs="Times New Roman"/>
       <w:sz w:val="20"/>
       <w:szCs w:val="20"/>
     </w:rPr>
   </w:style>
-  <w:style w:type="paragraph" w:customStyle="1" w:styleId="Compact">
+  <w:style w:type="paragraph" w:customStyle="1" w:styleId="38">
     <w:name w:val="Compact"/>
-    <w:basedOn w:val="BodyText"/>
+    <w:basedOn w:val="12"/>
     <w:qFormat/>
+    <w:uiPriority w:val="0"/>
     <w:pPr>
       <w:spacing w:before="36" w:after="36"/>
     </w:pPr>
   </w:style>
-  <w:style w:type="table" w:customStyle="1" w:styleId="Table">
+  <w:style w:type="table" w:customStyle="1" w:styleId="39">
     <w:name w:val="Table"/>
     <w:semiHidden/>
     <w:unhideWhenUsed/>
     <w:qFormat/>
+    <w:uiPriority w:val="0"/>
     <w:tblPr>
       <w:tblCellMar>
         <w:top w:w="0" w:type="dxa"/>
@@ -14052,26 +14276,28 @@
     <w:tblStylePr w:type="firstRow">
       <w:tcPr>
         <w:tcBorders>
-          <w:bottom w:val="single" w:sz="0" w:space="0" w:color="auto"/>
+          <w:bottom w:val="single" w:color="auto" w:sz="0" w:space="0"/>
         </w:tcBorders>
         <w:vAlign w:val="bottom"/>
       </w:tcPr>
     </w:tblStylePr>
   </w:style>
-  <w:style w:type="character" w:customStyle="1" w:styleId="1Char">
+  <w:style w:type="character" w:customStyle="1" w:styleId="40">
     <w:name w:val="柴_标题1 Char"/>
-    <w:link w:val="1"/>
+    <w:link w:val="30"/>
     <w:qFormat/>
+    <w:uiPriority w:val="0"/>
     <w:rPr>
-      <w:rFonts w:ascii="Arial" w:eastAsia="宋体" w:hAnsi="Arial"/>
+      <w:rFonts w:ascii="Arial" w:hAnsi="Arial" w:eastAsia="宋体"/>
       <w:sz w:val="32"/>
     </w:rPr>
   </w:style>
-  <w:style w:type="paragraph" w:customStyle="1" w:styleId="a3">
+  <w:style w:type="paragraph" w:customStyle="1" w:styleId="41">
     <w:name w:val="柴_正文_无缩进"/>
-    <w:basedOn w:val="Normal"/>
-    <w:link w:val="Char0"/>
+    <w:basedOn w:val="1"/>
+    <w:link w:val="45"/>
     <w:qFormat/>
+    <w:uiPriority w:val="0"/>
     <w:pPr>
       <w:ind w:firstLine="0" w:firstLineChars="0"/>
     </w:pPr>
@@ -14081,38 +14307,41 @@
       <w:lang w:eastAsia="zh-CN"/>
     </w:rPr>
   </w:style>
-  <w:style w:type="paragraph" w:customStyle="1" w:styleId="4">
+  <w:style w:type="paragraph" w:customStyle="1" w:styleId="42">
     <w:name w:val="柴_标题4"/>
-    <w:basedOn w:val="Heading4"/>
-    <w:next w:val="Normal"/>
+    <w:basedOn w:val="5"/>
+    <w:next w:val="1"/>
     <w:qFormat/>
+    <w:uiPriority w:val="0"/>
     <w:pPr>
       <w:widowControl w:val="0"/>
       <w:spacing w:before="160" w:line="360" w:lineRule="auto"/>
-      <w:ind w:left="981" w:hanging="862" w:leftChars="300"/>
+      <w:ind w:left="981" w:leftChars="300" w:hanging="862"/>
     </w:pPr>
     <w:rPr>
-      <w:rFonts w:ascii="Calibri" w:eastAsia="宋体" w:hAnsi="Calibri" w:cs="宋体" w:hint="eastAsia"/>
+      <w:rFonts w:hint="eastAsia" w:ascii="Calibri" w:hAnsi="Calibri" w:eastAsia="宋体" w:cs="宋体"/>
       <w:sz w:val="24"/>
       <w:szCs w:val="24"/>
       <w:lang w:eastAsia="zh-CN" w:bidi="zh-CN"/>
     </w:rPr>
   </w:style>
-  <w:style w:type="character" w:customStyle="1" w:styleId="Char">
+  <w:style w:type="character" w:customStyle="1" w:styleId="43">
     <w:name w:val="柴_正文 Char"/>
-    <w:link w:val="a1"/>
+    <w:link w:val="31"/>
     <w:qFormat/>
+    <w:uiPriority w:val="0"/>
     <w:rPr>
-      <w:rFonts w:ascii="Arial" w:eastAsia="宋体" w:hAnsi="Arial"/>
+      <w:rFonts w:ascii="Arial" w:hAnsi="Arial" w:eastAsia="宋体"/>
       <w:sz w:val="24"/>
       <w:lang w:eastAsia="zh-CN"/>
     </w:rPr>
   </w:style>
-  <w:style w:type="table" w:customStyle="1" w:styleId="TableNormal00">
+  <w:style w:type="table" w:customStyle="1" w:styleId="44">
     <w:name w:val="Table Normal_0_0"/>
     <w:semiHidden/>
     <w:unhideWhenUsed/>
     <w:qFormat/>
+    <w:uiPriority w:val="0"/>
     <w:tblPr>
       <w:tblCellMar>
         <w:top w:w="0" w:type="dxa"/>
@@ -14122,41 +14351,45 @@
       </w:tblCellMar>
     </w:tblPr>
   </w:style>
-  <w:style w:type="character" w:customStyle="1" w:styleId="Char0">
+  <w:style w:type="character" w:customStyle="1" w:styleId="45">
     <w:name w:val="柴_正文_无缩进 Char"/>
-    <w:link w:val="a3"/>
+    <w:link w:val="41"/>
     <w:qFormat/>
+    <w:uiPriority w:val="0"/>
     <w:rPr>
       <w:rFonts w:ascii="Arial" w:hAnsi="Arial"/>
       <w:sz w:val="24"/>
       <w:lang w:eastAsia="zh-CN"/>
     </w:rPr>
   </w:style>
-  <w:style w:type="character" w:customStyle="1" w:styleId="2Char">
+  <w:style w:type="character" w:customStyle="1" w:styleId="46">
     <w:name w:val="柴_标题2 Char"/>
-    <w:link w:val="2"/>
+    <w:link w:val="32"/>
     <w:qFormat/>
+    <w:uiPriority w:val="0"/>
     <w:rPr>
-      <w:rFonts w:ascii="Arial" w:eastAsia="宋体" w:hAnsi="Arial"/>
+      <w:rFonts w:ascii="Arial" w:hAnsi="Arial" w:eastAsia="宋体"/>
       <w:sz w:val="28"/>
     </w:rPr>
   </w:style>
-  <w:style w:type="character" w:customStyle="1" w:styleId="Char1">
+  <w:style w:type="character" w:customStyle="1" w:styleId="47">
     <w:name w:val="柴_题注 Char"/>
-    <w:link w:val="a4"/>
+    <w:link w:val="48"/>
     <w:qFormat/>
+    <w:uiPriority w:val="0"/>
   </w:style>
-  <w:style w:type="paragraph" w:customStyle="1" w:styleId="a4">
+  <w:style w:type="paragraph" w:customStyle="1" w:styleId="48">
     <w:name w:val="柴_题注"/>
-    <w:basedOn w:val="HTMLPreformatted"/>
-    <w:link w:val="Char1"/>
+    <w:basedOn w:val="19"/>
+    <w:link w:val="47"/>
     <w:qFormat/>
+    <w:uiPriority w:val="0"/>
     <w:pPr>
       <w:pBdr>
-        <w:top w:val="nil"/>
-        <w:left w:val="nil"/>
-        <w:bottom w:val="nil"/>
-        <w:right w:val="nil"/>
+        <w:top w:val="none" w:color="auto" w:sz="0" w:space="0"/>
+        <w:left w:val="none" w:color="auto" w:sz="0" w:space="0"/>
+        <w:bottom w:val="none" w:color="auto" w:sz="0" w:space="0"/>
+        <w:right w:val="none" w:color="auto" w:sz="0" w:space="0"/>
       </w:pBdr>
       <w:wordWrap w:val="0"/>
       <w:spacing w:line="264" w:lineRule="atLeast"/>
